--- a/docs/Fixed.docx
+++ b/docs/Fixed.docx
@@ -2,7 +2,7 @@
 <file path=word/document.xml><?xml version="1.0" encoding="utf-8"?>
 <w:document xmlns:w="http://schemas.openxmlformats.org/wordprocessingml/2006/main" xmlns:m="http://schemas.openxmlformats.org/officeDocument/2006/math" xmlns:r="http://schemas.openxmlformats.org/officeDocument/2006/relationships" xmlns:o="urn:schemas-microsoft-com:office:office" xmlns:v="urn:schemas-microsoft-com:vml" xmlns:w10="urn:schemas-microsoft-com:office:word" xmlns:a="http://schemas.openxmlformats.org/drawingml/2006/main" xmlns:pic="http://schemas.openxmlformats.org/drawingml/2006/picture" xmlns:wp="http://schemas.openxmlformats.org/drawingml/2006/wordprocessingDrawing">
   <w:body>
-    <w:bookmarkStart w:id="158" w:name="fixed-closed-workable-items"/>
+    <w:bookmarkStart w:id="161" w:name="fixed-closed-workable-items"/>
     <w:p>
       <w:pPr>
         <w:pStyle w:val="Heading1"/>
@@ -26,7 +26,7 @@
         <w:t xml:space="preserve"> </w:t>
       </w:r>
       <w:r>
-        <w:t xml:space="preserve">43</w:t>
+        <w:t xml:space="preserve">44</w:t>
       </w:r>
       <w:r>
         <w:t xml:space="preserve"> </w:t>
@@ -42,7 +42,7 @@
         <w:t xml:space="preserve"> </w:t>
       </w:r>
       <w:r>
-        <w:t xml:space="preserve">2026-09-23T06:27:31Z</w:t>
+        <w:t xml:space="preserve">2026-09-23T07:42:46Z</w:t>
       </w:r>
       <w:r>
         <w:t xml:space="preserve"> </w:t>
@@ -28456,7 +28456,504 @@
       </w:r>
     </w:p>
     <w:bookmarkEnd w:id="157"/>
+    <w:bookmarkStart w:id="158" w:name="X3419709c2752900b60157d150b855b6c0178e9c"/>
+    <w:p>
+      <w:pPr>
+        <w:pStyle w:val="Heading2"/>
+      </w:pPr>
+      <w:r>
+        <w:t xml:space="preserve">BOB-160 — tests/pre_build/ and tests/ownership/ ran by nothing — closed by extending invariant 30 + wiring ci.sh</w:t>
+      </w:r>
+    </w:p>
+    <w:p>
+      <w:pPr>
+        <w:pStyle w:val="FirstParagraph"/>
+      </w:pPr>
+      <w:r>
+        <w:rPr>
+          <w:b/>
+          <w:bCs/>
+        </w:rPr>
+        <w:t xml:space="preserve">Status:</w:t>
+      </w:r>
+      <w:r>
+        <w:t xml:space="preserve"> </w:t>
+      </w:r>
+      <w:r>
+        <w:t xml:space="preserve">Completed (→ Fixed.md)</w:t>
+      </w:r>
+      <w:r>
+        <w:t xml:space="preserve"> </w:t>
+      </w:r>
+      <w:r>
+        <w:rPr>
+          <w:b/>
+          <w:bCs/>
+        </w:rPr>
+        <w:t xml:space="preserve">Type:</w:t>
+      </w:r>
+      <w:r>
+        <w:t xml:space="preserve"> </w:t>
+      </w:r>
+      <w:r>
+        <w:t xml:space="preserve">Task</w:t>
+      </w:r>
+      <w:r>
+        <w:t xml:space="preserve"> </w:t>
+      </w:r>
+      <w:r>
+        <w:rPr>
+          <w:b/>
+          <w:bCs/>
+        </w:rPr>
+        <w:t xml:space="preserve">Evidence:</w:t>
+      </w:r>
+      <w:r>
+        <w:t xml:space="preserve"> </w:t>
+      </w:r>
+      <w:r>
+        <w:t xml:space="preserve">docs/qa/BOB-160/closure_evidence_20260923.md</w:t>
+      </w:r>
+      <w:r>
+        <w:t xml:space="preserve"> </w:t>
+      </w:r>
+      <w:r>
+        <w:rPr>
+          <w:b/>
+          <w:bCs/>
+        </w:rPr>
+        <w:t xml:space="preserve">Severity:</w:t>
+      </w:r>
+      <w:r>
+        <w:t xml:space="preserve"> </w:t>
+      </w:r>
+      <w:r>
+        <w:t xml:space="preserve">Medium</w:t>
+      </w:r>
+      <w:r>
+        <w:t xml:space="preserve"> </w:t>
+      </w:r>
+      <w:r>
+        <w:rPr>
+          <w:b/>
+          <w:bCs/>
+        </w:rPr>
+        <w:t xml:space="preserve">Created-By:</w:t>
+      </w:r>
+      <w:r>
+        <w:t xml:space="preserve"> </w:t>
+      </w:r>
+      <w:r>
+        <w:t xml:space="preserve">AI</w:t>
+      </w:r>
+    </w:p>
+    <w:p>
+      <w:pPr>
+        <w:pStyle w:val="BodyText"/>
+      </w:pPr>
+      <w:r>
+        <w:rPr>
+          <w:b/>
+          <w:bCs/>
+        </w:rPr>
+        <w:t xml:space="preserve">Reported-Via:</w:t>
+      </w:r>
+      <w:r>
+        <w:t xml:space="preserve"> </w:t>
+      </w:r>
+      <w:r>
+        <w:t xml:space="preserve">§11.4.202 reporting directive</w:t>
+      </w:r>
+      <w:r>
+        <w:t xml:space="preserve"> </w:t>
+      </w:r>
+      <w:r>
+        <w:rPr>
+          <w:rStyle w:val="VerbatimChar"/>
+        </w:rPr>
+        <w:t xml:space="preserve">task</w:t>
+      </w:r>
+      <w:r>
+        <w:t xml:space="preserve"> </w:t>
+      </w:r>
+      <w:r>
+        <w:t xml:space="preserve">on 2026-08-21T19:02:48Z</w:t>
+      </w:r>
+      <w:r>
+        <w:t xml:space="preserve"> </w:t>
+      </w:r>
+      <w:r>
+        <w:rPr>
+          <w:b/>
+          <w:bCs/>
+        </w:rPr>
+        <w:t xml:space="preserve">Reported-By:</w:t>
+      </w:r>
+      <w:r>
+        <w:t xml:space="preserve"> </w:t>
+      </w:r>
+      <w:r>
+        <w:t xml:space="preserve">AI</w:t>
+      </w:r>
+    </w:p>
+    <w:p>
+      <w:pPr>
+        <w:pStyle w:val="BodyText"/>
+      </w:pPr>
+      <w:r>
+        <w:rPr>
+          <w:b/>
+          <w:bCs/>
+        </w:rPr>
+        <w:t xml:space="preserve">What (the report, verbatim):</w:t>
+      </w:r>
+      <w:r>
+        <w:t xml:space="preserve"> </w:t>
+      </w:r>
+      <w:r>
+        <w:t xml:space="preserve">Independent §11.4.209 review (IMPORTANT-3) found two of the feature’s strongest automated checks were never executed by any runner: (1) tests/ownership/test_container_writes_owned_files.py — the §11.4.115 RED-turned-regression-guard for FR-011/FR-007, proven via a docker-compose.yml revert mutation — was moved out of tests/integration/ (commit 58d340a, to escape an autouse fixture hang) but no runner (ci.sh, test.sh, run-all-tests.sh) was ever extended to cover tests/ownership/. (2) tests/pre_build/test_</w:t>
+      </w:r>
+      <w:r>
+        <w:rPr>
+          <w:i/>
+          <w:iCs/>
+        </w:rPr>
+        <w:t xml:space="preserve">.sh, the §1.1 paired-mutation meta-tests for the scripts/pre_build/check_cm_</w:t>
+      </w:r>
+      <w:r>
+        <w:t xml:space="preserve">.sh gate family, was executed by NOTHING — self-reported honestly in commit 04742d7’s own message (</w:t>
+      </w:r>
+      <w:r>
+        <w:t xml:space="preserve">‘STILL OPEN (reported, not fixed): tests/pre_build/ is executed by NOTHING’</w:t>
+      </w:r>
+      <w:r>
+        <w:t xml:space="preserve">) but never tracked as a workable item (a §11.4.197 loss-of-requirements gap) and never wired into scripts/pre_build_verification.sh invariant 30, which globbed only tests/unit/test_*.sh.</w:t>
+      </w:r>
+    </w:p>
+    <w:p>
+      <w:pPr>
+        <w:pStyle w:val="BodyText"/>
+      </w:pPr>
+      <w:r>
+        <w:rPr>
+          <w:b/>
+          <w:bCs/>
+        </w:rPr>
+        <w:t xml:space="preserve">Affected scope / file-scope manifest:</w:t>
+      </w:r>
+      <w:r>
+        <w:t xml:space="preserve"> </w:t>
+      </w:r>
+      <w:r>
+        <w:t xml:space="preserve">ci.sh; scripts/pre_build_verification.sh invariant 30 (CM-BASH-UNIT-TESTS-EXECUTED)</w:t>
+      </w:r>
+    </w:p>
+    <w:p>
+      <w:pPr>
+        <w:pStyle w:val="BodyText"/>
+      </w:pPr>
+      <w:r>
+        <w:rPr>
+          <w:b/>
+          <w:bCs/>
+        </w:rPr>
+        <w:t xml:space="preserve">Reproduction / context:</w:t>
+      </w:r>
+      <w:r>
+        <w:t xml:space="preserve"> </w:t>
+      </w:r>
+      <w:r>
+        <w:t xml:space="preserve">grep -rn test_container_writes_owned_files ci.sh test.sh run-all-tests.sh scripts/ returned zero runner hits (only docs/specs mentioned the path); grep in scripts/pre_build_verification.sh showed invariant 30’s for-loop globbing only tests/unit/test_</w:t>
+      </w:r>
+      <w:r>
+        <w:rPr>
+          <w:i/>
+          <w:iCs/>
+        </w:rPr>
+        <w:t xml:space="preserve">.sh, never tests/pre_build/test_</w:t>
+      </w:r>
+      <w:r>
+        <w:t xml:space="preserve">.sh.</w:t>
+      </w:r>
+    </w:p>
+    <w:p>
+      <w:pPr>
+        <w:pStyle w:val="BodyText"/>
+      </w:pPr>
+      <w:r>
+        <w:rPr>
+          <w:b/>
+          <w:bCs/>
+        </w:rPr>
+        <w:t xml:space="preserve">Acceptance criteria:</w:t>
+      </w:r>
+      <w:r>
+        <w:t xml:space="preserve"> </w:t>
+      </w:r>
+      <w:r>
+        <w:t xml:space="preserve">ci.sh gains a runtime-gated pytest tests/ownership/ stage (skips honestly, rc=0, when no podman/docker present); scripts/pre_build_verification.sh invariant 30’s glob covers both tests/unit/test_</w:t>
+      </w:r>
+      <w:r>
+        <w:rPr>
+          <w:i/>
+          <w:iCs/>
+        </w:rPr>
+        <w:t xml:space="preserve">.sh and tests/pre_build/test_</w:t>
+      </w:r>
+      <w:r>
+        <w:t xml:space="preserve">.sh, verified by an extracted standalone run of the invariant’s exact block reporting a non-zero RAN count that includes files from both directories.</w:t>
+      </w:r>
+    </w:p>
     <w:bookmarkEnd w:id="158"/>
+    <w:bookmarkStart w:id="159" w:name="X07c17390946f78e63db39b04aa78de4303981eb"/>
+    <w:p>
+      <w:pPr>
+        <w:pStyle w:val="Heading2"/>
+      </w:pPr>
+      <w:r>
+        <w:t xml:space="preserve">BOB-156 — BOB-145 event-loop regression guard is load-sensitive and flaky: 8786ms under host load vs a 900-1500ms ceiling calibrated on a quiet host</w:t>
+      </w:r>
+    </w:p>
+    <w:p>
+      <w:pPr>
+        <w:pStyle w:val="FirstParagraph"/>
+      </w:pPr>
+      <w:r>
+        <w:rPr>
+          <w:b/>
+          <w:bCs/>
+        </w:rPr>
+        <w:t xml:space="preserve">Status:</w:t>
+      </w:r>
+      <w:r>
+        <w:t xml:space="preserve"> </w:t>
+      </w:r>
+      <w:r>
+        <w:t xml:space="preserve">Fixed (→ Fixed.md)</w:t>
+      </w:r>
+      <w:r>
+        <w:t xml:space="preserve"> </w:t>
+      </w:r>
+      <w:r>
+        <w:rPr>
+          <w:b/>
+          <w:bCs/>
+        </w:rPr>
+        <w:t xml:space="preserve">Type:</w:t>
+      </w:r>
+      <w:r>
+        <w:t xml:space="preserve"> </w:t>
+      </w:r>
+      <w:r>
+        <w:t xml:space="preserve">Bug</w:t>
+      </w:r>
+      <w:r>
+        <w:t xml:space="preserve"> </w:t>
+      </w:r>
+      <w:r>
+        <w:rPr>
+          <w:b/>
+          <w:bCs/>
+        </w:rPr>
+        <w:t xml:space="preserve">Evidence:</w:t>
+      </w:r>
+      <w:r>
+        <w:t xml:space="preserve"> </w:t>
+      </w:r>
+      <w:r>
+        <w:t xml:space="preserve">docs/qa/BOB-156/closure_evidence_20260923.md</w:t>
+      </w:r>
+      <w:r>
+        <w:t xml:space="preserve"> </w:t>
+      </w:r>
+      <w:r>
+        <w:rPr>
+          <w:b/>
+          <w:bCs/>
+        </w:rPr>
+        <w:t xml:space="preserve">Severity:</w:t>
+      </w:r>
+      <w:r>
+        <w:t xml:space="preserve"> </w:t>
+      </w:r>
+      <w:r>
+        <w:t xml:space="preserve">Medium</w:t>
+      </w:r>
+      <w:r>
+        <w:t xml:space="preserve"> </w:t>
+      </w:r>
+      <w:r>
+        <w:rPr>
+          <w:b/>
+          <w:bCs/>
+        </w:rPr>
+        <w:t xml:space="preserve">Created-By:</w:t>
+      </w:r>
+      <w:r>
+        <w:t xml:space="preserve"> </w:t>
+      </w:r>
+      <w:r>
+        <w:t xml:space="preserve">AI</w:t>
+      </w:r>
+    </w:p>
+    <w:p>
+      <w:pPr>
+        <w:pStyle w:val="BodyText"/>
+      </w:pPr>
+      <w:r>
+        <w:t xml:space="preserve">BOB-145 event-loop regression guard is load-sensitive and flaky: 8786ms under host load vs a 900-1500ms ceiling calibrated on a quiet host</w:t>
+      </w:r>
+    </w:p>
+    <w:bookmarkEnd w:id="159"/>
+    <w:bookmarkStart w:id="160" w:name="Xa2d9e7ef85af829905b960ef3beade6d4d06925"/>
+    <w:p>
+      <w:pPr>
+        <w:pStyle w:val="Heading2"/>
+      </w:pPr>
+      <w:r>
+        <w:t xml:space="preserve">BOB-177 — Four of five private-tracker HTTP-refusal guards are invisible to the test suite</w:t>
+      </w:r>
+    </w:p>
+    <w:p>
+      <w:pPr>
+        <w:pStyle w:val="FirstParagraph"/>
+      </w:pPr>
+      <w:r>
+        <w:rPr>
+          <w:b/>
+          <w:bCs/>
+        </w:rPr>
+        <w:t xml:space="preserve">Status:</w:t>
+      </w:r>
+      <w:r>
+        <w:t xml:space="preserve"> </w:t>
+      </w:r>
+      <w:r>
+        <w:t xml:space="preserve">Fixed (→ Fixed.md)</w:t>
+      </w:r>
+      <w:r>
+        <w:t xml:space="preserve"> </w:t>
+      </w:r>
+      <w:r>
+        <w:rPr>
+          <w:b/>
+          <w:bCs/>
+        </w:rPr>
+        <w:t xml:space="preserve">Type:</w:t>
+      </w:r>
+      <w:r>
+        <w:t xml:space="preserve"> </w:t>
+      </w:r>
+      <w:r>
+        <w:t xml:space="preserve">Bug</w:t>
+      </w:r>
+      <w:r>
+        <w:t xml:space="preserve"> </w:t>
+      </w:r>
+      <w:r>
+        <w:rPr>
+          <w:b/>
+          <w:bCs/>
+        </w:rPr>
+        <w:t xml:space="preserve">Evidence:</w:t>
+      </w:r>
+      <w:r>
+        <w:t xml:space="preserve"> </w:t>
+      </w:r>
+      <w:r>
+        <w:t xml:space="preserve">docs/qa/BOB-177/closure_evidence_20260923.md</w:t>
+      </w:r>
+      <w:r>
+        <w:t xml:space="preserve"> </w:t>
+      </w:r>
+      <w:r>
+        <w:rPr>
+          <w:b/>
+          <w:bCs/>
+        </w:rPr>
+        <w:t xml:space="preserve">Severity:</w:t>
+      </w:r>
+      <w:r>
+        <w:t xml:space="preserve"> </w:t>
+      </w:r>
+      <w:r>
+        <w:t xml:space="preserve">High</w:t>
+      </w:r>
+      <w:r>
+        <w:t xml:space="preserve"> </w:t>
+      </w:r>
+      <w:r>
+        <w:rPr>
+          <w:b/>
+          <w:bCs/>
+        </w:rPr>
+        <w:t xml:space="preserve">Created-By:</w:t>
+      </w:r>
+      <w:r>
+        <w:t xml:space="preserve"> </w:t>
+      </w:r>
+      <w:r>
+        <w:t xml:space="preserve">Claude</w:t>
+      </w:r>
+      <w:r>
+        <w:t xml:space="preserve"> </w:t>
+      </w:r>
+      <w:r>
+        <w:rPr>
+          <w:b/>
+          <w:bCs/>
+        </w:rPr>
+        <w:t xml:space="preserve">Assigned-To:</w:t>
+      </w:r>
+      <w:r>
+        <w:t xml:space="preserve"> </w:t>
+      </w:r>
+      <w:r>
+        <w:t xml:space="preserve">Claude</w:t>
+      </w:r>
+    </w:p>
+    <w:p>
+      <w:pPr>
+        <w:pStyle w:val="BodyText"/>
+      </w:pPr>
+      <w:r>
+        <w:t xml:space="preserve">WHAT: BOB-172 wired an identical 4-line HTTP-refusal guard at five private-tracker fetch sites in download-proxy/src/merge_service/search.py (rutracker cookie :1390, rutracker credential :1468, kinozal :1648, nnmclub :1761, iptorrents :1934). Only the rutracker COOKIE path is exercised by tests.</w:t>
+      </w:r>
+    </w:p>
+    <w:p>
+      <w:pPr>
+        <w:pStyle w:val="BodyText"/>
+      </w:pPr>
+      <w:r>
+        <w:t xml:space="preserve">EVIDENCE (reviewer-authored mutation R1, per 11.4.194(6)(d), during the BOB-172 independent review): deleting ONLY the kinozal guard wiring (search.py:1655-1658) while leaving the classifier intact left the full merge_service suite at 883 passed, ZERO failures. The suite cannot see four of the five sites.</w:t>
+      </w:r>
+    </w:p>
+    <w:p>
+      <w:pPr>
+        <w:pStyle w:val="BodyText"/>
+      </w:pPr>
+      <w:r>
+        <w:t xml:space="preserve">FAILING SCENARIO: a refactor drops or subtly breaks the wiring at kinozal, nnmclub, iptorrents, or rutracker-credential. A 403 at that site silently folds back to status=empty with error=None – the exact BOB-172 signature – and no test reddens.</w:t>
+      </w:r>
+    </w:p>
+    <w:p>
+      <w:pPr>
+        <w:pStyle w:val="BodyText"/>
+      </w:pPr>
+      <w:r>
+        <w:t xml:space="preserve">FIX DIRECTION (reviewer preferred): collapse the five duplicated wirings into one shared helper, e.g. _check_search_response(tracker_name, status, body) -&gt; bool, so there is ONE copy to test and a sixth site cannot be added unguarded (11.4.251 byte-identical-fork extraction). Alternative: parametrise the guard tests across all five sites with per-site stub sessions.</w:t>
+      </w:r>
+    </w:p>
+    <w:p>
+      <w:pPr>
+        <w:pStyle w:val="BodyText"/>
+      </w:pPr>
+      <w:r>
+        <w:t xml:space="preserve">ACCEPTANCE: mutating the wiring at ANY of the five sites reddens at least one test. Prove it by running the same R1 deletion at each site in turn.</w:t>
+      </w:r>
+    </w:p>
+    <w:bookmarkEnd w:id="160"/>
+    <w:bookmarkEnd w:id="161"/>
     <w:sectPr>
       <w:footnotePr>
         <w:numRestart w:val="eachSect"/>

--- a/docs/Fixed.docx
+++ b/docs/Fixed.docx
@@ -2,7 +2,7 @@
 <file path=word/document.xml><?xml version="1.0" encoding="utf-8"?>
 <w:document xmlns:w="http://schemas.openxmlformats.org/wordprocessingml/2006/main" xmlns:m="http://schemas.openxmlformats.org/officeDocument/2006/math" xmlns:r="http://schemas.openxmlformats.org/officeDocument/2006/relationships" xmlns:o="urn:schemas-microsoft-com:office:office" xmlns:v="urn:schemas-microsoft-com:vml" xmlns:w10="urn:schemas-microsoft-com:office:word" xmlns:a="http://schemas.openxmlformats.org/drawingml/2006/main" xmlns:pic="http://schemas.openxmlformats.org/drawingml/2006/picture" xmlns:wp="http://schemas.openxmlformats.org/drawingml/2006/wordprocessingDrawing">
   <w:body>
-    <w:bookmarkStart w:id="161" w:name="fixed-closed-workable-items"/>
+    <w:bookmarkStart w:id="166" w:name="fixed-closed-workable-items"/>
     <w:p>
       <w:pPr>
         <w:pStyle w:val="Heading1"/>
@@ -26,7 +26,7 @@
         <w:t xml:space="preserve"> </w:t>
       </w:r>
       <w:r>
-        <w:t xml:space="preserve">44</w:t>
+        <w:t xml:space="preserve">45</w:t>
       </w:r>
       <w:r>
         <w:t xml:space="preserve"> </w:t>
@@ -42,7 +42,7 @@
         <w:t xml:space="preserve"> </w:t>
       </w:r>
       <w:r>
-        <w:t xml:space="preserve">2026-09-23T07:42:46Z</w:t>
+        <w:t xml:space="preserve">2026-09-23T08:34:57Z</w:t>
       </w:r>
       <w:r>
         <w:t xml:space="preserve"> </w:t>
@@ -28953,7 +28953,1115 @@
       </w:r>
     </w:p>
     <w:bookmarkEnd w:id="160"/>
+    <w:bookmarkStart w:id="161" w:name="X3e8f49dc555a40de728e78a4804e01adadd5155"/>
+    <w:p>
+      <w:pPr>
+        <w:pStyle w:val="Heading2"/>
+      </w:pPr>
+      <w:r>
+        <w:t xml:space="preserve">BOB-176 — A cookies-only rutracker configuration never enables the tracker, because the enablement gate checks username/password while the search path prefers cookies</w:t>
+      </w:r>
+    </w:p>
+    <w:p>
+      <w:pPr>
+        <w:pStyle w:val="FirstParagraph"/>
+      </w:pPr>
+      <w:r>
+        <w:rPr>
+          <w:b/>
+          <w:bCs/>
+        </w:rPr>
+        <w:t xml:space="preserve">Status:</w:t>
+      </w:r>
+      <w:r>
+        <w:t xml:space="preserve"> </w:t>
+      </w:r>
+      <w:r>
+        <w:t xml:space="preserve">Fixed (→ Fixed.md)</w:t>
+      </w:r>
+      <w:r>
+        <w:t xml:space="preserve"> </w:t>
+      </w:r>
+      <w:r>
+        <w:rPr>
+          <w:b/>
+          <w:bCs/>
+        </w:rPr>
+        <w:t xml:space="preserve">Type:</w:t>
+      </w:r>
+      <w:r>
+        <w:t xml:space="preserve"> </w:t>
+      </w:r>
+      <w:r>
+        <w:t xml:space="preserve">Bug</w:t>
+      </w:r>
+      <w:r>
+        <w:t xml:space="preserve"> </w:t>
+      </w:r>
+      <w:r>
+        <w:rPr>
+          <w:b/>
+          <w:bCs/>
+        </w:rPr>
+        <w:t xml:space="preserve">Evidence:</w:t>
+      </w:r>
+      <w:r>
+        <w:t xml:space="preserve"> </w:t>
+      </w:r>
+      <w:r>
+        <w:t xml:space="preserve">docs/qa/BOB-176/closure_evidence_20260923.md</w:t>
+      </w:r>
+      <w:r>
+        <w:t xml:space="preserve"> </w:t>
+      </w:r>
+      <w:r>
+        <w:rPr>
+          <w:b/>
+          <w:bCs/>
+        </w:rPr>
+        <w:t xml:space="preserve">Severity:</w:t>
+      </w:r>
+      <w:r>
+        <w:t xml:space="preserve"> </w:t>
+      </w:r>
+      <w:r>
+        <w:t xml:space="preserve">Medium</w:t>
+      </w:r>
+      <w:r>
+        <w:t xml:space="preserve"> </w:t>
+      </w:r>
+      <w:r>
+        <w:rPr>
+          <w:b/>
+          <w:bCs/>
+        </w:rPr>
+        <w:t xml:space="preserve">Created-By:</w:t>
+      </w:r>
+      <w:r>
+        <w:t xml:space="preserve"> </w:t>
+      </w:r>
+      <w:r>
+        <w:t xml:space="preserve">Claude</w:t>
+      </w:r>
+      <w:r>
+        <w:t xml:space="preserve"> </w:t>
+      </w:r>
+      <w:r>
+        <w:rPr>
+          <w:b/>
+          <w:bCs/>
+        </w:rPr>
+        <w:t xml:space="preserve">Assigned-To:</w:t>
+      </w:r>
+      <w:r>
+        <w:t xml:space="preserve"> </w:t>
+      </w:r>
+      <w:r>
+        <w:t xml:space="preserve">Claude</w:t>
+      </w:r>
+    </w:p>
+    <w:p>
+      <w:pPr>
+        <w:pStyle w:val="BodyText"/>
+      </w:pPr>
+      <w:r>
+        <w:t xml:space="preserve">WHAT. _get_enabled_trackers() in download-proxy/src/merge_service/search.py gates rutracker on RUTRACKER_USERNAME and RUTRACKER_PASSWORD only. It never consults RUTRACKER_COOKIES. So an operator configured with cookies alone — no username, no password — never has rutracker enabled at all, and the tracker is silently absent from every fan-out rather than failing visibly.</w:t>
+      </w:r>
+    </w:p>
+    <w:p>
+      <w:pPr>
+        <w:pStyle w:val="BodyText"/>
+      </w:pPr>
+      <w:r>
+        <w:t xml:space="preserve">WHY THAT IS INCOHERENT WITH THE REST OF THE CODE. _search_rutracker treats COOKIES as the PREFERRED auth path, not a fallback. And the nnmclub sibling DOES check its own *_COOKIES variable. So the same codebase holds three positions at once: cookies preferred at the search site, cookies ignored at the enablement gate, and cookies honoured for a sibling tracker.</w:t>
+      </w:r>
+    </w:p>
+    <w:p>
+      <w:pPr>
+        <w:pStyle w:val="BodyText"/>
+      </w:pPr>
+      <w:r>
+        <w:t xml:space="preserve">WHY IT MATTERS MORE THAN IT LOOKS. CLAUDE.md documents a standing operator mandate (2026-08-15) that per-tracker Netscape cookies files at ${TRACKER_COOKIE_DIR}/cookies_</w:t>
+      </w:r>
+      <w:r>
+        <w:t xml:space="preserve">.txt are auto-loaded into .env as</w:t>
+      </w:r>
+      <w:r>
+        <w:t xml:space="preserve"> </w:t>
+      </w:r>
+      <w:r>
+        <w:t xml:space="preserve">_COOKIES before every boba-svc up, restart, install Stage 6 and start.sh boot — and rutracker is named in that set. So the SANCTIONED, documented configuration path for this tracker produces exactly the state this gate ignores. An operator who follows the documented instructions gets a tracker that never runs, with no error to explain it.</w:t>
+      </w:r>
+    </w:p>
+    <w:p>
+      <w:pPr>
+        <w:pStyle w:val="BodyText"/>
+      </w:pPr>
+      <w:r>
+        <w:t xml:space="preserve">FAILURE MODE. Silent absence, not a visible failure — the same §11.4.201(6) false-null shape as BOB-172, one layer earlier. BOB-172 fixes a tracker that RAN and was REFUSED being reported as empty; this is a tracker that never ran at all, and the merged result simply has one fewer contributor with nothing to indicate it.</w:t>
+      </w:r>
+    </w:p>
+    <w:p>
+      <w:pPr>
+        <w:pStyle w:val="BodyText"/>
+      </w:pPr>
+      <w:r>
+        <w:t xml:space="preserve">PROVENANCE. Found by the BOB-172 implementing agent while tracing the enablement path to locate the status-handling defect. Recorded here rather than fixed in that change: it is a separate defect on a separate seam with its own oracle, and folding it in would have widened BOB-172 past its captured evidence.</w:t>
+      </w:r>
+    </w:p>
+    <w:p>
+      <w:pPr>
+        <w:pStyle w:val="BodyText"/>
+      </w:pPr>
+      <w:r>
+        <w:t xml:space="preserve">ACCEPTANCE. (a) The enablement gate honours RUTRACKER_COOKIES as an independently sufficient credential, matching what _search_rutracker already prefers and what the nnmclub sibling already does. (b) A test asserting that a cookies-only configuration ENABLES rutracker, driving the real _get_enabled_trackers rather than a replica. (c) Paired §1.1 mutation restoring the username/password-only gate — the test must go red. (d) NEGATIVE CONTROL (§11.4.201(1)): a configuration with NO credentials at all must still leave rutracker DISABLED. A fix that enables an unauthenticated tracker is worse than the gap, because it produces failing searches instead of absent ones. (e) Audit the other trackers’ gates for the same asymmetry rather than fixing only the one that was noticed — three positions in one codebase suggests nobody has checked them together (§11.4.118).</w:t>
+      </w:r>
+    </w:p>
+    <w:p>
+      <w:pPr>
+        <w:pStyle w:val="BodyText"/>
+      </w:pPr>
+      <w:r>
+        <w:t xml:space="preserve">HONEST BOUNDARY. Not verified against a live cookies-only deployment; read from source by the BOB-172 agent and recorded on its report. The reading is specific and checkable, but whoever takes this should confirm by invocation before relying on it.</w:t>
+      </w:r>
+    </w:p>
     <w:bookmarkEnd w:id="161"/>
+    <w:bookmarkStart w:id="162" w:name="X789a9f8844ee0d0ca3822c81e8356229856f99f"/>
+    <w:p>
+      <w:pPr>
+        <w:pStyle w:val="Heading2"/>
+      </w:pPr>
+      <w:r>
+        <w:t xml:space="preserve">BOB-178 — Kinozal login-leg HTTP failure sets no diagnostic, reproducing the BOB-172 false-null one leg over</w:t>
+      </w:r>
+    </w:p>
+    <w:p>
+      <w:pPr>
+        <w:pStyle w:val="FirstParagraph"/>
+      </w:pPr>
+      <w:r>
+        <w:rPr>
+          <w:b/>
+          <w:bCs/>
+        </w:rPr>
+        <w:t xml:space="preserve">Status:</w:t>
+      </w:r>
+      <w:r>
+        <w:t xml:space="preserve"> </w:t>
+      </w:r>
+      <w:r>
+        <w:t xml:space="preserve">Fixed (→ Fixed.md)</w:t>
+      </w:r>
+      <w:r>
+        <w:t xml:space="preserve"> </w:t>
+      </w:r>
+      <w:r>
+        <w:rPr>
+          <w:b/>
+          <w:bCs/>
+        </w:rPr>
+        <w:t xml:space="preserve">Type:</w:t>
+      </w:r>
+      <w:r>
+        <w:t xml:space="preserve"> </w:t>
+      </w:r>
+      <w:r>
+        <w:t xml:space="preserve">Bug</w:t>
+      </w:r>
+      <w:r>
+        <w:t xml:space="preserve"> </w:t>
+      </w:r>
+      <w:r>
+        <w:rPr>
+          <w:b/>
+          <w:bCs/>
+        </w:rPr>
+        <w:t xml:space="preserve">Evidence:</w:t>
+      </w:r>
+      <w:r>
+        <w:t xml:space="preserve"> </w:t>
+      </w:r>
+      <w:r>
+        <w:t xml:space="preserve">docs/qa/BOB-178/closure_evidence_20260923.md</w:t>
+      </w:r>
+      <w:r>
+        <w:t xml:space="preserve"> </w:t>
+      </w:r>
+      <w:r>
+        <w:rPr>
+          <w:b/>
+          <w:bCs/>
+        </w:rPr>
+        <w:t xml:space="preserve">Severity:</w:t>
+      </w:r>
+      <w:r>
+        <w:t xml:space="preserve"> </w:t>
+      </w:r>
+      <w:r>
+        <w:t xml:space="preserve">Medium</w:t>
+      </w:r>
+      <w:r>
+        <w:t xml:space="preserve"> </w:t>
+      </w:r>
+      <w:r>
+        <w:rPr>
+          <w:b/>
+          <w:bCs/>
+        </w:rPr>
+        <w:t xml:space="preserve">Created-By:</w:t>
+      </w:r>
+      <w:r>
+        <w:t xml:space="preserve"> </w:t>
+      </w:r>
+      <w:r>
+        <w:t xml:space="preserve">Claude</w:t>
+      </w:r>
+      <w:r>
+        <w:t xml:space="preserve"> </w:t>
+      </w:r>
+      <w:r>
+        <w:rPr>
+          <w:b/>
+          <w:bCs/>
+        </w:rPr>
+        <w:t xml:space="preserve">Assigned-To:</w:t>
+      </w:r>
+      <w:r>
+        <w:t xml:space="preserve"> </w:t>
+      </w:r>
+      <w:r>
+        <w:t xml:space="preserve">Claude</w:t>
+      </w:r>
+    </w:p>
+    <w:p>
+      <w:pPr>
+        <w:pStyle w:val="BodyText"/>
+      </w:pPr>
+      <w:r>
+        <w:t xml:space="preserve">WHAT: download-proxy/src/merge_service/search.py:1638-1640 handles a failed kinozal LOGIN response with if login_resp.status not in (200, 301, 302): logger.error(…); return [] – and sets NO diagnostic.</w:t>
+      </w:r>
+    </w:p>
+    <w:p>
+      <w:pPr>
+        <w:pStyle w:val="BodyText"/>
+      </w:pPr>
+      <w:r>
+        <w:t xml:space="preserve">FAILING SCENARIO: Cloudflare returns 403 on takelogin.php. The kinozal chip reads status=empty, error=None. That is the BOB-172 signature exactly: a refusal reported to the user as an empty result set.</w:t>
+      </w:r>
+    </w:p>
+    <w:p>
+      <w:pPr>
+        <w:pStyle w:val="BodyText"/>
+      </w:pPr>
+      <w:r>
+        <w:t xml:space="preserve">CONTRAST establishing this is an oversight, not a design choice: the rutracker and nnmclub login failures DO set diagnostics (upstream_captcha / auth_failure), and the iptorrents login failure falls through to the search fetch where BOB-172’s new guard catches it. Kinozal is the one leg with neither.</w:t>
+      </w:r>
+    </w:p>
+    <w:p>
+      <w:pPr>
+        <w:pStyle w:val="BodyText"/>
+      </w:pPr>
+      <w:r>
+        <w:t xml:space="preserve">FIX DIRECTION: stash _classify_upstream_http_status(login_resp.status, ““) before the early return, or an auth_failure diag for the status-in-(200,301,302)-but-no-cookie case.</w:t>
+      </w:r>
+    </w:p>
+    <w:p>
+      <w:pPr>
+        <w:pStyle w:val="BodyText"/>
+      </w:pPr>
+      <w:r>
+        <w:t xml:space="preserve">ACCEPTANCE: a stubbed 403 on the kinozal login endpoint produces a non-None error on the kinozal chip, with a RED captured against the pre-fix code first (11.4.115).</w:t>
+      </w:r>
+    </w:p>
+    <w:bookmarkEnd w:id="162"/>
+    <w:bookmarkStart w:id="163" w:name="Xd6a69ce0ae36f5e420281f9c4852938b0189e15"/>
+    <w:p>
+      <w:pPr>
+        <w:pStyle w:val="Heading2"/>
+      </w:pPr>
+      <w:r>
+        <w:t xml:space="preserve">BOB-213 — LANGUAGE HOLE: sh is absent from the fail-closed gate’s extension list, so 71 of 74 source files in the scripts/ DANGER_ROOT are silently invisible while the driver prints a clean verdict</w:t>
+      </w:r>
+    </w:p>
+    <w:p>
+      <w:pPr>
+        <w:pStyle w:val="FirstParagraph"/>
+      </w:pPr>
+      <w:r>
+        <w:rPr>
+          <w:b/>
+          <w:bCs/>
+        </w:rPr>
+        <w:t xml:space="preserve">Status:</w:t>
+      </w:r>
+      <w:r>
+        <w:t xml:space="preserve"> </w:t>
+      </w:r>
+      <w:r>
+        <w:t xml:space="preserve">Fixed (→ Fixed.md)</w:t>
+      </w:r>
+      <w:r>
+        <w:t xml:space="preserve"> </w:t>
+      </w:r>
+      <w:r>
+        <w:rPr>
+          <w:b/>
+          <w:bCs/>
+        </w:rPr>
+        <w:t xml:space="preserve">Type:</w:t>
+      </w:r>
+      <w:r>
+        <w:t xml:space="preserve"> </w:t>
+      </w:r>
+      <w:r>
+        <w:t xml:space="preserve">Bug</w:t>
+      </w:r>
+      <w:r>
+        <w:t xml:space="preserve"> </w:t>
+      </w:r>
+      <w:r>
+        <w:rPr>
+          <w:b/>
+          <w:bCs/>
+        </w:rPr>
+        <w:t xml:space="preserve">Evidence:</w:t>
+      </w:r>
+      <w:r>
+        <w:t xml:space="preserve"> </w:t>
+      </w:r>
+      <w:r>
+        <w:t xml:space="preserve">docs/qa/BOB-213/closure_evidence_20260923.md</w:t>
+      </w:r>
+      <w:r>
+        <w:t xml:space="preserve"> </w:t>
+      </w:r>
+      <w:r>
+        <w:rPr>
+          <w:b/>
+          <w:bCs/>
+        </w:rPr>
+        <w:t xml:space="preserve">Severity:</w:t>
+      </w:r>
+      <w:r>
+        <w:t xml:space="preserve"> </w:t>
+      </w:r>
+      <w:r>
+        <w:t xml:space="preserve">critical</w:t>
+      </w:r>
+    </w:p>
+    <w:p>
+      <w:pPr>
+        <w:pStyle w:val="BodyText"/>
+      </w:pPr>
+      <w:r>
+        <w:t xml:space="preserve">WHAT: the §11.4.252 fail-closed gate’s extension list omits shell entirely. Measured verbatim by the conductor at constitution/scripts/gates/cm_dangerous_combination_fail_closed.sh:457 —</w:t>
+      </w:r>
+      <w:r>
+        <w:t xml:space="preserve"> </w:t>
+      </w:r>
+      <w:r>
+        <w:t xml:space="preserve">exts=</w:t>
+      </w:r>
+      <w:r>
+        <w:t xml:space="preserve">“${DANGEROUS_COMBO_EXT:-py go rs c cc cpp h hpp java cs js ts jsx tsx php rb}”</w:t>
+      </w:r>
+      <w:r>
+        <w:t xml:space="preserve"> </w:t>
+      </w:r>
+      <w:r>
+        <w:t xml:space="preserve">No sh. No bash.</w:t>
+      </w:r>
+    </w:p>
+    <w:p>
+      <w:pPr>
+        <w:pStyle w:val="BodyText"/>
+      </w:pPr>
+      <w:r>
+        <w:t xml:space="preserve">THE CONSEQUENCE, MEASURED: scripts/ IS a declared DANGER_ROOT (scripts/pre_build_verification.sh:1511). It contains 71 tracked .sh files and 3 .py files. So 71 of 74 source files in a root the gate is explicitly pointed at are SILENTLY INVISIBLE — while invariant 39’s driver prints</w:t>
+      </w:r>
+      <w:r>
+        <w:t xml:space="preserve"> </w:t>
+      </w:r>
+      <w:r>
+        <w:t xml:space="preserve">“no fail-open anti-pattern across N first-party source root(s)”</w:t>
+      </w:r>
+      <w:r>
+        <w:t xml:space="preserve">. Project-wide there are 198 tracked .sh files (negative control *.zzz = 0, instrument proven seeing).</w:t>
+      </w:r>
+    </w:p>
+    <w:p>
+      <w:pPr>
+        <w:pStyle w:val="BodyText"/>
+      </w:pPr>
+      <w:r>
+        <w:t xml:space="preserve">WHY THIS IS THE WORST OF THE THREE HOLES: BOB-205 is a scope hole (root never looked at). BOB-191 is a matcher hole (Go enumerated but unanalysable). THIS one is worse than either, because the root IS declared, IS scanned, IS counted as covered, and 96% of what is in it was never examined. The count in the driver’s own summary is an under-count presented as a census.</w:t>
+      </w:r>
+    </w:p>
+    <w:p>
+      <w:pPr>
+        <w:pStyle w:val="BodyText"/>
+      </w:pPr>
+      <w:r>
+        <w:t xml:space="preserve">AND SHELL IS THE HIGHEST-RISK LANGUAGE HERE, not the lowest: the project’s orchestration, credential handling, container control and gates are shell. start.sh alone is 1288 LOC and is, per CLAUDE.md, THE orchestrator. Fail-open in shell is also unusually easy to write — a bare</w:t>
+      </w:r>
+      <w:r>
+        <w:t xml:space="preserve"> </w:t>
+      </w:r>
+      <w:r>
+        <w:rPr>
+          <w:rStyle w:val="VerbatimChar"/>
+        </w:rPr>
+        <w:t xml:space="preserve">cmd || true</w:t>
+      </w:r>
+      <w:r>
+        <w:t xml:space="preserve">, an unchecked</w:t>
+      </w:r>
+      <w:r>
+        <w:t xml:space="preserve"> </w:t>
+      </w:r>
+      <w:r>
+        <w:rPr>
+          <w:rStyle w:val="VerbatimChar"/>
+        </w:rPr>
+        <w:t xml:space="preserve">$?</w:t>
+      </w:r>
+      <w:r>
+        <w:t xml:space="preserve">, a</w:t>
+      </w:r>
+      <w:r>
+        <w:t xml:space="preserve"> </w:t>
+      </w:r>
+      <w:r>
+        <w:rPr>
+          <w:rStyle w:val="VerbatimChar"/>
+        </w:rPr>
+        <w:t xml:space="preserve">set +e</w:t>
+      </w:r>
+      <w:r>
+        <w:t xml:space="preserve"> </w:t>
+      </w:r>
+      <w:r>
+        <w:t xml:space="preserve">region, a swallowed</w:t>
+      </w:r>
+      <w:r>
+        <w:t xml:space="preserve"> </w:t>
+      </w:r>
+      <w:r>
+        <w:rPr>
+          <w:rStyle w:val="VerbatimChar"/>
+        </w:rPr>
+        <w:t xml:space="preserve">2&gt;/dev/null</w:t>
+      </w:r>
+      <w:r>
+        <w:t xml:space="preserve"> </w:t>
+      </w:r>
+      <w:r>
+        <w:t xml:space="preserve">— and §11.4.67(6) already records one live instance of exactly this class (a bare exec redirection silencing an interactive shell for its lifetime).</w:t>
+      </w:r>
+    </w:p>
+    <w:p>
+      <w:pPr>
+        <w:pStyle w:val="BodyText"/>
+      </w:pPr>
+      <w:r>
+        <w:t xml:space="preserve">CORRECTION TO A PREVIOUSLY-STATED ACCEPTANCE CRITERION (§11.4.6): I asserted, when filing BOB-205, that</w:t>
+      </w:r>
+      <w:r>
+        <w:t xml:space="preserve"> </w:t>
+      </w:r>
+      <w:r>
+        <w:t xml:space="preserve">“the honest-blindness path (§11.4.3 SKIP-with-reason, which the gate already implements correctly for unenumerated extensions) is preserved”</w:t>
+      </w:r>
+      <w:r>
+        <w:t xml:space="preserve">. THAT IS WRONG. The gate’s honest SKIP-with-reason exists for the PYTHON ARM’s degradations, NOT for extensions absent from the ext list. An unenumerated extension is a SILENT false-null, not an honest skip. The distinction is load-bearing and I stated it backwards.</w:t>
+      </w:r>
+    </w:p>
+    <w:p>
+      <w:pPr>
+        <w:pStyle w:val="BodyText"/>
+      </w:pPr>
+      <w:r>
+        <w:t xml:space="preserve">NOTE ON LINE NUMBERS: the BOB-205 stream cited the ext list at :318; the conductor measured it at :457. Both are correct at their read times — a sibling stream (BOB-195 r7) is actively editing this file. Re-derive before acting.</w:t>
+      </w:r>
+    </w:p>
+    <w:p>
+      <w:pPr>
+        <w:pStyle w:val="BodyText"/>
+      </w:pPr>
+      <w:r>
+        <w:t xml:space="preserve">ACCEPTANCE: (1) either shell is added to the ext list WITH an arm that can actually analyse it, or unenumerated extensions produce an explicit UNANALYSED verdict per file — never a silent pass (this is the same analyser-registry fix BOB-191 needs, and doing it once covers both); (2) the driver’s summary reports files ANALYSED, not files present, so an under-count cannot masquerade as a census; (3) a RED planting a shell fail-open under scripts/ and asserting it is SEEN; (4) golden-FALSE per §11.4.201(1) — a correctly fail-CLOSED shell guard must NOT be flagged; §11.4.67’s own brace-scoped exec form is the natural fixture.</w:t>
+      </w:r>
+    </w:p>
+    <w:p>
+      <w:pPr>
+        <w:pStyle w:val="BodyText"/>
+      </w:pPr>
+      <w:r>
+        <w:t xml:space="preserve">COMPOSES: BOB-191 (matcher hole — same primitive: classify by local shape, never consult semantic role; and the analyser-registry fix closes both) and BOB-205 (scope hole). Per §11.4.250 these are three symptoms of one primitive defect; per §11.4.214 they stay three items because the fixes differ.</w:t>
+      </w:r>
+    </w:p>
+    <w:p>
+      <w:pPr>
+        <w:pStyle w:val="BodyText"/>
+      </w:pPr>
+      <w:r>
+        <w:t xml:space="preserve">DISCOVERY CHANNEL (§11.4.238): found by the BOB-205 verification stream, confirmed independently by the conductor. Not by the automated QA regime.</w:t>
+      </w:r>
+    </w:p>
+    <w:bookmarkEnd w:id="163"/>
+    <w:bookmarkStart w:id="164" w:name="Xd7efe92f6e24db66f514edab77b8b2c63051c4a"/>
+    <w:p>
+      <w:pPr>
+        <w:pStyle w:val="Heading2"/>
+      </w:pPr>
+      <w:r>
+        <w:t xml:space="preserve">BOB-214 — REPOSITORY ROOT is in no DANGER_ROOT: webui-bridge.py (live HTTP service, :7188) carries a REAL fail-open the gate reports on sight, and start.sh + the credential scripts are unscanned</w:t>
+      </w:r>
+    </w:p>
+    <w:p>
+      <w:pPr>
+        <w:pStyle w:val="FirstParagraph"/>
+      </w:pPr>
+      <w:r>
+        <w:rPr>
+          <w:b/>
+          <w:bCs/>
+        </w:rPr>
+        <w:t xml:space="preserve">Status:</w:t>
+      </w:r>
+      <w:r>
+        <w:t xml:space="preserve"> </w:t>
+      </w:r>
+      <w:r>
+        <w:t xml:space="preserve">Fixed (→ Fixed.md)</w:t>
+      </w:r>
+      <w:r>
+        <w:t xml:space="preserve"> </w:t>
+      </w:r>
+      <w:r>
+        <w:rPr>
+          <w:b/>
+          <w:bCs/>
+        </w:rPr>
+        <w:t xml:space="preserve">Type:</w:t>
+      </w:r>
+      <w:r>
+        <w:t xml:space="preserve"> </w:t>
+      </w:r>
+      <w:r>
+        <w:t xml:space="preserve">Bug</w:t>
+      </w:r>
+      <w:r>
+        <w:t xml:space="preserve"> </w:t>
+      </w:r>
+      <w:r>
+        <w:rPr>
+          <w:b/>
+          <w:bCs/>
+        </w:rPr>
+        <w:t xml:space="preserve">Evidence:</w:t>
+      </w:r>
+      <w:r>
+        <w:t xml:space="preserve"> </w:t>
+      </w:r>
+      <w:r>
+        <w:t xml:space="preserve">docs/qa/BOB-214/closure_evidence_20260923.md</w:t>
+      </w:r>
+      <w:r>
+        <w:t xml:space="preserve"> </w:t>
+      </w:r>
+      <w:r>
+        <w:rPr>
+          <w:b/>
+          <w:bCs/>
+        </w:rPr>
+        <w:t xml:space="preserve">Severity:</w:t>
+      </w:r>
+      <w:r>
+        <w:t xml:space="preserve"> </w:t>
+      </w:r>
+      <w:r>
+        <w:t xml:space="preserve">critical</w:t>
+      </w:r>
+    </w:p>
+    <w:p>
+      <w:pPr>
+        <w:pStyle w:val="BodyText"/>
+      </w:pPr>
+      <w:r>
+        <w:t xml:space="preserve">WHAT: DANGER_ROOTS = (download-proxy/src plugins scripts qBitTorrent-go frontend/src) at scripts/pre_build_verification.sh:1511. The REPOSITORY ROOT itself is not among them (conductor-verified: no</w:t>
+      </w:r>
+      <w:r>
+        <w:t xml:space="preserve"> </w:t>
+      </w:r>
+      <w:r>
+        <w:t xml:space="preserve">“.”</w:t>
+      </w:r>
+      <w:r>
+        <w:t xml:space="preserve"> </w:t>
+      </w:r>
+      <w:r>
+        <w:t xml:space="preserve">entry). Everything living at the top level is scanned by no arm.</w:t>
+      </w:r>
+    </w:p>
+    <w:p>
+      <w:pPr>
+        <w:pStyle w:val="BodyText"/>
+      </w:pPr>
+      <w:r>
+        <w:t xml:space="preserve">THE LIVE HIT: webui-bridge.py — tracked at root (conductor-verified), 466 LOC, a live HTTP service on port 7188 (BaseHTTPRequestHandler:85, do_GET/do_POST:92-97, request path read at :103, outbound urlopen at :273, environment credentials read at :55-74). The gate REPORTS A REAL HIT AT :295 when pointed at it directly. This is not a hypothetical gap: the existing gate, unmodified, finds a genuine defect in this file the moment scope reaches it.</w:t>
+      </w:r>
+    </w:p>
+    <w:p>
+      <w:pPr>
+        <w:pStyle w:val="BodyText"/>
+      </w:pPr>
+      <w:r>
+        <w:t xml:space="preserve">ALSO UNSCANNED AT ROOT: 13 first-party shell scripts including start.sh (1288 LOC — per CLAUDE.md the project’s orchestrator and the sole sanctioned container-control entry point), stop.sh, ci.sh, install-plugin.sh, and the credential-handling init-qbit-password.sh / fix-qbit-password.sh. (These are additionally invisible for the separate LANGUAGE-hole reason — shell is not in the gate’s ext list — so root files get missed twice over, by scope AND by extension.)</w:t>
+      </w:r>
+    </w:p>
+    <w:p>
+      <w:pPr>
+        <w:pStyle w:val="BodyText"/>
+      </w:pPr>
+      <w:r>
+        <w:t xml:space="preserve">THE SCALE THIS SITS IN: 266 files in scope / 512 out of scope — 66% of the gate-visible first-party corpus is never scanned. Other unscanned roots measured: tests/ (324 files, excluded-by-intent but UNDECLARED — an undeclared exclusion is exactly what §11.4.224(E) fences against), extension/ (108, shipped browser extension), docs/ (51), challenges/ (18), tools/ (1, and it CONCEALS 3 REAL HITS at plugin_update_automation.py:189,198,215), frontend/e2e + 2 configs (5).</w:t>
+      </w:r>
+    </w:p>
+    <w:p>
+      <w:pPr>
+        <w:pStyle w:val="BodyText"/>
+      </w:pPr>
+      <w:r>
+        <w:t xml:space="preserve">SO THE SCOPE HOLE CONCEALS AT LEAST 4 REAL HITS the gate itself finds when pointed at them (1 in webui-bridge.py, 3 in tools/). Invariant 39’s reported count is an under-count, not a census.</w:t>
+      </w:r>
+    </w:p>
+    <w:p>
+      <w:pPr>
+        <w:pStyle w:val="BodyText"/>
+      </w:pPr>
+      <w:r>
+        <w:t xml:space="preserve">ACCEPTANCE: (1) repository root and tools/ are scanned, or explicitly fenced with a stated reason per §11.4.224(E) — silence is not an exclusion; (2) the 4 concealed hits are triaged (each is either a real defect to fix or a false positive to fix in the gate — both are findings); (3) tests/ (324 files) gets an OPERATOR decision per §11.4.66 — production-only is defensible but must be DECLARED; (4) a RED proving a root-level fail-open is seen; (5) golden-FALSE proving genuine build artefacts and vendored trees stay excluded.</w:t>
+      </w:r>
+    </w:p>
+    <w:p>
+      <w:pPr>
+        <w:pStyle w:val="BodyText"/>
+      </w:pPr>
+      <w:r>
+        <w:t xml:space="preserve">FIX DIRECTION (measured by the BOB-205 stream, not guessed): a §11.4.251 manifest is feasible but the source of truth must be chosen carefully — docker-compose.yml build contexts MISS plugins/, frontend/src, cmd/boba-ctl and webui-bridge.py; language markers (go.mod/package.json) MISS plugins/ and webui-bridge.py. Only derive-from-git-tracked-source-extensions minus a declared §11.4.224(E) exclusion fence reaches every gap. Note the derivation must be built either way — if the operator prefers keeping a hand list, the omission-guard that audits it is the SAME computation; the only question is whether it drives the scan or audits the list.</w:t>
+      </w:r>
+    </w:p>
+    <w:p>
+      <w:pPr>
+        <w:pStyle w:val="BodyText"/>
+      </w:pPr>
+      <w:r>
+        <w:t xml:space="preserve">DISCOVERY CHANNEL (§11.4.238): found by the BOB-205 verification stream while enumerating the full gap list — the item it was verifying named only one missing root. Not by the automated QA regime.</w:t>
+      </w:r>
+    </w:p>
+    <w:p>
+      <w:pPr>
+        <w:pStyle w:val="BodyText"/>
+      </w:pPr>
+      <w:r>
+        <w:t xml:space="preserve">=== CORRECTION 2026-08-26 — THE</w:t>
+      </w:r>
+      <w:r>
+        <w:t xml:space="preserve"> </w:t>
+      </w:r>
+      <w:r>
+        <w:t xml:space="preserve">“4 CONCEALED REAL HITS”</w:t>
+      </w:r>
+      <w:r>
+        <w:t xml:space="preserve"> </w:t>
+      </w:r>
+      <w:r>
+        <w:t xml:space="preserve">CLAIM IN THIS ITEM IS REFUTED (§11.4.6) ===</w:t>
+      </w:r>
+    </w:p>
+    <w:p>
+      <w:pPr>
+        <w:pStyle w:val="BodyText"/>
+      </w:pPr>
+      <w:r>
+        <w:t xml:space="preserve">When I filed this item I wrote that the scope hole</w:t>
+      </w:r>
+      <w:r>
+        <w:t xml:space="preserve"> </w:t>
+      </w:r>
+      <w:r>
+        <w:t xml:space="preserve">“conceals at least 4 real hits the gate itself finds when pointed at them”</w:t>
+      </w:r>
+      <w:r>
+        <w:t xml:space="preserve">. A dedicated triage stream ran the UNMODIFIED gate against scratch copies, reproduced all four hits exactly, and triaged them:</w:t>
+      </w:r>
+      <w:r>
+        <w:t xml:space="preserve"> </w:t>
+      </w:r>
+      <w:r>
+        <w:rPr>
+          <w:b/>
+          <w:bCs/>
+        </w:rPr>
+        <w:t xml:space="preserve">4 of 4 are FALSE POSITIVES.</w:t>
+      </w:r>
+      <w:r>
+        <w:t xml:space="preserve"> </w:t>
+      </w:r>
+      <w:r>
+        <w:t xml:space="preserve">The instrument was control-needle-proven in BOTH directions first (fired on a planted</w:t>
+      </w:r>
+      <w:r>
+        <w:t xml:space="preserve"> </w:t>
+      </w:r>
+      <w:r>
+        <w:rPr>
+          <w:rStyle w:val="VerbatimChar"/>
+        </w:rPr>
+        <w:t xml:space="preserve">except: pass</w:t>
+      </w:r>
+      <w:r>
+        <w:t xml:space="preserve">, stayed silent on a clean log-and-reraise), so this is evidence, not a null.</w:t>
+      </w:r>
+    </w:p>
+    <w:p>
+      <w:pPr>
+        <w:pStyle w:val="BodyText"/>
+      </w:pPr>
+      <w:r>
+        <w:t xml:space="preserve">All four are the SAME detector class — shape (A2)</w:t>
+      </w:r>
+      <w:r>
+        <w:t xml:space="preserve"> </w:t>
+      </w:r>
+      <w:r>
+        <w:t xml:space="preserve">“silent default return”</w:t>
+      </w:r>
+      <w:r>
+        <w:t xml:space="preserve"> </w:t>
+      </w:r>
+      <w:r>
+        <w:t xml:space="preserve">— which is precisely the BOB-189 false-positive shape: the returned literal IS the function’s designed refusal value, consumed by a caller that checks it.</w:t>
+      </w:r>
+      <w:r>
+        <w:t xml:space="preserve"> </w:t>
+      </w:r>
+      <w:r>
+        <w:t xml:space="preserve">- webui-bridge.py:295 (_is_root_liveness_probe): False -&gt; send_error(502) at :438. The except DENIES the lenient 200 path. Fail-CLOSED. Combines ZERO of the six §11.4.252 capabilities — a pure classifier over self.path/self.command.</w:t>
+      </w:r>
+      <w:r>
+        <w:t xml:space="preserve"> </w:t>
+      </w:r>
+      <w:r>
+        <w:t xml:space="preserve">- tools/…:189 (_download_url): None -&gt; :110 handles it explicitly (warn + continue), no write. Handler BOUNDED to (URLError, HTTPError); anything else propagates.</w:t>
+      </w:r>
+      <w:r>
+        <w:t xml:space="preserve"> </w:t>
+      </w:r>
+      <w:r>
+        <w:t xml:space="preserve">- tools/…:198 (_extract_version):</w:t>
+      </w:r>
+      <w:r>
+        <w:t xml:space="preserve"> </w:t>
+      </w:r>
+      <w:r>
+        <w:t xml:space="preserve">“unknown”</w:t>
+      </w:r>
+      <w:r>
+        <w:t xml:space="preserve"> </w:t>
+      </w:r>
+      <w:r>
+        <w:t xml:space="preserve">gates nothing — the update decision is the HASH compare at :116. (It IS a bare</w:t>
+      </w:r>
+      <w:r>
+        <w:t xml:space="preserve"> </w:t>
+      </w:r>
+      <w:r>
+        <w:rPr>
+          <w:rStyle w:val="VerbatimChar"/>
+        </w:rPr>
+        <w:t xml:space="preserve">except:</w:t>
+      </w:r>
+      <w:r>
+        <w:t xml:space="preserve"> </w:t>
+      </w:r>
+      <w:r>
+        <w:t xml:space="preserve">though, so Ctrl-C is swallowed — a separate signal-handling defect, filed with the README item.)</w:t>
+      </w:r>
+      <w:r>
+        <w:t xml:space="preserve"> </w:t>
+      </w:r>
+      <w:r>
+        <w:t xml:space="preserve">- tools/…:215 (_validate_plugin): False -&gt; :151 returns BEFORE the write at :165. This IS the refusal. Canonical BOB-189 shape.</w:t>
+      </w:r>
+    </w:p>
+    <w:p>
+      <w:pPr>
+        <w:pStyle w:val="BodyText"/>
+      </w:pPr>
+      <w:r>
+        <w:t xml:space="preserve">WHAT THIS DOES AND DOES NOT CHANGE. The scope hole itself is UNCHANGED and still real — the repository root and tools/ are in no DANGER_ROOT, verified verbatim at scripts/pre_build_verification.sh:1511. What changes is the ARGUMENT: I justified this item partly on</w:t>
+      </w:r>
+      <w:r>
+        <w:t xml:space="preserve"> </w:t>
+      </w:r>
+      <w:r>
+        <w:t xml:space="preserve">“it hides four known defects”</w:t>
+      </w:r>
+      <w:r>
+        <w:t xml:space="preserve">, and that justification is wrong. The correct justification is narrower and does not depend on any current hit: webui-bridge.py is a LIVE, LAN-BOUND HTTP service (see below) handling request paths, outbound calls, and environment credentials — a surface that belongs in scope on its capabilities, whether or not it currently contains a defect.</w:t>
+      </w:r>
+    </w:p>
+    <w:p>
+      <w:pPr>
+        <w:pStyle w:val="BodyText"/>
+      </w:pPr>
+      <w:r>
+        <w:t xml:space="preserve">NEW FACT RAISING THE STAKES — 7188 IS LAN-REACHABLE. webui-bridge.py:447 binds ThreadingHTTPServer((““, BRIDGE_PORT)) — conductor-verified. The empty host string is INADDR_ANY, so port 7188 listens on ALL INTERFACES, not loopback. Neither localhost-only nor internet-exposed (internet only if forwarded). No severity is assigned to :295 because it is fail-closed — but this is the argument for putting the root in scope: a live LAN-bound service should be scanned on principle, not after a defect is found in it.</w:t>
+      </w:r>
+    </w:p>
+    <w:p>
+      <w:pPr>
+        <w:pStyle w:val="BodyText"/>
+      </w:pPr>
+      <w:r>
+        <w:t xml:space="preserve">webui-bridge.py IS LIVE, DECISIVELY (§11.4.124 never engages — do NOT treat it as superseded): 142 tracked files reference it, including config/served_ports.yaml and the credential-leak-audit challenge; download-proxy actively probes it via bridge_health() at download-proxy/src/api/</w:t>
+      </w:r>
+      <w:r>
+        <w:rPr>
+          <w:b/>
+          <w:bCs/>
+        </w:rPr>
+        <w:t xml:space="preserve">init</w:t>
+      </w:r>
+      <w:r>
+        <w:t xml:space="preserve">.py:198; newest of 12 commits is a real functional fix (6e3da73, 2026-06-14). Critically, served_ports.yaml:66-69 records that the Go webui-bridge is a SEPARATE binary the qbittorrent-proxy-go container never starts — so NOTHING ELSE BINDS 7188 and this Python file is the only thing serving that port.</w:t>
+      </w:r>
+    </w:p>
+    <w:p>
+      <w:pPr>
+        <w:pStyle w:val="BodyText"/>
+      </w:pPr>
+      <w:r>
+        <w:t xml:space="preserve">tools/ RECOMMENDATION (§11.4.224(E)): FENCE IT OUT, DECLARED — exclusion class</w:t>
+      </w:r>
+      <w:r>
+        <w:t xml:space="preserve"> </w:t>
+      </w:r>
+      <w:r>
+        <w:t xml:space="preserve">“non-shipping developer utility”</w:t>
+      </w:r>
+      <w:r>
+        <w:t xml:space="preserve">. Evidence: 2 tracked files, neither gitignored; the script is invoked by NOTHING (control-needle-proven: 91 needle hits, 0 negative control — referenced only by its own README, its own docstring, and a tracker note; zero hits across</w:t>
+      </w:r>
+      <w:r>
+        <w:t xml:space="preserve"> </w:t>
+      </w:r>
+      <w:r>
+        <w:rPr>
+          <w:i/>
+          <w:iCs/>
+        </w:rPr>
+        <w:t xml:space="preserve">.sh/</w:t>
+      </w:r>
+      <w:r>
+        <w:t xml:space="preserve">.yml/*.py/Makefile outside tools/); its README self-declares</w:t>
+      </w:r>
+      <w:r>
+        <w:t xml:space="preserve"> </w:t>
+      </w:r>
+      <w:r>
+        <w:t xml:space="preserve">“not invoked by the normal start/stop flow”</w:t>
+      </w:r>
+      <w:r>
+        <w:t xml:space="preserve">; last functional commit 2026-04-12. Because it is FIRST-PARTY, §11.4.224(E) requires the exclusion carry a tracked §11.4.197 item — and the two REAL defects found in it must be tracked regardless of scope, since a hand-run –update still executes them.</w:t>
+      </w:r>
+    </w:p>
+    <w:bookmarkEnd w:id="164"/>
+    <w:bookmarkStart w:id="165" w:name="Xb242d0d6ddd5043f255783f4cfec7163f9f5b99"/>
+    <w:p>
+      <w:pPr>
+        <w:pStyle w:val="Heading2"/>
+      </w:pPr>
+      <w:r>
+        <w:t xml:space="preserve">BOB-216 — MODE-INDEPENDENT carrier classes: the fail-closed gate’s PRIMARY (AST) mode reports comments and docstrings as live defects — the parser-is-immune claim was over-broad</w:t>
+      </w:r>
+    </w:p>
+    <w:p>
+      <w:pPr>
+        <w:pStyle w:val="FirstParagraph"/>
+      </w:pPr>
+      <w:r>
+        <w:rPr>
+          <w:b/>
+          <w:bCs/>
+        </w:rPr>
+        <w:t xml:space="preserve">Status:</w:t>
+      </w:r>
+      <w:r>
+        <w:t xml:space="preserve"> </w:t>
+      </w:r>
+      <w:r>
+        <w:t xml:space="preserve">Fixed (→ Fixed.md)</w:t>
+      </w:r>
+      <w:r>
+        <w:t xml:space="preserve"> </w:t>
+      </w:r>
+      <w:r>
+        <w:rPr>
+          <w:b/>
+          <w:bCs/>
+        </w:rPr>
+        <w:t xml:space="preserve">Type:</w:t>
+      </w:r>
+      <w:r>
+        <w:t xml:space="preserve"> </w:t>
+      </w:r>
+      <w:r>
+        <w:t xml:space="preserve">Bug</w:t>
+      </w:r>
+      <w:r>
+        <w:t xml:space="preserve"> </w:t>
+      </w:r>
+      <w:r>
+        <w:rPr>
+          <w:b/>
+          <w:bCs/>
+        </w:rPr>
+        <w:t xml:space="preserve">Evidence:</w:t>
+      </w:r>
+      <w:r>
+        <w:t xml:space="preserve"> </w:t>
+      </w:r>
+      <w:r>
+        <w:t xml:space="preserve">docs/qa/BOB-216/closure_evidence_20260923.md</w:t>
+      </w:r>
+      <w:r>
+        <w:t xml:space="preserve"> </w:t>
+      </w:r>
+      <w:r>
+        <w:rPr>
+          <w:b/>
+          <w:bCs/>
+        </w:rPr>
+        <w:t xml:space="preserve">Severity:</w:t>
+      </w:r>
+      <w:r>
+        <w:t xml:space="preserve"> </w:t>
+      </w:r>
+      <w:r>
+        <w:t xml:space="preserve">major</w:t>
+      </w:r>
+    </w:p>
+    <w:p>
+      <w:pPr>
+        <w:pStyle w:val="BodyText"/>
+      </w:pPr>
+      <w:r>
+        <w:t xml:space="preserve">WHAT: three carrier classes fire in the gate’s PRIMARY mode, not only its degraded text fallback. Measured ast_rc=1 AND text_rc=1 (both modes report the hit):</w:t>
+      </w:r>
+      <w:r>
+        <w:t xml:space="preserve"> </w:t>
+      </w:r>
+      <w:r>
+        <w:t xml:space="preserve">(a) a COMMENT or DOCSTRING quoting the credential anti-pattern is reported as a LIVE credential default — both spellings;</w:t>
+      </w:r>
+      <w:r>
+        <w:t xml:space="preserve"> </w:t>
+      </w:r>
+      <w:r>
+        <w:t xml:space="preserve">(b) a // comment or a string constant holding</w:t>
+      </w:r>
+      <w:r>
+        <w:t xml:space="preserve"> </w:t>
+      </w:r>
+      <w:r>
+        <w:rPr>
+          <w:rStyle w:val="VerbatimChar"/>
+        </w:rPr>
+        <w:t xml:space="preserve">try { x(); } catch (e) { }</w:t>
+      </w:r>
+      <w:r>
+        <w:t xml:space="preserve"> </w:t>
+      </w:r>
+      <w:r>
+        <w:t xml:space="preserve">is reported as an empty catch, once per carrier line.</w:t>
+      </w:r>
+      <w:r>
+        <w:t xml:space="preserve"> </w:t>
+      </w:r>
+      <w:r>
+        <w:t xml:space="preserve">Shape (b), and the C-family half of shape (a), are LANGUAGE-AGNOSTIC GREPS with NO structural counterpart in any mode — so there is no parser to be immune.</w:t>
+      </w:r>
+    </w:p>
+    <w:p>
+      <w:pPr>
+        <w:pStyle w:val="BodyText"/>
+      </w:pPr>
+      <w:r>
+        <w:t xml:space="preserve">WHY IT MATTERS: the gate’s header carried a blanket claim that</w:t>
+      </w:r>
+      <w:r>
+        <w:t xml:space="preserve"> </w:t>
+      </w:r>
+      <w:r>
+        <w:t xml:space="preserve">“A parser is immune to both by construction”</w:t>
+      </w:r>
+      <w:r>
+        <w:t xml:space="preserve">. That is OVER-BROAD and now corrected in place, scoped to the Python Try/With shapes where it is actually true. Everything else — every non-Python extension, and the credential/empty-catch text matchers even on Python — has no AST arm at all, so the immunity never applied there. A §11.4.201(1) false refusal in the PRIMARY mode is materially worse than one in a fallback nobody expects to be exact: it refuses provably-healthy code on the path the gate is trusted on.</w:t>
+      </w:r>
+    </w:p>
+    <w:p>
+      <w:pPr>
+        <w:pStyle w:val="BodyText"/>
+      </w:pPr>
+      <w:r>
+        <w:t xml:space="preserve">THE CONTROL NEEDLE THAT SHARPENS IT (recorded so the next reader inherits the measurement): a #-COMMENTED import does NOT poison the licensing table (text=0), because those regexes are line-anchored. So the blindness is to STRINGS specifically, not to non-code generally. That distinction is what makes the comment-strip fix tractable for one class and not for the others.</w:t>
+      </w:r>
+    </w:p>
+    <w:p>
+      <w:pPr>
+        <w:pStyle w:val="BodyText"/>
+      </w:pPr>
+      <w:r>
+        <w:t xml:space="preserve">WHY IT WAS NOT FIXED IN THE ROUND THAT FOUND IT (§11.4.6 honest boundary, and this is the right call): closing these needs a PER-LANGUAGE comment-and-string model across every configured extension. That model’s failure direction is the UNDER-reporting one — a mis-parsed string region silently swallows real violations for the remainder of the file. The same reasoning made the round DECLINE the triple-quote fence counter for OVER-1 while ACCEPTING the comment strip for OVER-A: the comment strip’s ambiguity resolves toward KEEPING text (proven by three control needles — real violation + comment, # inside a string, escaped quote before # — all 1/1), whereas a fence counter’s ambiguity resolves toward DROPPING text. Direction of failure, not difficulty, is the discriminator. Building a full lexer here would import the under-reporting failure mode this gate refuses everywhere else.</w:t>
+      </w:r>
+    </w:p>
+    <w:p>
+      <w:pPr>
+        <w:pStyle w:val="BodyText"/>
+      </w:pPr>
+      <w:r>
+        <w:t xml:space="preserve">OPERATOR DECISION (§11.4.66 / §11.4.197): whether to build per-language comment-and-string models is a consumer call, not a default this gate should pick unilaterally. Options: (a) accept the over-reports and DISCLOSE them per class (what the round did — a new MODE-INDEPENDENT CARRIERS section now enumerates all three); (b) build the models per language and own the under-report risk with a fixture per language; (c) narrow the language-agnostic greps so they only fire where a structural arm exists, trading coverage for precision.</w:t>
+      </w:r>
+    </w:p>
+    <w:p>
+      <w:pPr>
+        <w:pStyle w:val="BodyText"/>
+      </w:pPr>
+      <w:r>
+        <w:t xml:space="preserve">RELATION TO SIBLINGS (§11.4.214 distinct-but-similar, deliberately not merged): BOB-189 is the gate flagging a fail-CLOSED SSRF guard — a semantic-role miss in the PYTHON arm. This is a CARRIER miss (comment/string read as code) that is MODE-INDEPENDENT. BOB-213 is a language absent from the ext list entirely. All three share the primitive §11.4.250 named in BOB-191: classify by local syntactic shape, never consult semantic role — but the fixes differ, so the items stay separate.</w:t>
+      </w:r>
+    </w:p>
+    <w:p>
+      <w:pPr>
+        <w:pStyle w:val="BodyText"/>
+      </w:pPr>
+      <w:r>
+        <w:t xml:space="preserve">ACCEPTANCE: (1) the operator decision above is taken and recorded; (2) whichever path is chosen, each of the three classes has a fixture proving current behaviour, so a future change cannot silently alter it; (3) if (b) is chosen, a golden-FALSE per language proving a REAL violation adjacent to a carrier is still caught — the under-report guard, which is the whole risk.</w:t>
+      </w:r>
+    </w:p>
+    <w:p>
+      <w:pPr>
+        <w:pStyle w:val="BodyText"/>
+      </w:pPr>
+      <w:r>
+        <w:t xml:space="preserve">DISCOVERY CHANNEL (§11.4.238): found by the BOB-195 round-7 remediation stream while closing a different finding, NOT by the automated QA regime and NOT by the independent reviewer that audited the same file in round 6.</w:t>
+      </w:r>
+    </w:p>
+    <w:bookmarkEnd w:id="165"/>
+    <w:bookmarkEnd w:id="166"/>
     <w:sectPr>
       <w:footnotePr>
         <w:numRestart w:val="eachSect"/>

--- a/docs/Fixed.docx
+++ b/docs/Fixed.docx
@@ -2,7 +2,7 @@
 <file path=word/document.xml><?xml version="1.0" encoding="utf-8"?>
 <w:document xmlns:w="http://schemas.openxmlformats.org/wordprocessingml/2006/main" xmlns:m="http://schemas.openxmlformats.org/officeDocument/2006/math" xmlns:r="http://schemas.openxmlformats.org/officeDocument/2006/relationships" xmlns:o="urn:schemas-microsoft-com:office:office" xmlns:v="urn:schemas-microsoft-com:vml" xmlns:w10="urn:schemas-microsoft-com:office:word" xmlns:a="http://schemas.openxmlformats.org/drawingml/2006/main" xmlns:pic="http://schemas.openxmlformats.org/drawingml/2006/picture" xmlns:wp="http://schemas.openxmlformats.org/drawingml/2006/wordprocessingDrawing">
   <w:body>
-    <w:bookmarkStart w:id="166" w:name="fixed-closed-workable-items"/>
+    <w:bookmarkStart w:id="173" w:name="fixed-closed-workable-items"/>
     <w:p>
       <w:pPr>
         <w:pStyle w:val="Heading1"/>
@@ -26,7 +26,7 @@
         <w:t xml:space="preserve"> </w:t>
       </w:r>
       <w:r>
-        <w:t xml:space="preserve">45</w:t>
+        <w:t xml:space="preserve">48</w:t>
       </w:r>
       <w:r>
         <w:t xml:space="preserve"> </w:t>
@@ -42,7 +42,7 @@
         <w:t xml:space="preserve"> </w:t>
       </w:r>
       <w:r>
-        <w:t xml:space="preserve">2026-09-23T08:34:57Z</w:t>
+        <w:t xml:space="preserve">2026-09-23T09:34:59Z</w:t>
       </w:r>
       <w:r>
         <w:t xml:space="preserve"> </w:t>
@@ -30061,7 +30061,1859 @@
       </w:r>
     </w:p>
     <w:bookmarkEnd w:id="165"/>
+    <w:bookmarkStart w:id="166" w:name="X3d1949ad72192bd6b4d0e440e8884bcb3f65e06"/>
+    <w:p>
+      <w:pPr>
+        <w:pStyle w:val="Heading2"/>
+      </w:pPr>
+      <w:r>
+        <w:t xml:space="preserve">BOB-173 — Hook create and delete return HTTP success even when persistence fails, because _save_hooks swallows every exception — a user is told their webhook exists when it does not</w:t>
+      </w:r>
+    </w:p>
+    <w:p>
+      <w:pPr>
+        <w:pStyle w:val="FirstParagraph"/>
+      </w:pPr>
+      <w:r>
+        <w:rPr>
+          <w:b/>
+          <w:bCs/>
+        </w:rPr>
+        <w:t xml:space="preserve">Status:</w:t>
+      </w:r>
+      <w:r>
+        <w:t xml:space="preserve"> </w:t>
+      </w:r>
+      <w:r>
+        <w:t xml:space="preserve">Fixed (→ Fixed.md)</w:t>
+      </w:r>
+      <w:r>
+        <w:t xml:space="preserve"> </w:t>
+      </w:r>
+      <w:r>
+        <w:rPr>
+          <w:b/>
+          <w:bCs/>
+        </w:rPr>
+        <w:t xml:space="preserve">Type:</w:t>
+      </w:r>
+      <w:r>
+        <w:t xml:space="preserve"> </w:t>
+      </w:r>
+      <w:r>
+        <w:t xml:space="preserve">Bug</w:t>
+      </w:r>
+      <w:r>
+        <w:t xml:space="preserve"> </w:t>
+      </w:r>
+      <w:r>
+        <w:rPr>
+          <w:b/>
+          <w:bCs/>
+        </w:rPr>
+        <w:t xml:space="preserve">Evidence:</w:t>
+      </w:r>
+      <w:r>
+        <w:t xml:space="preserve"> </w:t>
+      </w:r>
+      <w:r>
+        <w:t xml:space="preserve">docs/qa/BOB-173/closure_evidence_20260923.md</w:t>
+      </w:r>
+      <w:r>
+        <w:t xml:space="preserve"> </w:t>
+      </w:r>
+      <w:r>
+        <w:rPr>
+          <w:b/>
+          <w:bCs/>
+        </w:rPr>
+        <w:t xml:space="preserve">Severity:</w:t>
+      </w:r>
+      <w:r>
+        <w:t xml:space="preserve"> </w:t>
+      </w:r>
+      <w:r>
+        <w:t xml:space="preserve">High</w:t>
+      </w:r>
+      <w:r>
+        <w:t xml:space="preserve"> </w:t>
+      </w:r>
+      <w:r>
+        <w:rPr>
+          <w:b/>
+          <w:bCs/>
+        </w:rPr>
+        <w:t xml:space="preserve">Created-By:</w:t>
+      </w:r>
+      <w:r>
+        <w:t xml:space="preserve"> </w:t>
+      </w:r>
+      <w:r>
+        <w:t xml:space="preserve">Claude</w:t>
+      </w:r>
+      <w:r>
+        <w:t xml:space="preserve"> </w:t>
+      </w:r>
+      <w:r>
+        <w:rPr>
+          <w:b/>
+          <w:bCs/>
+        </w:rPr>
+        <w:t xml:space="preserve">Assigned-To:</w:t>
+      </w:r>
+      <w:r>
+        <w:t xml:space="preserve"> </w:t>
+      </w:r>
+      <w:r>
+        <w:t xml:space="preserve">Claude</w:t>
+      </w:r>
+    </w:p>
+    <w:p>
+      <w:pPr>
+        <w:pStyle w:val="BodyText"/>
+      </w:pPr>
+      <w:r>
+        <w:t xml:space="preserve">WHAT. download-proxy/src/api/hooks.py:96-102:</w:t>
+      </w:r>
+    </w:p>
+    <w:p>
+      <w:pPr>
+        <w:pStyle w:val="SourceCode"/>
+      </w:pPr>
+      <w:r>
+        <w:rPr>
+          <w:rStyle w:val="VerbatimChar"/>
+        </w:rPr>
+        <w:t xml:space="preserve">def _save_hooks(hooks: list[dict[str, Any]]) -&gt; None:</w:t>
+      </w:r>
+      <w:r>
+        <w:br/>
+      </w:r>
+      <w:r>
+        <w:rPr>
+          <w:rStyle w:val="VerbatimChar"/>
+        </w:rPr>
+        <w:t xml:space="preserve">    try:</w:t>
+      </w:r>
+      <w:r>
+        <w:br/>
+      </w:r>
+      <w:r>
+        <w:rPr>
+          <w:rStyle w:val="VerbatimChar"/>
+        </w:rPr>
+        <w:t xml:space="preserve">        os.makedirs(os.path.dirname(HOOKS_FILE), exist_ok=True)</w:t>
+      </w:r>
+      <w:r>
+        <w:br/>
+      </w:r>
+      <w:r>
+        <w:rPr>
+          <w:rStyle w:val="VerbatimChar"/>
+        </w:rPr>
+        <w:t xml:space="preserve">        with open(HOOKS_FILE, 'w') as f:</w:t>
+      </w:r>
+      <w:r>
+        <w:br/>
+      </w:r>
+      <w:r>
+        <w:rPr>
+          <w:rStyle w:val="VerbatimChar"/>
+        </w:rPr>
+        <w:t xml:space="preserve">            json.dump(hooks, f, indent=2)</w:t>
+      </w:r>
+      <w:r>
+        <w:br/>
+      </w:r>
+      <w:r>
+        <w:rPr>
+          <w:rStyle w:val="VerbatimChar"/>
+        </w:rPr>
+        <w:t xml:space="preserve">    except Exception as e:</w:t>
+      </w:r>
+      <w:r>
+        <w:br/>
+      </w:r>
+      <w:r>
+        <w:rPr>
+          <w:rStyle w:val="VerbatimChar"/>
+        </w:rPr>
+        <w:t xml:space="preserve">        logger.error(f'Failed to save hooks: {e}')</w:t>
+      </w:r>
+    </w:p>
+    <w:p>
+      <w:pPr>
+        <w:pStyle w:val="FirstParagraph"/>
+      </w:pPr>
+      <w:r>
+        <w:t xml:space="preserve">It catches EVERY exception, logs, and returns None. The signature returns None, so the caller has no channel to learn the write failed. Both call sites then report success unconditionally:</w:t>
+      </w:r>
+    </w:p>
+    <w:p>
+      <w:pPr>
+        <w:pStyle w:val="SourceCode"/>
+      </w:pPr>
+      <w:r>
+        <w:rPr>
+          <w:rStyle w:val="VerbatimChar"/>
+        </w:rPr>
+        <w:t xml:space="preserve">:152  _save_hooks(hooks)                     :174  _save_hooks(hooks)</w:t>
+      </w:r>
+      <w:r>
+        <w:br/>
+      </w:r>
+      <w:r>
+        <w:rPr>
+          <w:rStyle w:val="VerbatimChar"/>
+        </w:rPr>
+        <w:t xml:space="preserve">:154  logger.info('Created hook: ...')       :175  logger.info('Deleted hook: ...')</w:t>
+      </w:r>
+      <w:r>
+        <w:br/>
+      </w:r>
+      <w:r>
+        <w:rPr>
+          <w:rStyle w:val="VerbatimChar"/>
+        </w:rPr>
+        <w:t xml:space="preserve">:156  return HookResponse(hook_id=..., ...)  :176  return {'message': 'Hook deleted', ...}</w:t>
+      </w:r>
+    </w:p>
+    <w:p>
+      <w:pPr>
+        <w:pStyle w:val="FirstParagraph"/>
+      </w:pPr>
+      <w:r>
+        <w:t xml:space="preserve">USER-VISIBLE CONSEQUENCE, which is why this is High and not a code-hygiene nit. A user POSTs a webhook, receives HTTP 200 and a hook_id, and the hook was never written — their automation silently never fires, and the API told them it exists. Symmetrically, a user DELETEs a hook, is told</w:t>
+      </w:r>
+      <w:r>
+        <w:t xml:space="preserve"> </w:t>
+      </w:r>
+      <w:r>
+        <w:t xml:space="preserve">‘Hook deleted’</w:t>
+      </w:r>
+      <w:r>
+        <w:t xml:space="preserve">, the file still holds it, and it fires again after the next restart. In both directions the product reports the opposite of what happened, and the only trace is a log line nobody is watching.</w:t>
+      </w:r>
+    </w:p>
+    <w:p>
+      <w:pPr>
+        <w:pStyle w:val="BodyText"/>
+      </w:pPr>
+      <w:r>
+        <w:t xml:space="preserve">THIS IS THE §11.4.252 SHAPE. The path combines two dangerous capabilities from that anchor’s taxonomy — MUTATION of a shared resource (a filesystem write) and EXTERNAL SIDE EFFECT (hooks are outbound calls the system will or will not make) — so it is required to FAIL CLOSED: verify the precondition, refuse when it cannot be satisfied, and surface the refusal. Instead it fails open, and a bare</w:t>
+      </w:r>
+      <w:r>
+        <w:t xml:space="preserve"> </w:t>
+      </w:r>
+      <w:r>
+        <w:t xml:space="preserve">‘except Exception:’</w:t>
+      </w:r>
+      <w:r>
+        <w:t xml:space="preserve"> </w:t>
+      </w:r>
+      <w:r>
+        <w:t xml:space="preserve">that only logs is the exact anti-pattern §11.4.252 enumerates. At the product layer it is also a §11.4.201(6) false-null: a successful write and a swallowed failure are indistinguishable to the caller.</w:t>
+      </w:r>
+    </w:p>
+    <w:p>
+      <w:pPr>
+        <w:pStyle w:val="BodyText"/>
+      </w:pPr>
+      <w:r>
+        <w:t xml:space="preserve">PROVENANCE. Surfaced as an out-of-scope observation by the independent reviewer of the BOB-135 test-isolation work — this swallow is what turned that defect into an</w:t>
+      </w:r>
+      <w:r>
+        <w:t xml:space="preserve"> </w:t>
+      </w:r>
+      <w:r>
+        <w:t xml:space="preserve">‘assert 0 == 1’</w:t>
+      </w:r>
+      <w:r>
+        <w:t xml:space="preserve"> </w:t>
+      </w:r>
+      <w:r>
+        <w:t xml:space="preserve">mystery, because the EACCES on /config was logged and discarded while the endpoint kept returning 200. Verified here directly from source before filing (the function body and both call sites read above), not taken on report. Recorded as a §11.4.238 discovery-channel escape: found by an agent reading code during an unrelated investigation, not by the automated QA regime — the coverage gap is a defect of equal standing to the defect itself.</w:t>
+      </w:r>
+    </w:p>
+    <w:p>
+      <w:pPr>
+        <w:pStyle w:val="BodyText"/>
+      </w:pPr>
+      <w:r>
+        <w:t xml:space="preserve">ACCEPTANCE. (a) _save_hooks propagates failure — raise, or return a status the callers must consume. (b) Both endpoints translate a persistence failure into an HTTP error (500-class), never a success body; a create that did not persist must not return a hook_id. (c) A test drives each endpoint with the hooks file unwritable (read-only dir or a patched open raising OSError) and asserts a non-2xx status AND that a subsequent GET does not list the phantom hook — assert on the user-observable outcome, not on the log line. (d) Paired §1.1 mutation: restore the swallow; the test must FAIL. (e) Audit the same file for sibling swallows — this is a pattern, and one instance is rarely alone. (f) Honest boundary: this does not claim the write currently fails in production; it claims that WHEN it fails the user is told the opposite, and the BOB-135 investigation shows it does fail in at least one real environment.</w:t>
+      </w:r>
+    </w:p>
+    <w:p>
+      <w:pPr>
+        <w:pStyle w:val="BodyText"/>
+      </w:pPr>
+      <w:r>
+        <w:t xml:space="preserve">NOT CLAIMED. No change made. No assessment of how often the write fails in the operator’s deployment.</w:t>
+      </w:r>
+    </w:p>
+    <w:p>
+      <w:pPr>
+        <w:pStyle w:val="BodyText"/>
+      </w:pPr>
+      <w:r>
+        <w:t xml:space="preserve">RECORDING A SHELL ERROR OF MY OWN (§11.4.6): the first version of this description was written with the anti-pattern snippet inside backticks in a double-quoted shell argument, so the shell ran it as command substitution and the text was replaced by nothing — the stored description read</w:t>
+      </w:r>
+      <w:r>
+        <w:t xml:space="preserve"> </w:t>
+      </w:r>
+      <w:r>
+        <w:t xml:space="preserve">‘and is the exact anti-pattern’</w:t>
+      </w:r>
+      <w:r>
+        <w:t xml:space="preserve">. This is the SECOND time this session that backticks-inside-double-quotes has corrupted content (the first mangled a commit message). Fixed here by editing through a Python client with no shell quoting in the path. Noted because a silently-truncated defect description is exactly the kind of quiet corruption §11.4.201(7)(c) warns about — the path is part of the instrument, and it failed without erroring.</w:t>
+      </w:r>
+    </w:p>
     <w:bookmarkEnd w:id="166"/>
+    <w:bookmarkStart w:id="167" w:name="X52b495c371613884ee43c8f94f8fc647a456141"/>
+    <w:p>
+      <w:pPr>
+        <w:pStyle w:val="Heading2"/>
+      </w:pPr>
+      <w:r>
+        <w:t xml:space="preserve">BOB-174 — A corrupt hooks file reads as zero hooks and the next create silently destroys every existing hook, while the non-atomic write manufactures the corruption</w:t>
+      </w:r>
+    </w:p>
+    <w:p>
+      <w:pPr>
+        <w:pStyle w:val="FirstParagraph"/>
+      </w:pPr>
+      <w:r>
+        <w:rPr>
+          <w:b/>
+          <w:bCs/>
+        </w:rPr>
+        <w:t xml:space="preserve">Status:</w:t>
+      </w:r>
+      <w:r>
+        <w:t xml:space="preserve"> </w:t>
+      </w:r>
+      <w:r>
+        <w:t xml:space="preserve">Fixed (→ Fixed.md)</w:t>
+      </w:r>
+      <w:r>
+        <w:t xml:space="preserve"> </w:t>
+      </w:r>
+      <w:r>
+        <w:rPr>
+          <w:b/>
+          <w:bCs/>
+        </w:rPr>
+        <w:t xml:space="preserve">Type:</w:t>
+      </w:r>
+      <w:r>
+        <w:t xml:space="preserve"> </w:t>
+      </w:r>
+      <w:r>
+        <w:t xml:space="preserve">Bug</w:t>
+      </w:r>
+      <w:r>
+        <w:t xml:space="preserve"> </w:t>
+      </w:r>
+      <w:r>
+        <w:rPr>
+          <w:b/>
+          <w:bCs/>
+        </w:rPr>
+        <w:t xml:space="preserve">Evidence:</w:t>
+      </w:r>
+      <w:r>
+        <w:t xml:space="preserve"> </w:t>
+      </w:r>
+      <w:r>
+        <w:t xml:space="preserve">docs/qa/BOB-174/closure_evidence_20260923.md</w:t>
+      </w:r>
+      <w:r>
+        <w:t xml:space="preserve"> </w:t>
+      </w:r>
+      <w:r>
+        <w:rPr>
+          <w:b/>
+          <w:bCs/>
+        </w:rPr>
+        <w:t xml:space="preserve">Severity:</w:t>
+      </w:r>
+      <w:r>
+        <w:t xml:space="preserve"> </w:t>
+      </w:r>
+      <w:r>
+        <w:t xml:space="preserve">High</w:t>
+      </w:r>
+      <w:r>
+        <w:t xml:space="preserve"> </w:t>
+      </w:r>
+      <w:r>
+        <w:rPr>
+          <w:b/>
+          <w:bCs/>
+        </w:rPr>
+        <w:t xml:space="preserve">Created-By:</w:t>
+      </w:r>
+      <w:r>
+        <w:t xml:space="preserve"> </w:t>
+      </w:r>
+      <w:r>
+        <w:t xml:space="preserve">Claude</w:t>
+      </w:r>
+      <w:r>
+        <w:t xml:space="preserve"> </w:t>
+      </w:r>
+      <w:r>
+        <w:rPr>
+          <w:b/>
+          <w:bCs/>
+        </w:rPr>
+        <w:t xml:space="preserve">Assigned-To:</w:t>
+      </w:r>
+      <w:r>
+        <w:t xml:space="preserve"> </w:t>
+      </w:r>
+      <w:r>
+        <w:t xml:space="preserve">Claude</w:t>
+      </w:r>
+    </w:p>
+    <w:p>
+      <w:pPr>
+        <w:pStyle w:val="BodyText"/>
+      </w:pPr>
+      <w:r>
+        <w:t xml:space="preserve">WHAT. A corrupt hooks file is silently indistinguishable from</w:t>
+      </w:r>
+      <w:r>
+        <w:t xml:space="preserve"> </w:t>
+      </w:r>
+      <w:r>
+        <w:t xml:space="preserve">“no hooks configured”</w:t>
+      </w:r>
+      <w:r>
+        <w:t xml:space="preserve">, and the next create then DESTROYS every existing hook while returning HTTP 200. Three defects on one path, filed together because fixing any one alone leaves the data loss reachable.</w:t>
+      </w:r>
+    </w:p>
+    <w:p>
+      <w:pPr>
+        <w:pStyle w:val="BodyText"/>
+      </w:pPr>
+      <w:r>
+        <w:t xml:space="preserve">A1 — download-proxy/src/api/hooks.py:104-112. _load_hooks wraps the read in</w:t>
+      </w:r>
+      <w:r>
+        <w:t xml:space="preserve"> </w:t>
+      </w:r>
+      <w:r>
+        <w:rPr>
+          <w:rStyle w:val="VerbatimChar"/>
+        </w:rPr>
+        <w:t xml:space="preserve">except Exception: logger.error(...)</w:t>
+      </w:r>
+      <w:r>
+        <w:t xml:space="preserve"> </w:t>
+      </w:r>
+      <w:r>
+        <w:t xml:space="preserve">and falls through to</w:t>
+      </w:r>
+      <w:r>
+        <w:t xml:space="preserve"> </w:t>
+      </w:r>
+      <w:r>
+        <w:rPr>
+          <w:rStyle w:val="VerbatimChar"/>
+        </w:rPr>
+        <w:t xml:space="preserve">return []</w:t>
+      </w:r>
+      <w:r>
+        <w:t xml:space="preserve">. A truncated or malformed hooks.json is therefore reported to every caller as an empty, healthy hook list. Confirmed at source.</w:t>
+      </w:r>
+    </w:p>
+    <w:p>
+      <w:pPr>
+        <w:pStyle w:val="BodyText"/>
+      </w:pPr>
+      <w:r>
+        <w:t xml:space="preserve">A2 — the consequence, and the reason this is High. create_hook loads, appends, saves. Given a corrupt file that load turns into [], the save writes a one-element list over the top. Every previously-configured hook is gone. Measured by the implementing agent against the ALREADY-FIXED tree, so this survives the BOB-173 write-failure fix:</w:t>
+      </w:r>
+    </w:p>
+    <w:p>
+      <w:pPr>
+        <w:pStyle w:val="SourceCode"/>
+      </w:pPr>
+      <w:r>
+        <w:rPr>
+          <w:rStyle w:val="VerbatimChar"/>
+        </w:rPr>
+        <w:t xml:space="preserve">BEFORE  on disk : ['prod-hook-0', 'prod-hook-1', 'prod-hook-2']</w:t>
+      </w:r>
+      <w:r>
+        <w:br/>
+      </w:r>
+      <w:r>
+        <w:rPr>
+          <w:rStyle w:val="VerbatimChar"/>
+        </w:rPr>
+        <w:t xml:space="preserve">GET     reports : 200 {'hooks': [], 'count': 0}    &lt;- claims ZERO hooks configured</w:t>
+      </w:r>
+      <w:r>
+        <w:br/>
+      </w:r>
+      <w:r>
+        <w:rPr>
+          <w:rStyle w:val="VerbatimChar"/>
+        </w:rPr>
+        <w:t xml:space="preserve">DELETE  reports : 404 {'detail': 'Hook not found'} &lt;- for a hook that IS in the file</w:t>
+      </w:r>
+      <w:r>
+        <w:br/>
+      </w:r>
+      <w:r>
+        <w:rPr>
+          <w:rStyle w:val="VerbatimChar"/>
+        </w:rPr>
+        <w:t xml:space="preserve">POST    reports : 200 hook_id=3c8a5930-...</w:t>
+      </w:r>
+      <w:r>
+        <w:br/>
+      </w:r>
+      <w:r>
+        <w:rPr>
+          <w:rStyle w:val="VerbatimChar"/>
+        </w:rPr>
+        <w:t xml:space="preserve">AFTER   on disk : ['3c8a5930-...']</w:t>
+      </w:r>
+    </w:p>
+    <w:p>
+      <w:pPr>
+        <w:pStyle w:val="FirstParagraph"/>
+      </w:pPr>
+      <w:r>
+        <w:t xml:space="preserve">Three prod hooks destroyed, HTTP 200 throughout, nothing surfaced to the user.</w:t>
+      </w:r>
+    </w:p>
+    <w:p>
+      <w:pPr>
+        <w:pStyle w:val="BodyText"/>
+      </w:pPr>
+      <w:r>
+        <w:t xml:space="preserve">A5 — _save_hooks writes with a plain</w:t>
+      </w:r>
+      <w:r>
+        <w:t xml:space="preserve"> </w:t>
+      </w:r>
+      <w:r>
+        <w:rPr>
+          <w:rStyle w:val="VerbatimChar"/>
+        </w:rPr>
+        <w:t xml:space="preserve">open(path, "w")</w:t>
+      </w:r>
+      <w:r>
+        <w:t xml:space="preserve">. A crash, ENOSPC, or a kill mid-write truncates the file in place. That is precisely the corruption A1 then reads as</w:t>
+      </w:r>
+      <w:r>
+        <w:t xml:space="preserve"> </w:t>
+      </w:r>
+      <w:r>
+        <w:t xml:space="preserve">“no hooks”</w:t>
+      </w:r>
+      <w:r>
+        <w:t xml:space="preserve"> </w:t>
+      </w:r>
+      <w:r>
+        <w:t xml:space="preserve">and A2 overwrites. The same codebase already has the correct pattern: theme_state.py:115-126 uses tmp-file + os.replace.</w:t>
+      </w:r>
+    </w:p>
+    <w:p>
+      <w:pPr>
+        <w:pStyle w:val="BodyText"/>
+      </w:pPr>
+      <w:r>
+        <w:t xml:space="preserve">WHY THE THREE ARE ONE ITEM. A5 manufactures the corrupt file, A1 misreads it as empty, A2 destroys the contents. Fixing only A1 leaves truncation reachable; fixing only A5 leaves an existing corrupt file a data-loss trigger; fixing only A2 leaves the API lying about what is configured. The chain is the defect.</w:t>
+      </w:r>
+    </w:p>
+    <w:p>
+      <w:pPr>
+        <w:pStyle w:val="BodyText"/>
+      </w:pPr>
+      <w:r>
+        <w:t xml:space="preserve">DELIBERATELY NOT FIXED UNDER BOB-173, and the reasoning is sound. The implementing agent identified all three while auditing sibling swallows as that item required, and declined to fix them in the same change because: they change GET semantics on an endpoint the frontend consumes (200 -&gt; 5xx); they need a CORRUPT-file reproduction rather than the UNWRITABLE-file one BOB-173 built; and they need a design decision that is genuinely not obvious — a MISSING hooks file legitimately means</w:t>
+      </w:r>
+      <w:r>
+        <w:t xml:space="preserve"> </w:t>
+      </w:r>
+      <w:r>
+        <w:t xml:space="preserve">“no hooks configured”</w:t>
+      </w:r>
+      <w:r>
+        <w:t xml:space="preserve">, while a CORRUPT one does not, and today’s code cannot tell those apart. Expanding BOB-173’s scope to cover them would have meant shipping that decision unexamined.</w:t>
+      </w:r>
+    </w:p>
+    <w:p>
+      <w:pPr>
+        <w:pStyle w:val="BodyText"/>
+      </w:pPr>
+      <w:r>
+        <w:t xml:space="preserve">ACCEPTANCE. (a) Distinguish MISSING from CORRUPT: a missing file remains an empty list; a corrupt one is an error, never silently []. (b) Decide and RECORD what GET does on corruption — 5xx, or 200 with an explicit degraded marker the frontend can render. This is the design decision, and it should be stated rather than inferred from whatever the patch happens to do. (c) create/delete MUST NOT overwrite a file they could not parse — refuse, do not clobber (§11.4.252: mutation plus external side effect must fail closed). (d) Make the write atomic via tmp + os.replace, reusing theme_state.py’s existing pattern rather than re-inventing it (§11.4.28). (e) Tests asserting the USER-OBSERVABLE outcome, not log lines: seed a corrupt file, assert GET does not claim zero hooks, assert a create refuses rather than destroying, and assert the file still holds the original hooks afterwards. (f) Paired §1.1 mutation per guard. (g) NEGATIVE CONTROLS (§11.4.201(1)): a MISSING file must still yield an empty list and a working create; a VALID file must behave exactly as today. A fix that makes every load fail closed by failing always is not a fix.</w:t>
+      </w:r>
+    </w:p>
+    <w:p>
+      <w:pPr>
+        <w:pStyle w:val="BodyText"/>
+      </w:pPr>
+      <w:r>
+        <w:t xml:space="preserve">A3, RECORDED SEPARATELY, NOT PART OF THIS CHAIN. VALID_EVENTS and HookEventType are two sources of truth for one closed set. Verified identical today, unguarded against drift: if they diverge a hook registers successfully and then silently never fires. One assertion pinning them would close it.</w:t>
+      </w:r>
+    </w:p>
+    <w:p>
+      <w:pPr>
+        <w:pStyle w:val="BodyText"/>
+      </w:pPr>
+      <w:r>
+        <w:t xml:space="preserve">NOT CLAIMED. No change made. The BOB-173 write-failure fix is real and orthogonal — it makes a FAILED write honest; it does nothing about a SUCCESSFUL write of wrong data derived from a misread file.</w:t>
+      </w:r>
+    </w:p>
+    <w:bookmarkEnd w:id="167"/>
+    <w:bookmarkStart w:id="168" w:name="Xb5df7345c69f42859b760ebcb7eb04a79a50123"/>
+    <w:p>
+      <w:pPr>
+        <w:pStyle w:val="Heading2"/>
+      </w:pPr>
+      <w:r>
+        <w:t xml:space="preserve">BOB-163 — Now that :7187 really rate-limits, the DDoS challenge’s cross-endpoint isolation assertion reads a sibling 429 as endpoint-degraded</w:t>
+      </w:r>
+    </w:p>
+    <w:p>
+      <w:pPr>
+        <w:pStyle w:val="FirstParagraph"/>
+      </w:pPr>
+      <w:r>
+        <w:rPr>
+          <w:b/>
+          <w:bCs/>
+        </w:rPr>
+        <w:t xml:space="preserve">Status:</w:t>
+      </w:r>
+      <w:r>
+        <w:t xml:space="preserve"> </w:t>
+      </w:r>
+      <w:r>
+        <w:t xml:space="preserve">Fixed (→ Fixed.md)</w:t>
+      </w:r>
+      <w:r>
+        <w:t xml:space="preserve"> </w:t>
+      </w:r>
+      <w:r>
+        <w:rPr>
+          <w:b/>
+          <w:bCs/>
+        </w:rPr>
+        <w:t xml:space="preserve">Type:</w:t>
+      </w:r>
+      <w:r>
+        <w:t xml:space="preserve"> </w:t>
+      </w:r>
+      <w:r>
+        <w:t xml:space="preserve">Bug</w:t>
+      </w:r>
+      <w:r>
+        <w:t xml:space="preserve"> </w:t>
+      </w:r>
+      <w:r>
+        <w:rPr>
+          <w:b/>
+          <w:bCs/>
+        </w:rPr>
+        <w:t xml:space="preserve">Evidence:</w:t>
+      </w:r>
+      <w:r>
+        <w:t xml:space="preserve"> </w:t>
+      </w:r>
+      <w:r>
+        <w:t xml:space="preserve">docs/qa/BOB-163/closure_evidence_20260923.md</w:t>
+      </w:r>
+      <w:r>
+        <w:t xml:space="preserve"> </w:t>
+      </w:r>
+      <w:r>
+        <w:rPr>
+          <w:b/>
+          <w:bCs/>
+        </w:rPr>
+        <w:t xml:space="preserve">Severity:</w:t>
+      </w:r>
+      <w:r>
+        <w:t xml:space="preserve"> </w:t>
+      </w:r>
+      <w:r>
+        <w:t xml:space="preserve">Medium</w:t>
+      </w:r>
+      <w:r>
+        <w:t xml:space="preserve"> </w:t>
+      </w:r>
+      <w:r>
+        <w:rPr>
+          <w:b/>
+          <w:bCs/>
+        </w:rPr>
+        <w:t xml:space="preserve">Created-By:</w:t>
+      </w:r>
+      <w:r>
+        <w:t xml:space="preserve"> </w:t>
+      </w:r>
+      <w:r>
+        <w:t xml:space="preserve">BOB-114 remediation, pre-existing defect surfaced by BOB-111 landing a real limiter</w:t>
+      </w:r>
+    </w:p>
+    <w:p>
+      <w:pPr>
+        <w:pStyle w:val="BodyText"/>
+      </w:pPr>
+      <w:r>
+        <w:rPr>
+          <w:b/>
+          <w:bCs/>
+        </w:rPr>
+        <w:t xml:space="preserve">OPERATOR DECISION (2026-08-26, §11.4.66 interactive clarification): YES — 429 IS RESPONSIVE IF Retry-After IS WELL-FORMED</w:t>
+      </w:r>
+    </w:p>
+    <w:p>
+      <w:pPr>
+        <w:pStyle w:val="BodyText"/>
+      </w:pPr>
+      <w:r>
+        <w:t xml:space="preserve">A 429 carrying a VALID Retry-After header counts as the sibling endpoint being RESPONSIVE. Assertion (c) of the DDoS challenge accepts 2xx OR a well-formed 429 (positive integer seconds or valid HTTP-date — PARSED, not merely present/non-empty). DEGRADED remains: connection failure, timeout, any 5xx, and a 429 with absent or malformed Retry-After. RESIDUAL RISK, accepted knowingly and to be stated in the script source per §11.4.6: a genuinely wedged endpoint that happens to answer 429-with-Retry-After would pass — the Retry-After parse narrows that window, it does not close it. Options (b) limiter-aware drain and (c) exempt healthz probe were both offered and NOT chosen. STILL OPEN, not covered by this decision: the detector counts 429 only, not 503, though the script header says</w:t>
+      </w:r>
+      <w:r>
+        <w:t xml:space="preserve"> </w:t>
+      </w:r>
+      <w:r>
+        <w:t xml:space="preserve">‘429 (or equivalent)’</w:t>
+      </w:r>
+      <w:r>
+        <w:t xml:space="preserve">; counting 503 would collide with the crash detector’s 5xx tally. Decide when BOB-111 lands limiters on :7185 and :7189.</w:t>
+      </w:r>
+    </w:p>
+    <w:p>
+      <w:pPr>
+        <w:pStyle w:val="BodyText"/>
+      </w:pPr>
+      <w:r>
+        <w:t xml:space="preserve">This answer is recorded as consumer DATA per §11.4.35 — it is the operator’s stated choice, not an agent inference, and supersedes any prior agent-chosen default on this question. Options not chosen are named above so a future reader does not re-litigate a settled call (§11.4.112(5) bounded-verdict discipline applied to decisions).</w:t>
+      </w:r>
+    </w:p>
+    <w:p>
+      <w:pPr>
+        <w:pStyle w:val="BodyText"/>
+      </w:pPr>
+      <w:r>
+        <w:t xml:space="preserve">— prior item text follows —</w:t>
+      </w:r>
+    </w:p>
+    <w:p>
+      <w:pPr>
+        <w:pStyle w:val="BodyText"/>
+      </w:pPr>
+      <w:r>
+        <w:rPr>
+          <w:b/>
+          <w:bCs/>
+        </w:rPr>
+        <w:t xml:space="preserve">Reported-Via:</w:t>
+      </w:r>
+      <w:r>
+        <w:t xml:space="preserve"> </w:t>
+      </w:r>
+      <w:r>
+        <w:t xml:space="preserve">§11.4.202 reporting directive</w:t>
+      </w:r>
+      <w:r>
+        <w:t xml:space="preserve"> </w:t>
+      </w:r>
+      <w:r>
+        <w:rPr>
+          <w:rStyle w:val="VerbatimChar"/>
+        </w:rPr>
+        <w:t xml:space="preserve">bug</w:t>
+      </w:r>
+      <w:r>
+        <w:t xml:space="preserve"> </w:t>
+      </w:r>
+      <w:r>
+        <w:t xml:space="preserve">on 2026-08-21T19:41:08Z</w:t>
+      </w:r>
+      <w:r>
+        <w:t xml:space="preserve"> </w:t>
+      </w:r>
+      <w:r>
+        <w:rPr>
+          <w:b/>
+          <w:bCs/>
+        </w:rPr>
+        <w:t xml:space="preserve">Reported-By:</w:t>
+      </w:r>
+      <w:r>
+        <w:t xml:space="preserve"> </w:t>
+      </w:r>
+      <w:r>
+        <w:t xml:space="preserve">BOB-114 remediation, pre-existing defect surfaced by BOB-111 landing a real limiter</w:t>
+      </w:r>
+    </w:p>
+    <w:p>
+      <w:pPr>
+        <w:pStyle w:val="BodyText"/>
+      </w:pPr>
+      <w:r>
+        <w:rPr>
+          <w:b/>
+          <w:bCs/>
+        </w:rPr>
+        <w:t xml:space="preserve">What (the report, verbatim):</w:t>
+      </w:r>
+      <w:r>
+        <w:t xml:space="preserve"> </w:t>
+      </w:r>
+      <w:r>
+        <w:t xml:space="preserve">PRE-EXISTING, NOT INTRODUCED – and proven so rather than asserted: git diff shows assertion (c) is BYTE-IDENTICAL to HEAD, and the failure reproduces against the unmodified HEAD script. What changed is not the challenge but the SYSTEM: BOB-111 appears at least partially delivered, because :7187 now returns real 429s where it previously returned none. :7185 and :7189 still produce zero 429s.</w:t>
+      </w:r>
+    </w:p>
+    <w:p>
+      <w:pPr>
+        <w:pStyle w:val="BodyText"/>
+      </w:pPr>
+      <w:r>
+        <w:t xml:space="preserve">This is a 11.4.248-class corrosion risk and that is why it is filed rather than left as a footnote: run_all_challenges.sh will now fail INTERMITTENTLY, and an intermittent red trains everyone to re-run until green, at which point a real regression is dismissed as</w:t>
+      </w:r>
+      <w:r>
+        <w:t xml:space="preserve"> </w:t>
+      </w:r>
+      <w:r>
+        <w:t xml:space="preserve">‘probably the flaky rate-limit one’</w:t>
+      </w:r>
+      <w:r>
+        <w:t xml:space="preserve">.</w:t>
+      </w:r>
+    </w:p>
+    <w:p>
+      <w:pPr>
+        <w:pStyle w:val="BodyText"/>
+      </w:pPr>
+      <w:r>
+        <w:t xml:space="preserve">THE DECISION, which is an operator call under 11.4.66 and which I deliberately did NOT invent:</w:t>
+      </w:r>
+    </w:p>
+    <w:p>
+      <w:pPr>
+        <w:pStyle w:val="BodyText"/>
+      </w:pPr>
+      <w:r>
+        <w:t xml:space="preserve">Does a 429 from a WORKING limiter count as the sibling endpoint being RESPONSIVE?</w:t>
+      </w:r>
+    </w:p>
+    <w:p>
+      <w:pPr>
+        <w:pStyle w:val="Compact"/>
+        <w:numPr>
+          <w:ilvl w:val="0"/>
+          <w:numId w:val="1005"/>
+        </w:numPr>
+      </w:pPr>
+      <w:r>
+        <w:t xml:space="preserve">YES – a 429 proves the endpoint is alive and correctly protecting itself. Assertion (c) accepts 2xx OR 429, and only a connection failure / 5xx / timeout counts as degraded. Risk: a genuinely wedged endpoint that happens to answer 429 would pass.</w:t>
+      </w:r>
+    </w:p>
+    <w:p>
+      <w:pPr>
+        <w:pStyle w:val="Compact"/>
+        <w:numPr>
+          <w:ilvl w:val="0"/>
+          <w:numId w:val="1005"/>
+        </w:numPr>
+      </w:pPr>
+      <w:r>
+        <w:t xml:space="preserve">NO – keep requiring 2xx, but make the challenge limiter-aware: drain or wait out the window before the sibling probe (retry-after is served, so the budget is knowable rather than guessed).</w:t>
+      </w:r>
+    </w:p>
+    <w:p>
+      <w:pPr>
+        <w:pStyle w:val="Compact"/>
+        <w:numPr>
+          <w:ilvl w:val="0"/>
+          <w:numId w:val="1005"/>
+        </w:numPr>
+      </w:pPr>
+      <w:r>
+        <w:t xml:space="preserve">Probe siblings on a path the limiter exempts (a healthz-class route), so the isolation question is asked without spending the bucket.</w:t>
+      </w:r>
+    </w:p>
+    <w:p>
+      <w:pPr>
+        <w:pStyle w:val="FirstParagraph"/>
+      </w:pPr>
+      <w:r>
+        <w:t xml:space="preserve">Recommendation with reasoning, not just a pick: (a) composed with a bounded liveness check – a 429 carrying a well-formed Retry-After IS evidence of a live, correctly-behaving service, and (b) makes the challenge slower and couples it to a window value that will drift. But the semantics of</w:t>
+      </w:r>
+      <w:r>
+        <w:t xml:space="preserve"> </w:t>
+      </w:r>
+      <w:r>
+        <w:t xml:space="preserve">‘responsive’</w:t>
+      </w:r>
+      <w:r>
+        <w:t xml:space="preserve"> </w:t>
+      </w:r>
+      <w:r>
+        <w:t xml:space="preserve">here are a product judgement, so the answer is recorded, not assumed.</w:t>
+      </w:r>
+    </w:p>
+    <w:p>
+      <w:pPr>
+        <w:pStyle w:val="BodyText"/>
+      </w:pPr>
+      <w:r>
+        <w:t xml:space="preserve">RELATED, stated as fact rather than folded in: the detector counts 429 only, not 503, though the script header says</w:t>
+      </w:r>
+      <w:r>
+        <w:t xml:space="preserve"> </w:t>
+      </w:r>
+      <w:r>
+        <w:t xml:space="preserve">‘429 (or equivalent)’</w:t>
+      </w:r>
+      <w:r>
+        <w:t xml:space="preserve">. Counting 503 would collide with the crash detector’s 5xx tally. Worth deciding when BOB-111 lands limiters on :7185 and :7189.</w:t>
+      </w:r>
+    </w:p>
+    <w:p>
+      <w:pPr>
+        <w:pStyle w:val="BodyText"/>
+      </w:pPr>
+      <w:r>
+        <w:rPr>
+          <w:b/>
+          <w:bCs/>
+        </w:rPr>
+        <w:t xml:space="preserve">Affected scope / file-scope manifest:</w:t>
+      </w:r>
+      <w:r>
+        <w:t xml:space="preserve"> </w:t>
+      </w:r>
+      <w:r>
+        <w:t xml:space="preserve">challenges/scripts/ddos_resilience_challenge.sh assertion (c) cross-endpoint isolation; run_all_challenges.sh which invokes it</w:t>
+      </w:r>
+    </w:p>
+    <w:p>
+      <w:pPr>
+        <w:pStyle w:val="BodyText"/>
+      </w:pPr>
+      <w:r>
+        <w:rPr>
+          <w:b/>
+          <w:bCs/>
+        </w:rPr>
+        <w:t xml:space="preserve">Reproduction / context:</w:t>
+      </w:r>
+      <w:r>
+        <w:t xml:space="preserve"> </w:t>
+      </w:r>
+      <w:r>
+        <w:t xml:space="preserve">Assertion (c) requires a sibling-endpoint probe to answer ^2 (a 2xx). :7187 now enforces a real limiter (measured live: x-ratelimit-limit: 120, x-ratelimit-remaining: 86, retry-after: 45, server: uvicorn). A full challenge run sends roughly 250 requests to :7187, so sibling probes fired during the OTHER endpoints’ tiers land on an exhausted bucket and receive 429 – which assertion (c) scores as</w:t>
+      </w:r>
+      <w:r>
+        <w:t xml:space="preserve"> </w:t>
+      </w:r>
+      <w:r>
+        <w:t xml:space="preserve">‘endpoint degraded’</w:t>
+      </w:r>
+      <w:r>
+        <w:t xml:space="preserve">. Timing-dependent: one run measured PASS=5 FAIL=2; the UNMODIFIED HEAD script against the same live stack ~30s later measured PASS=7 FAIL=0 SKIP=2.</w:t>
+      </w:r>
+    </w:p>
+    <w:p>
+      <w:pPr>
+        <w:pStyle w:val="BodyText"/>
+      </w:pPr>
+      <w:r>
+        <w:rPr>
+          <w:b/>
+          <w:bCs/>
+        </w:rPr>
+        <w:t xml:space="preserve">Acceptance criteria:</w:t>
+      </w:r>
+      <w:r>
+        <w:t xml:space="preserve"> </w:t>
+      </w:r>
+      <w:r>
+        <w:t xml:space="preserve">The operator has answered the classification question below, the answer is recorded as consumer DATA, and assertion (c) implements it. The challenge then produces the same verdict across 3 consecutive runs against a rate-limited stack (11.4.50 deterministic consistency), and the fix ships a paired 1.1 mutation proving assertion (c) still catches a genuinely degraded sibling endpoint – narrowing it must not blind it (11.4.201(1)).</w:t>
+      </w:r>
+    </w:p>
+    <w:bookmarkEnd w:id="168"/>
+    <w:bookmarkStart w:id="169" w:name="X456cb4856b605fb1072fe25aad912737c4e0728"/>
+    <w:p>
+      <w:pPr>
+        <w:pStyle w:val="Heading2"/>
+      </w:pPr>
+      <w:r>
+        <w:t xml:space="preserve">BOB-167 — Two SSE routes, one rate-limit class: /search/stream carries</w:t>
+      </w:r>
+      <w:r>
+        <w:t xml:space="preserve"> </w:t>
+      </w:r>
+      <w:r>
+        <w:t xml:space="preserve">@_rl</w:t>
+      </w:r>
+      <w:r>
+        <w:t xml:space="preserve">(</w:t>
+      </w:r>
+      <w:r>
+        <w:t xml:space="preserve">‘sse_stream’</w:t>
+      </w:r>
+      <w:r>
+        <w:t xml:space="preserve">) but the sibling /theme/stream carries no limiter and falls to the 120/min default</w:t>
+      </w:r>
+    </w:p>
+    <w:p>
+      <w:pPr>
+        <w:pStyle w:val="FirstParagraph"/>
+      </w:pPr>
+      <w:r>
+        <w:rPr>
+          <w:b/>
+          <w:bCs/>
+        </w:rPr>
+        <w:t xml:space="preserve">Status:</w:t>
+      </w:r>
+      <w:r>
+        <w:t xml:space="preserve"> </w:t>
+      </w:r>
+      <w:r>
+        <w:t xml:space="preserve">Fixed (→ Fixed.md)</w:t>
+      </w:r>
+      <w:r>
+        <w:t xml:space="preserve"> </w:t>
+      </w:r>
+      <w:r>
+        <w:rPr>
+          <w:b/>
+          <w:bCs/>
+        </w:rPr>
+        <w:t xml:space="preserve">Type:</w:t>
+      </w:r>
+      <w:r>
+        <w:t xml:space="preserve"> </w:t>
+      </w:r>
+      <w:r>
+        <w:t xml:space="preserve">Bug</w:t>
+      </w:r>
+      <w:r>
+        <w:t xml:space="preserve"> </w:t>
+      </w:r>
+      <w:r>
+        <w:rPr>
+          <w:b/>
+          <w:bCs/>
+        </w:rPr>
+        <w:t xml:space="preserve">Evidence:</w:t>
+      </w:r>
+      <w:r>
+        <w:t xml:space="preserve"> </w:t>
+      </w:r>
+      <w:r>
+        <w:t xml:space="preserve">docs/qa/BOB-167/closure_evidence_20260923.md</w:t>
+      </w:r>
+      <w:r>
+        <w:t xml:space="preserve"> </w:t>
+      </w:r>
+      <w:r>
+        <w:rPr>
+          <w:b/>
+          <w:bCs/>
+        </w:rPr>
+        <w:t xml:space="preserve">Severity:</w:t>
+      </w:r>
+      <w:r>
+        <w:t xml:space="preserve"> </w:t>
+      </w:r>
+      <w:r>
+        <w:t xml:space="preserve">Medium</w:t>
+      </w:r>
+      <w:r>
+        <w:t xml:space="preserve"> </w:t>
+      </w:r>
+      <w:r>
+        <w:rPr>
+          <w:b/>
+          <w:bCs/>
+        </w:rPr>
+        <w:t xml:space="preserve">Created-By:</w:t>
+      </w:r>
+      <w:r>
+        <w:t xml:space="preserve"> </w:t>
+      </w:r>
+      <w:r>
+        <w:t xml:space="preserve">Claude</w:t>
+      </w:r>
+      <w:r>
+        <w:t xml:space="preserve"> </w:t>
+      </w:r>
+      <w:r>
+        <w:rPr>
+          <w:b/>
+          <w:bCs/>
+        </w:rPr>
+        <w:t xml:space="preserve">Assigned-To:</w:t>
+      </w:r>
+      <w:r>
+        <w:t xml:space="preserve"> </w:t>
+      </w:r>
+      <w:r>
+        <w:t xml:space="preserve">Claude</w:t>
+      </w:r>
+    </w:p>
+    <w:p>
+      <w:pPr>
+        <w:pStyle w:val="BodyText"/>
+      </w:pPr>
+      <w:r>
+        <w:t xml:space="preserve">WHAT. download-proxy exposes two Server-Sent-Events routes. They are the same expensive class — long-lived connections that hold a worker and a generator for their lifetime — but only one is rate-limit classed:</w:t>
+      </w:r>
+    </w:p>
+    <w:p>
+      <w:pPr>
+        <w:pStyle w:val="BodyText"/>
+      </w:pPr>
+      <w:r>
+        <w:t xml:space="preserve">routes.py:801</w:t>
+      </w:r>
+      <w:r>
+        <w:t xml:space="preserve"> </w:t>
+      </w:r>
+      <w:r>
+        <w:t xml:space="preserve">@router.get</w:t>
+      </w:r>
+      <w:r>
+        <w:t xml:space="preserve">(</w:t>
+      </w:r>
+      <w:r>
+        <w:t xml:space="preserve">‘/search/stream/{search_id}’</w:t>
+      </w:r>
+      <w:r>
+        <w:t xml:space="preserve">)</w:t>
+      </w:r>
+      <w:r>
+        <w:t xml:space="preserve"> </w:t>
+      </w:r>
+      <w:r>
+        <w:t xml:space="preserve">@_rl</w:t>
+      </w:r>
+      <w:r>
+        <w:t xml:space="preserve">(</w:t>
+      </w:r>
+      <w:r>
+        <w:t xml:space="preserve">‘sse_stream’</w:t>
+      </w:r>
+      <w:r>
+        <w:t xml:space="preserve">) &lt;- classed</w:t>
+      </w:r>
+      <w:r>
+        <w:t xml:space="preserve"> </w:t>
+      </w:r>
+      <w:r>
+        <w:t xml:space="preserve">routes.py:150</w:t>
+      </w:r>
+      <w:r>
+        <w:t xml:space="preserve"> </w:t>
+      </w:r>
+      <w:r>
+        <w:t xml:space="preserve">@router.get</w:t>
+      </w:r>
+      <w:r>
+        <w:t xml:space="preserve">(</w:t>
+      </w:r>
+      <w:r>
+        <w:t xml:space="preserve">‘/theme/stream’</w:t>
+      </w:r>
+      <w:r>
+        <w:t xml:space="preserve">)</w:t>
+      </w:r>
+      <w:r>
+        <w:t xml:space="preserve"> </w:t>
+      </w:r>
+      <w:r>
+        <w:t xml:space="preserve">async def stream_theme(…) &lt;- NO limiter decorator</w:t>
+      </w:r>
+    </w:p>
+    <w:p>
+      <w:pPr>
+        <w:pStyle w:val="BodyText"/>
+      </w:pPr>
+      <w:r>
+        <w:t xml:space="preserve">_rl(cls) resolves to limiter.limit(limit_for(cls)), so /search/stream is bound to the sse_stream class while /theme/stream falls through to the application default. Measured live on the running stack: /api/v1/theme/stream reports x-ratelimit-limit 120.</w:t>
+      </w:r>
+    </w:p>
+    <w:p>
+      <w:pPr>
+        <w:pStyle w:val="BodyText"/>
+      </w:pPr>
+      <w:r>
+        <w:t xml:space="preserve">PROVENANCE + A CORRECTION WORTH KEEPING (§11.4.6). This was surfaced by the BOB-109 scaling agent, whose report framed it as:</w:t>
+      </w:r>
+      <w:r>
+        <w:t xml:space="preserve"> </w:t>
+      </w:r>
+      <w:r>
+        <w:t xml:space="preserve">‘sse_stream_limit_decorator is defined and imported/applied nowhere … SSE falls through to the 120/minute default: 24x less protected’</w:t>
+      </w:r>
+      <w:r>
+        <w:t xml:space="preserve">. That framing is WRONG and was NOT filed as given. The agent searched for one symbol NAME; the wiring uses a different mechanism (</w:t>
+      </w:r>
+      <w:r>
+        <w:t xml:space="preserve">@_rl</w:t>
+      </w:r>
+      <w:r>
+        <w:t xml:space="preserve">(</w:t>
+      </w:r>
+      <w:r>
+        <w:t xml:space="preserve">‘sse_stream’</w:t>
+      </w:r>
+      <w:r>
+        <w:t xml:space="preserve">)), and it IS applied — to /search/stream. Verified by reading routes.py:795-806 and the _rl helper at routes.py:46-51, with a control needle confirming other *_limit_decorator symbols show real usage in api/</w:t>
+      </w:r>
+      <w:r>
+        <w:rPr>
+          <w:b/>
+          <w:bCs/>
+        </w:rPr>
+        <w:t xml:space="preserve">init</w:t>
+      </w:r>
+      <w:r>
+        <w:t xml:space="preserve">.py so the zero-hit was not a blind search. The agent’s MEASUREMENT (120 on /theme/stream) was correct and is what makes this a real finding; its MECHANISM was not. Both halves are recorded so the next reader does not re-derive the same wrong cause.</w:t>
+      </w:r>
+    </w:p>
+    <w:p>
+      <w:pPr>
+        <w:pStyle w:val="BodyText"/>
+      </w:pPr>
+      <w:r>
+        <w:t xml:space="preserve">WHY IT MATTERS. An unclassed SSE endpoint is the cheapest way to pin server resources: each connection is held open, and the default class permits 120/min of them. The declared sse_stream class exists precisely because this route shape needs a tighter bound than ordinary GETs.</w:t>
+      </w:r>
+    </w:p>
+    <w:p>
+      <w:pPr>
+        <w:pStyle w:val="BodyText"/>
+      </w:pPr>
+      <w:r>
+        <w:t xml:space="preserve">ACCEPTANCE. (a) A decision, recorded, on whether /theme/stream belongs in the sse_stream class or genuinely warrants the default — this is a policy question, not automatically a bug to patch. (b) If it belongs in sse_stream, the decorator is applied and a test drives BOTH SSE routes and asserts each returns its INTENDED class limit from x-ratelimit-limit, so a future route added without a class is caught. (c) A guard that enumerates SSE-shaped routes and fails on any that carries no explicit rate-limit class — the general form, so the third SSE route does not repeat this. (d) Honest boundary: this does not claim 120/min is exploitable in this deployment; with network_mode host and no reverse proxy every caller shares the 127.0.0.1 bucket, which BOB-111 measured and recorded separately.</w:t>
+      </w:r>
+    </w:p>
+    <w:p>
+      <w:pPr>
+        <w:pStyle w:val="BodyText"/>
+      </w:pPr>
+      <w:r>
+        <w:t xml:space="preserve">NOT CLAIMED. No change made. The limit values were read from headers, never driven to exhaustion — the limiter is per-IP and shared with concurrent agents on this host (§11.4.119).</w:t>
+      </w:r>
+    </w:p>
+    <w:bookmarkEnd w:id="169"/>
+    <w:bookmarkStart w:id="170" w:name="X47f5504e0e773294bb6a50a322588a72fde00d2"/>
+    <w:p>
+      <w:pPr>
+        <w:pStyle w:val="Heading2"/>
+      </w:pPr>
+      <w:r>
+        <w:t xml:space="preserve">BOB-180 — Zero-result search with any captcha-flavoured diagnostic emits a RuTracker-specific headline</w:t>
+      </w:r>
+    </w:p>
+    <w:p>
+      <w:pPr>
+        <w:pStyle w:val="FirstParagraph"/>
+      </w:pPr>
+      <w:r>
+        <w:rPr>
+          <w:b/>
+          <w:bCs/>
+        </w:rPr>
+        <w:t xml:space="preserve">Status:</w:t>
+      </w:r>
+      <w:r>
+        <w:t xml:space="preserve"> </w:t>
+      </w:r>
+      <w:r>
+        <w:t xml:space="preserve">Fixed (→ Fixed.md)</w:t>
+      </w:r>
+      <w:r>
+        <w:t xml:space="preserve"> </w:t>
+      </w:r>
+      <w:r>
+        <w:rPr>
+          <w:b/>
+          <w:bCs/>
+        </w:rPr>
+        <w:t xml:space="preserve">Type:</w:t>
+      </w:r>
+      <w:r>
+        <w:t xml:space="preserve"> </w:t>
+      </w:r>
+      <w:r>
+        <w:t xml:space="preserve">Bug</w:t>
+      </w:r>
+      <w:r>
+        <w:t xml:space="preserve"> </w:t>
+      </w:r>
+      <w:r>
+        <w:rPr>
+          <w:b/>
+          <w:bCs/>
+        </w:rPr>
+        <w:t xml:space="preserve">Evidence:</w:t>
+      </w:r>
+      <w:r>
+        <w:t xml:space="preserve"> </w:t>
+      </w:r>
+      <w:r>
+        <w:t xml:space="preserve">docs/qa/BOB-180/closure_evidence_20260923.md</w:t>
+      </w:r>
+      <w:r>
+        <w:t xml:space="preserve"> </w:t>
+      </w:r>
+      <w:r>
+        <w:rPr>
+          <w:b/>
+          <w:bCs/>
+        </w:rPr>
+        <w:t xml:space="preserve">Severity:</w:t>
+      </w:r>
+      <w:r>
+        <w:t xml:space="preserve"> </w:t>
+      </w:r>
+      <w:r>
+        <w:t xml:space="preserve">Low</w:t>
+      </w:r>
+      <w:r>
+        <w:t xml:space="preserve"> </w:t>
+      </w:r>
+      <w:r>
+        <w:rPr>
+          <w:b/>
+          <w:bCs/>
+        </w:rPr>
+        <w:t xml:space="preserve">Created-By:</w:t>
+      </w:r>
+      <w:r>
+        <w:t xml:space="preserve"> </w:t>
+      </w:r>
+      <w:r>
+        <w:t xml:space="preserve">Claude</w:t>
+      </w:r>
+      <w:r>
+        <w:t xml:space="preserve"> </w:t>
+      </w:r>
+      <w:r>
+        <w:rPr>
+          <w:b/>
+          <w:bCs/>
+        </w:rPr>
+        <w:t xml:space="preserve">Assigned-To:</w:t>
+      </w:r>
+      <w:r>
+        <w:t xml:space="preserve"> </w:t>
+      </w:r>
+      <w:r>
+        <w:t xml:space="preserve">Claude</w:t>
+      </w:r>
+    </w:p>
+    <w:p>
+      <w:pPr>
+        <w:pStyle w:val="BodyText"/>
+      </w:pPr>
+      <w:r>
+        <w:t xml:space="preserve">WHAT: download-proxy/src/api/routes.py:727-745 sets status=captcha_required with a hardcoded message naming RuTracker:</w:t>
+      </w:r>
+      <w:r>
+        <w:t xml:space="preserve"> </w:t>
+      </w:r>
+      <w:r>
+        <w:t xml:space="preserve">‘RuTracker requires CAPTCHA. Use /api/v1/auth/rutracker/captcha’</w:t>
+      </w:r>
+      <w:r>
+        <w:t xml:space="preserve">.</w:t>
+      </w:r>
+    </w:p>
+    <w:p>
+      <w:pPr>
+        <w:pStyle w:val="BodyText"/>
+      </w:pPr>
+      <w:r>
+        <w:t xml:space="preserve">FAILING SCENARIO: a whole search returns zero results and the captcha-flavoured diagnostic came from NNMClub’s Turnstile, not RuTracker. The user is told to visit a RuTracker captcha endpoint for an NNMClub problem.</w:t>
+      </w:r>
+    </w:p>
+    <w:p>
+      <w:pPr>
+        <w:pStyle w:val="BodyText"/>
+      </w:pPr>
+      <w:r>
+        <w:t xml:space="preserve">SEVERITY BOUNDED: the full errors[] and tracker_stats travel in the same response payload, so the truth is present and a client that reads them is not misled – only the headline is wrong. The branch was revived by BOB-172’s error propagation (correctly: suppressing that propagation would recreate the same false-null one layer up, 11.4.247) and is already covered at the routes layer by tests/unit/api_layer/test_routes_coverage.py:782.</w:t>
+      </w:r>
+    </w:p>
+    <w:p>
+      <w:pPr>
+        <w:pStyle w:val="BodyText"/>
+      </w:pPr>
+      <w:r>
+        <w:t xml:space="preserve">FIX DIRECTION: derive the message from the tracker(s) that actually erred rather than hardcoding one.</w:t>
+      </w:r>
+    </w:p>
+    <w:p>
+      <w:pPr>
+        <w:pStyle w:val="BodyText"/>
+      </w:pPr>
+      <w:r>
+        <w:t xml:space="preserve">SCOPE NOTE: api/ was owned by a sibling stream during BOB-172; the author was correct not to touch it.</w:t>
+      </w:r>
+    </w:p>
+    <w:p>
+      <w:pPr>
+        <w:pStyle w:val="BodyText"/>
+      </w:pPr>
+      <w:r>
+        <w:t xml:space="preserve">ACCEPTANCE: an NNMClub-only captcha diagnostic on a zero-result search produces a headline naming NNMClub.</w:t>
+      </w:r>
+    </w:p>
+    <w:bookmarkEnd w:id="170"/>
+    <w:bookmarkStart w:id="171" w:name="X027f89e0b3dd4c171238545aae0a8f3b6ce2f16"/>
+    <w:p>
+      <w:pPr>
+        <w:pStyle w:val="Heading2"/>
+      </w:pPr>
+      <w:r>
+        <w:t xml:space="preserve">BOB-199 — Fail-open scanner flags narrow try/except/pass but not narrow contextlib.suppress — SIM105 still moves those sites out of scope</w:t>
+      </w:r>
+    </w:p>
+    <w:p>
+      <w:pPr>
+        <w:pStyle w:val="FirstParagraph"/>
+      </w:pPr>
+      <w:r>
+        <w:rPr>
+          <w:b/>
+          <w:bCs/>
+        </w:rPr>
+        <w:t xml:space="preserve">Status:</w:t>
+      </w:r>
+      <w:r>
+        <w:t xml:space="preserve"> </w:t>
+      </w:r>
+      <w:r>
+        <w:t xml:space="preserve">Fixed (→ Fixed.md)</w:t>
+      </w:r>
+      <w:r>
+        <w:t xml:space="preserve"> </w:t>
+      </w:r>
+      <w:r>
+        <w:rPr>
+          <w:b/>
+          <w:bCs/>
+        </w:rPr>
+        <w:t xml:space="preserve">Type:</w:t>
+      </w:r>
+      <w:r>
+        <w:t xml:space="preserve"> </w:t>
+      </w:r>
+      <w:r>
+        <w:t xml:space="preserve">Task</w:t>
+      </w:r>
+      <w:r>
+        <w:t xml:space="preserve"> </w:t>
+      </w:r>
+      <w:r>
+        <w:rPr>
+          <w:b/>
+          <w:bCs/>
+        </w:rPr>
+        <w:t xml:space="preserve">Evidence:</w:t>
+      </w:r>
+      <w:r>
+        <w:t xml:space="preserve"> </w:t>
+      </w:r>
+      <w:r>
+        <w:t xml:space="preserve">docs/qa/BOB-199/closure_evidence_20260923.md</w:t>
+      </w:r>
+      <w:r>
+        <w:t xml:space="preserve"> </w:t>
+      </w:r>
+      <w:r>
+        <w:rPr>
+          <w:b/>
+          <w:bCs/>
+        </w:rPr>
+        <w:t xml:space="preserve">Created-By:</w:t>
+      </w:r>
+      <w:r>
+        <w:t xml:space="preserve"> </w:t>
+      </w:r>
+      <w:r>
+        <w:t xml:space="preserve">Claude</w:t>
+      </w:r>
+      <w:r>
+        <w:t xml:space="preserve"> </w:t>
+      </w:r>
+      <w:r>
+        <w:rPr>
+          <w:b/>
+          <w:bCs/>
+        </w:rPr>
+        <w:t xml:space="preserve">Assigned-To:</w:t>
+      </w:r>
+      <w:r>
+        <w:t xml:space="preserve"> </w:t>
+      </w:r>
+      <w:r>
+        <w:t xml:space="preserve">milos85vasic</w:t>
+      </w:r>
+    </w:p>
+    <w:p>
+      <w:pPr>
+        <w:pStyle w:val="BodyText"/>
+      </w:pPr>
+      <w:r>
+        <w:rPr>
+          <w:b/>
+          <w:bCs/>
+        </w:rPr>
+        <w:t xml:space="preserve">OPERATOR DECISION (2026-08-26, §11.4.66): FLAG NARROW SUPPRESS ONLY WITH AN IRREVERSIBLE CAPABILITY</w:t>
+      </w:r>
+    </w:p>
+    <w:p>
+      <w:pPr>
+        <w:pStyle w:val="BodyText"/>
+      </w:pPr>
+      <w:r>
+        <w:t xml:space="preserve">The scanner flags a narrow contextlib.suppress ONLY when combined with an irreversible capability (delete / truncate / kill) — the shape that actually causes harm. Idiomatic narrow tolerances stay quiet, so the gate keeps its credibility and no false-positive storm trains readers to ignore it. Options not chosen: accept the asymmetry permanently with a header statement; flag all narrow suppress and absorb existing sites via a justified exemption list. MEASUREMENT CORRECTED TWICE, and the second correction explains the first: the original</w:t>
+      </w:r>
+      <w:r>
+        <w:t xml:space="preserve"> </w:t>
+      </w:r>
+      <w:r>
+        <w:t xml:space="preserve">‘37 narrow sites, all idiomatic’</w:t>
+      </w:r>
+      <w:r>
+        <w:t xml:space="preserve"> </w:t>
+      </w:r>
+      <w:r>
+        <w:t xml:space="preserve">was propagated by this conductor without verification, then re-measured by the authoring agent as OBSERVER CONTAMINATION (§11.4.201(10)) — 27 vendored third-party + 9 sibling-agent worktree COPIES of the very tree being measured + 1 real = 37. The instrument was counting other agents’ duplicates of its own subject. Reproducible figures, each with its scope stated: constitution repo 0 narrow with-suppress; boba DANGER_ROOTS 0 narrow with-suppress and 23 narrow except-pass; boba repo minus vendored 1 narrow with-suppress (a suppress(OSError)); narrow except-pass RETRACTED-AND-RESTATED 2026-08-26 per 11.4.201(9): the figure 97 previously recorded here reproduces under NO scope and is withdrawn. Measured replacements, each with its scope and both independently reproduced: 34 narrow except-pass git-tracked first-party (canonical); 50 narrow except-pass on-disk minus scratch dirs (the</w:t>
+      </w:r>
+      <w:r>
+        <w:t xml:space="preserve"> </w:t>
+      </w:r>
+      <w:r>
+        <w:t xml:space="preserve">‘minus vendored’</w:t>
+      </w:r>
+      <w:r>
+        <w:t xml:space="preserve"> </w:t>
+      </w:r>
+      <w:r>
+        <w:t xml:space="preserve">scope this sentence states). Brackets that explain the bad number: 87 ALL-except-pass git-tracked and 113 ALL-except-pass on-disk-minus-scratch straddle 97, so 97 was a class-scope conflation (narrow-vs-all), not a corpus-scope one. The 35 cited later in this record is the same measurement at git-tracked scope and agrees with 34 within one site. The</w:t>
+      </w:r>
+      <w:r>
+        <w:t xml:space="preserve"> </w:t>
+      </w:r>
+      <w:r>
+        <w:t xml:space="preserve">‘every one idiomatic’</w:t>
+      </w:r>
+      <w:r>
+        <w:t xml:space="preserve"> </w:t>
+      </w:r>
+      <w:r>
+        <w:t xml:space="preserve">claim was also false — the except-pass census contains SystemExit x2 (tests/unit/test_plugin_torrentscsv.py:305,328), which is not a benign tolerance. CORRECTION 2026-08-26: a</w:t>
+      </w:r>
+      <w:r>
+        <w:t xml:space="preserve"> </w:t>
+      </w:r>
+      <w:r>
+        <w:t xml:space="preserve">‘KeyboardInterrupt x1’</w:t>
+      </w:r>
+      <w:r>
+        <w:t xml:space="preserve"> </w:t>
+      </w:r>
+      <w:r>
+        <w:t xml:space="preserve">previously written in this sentence was itself unsourced and is WITHDRAWN — it reproduces at NEITHER stated scope. Independent AST count over git-tracked *.py: ZERO genuine</w:t>
+      </w:r>
+      <w:r>
+        <w:t xml:space="preserve"> </w:t>
+      </w:r>
+      <w:r>
+        <w:t xml:space="preserve">‘except KeyboardInterrupt: pass’</w:t>
+      </w:r>
+      <w:r>
+        <w:t xml:space="preserve">. The only genuine instance in the checkout is .worktrees/ci-split-workflows/tests/unit/test_main.py:63 — a sibling-agent scratch worktree, i.e. the exact observer-contamination class (11.4.201(10)) this very record teaches to exclude — and the only main-tree textual match (tests/unit/test_graceful_shutdown.py:165) sits inside a triple-quoted string literal, a carrier not code (11.4.201(7)(a)). Recorded because the error is instructive: it was introduced BY the retraction that removed the 97, so a correction is not exempt from the discipline it applies.</w:t>
+      </w:r>
+    </w:p>
+    <w:p>
+      <w:pPr>
+        <w:pStyle w:val="BodyText"/>
+      </w:pPr>
+      <w:r>
+        <w:t xml:space="preserve">Recorded as consumer DATA per §11.4.35 — the operator’s stated choice, not an agent inference. Options not chosen are named so a future reader does not re-litigate a settled call.</w:t>
+      </w:r>
+    </w:p>
+    <w:p>
+      <w:pPr>
+        <w:pStyle w:val="BodyText"/>
+      </w:pPr>
+      <w:r>
+        <w:t xml:space="preserve">— prior item text follows —</w:t>
+      </w:r>
+    </w:p>
+    <w:p>
+      <w:pPr>
+        <w:pStyle w:val="BodyText"/>
+      </w:pPr>
+      <w:r>
+        <w:t xml:space="preserve">RESIDUAL ASYMMETRY surfaced by the BOB-195 fix, reported rather than silently closed. After teaching the scanner With nodes, a BROAD suppress (Exception / BaseException) is detected with the same severity as try/except/pass. A NARROW suppress (suppress(FileNotFoundError)) is not - but the semantically identical narrow try/except FileNotFoundError: pass IS flagged. So ruff SIM105 rewriting a narrow handler still moves that site out of the gate’s scope, a smaller version of the exact mechanism BOB-195 was filed to close.</w:t>
+      </w:r>
+    </w:p>
+    <w:p>
+      <w:pPr>
+        <w:pStyle w:val="BodyText"/>
+      </w:pPr>
+      <w:r>
+        <w:t xml:space="preserve">WHY IT WAS NOT CLOSED IN THAT PASS, with the measurement that decided it: the authoring agent reported 37 narrow suppress sites, all idiomatic. CORRECTION (2026-08-26, independent review): that figure DOES NOT REPRODUCE and this conductor propagated it into this item as fact without verifying - the error is mine, not the reviewer’s. Measured: the constitution repo has 0 narrow</w:t>
+      </w:r>
+      <w:r>
+        <w:t xml:space="preserve"> </w:t>
+      </w:r>
+      <w:r>
+        <w:rPr>
+          <w:rStyle w:val="VerbatimChar"/>
+        </w:rPr>
+        <w:t xml:space="preserve">with suppress(X)</w:t>
+      </w:r>
+      <w:r>
+        <w:t xml:space="preserve"> </w:t>
+      </w:r>
+      <w:r>
+        <w:t xml:space="preserve">sites; boba first-party has exactly 1 (a suppress(OSError)). The nearest corpus match is 35 narrow</w:t>
+      </w:r>
+      <w:r>
+        <w:t xml:space="preserve"> </w:t>
+      </w:r>
+      <w:r>
+        <w:rPr>
+          <w:rStyle w:val="VerbatimChar"/>
+        </w:rPr>
+        <w:t xml:space="preserve">except X: pass</w:t>
+      </w:r>
+      <w:r>
+        <w:t xml:space="preserve"> </w:t>
+      </w:r>
+      <w:r>
+        <w:t xml:space="preserve">handlers in boba first-party - a DIFFERENT construct - and their class census (OSError x7, ImportError x7, BrokenPipeError x3, RuntimeError x3, ValueError x2, FileNotFoundError x2, IndexError x2, SystemExit x2) contradicts</w:t>
+      </w:r>
+      <w:r>
+        <w:t xml:space="preserve"> </w:t>
+      </w:r>
+      <w:r>
+        <w:t xml:space="preserve">‘every one idiomatic’</w:t>
+      </w:r>
+      <w:r>
+        <w:t xml:space="preserve">: a bare</w:t>
+      </w:r>
+      <w:r>
+        <w:t xml:space="preserve"> </w:t>
+      </w:r>
+      <w:r>
+        <w:rPr>
+          <w:rStyle w:val="VerbatimChar"/>
+        </w:rPr>
+        <w:t xml:space="preserve">SystemExit: pass</w:t>
+      </w:r>
+      <w:r>
+        <w:t xml:space="preserve"> </w:t>
+      </w:r>
+      <w:r>
+        <w:t xml:space="preserve">is not a benign tolerance. The two populations must not be conflated, and the distinction is the whole substance of this item. The false-positive-storm argument therefore rests on the 35 narrow except-handlers, not on 37 suppress sites, and its strength should be re-judged on that basis, which under 11.4.201(1) is a FAIL-bluff of equal severity to the gap it would close, and worse in practice because it trains readers to ignore the gate. The subagent recorded the asymmetry in the gate header as a known gap rather than shipping the storm. That was the right call, and is why this is a separate tracked item rather than an unfinished one.</w:t>
+      </w:r>
+    </w:p>
+    <w:p>
+      <w:pPr>
+        <w:pStyle w:val="BodyText"/>
+      </w:pPr>
+      <w:r>
+        <w:t xml:space="preserve">THE DECISION IS THE OPERATOR’S, mirroring BOB-195 itself: (a) accept the asymmetry permanently, with the gate header stating it so no reader mistakes the count for a census; (b) flag narrow suppress ONLY when combined with an irreversible capability (delete / truncate / kill), catching the shape that actually matters and leaving the 37 idiomatic sites quiet; (c) flag all narrow suppress and absorb the 37 via a justified exemption list like the LAN-route guard uses.</w:t>
+      </w:r>
+    </w:p>
+    <w:p>
+      <w:pPr>
+        <w:pStyle w:val="BodyText"/>
+      </w:pPr>
+      <w:r>
+        <w:t xml:space="preserve">RELATED FACT worth carrying: the five newly-visible production sites in download-proxy/src/merge_service/search.py (1294, 1303, 1322, 1329, 1333) wrap proc.kill / os.killpg / proc.wait in the BOB-126 cleanup path. The conductor verified the 11.4.263 pgid guard IS present and correct at both killpg sites - _pid and _pgid each checked isinstance(int) and &gt; 1 before the syscall, with the BOB-126 forensic reasoning inline - so those sites are true-by-the-scanner’s-definition but SAFE in fact, and want a justified exemption entry rather than a code change.</w:t>
+      </w:r>
+    </w:p>
+    <w:bookmarkEnd w:id="171"/>
+    <w:bookmarkStart w:id="172" w:name="Xad90bd477b429068d98dc58c2c693c157e60e39"/>
+    <w:p>
+      <w:pPr>
+        <w:pStyle w:val="Heading2"/>
+      </w:pPr>
+      <w:r>
+        <w:t xml:space="preserve">BOB-200 — cm_dangerous_combination_fail_closed gate reads a dead find(1) as a topology SKIP (exit 0) instead of failing closed</w:t>
+      </w:r>
+    </w:p>
+    <w:p>
+      <w:pPr>
+        <w:pStyle w:val="FirstParagraph"/>
+      </w:pPr>
+      <w:r>
+        <w:rPr>
+          <w:b/>
+          <w:bCs/>
+        </w:rPr>
+        <w:t xml:space="preserve">Status:</w:t>
+      </w:r>
+      <w:r>
+        <w:t xml:space="preserve"> </w:t>
+      </w:r>
+      <w:r>
+        <w:t xml:space="preserve">Fixed (→ Fixed.md)</w:t>
+      </w:r>
+      <w:r>
+        <w:t xml:space="preserve"> </w:t>
+      </w:r>
+      <w:r>
+        <w:rPr>
+          <w:b/>
+          <w:bCs/>
+        </w:rPr>
+        <w:t xml:space="preserve">Type:</w:t>
+      </w:r>
+      <w:r>
+        <w:t xml:space="preserve"> </w:t>
+      </w:r>
+      <w:r>
+        <w:t xml:space="preserve">Bug</w:t>
+      </w:r>
+      <w:r>
+        <w:t xml:space="preserve"> </w:t>
+      </w:r>
+      <w:r>
+        <w:rPr>
+          <w:b/>
+          <w:bCs/>
+        </w:rPr>
+        <w:t xml:space="preserve">Evidence:</w:t>
+      </w:r>
+      <w:r>
+        <w:t xml:space="preserve"> </w:t>
+      </w:r>
+      <w:r>
+        <w:t xml:space="preserve">docs/qa/BOB-200/closure_evidence_20260923.md</w:t>
+      </w:r>
+      <w:r>
+        <w:t xml:space="preserve"> </w:t>
+      </w:r>
+      <w:r>
+        <w:rPr>
+          <w:b/>
+          <w:bCs/>
+        </w:rPr>
+        <w:t xml:space="preserve">Severity:</w:t>
+      </w:r>
+      <w:r>
+        <w:t xml:space="preserve"> </w:t>
+      </w:r>
+      <w:r>
+        <w:t xml:space="preserve">Medium</w:t>
+      </w:r>
+    </w:p>
+    <w:p>
+      <w:pPr>
+        <w:pStyle w:val="BodyText"/>
+      </w:pPr>
+      <w:r>
+        <w:t xml:space="preserve">WHAT: scripts/gates/cm_dangerous_combination_fail_closed.sh builds its scan file list with find(1). If find itself DIES (permission error, resource exhaustion, interrupted), the gate receives an EMPTY file list and interprets that as</w:t>
+      </w:r>
+      <w:r>
+        <w:t xml:space="preserve"> </w:t>
+      </w:r>
+      <w:r>
+        <w:t xml:space="preserve">‘no files in scope’</w:t>
+      </w:r>
+      <w:r>
+        <w:t xml:space="preserve"> </w:t>
+      </w:r>
+      <w:r>
+        <w:t xml:space="preserve">-&gt; honest topology SKIP -&gt; exit 0. The failure IS loud on stderr but SILENT in the exit code, so any caller gating on exit status reads a dead instrument as a clean corpus.</w:t>
+      </w:r>
+    </w:p>
+    <w:p>
+      <w:pPr>
+        <w:pStyle w:val="BodyText"/>
+      </w:pPr>
+      <w:r>
+        <w:t xml:space="preserve">WHY IT MATTERS: this is a textbook 11.4.201(6) FALSE-NULL – a blind instrument and a clean artifact return the identical quiet zero. It is also a 11.4.252 fail-OPEN on exactly the</w:t>
+      </w:r>
+      <w:r>
+        <w:t xml:space="preserve"> </w:t>
+      </w:r>
+      <w:r>
+        <w:t xml:space="preserve">‘cannot enumerate the corpus’</w:t>
+      </w:r>
+      <w:r>
+        <w:t xml:space="preserve"> </w:t>
+      </w:r>
+      <w:r>
+        <w:t xml:space="preserve">condition where the gate’s own stated discipline is to fail CLOSED. A gate that cannot see must refuse, not pass.</w:t>
+      </w:r>
+    </w:p>
+    <w:p>
+      <w:pPr>
+        <w:pStyle w:val="BodyText"/>
+      </w:pPr>
+      <w:r>
+        <w:t xml:space="preserve">AFFECTED SCOPE: constitution/scripts/gates/cm_dangerous_combination_fail_closed.sh (the find invocation and the empty-list branch). PRE-EXISTING – NOT introduced by the BOB-195 change; found by the independent round-2 reviewer while reviewing that change and explicitly scoped OUT of its remediation.</w:t>
+      </w:r>
+    </w:p>
+    <w:p>
+      <w:pPr>
+        <w:pStyle w:val="BodyText"/>
+      </w:pPr>
+      <w:r>
+        <w:t xml:space="preserve">REPRODUCTION: make find(1) fail during the gate run (unreadable scan root, or a find stub returning non-zero with empty stdout) and observe the gate exit 0 with a topology-SKIP message, indistinguishable from a genuinely empty corpus.</w:t>
+      </w:r>
+    </w:p>
+    <w:p>
+      <w:pPr>
+        <w:pStyle w:val="BodyText"/>
+      </w:pPr>
+      <w:r>
+        <w:t xml:space="preserve">ACCEPTANCE: (1) the gate distinguishes</w:t>
+      </w:r>
+      <w:r>
+        <w:t xml:space="preserve"> </w:t>
+      </w:r>
+      <w:r>
+        <w:t xml:space="preserve">‘find succeeded and found zero files’</w:t>
+      </w:r>
+      <w:r>
+        <w:t xml:space="preserve"> </w:t>
+      </w:r>
+      <w:r>
+        <w:t xml:space="preserve">from</w:t>
+      </w:r>
+      <w:r>
+        <w:t xml:space="preserve"> </w:t>
+      </w:r>
+      <w:r>
+        <w:t xml:space="preserve">‘find failed’</w:t>
+      </w:r>
+      <w:r>
+        <w:t xml:space="preserve"> </w:t>
+      </w:r>
+      <w:r>
+        <w:t xml:space="preserve">– check find’s exit status, not only its output; (2) a failed enumeration is a FINDING (non-zero exit) naming the unresolved precondition, never a SKIP; (3) a genuinely empty scan root still SKIPs honestly at exit 0 – the 11.4.201(1) golden-FALSE guard, so the fix does not become a false-positive refusal; (4) paired 1.1 mutation: restore the swallow-find-failure behaviour and the new fixture MUST fail.</w:t>
+      </w:r>
+    </w:p>
+    <w:bookmarkEnd w:id="172"/>
+    <w:bookmarkEnd w:id="173"/>
     <w:sectPr>
       <w:footnotePr>
         <w:numRestart w:val="eachSect"/>
@@ -30625,6 +32477,36 @@
   </w:num>
   <w:num w:numId="1004">
     <w:abstractNumId w:val="991"/>
+  </w:num>
+  <w:num w:numId="1005">
+    <w:abstractNumId w:val="99731"/>
+    <w:lvlOverride w:ilvl="0">
+      <w:startOverride w:val="1"/>
+    </w:lvlOverride>
+    <w:lvlOverride w:ilvl="1">
+      <w:startOverride w:val="1"/>
+    </w:lvlOverride>
+    <w:lvlOverride w:ilvl="2">
+      <w:startOverride w:val="1"/>
+    </w:lvlOverride>
+    <w:lvlOverride w:ilvl="3">
+      <w:startOverride w:val="1"/>
+    </w:lvlOverride>
+    <w:lvlOverride w:ilvl="4">
+      <w:startOverride w:val="1"/>
+    </w:lvlOverride>
+    <w:lvlOverride w:ilvl="5">
+      <w:startOverride w:val="1"/>
+    </w:lvlOverride>
+    <w:lvlOverride w:ilvl="6">
+      <w:startOverride w:val="1"/>
+    </w:lvlOverride>
+    <w:lvlOverride w:ilvl="7">
+      <w:startOverride w:val="1"/>
+    </w:lvlOverride>
+    <w:lvlOverride w:ilvl="8">
+      <w:startOverride w:val="1"/>
+    </w:lvlOverride>
   </w:num>
 </w:numbering>
 </file>

--- a/docs/Fixed.docx
+++ b/docs/Fixed.docx
@@ -2,7 +2,7 @@
 <file path=word/document.xml><?xml version="1.0" encoding="utf-8"?>
 <w:document xmlns:w="http://schemas.openxmlformats.org/wordprocessingml/2006/main" xmlns:m="http://schemas.openxmlformats.org/officeDocument/2006/math" xmlns:r="http://schemas.openxmlformats.org/officeDocument/2006/relationships" xmlns:o="urn:schemas-microsoft-com:office:office" xmlns:v="urn:schemas-microsoft-com:vml" xmlns:w10="urn:schemas-microsoft-com:office:word" xmlns:a="http://schemas.openxmlformats.org/drawingml/2006/main" xmlns:pic="http://schemas.openxmlformats.org/drawingml/2006/picture" xmlns:wp="http://schemas.openxmlformats.org/drawingml/2006/wordprocessingDrawing">
   <w:body>
-    <w:bookmarkStart w:id="173" w:name="fixed-closed-workable-items"/>
+    <w:bookmarkStart w:id="184" w:name="fixed-closed-workable-items"/>
     <w:p>
       <w:pPr>
         <w:pStyle w:val="Heading1"/>
@@ -26,7 +26,7 @@
         <w:t xml:space="preserve"> </w:t>
       </w:r>
       <w:r>
-        <w:t xml:space="preserve">48</w:t>
+        <w:t xml:space="preserve">51</w:t>
       </w:r>
       <w:r>
         <w:t xml:space="preserve"> </w:t>
@@ -42,7 +42,7 @@
         <w:t xml:space="preserve"> </w:t>
       </w:r>
       <w:r>
-        <w:t xml:space="preserve">2026-09-23T09:34:59Z</w:t>
+        <w:t xml:space="preserve">2026-09-23T13:29:46Z</w:t>
       </w:r>
       <w:r>
         <w:t xml:space="preserve"> </w:t>
@@ -31913,7 +31913,1994 @@
       </w:r>
     </w:p>
     <w:bookmarkEnd w:id="172"/>
+    <w:bookmarkStart w:id="173" w:name="Xa3e67580bd8f3362dcf836d407dae50325f7eae"/>
+    <w:p>
+      <w:pPr>
+        <w:pStyle w:val="Heading2"/>
+      </w:pPr>
+      <w:r>
+        <w:t xml:space="preserve">BOB-169 — 286 of 326 exported .html docs are headless pandoc fragments with no DOCTYPE and no charset, so UTF-8 section marks and arrows render as mojibake when opened directly</w:t>
+      </w:r>
+    </w:p>
+    <w:p>
+      <w:pPr>
+        <w:pStyle w:val="FirstParagraph"/>
+      </w:pPr>
+      <w:r>
+        <w:rPr>
+          <w:b/>
+          <w:bCs/>
+        </w:rPr>
+        <w:t xml:space="preserve">Status:</w:t>
+      </w:r>
+      <w:r>
+        <w:t xml:space="preserve"> </w:t>
+      </w:r>
+      <w:r>
+        <w:t xml:space="preserve">Fixed (→ Fixed.md)</w:t>
+      </w:r>
+      <w:r>
+        <w:t xml:space="preserve"> </w:t>
+      </w:r>
+      <w:r>
+        <w:rPr>
+          <w:b/>
+          <w:bCs/>
+        </w:rPr>
+        <w:t xml:space="preserve">Type:</w:t>
+      </w:r>
+      <w:r>
+        <w:t xml:space="preserve"> </w:t>
+      </w:r>
+      <w:r>
+        <w:t xml:space="preserve">Bug</w:t>
+      </w:r>
+      <w:r>
+        <w:t xml:space="preserve"> </w:t>
+      </w:r>
+      <w:r>
+        <w:rPr>
+          <w:b/>
+          <w:bCs/>
+        </w:rPr>
+        <w:t xml:space="preserve">Evidence:</w:t>
+      </w:r>
+      <w:r>
+        <w:t xml:space="preserve"> </w:t>
+      </w:r>
+      <w:r>
+        <w:t xml:space="preserve">docs/qa/BOB-169/closure_evidence_20260923.md</w:t>
+      </w:r>
+      <w:r>
+        <w:t xml:space="preserve"> </w:t>
+      </w:r>
+      <w:r>
+        <w:rPr>
+          <w:b/>
+          <w:bCs/>
+        </w:rPr>
+        <w:t xml:space="preserve">Severity:</w:t>
+      </w:r>
+      <w:r>
+        <w:t xml:space="preserve"> </w:t>
+      </w:r>
+      <w:r>
+        <w:t xml:space="preserve">Medium</w:t>
+      </w:r>
+      <w:r>
+        <w:t xml:space="preserve"> </w:t>
+      </w:r>
+      <w:r>
+        <w:rPr>
+          <w:b/>
+          <w:bCs/>
+        </w:rPr>
+        <w:t xml:space="preserve">Created-By:</w:t>
+      </w:r>
+      <w:r>
+        <w:t xml:space="preserve"> </w:t>
+      </w:r>
+      <w:r>
+        <w:t xml:space="preserve">Claude</w:t>
+      </w:r>
+      <w:r>
+        <w:t xml:space="preserve"> </w:t>
+      </w:r>
+      <w:r>
+        <w:rPr>
+          <w:b/>
+          <w:bCs/>
+        </w:rPr>
+        <w:t xml:space="preserve">Assigned-To:</w:t>
+      </w:r>
+      <w:r>
+        <w:t xml:space="preserve"> </w:t>
+      </w:r>
+      <w:r>
+        <w:t xml:space="preserve">Claude</w:t>
+      </w:r>
+    </w:p>
+    <w:p>
+      <w:pPr>
+        <w:pStyle w:val="BodyText"/>
+      </w:pPr>
+      <w:r>
+        <w:t xml:space="preserve">WHAT. The §11.4.65 markdown-export mandate requires every in-scope doc to ship .html/.pdf twins. 286 of the 326 .html files under docs/ (excluding dist/ and node_modules/) are pandoc FRAGMENTS — they begin at</w:t>
+      </w:r>
+    </w:p>
+    <w:p>
+      <w:pPr>
+        <w:pStyle w:val="BodyText"/>
+      </w:pPr>
+      <w:r>
+        <w:t xml:space="preserve">with no &lt;!DOCTYPE&gt;, no</w:t>
+      </w:r>
+    </w:p>
+    <w:p>
+      <w:pPr>
+        <w:pStyle w:val="BodyText"/>
+      </w:pPr>
+      <w:r>
+        <w:t xml:space="preserve">/</w:t>
+      </w:r>
+    </w:p>
+    <w:p>
+      <w:pPr>
+        <w:pStyle w:val="BodyText"/>
+      </w:pPr>
+      <w:r>
+        <w:t xml:space="preserve">, and critically no</w:t>
+      </w:r>
+    </w:p>
+    <w:p>
+      <w:pPr>
+        <w:pStyle w:val="BodyText"/>
+      </w:pPr>
+      <w:r>
+        <w:t xml:space="preserve">. Census run 2026-08-21.</w:t>
+      </w:r>
+    </w:p>
+    <w:p>
+      <w:pPr>
+        <w:pStyle w:val="BodyText"/>
+      </w:pPr>
+      <w:r>
+        <w:t xml:space="preserve">CONCRETE HARM, measured not assumed. Sample docs/BOBA_DATABASE.html: DOCTYPE 0, charset 0, and 30 lines carrying non-ASCII — the distinct characters present are § — ’ ” ” →. With no charset declaration a browser opening the file directly (file:// or a plain static host sending no charset header) falls back to its default encoding, typically windows-1252, and renders § as Â§ and → as â†’. Those are not incidental characters in this corpus: every constitutional cross-reference in these documents is a § literal, so the mojibake lands on the most load-bearing token in the text. Fragments also carry no viewport meta, so they do not scale on mobile.</w:t>
+      </w:r>
+    </w:p>
+    <w:p>
+      <w:pPr>
+        <w:pStyle w:val="BodyText"/>
+      </w:pPr>
+      <w:r>
+        <w:t xml:space="preserve">HOW IT SURFACED. Chasing a CM-DOCS-CHAIN-ENGINE-VERIFY failure on the features-status context. docs_chain sync regenerated docs/features/Status.{html,docx,pdf} and the HTML diff was 183 insertions / 0 DELETIONS — the body was untouched and a full pandoc preamble was PREPENDED, proving the committed file had been a fragment. Its sibling docs/codegraph/Status.html already began with &lt;!DOCTYPE&gt;, so two derivatives in the same docs_chain config were being produced in different modes. That mismatch is what made verify FAIL, and the gate’s own message (</w:t>
+      </w:r>
+      <w:r>
+        <w:t xml:space="preserve">‘derived docs drift from .md sources’</w:t>
+      </w:r>
+      <w:r>
+        <w:t xml:space="preserve">) misattributes it: the content was not drifting from the source, the generator was inconsistent.</w:t>
+      </w:r>
+    </w:p>
+    <w:p>
+      <w:pPr>
+        <w:pStyle w:val="BodyText"/>
+      </w:pPr>
+      <w:r>
+        <w:t xml:space="preserve">THE DETECTION GAP (§11.4.238). Pre-build invariant 16 CM-MARKDOWN-EXPORT-SYNC PASSED on the whole corpus —</w:t>
+      </w:r>
+      <w:r>
+        <w:t xml:space="preserve"> </w:t>
+      </w:r>
+      <w:r>
+        <w:t xml:space="preserve">‘all in-scope docs have fresh .html/.pdf siblings’</w:t>
+      </w:r>
+      <w:r>
+        <w:t xml:space="preserve">. It checks PRESENCE and FRESHNESS, never VALIDITY, so a 0-byte-preamble fragment satisfies it exactly as a well-formed document does. This was found by reading a failing gate’s diff, not by the regime: a §11.4.238 discovery-channel escape, and the missing check is the interesting half.</w:t>
+      </w:r>
+    </w:p>
+    <w:p>
+      <w:pPr>
+        <w:pStyle w:val="BodyText"/>
+      </w:pPr>
+      <w:r>
+        <w:t xml:space="preserve">ROOT CAUSE IS NOT YET PROVEN (§11.4.6). Two generators exist — scripts/generate_markdown_exports.sh (invoked via workable-items-export.sh) and the docs_chain engine — and they demonstrably disagree on standalone vs fragment mode for the same source. WHICH one emits fragments, and whether it does so always or under specific flags, is NOT established here and must not be assumed. Whoever takes this item determines it by invoking both on one fixture and comparing, before changing either.</w:t>
+      </w:r>
+    </w:p>
+    <w:p>
+      <w:pPr>
+        <w:pStyle w:val="BodyText"/>
+      </w:pPr>
+      <w:r>
+        <w:t xml:space="preserve">ACCEPTANCE. (a) Determine by invocation which generator emits fragments and under what conditions; record it. (b) Make the emitting generator produce standalone documents (charset + viewport at minimum), so the two paths agree — §11.4.251: one artifact should not have two generators that disagree. (c) Regenerate the 286 affected files. (d) Extend CM-MARKDOWN-EXPORT-SYNC (or add a sibling) to assert VALIDITY, not just presence: every exported .html declares a charset. Paired §1.1 mutation — strip the charset from one export and the gate must FAIL. Include a negative control so a legitimately standalone doc does not fire (§11.4.201(1)). (e) Honest boundary: this is about the HTML twins only; the .pdf twins embed their own encoding and are not implicated by this measurement.</w:t>
+      </w:r>
+    </w:p>
+    <w:p>
+      <w:pPr>
+        <w:pStyle w:val="BodyText"/>
+      </w:pPr>
+      <w:r>
+        <w:t xml:space="preserve">ALREADY DONE. docs/features/Status.{html,docx,pdf} regenerated via</w:t>
+      </w:r>
+      <w:r>
+        <w:t xml:space="preserve"> </w:t>
+      </w:r>
+      <w:r>
+        <w:t xml:space="preserve">‘docs_chain sync features-status’</w:t>
+      </w:r>
+      <w:r>
+        <w:t xml:space="preserve"> </w:t>
+      </w:r>
+      <w:r>
+        <w:t xml:space="preserve">(evidence qa-results/docs_chain/20260821T202805Z); verify –all now exits 0. That is 3 of the 289 files; the remaining 286 are untouched.</w:t>
+      </w:r>
+    </w:p>
+    <w:p>
+      <w:pPr>
+        <w:pStyle w:val="BodyText"/>
+      </w:pPr>
+      <w:r>
+        <w:t xml:space="preserve">CORRECTION 2026-08-21 (§11.4.6) — recorded openly rather than quietly edited, per the convention BOB-136’s own body establishes. An earlier revision of this item asserted:</w:t>
+      </w:r>
+      <w:r>
+        <w:t xml:space="preserve"> </w:t>
+      </w:r>
+      <w:r>
+        <w:t xml:space="preserve">“the .pdf twins embed their own encoding and are not implicated by this measurement.”</w:t>
+      </w:r>
+      <w:r>
+        <w:t xml:space="preserve"> </w:t>
+      </w:r>
+      <w:r>
+        <w:t xml:space="preserve">That assertion is FALSE. It was written without probing a single PDF.</w:t>
+      </w:r>
+    </w:p>
+    <w:p>
+      <w:pPr>
+        <w:pStyle w:val="BodyText"/>
+      </w:pPr>
+      <w:r>
+        <w:t xml:space="preserve">Probing docs/BOBA_DATABASE.pdf via pdftotext returns</w:t>
+      </w:r>
+      <w:r>
+        <w:t xml:space="preserve"> </w:t>
+      </w:r>
+      <w:r>
+        <w:t xml:space="preserve">‘Â§ 5’</w:t>
+      </w:r>
+      <w:r>
+        <w:t xml:space="preserve">,</w:t>
+      </w:r>
+      <w:r>
+        <w:t xml:space="preserve"> </w:t>
+      </w:r>
+      <w:r>
+        <w:t xml:space="preserve">‘Jackettâ€™s’</w:t>
+      </w:r>
+      <w:r>
+        <w:t xml:space="preserve"> </w:t>
+      </w:r>
+      <w:r>
+        <w:t xml:space="preserve">and</w:t>
+      </w:r>
+      <w:r>
+        <w:t xml:space="preserve"> </w:t>
+      </w:r>
+      <w:r>
+        <w:t xml:space="preserve">‘â†’</w:t>
+      </w:r>
+      <w:r>
+        <w:t xml:space="preserve"> </w:t>
+      </w:r>
+      <w:r>
+        <w:t xml:space="preserve">— UTF-8 byte sequences (§ = 0xC2 0xA7) decoded as latin-1 — while the SOURCE .md at the corresponding construct is clean UTF-8. So the corruption was introduced during export, not authored.</w:t>
+      </w:r>
+    </w:p>
+    <w:p>
+      <w:pPr>
+        <w:pStyle w:val="BodyText"/>
+      </w:pPr>
+      <w:r>
+        <w:t xml:space="preserve">The PDF case is WORSE than the HTML case, not merely additional. An HTML fragment still holds correct UTF-8 BYTES on disk; a browser told the right encoding renders it correctly, so adding</w:t>
+      </w:r>
+    </w:p>
+    <w:p>
+      <w:pPr>
+        <w:pStyle w:val="BodyText"/>
+      </w:pPr>
+      <w:r>
+        <w:t xml:space="preserve">fixes it with no re-render. In a PDF the mis-decoded characters are baked into the text layer as glyphs — no viewer setting recovers them, and only regeneration from clean source fixes it.</w:t>
+      </w:r>
+    </w:p>
+    <w:p>
+      <w:pPr>
+        <w:pStyle w:val="BodyText"/>
+      </w:pPr>
+      <w:r>
+        <w:t xml:space="preserve">MECHANISM (hypothesis, NOT proven — §11.4.6): the PDF is plausibly rendered FROM the charset-less HTML fragment, so the missing declaration propagates into the PDF pipeline and freezes there. Consistent with both artifacts sharing one root defect, but the pipeline was NOT traced. Establish it by invocation before relying on it.</w:t>
+      </w:r>
+    </w:p>
+    <w:p>
+      <w:pPr>
+        <w:pStyle w:val="BodyText"/>
+      </w:pPr>
+      <w:r>
+        <w:t xml:space="preserve">SCOPE NOT MEASURED: exactly ONE pdf was probed. The 286-file census covered .html only. How many of the ~300 PDFs carry baked mojibake is UNKNOWN and must be COUNTED, not extrapolated from a single sample. Acceptance (e) is therefore REPLACED: it previously scoped PDFs out; it now requires the PDF corpus to be counted and regenerated alongside the HTML.</w:t>
+      </w:r>
+    </w:p>
+    <w:p>
+      <w:pPr>
+        <w:pStyle w:val="BodyText"/>
+      </w:pPr>
+      <w:r>
+        <w:t xml:space="preserve">Evidence: docs/qa/BOB-169/pdf_mojibake_correction_20260821.log</w:t>
+      </w:r>
+    </w:p>
+    <w:p>
+      <w:pPr>
+        <w:pStyle w:val="BodyText"/>
+      </w:pPr>
+      <w:r>
+        <w:t xml:space="preserve">ROOT CAUSE PROVEN 2026-08-21 — acceptance (a) is SATISFIED, do not repeat it. Full evidence: docs/qa/BOB-169/root_cause_proven_20260821.md</w:t>
+      </w:r>
+    </w:p>
+    <w:p>
+      <w:pPr>
+        <w:pStyle w:val="BodyText"/>
+      </w:pPr>
+      <w:r>
+        <w:t xml:space="preserve">THE GENERATOR: scripts/generate_markdown_exports.sh:57 runs</w:t>
+      </w:r>
+      <w:r>
+        <w:t xml:space="preserve"> </w:t>
+      </w:r>
+      <w:r>
+        <w:rPr>
+          <w:rStyle w:val="VerbatimChar"/>
+        </w:rPr>
+        <w:t xml:space="preserve">pandoc -f markdown -t html5 -o "$html" "$md" --metadata title=...</w:t>
+      </w:r>
+      <w:r>
+        <w:t xml:space="preserve"> </w:t>
+      </w:r>
+      <w:r>
+        <w:t xml:space="preserve">with NO –standalone/-s, so pandoc emits a body fragment with no DOCTYPE, no head, and no</w:t>
+      </w:r>
+    </w:p>
+    <w:p>
+      <w:pPr>
+        <w:pStyle w:val="BodyText"/>
+      </w:pPr>
+      <w:r>
+        <w:t xml:space="preserve">. A tell that the flag was intended and lost: –metadata title= is passed on that same line, and a title can only render inside a standalone document’s</w:t>
+      </w:r>
+    </w:p>
+    <w:p>
+      <w:pPr>
+        <w:pStyle w:val="BodyText"/>
+      </w:pPr>
+      <w:r>
+        <w:t xml:space="preserve">— the script computes a title it is structurally unable to emit.</w:t>
+      </w:r>
+    </w:p>
+    <w:p>
+      <w:pPr>
+        <w:pStyle w:val="BodyText"/>
+      </w:pPr>
+      <w:r>
+        <w:t xml:space="preserve">THE TWO BRANCHES DISAGREE, AND THE FALLBACK IS THE CORRECT ONE: the else-branch (python-markdown, used only when pandoc is ABSENT) explicitly writes &lt;!DOCTYPE html&gt;</w:t>
+      </w:r>
+    </w:p>
+    <w:p>
+      <w:pPr>
+        <w:pStyle w:val="BodyText"/>
+      </w:pPr>
+      <w:r>
+        <w:t xml:space="preserve">. So the PREFERRED path is the defective one and a host WITHOUT pandoc produces CORRECT exports. That inversion is why this survived — the defect is invisible on exactly the machines least likely to be treated as degraded.</w:t>
+      </w:r>
+    </w:p>
+    <w:p>
+      <w:pPr>
+        <w:pStyle w:val="BodyText"/>
+      </w:pPr>
+      <w:r>
+        <w:t xml:space="preserve">THE PDF MECHANISM IS NO LONGER A HYPOTHESIS: line 76 runs</w:t>
+      </w:r>
+      <w:r>
+        <w:t xml:space="preserve"> </w:t>
+      </w:r>
+      <w:r>
+        <w:rPr>
+          <w:rStyle w:val="VerbatimChar"/>
+        </w:rPr>
+        <w:t xml:space="preserve">weasyprint "$html" "$pdf"</w:t>
+      </w:r>
+      <w:r>
+        <w:t xml:space="preserve"> </w:t>
+      </w:r>
+      <w:r>
+        <w:t xml:space="preserve">— the PDF is rendered FROM the charset-less fragment, so weasyprint’s encoding fallback bakes the mis-decoded glyphs into the PDF text layer.</w:t>
+      </w:r>
+    </w:p>
+    <w:p>
+      <w:pPr>
+        <w:pStyle w:val="BodyText"/>
+      </w:pPr>
+      <w:r>
+        <w:t xml:space="preserve">CONFIRMED BY A FALSIFIABLE PREDICTION: DOCX takes a THIRD path (line 85, pandoc -t docx direct from markdown, never touching the HTML), so it must be clean if the chain is right. Measured on docs/BOBA_DATABASE.*: .docx = 0 mojibake sequences and 7 clean § characters; .pdf =</w:t>
+      </w:r>
+      <w:r>
+        <w:t xml:space="preserve"> </w:t>
+      </w:r>
+      <w:r>
+        <w:t xml:space="preserve">‘Â§ 5’</w:t>
+      </w:r>
+      <w:r>
+        <w:t xml:space="preserve"> </w:t>
+      </w:r>
+      <w:r>
+        <w:t xml:space="preserve">/</w:t>
+      </w:r>
+      <w:r>
+        <w:t xml:space="preserve"> </w:t>
+      </w:r>
+      <w:r>
+        <w:t xml:space="preserve">‘Jackettâ€™s’</w:t>
+      </w:r>
+      <w:r>
+        <w:t xml:space="preserve"> </w:t>
+      </w:r>
+      <w:r>
+        <w:t xml:space="preserve">/</w:t>
+      </w:r>
+      <w:r>
+        <w:t xml:space="preserve"> </w:t>
+      </w:r>
+      <w:r>
+        <w:t xml:space="preserve">‘â†’</w:t>
+      </w:r>
+      <w:r>
+        <w:t xml:space="preserve">; .html = no DOCTYPE, no charset, 30 non-ASCII lines. The DOCX shares the same source and the same pandoc binary and differs ONLY in not passing through the HTML — isolating the defect to the HTML step and ruling out both a corrupt source and a broken pandoc.</w:t>
+      </w:r>
+    </w:p>
+    <w:p>
+      <w:pPr>
+        <w:pStyle w:val="BodyText"/>
+      </w:pPr>
+      <w:r>
+        <w:t xml:space="preserve">THE FIX IS NOT JUST THE FLAG. The generator is mtime-guarded ([[ ! -f</w:t>
+      </w:r>
+      <w:r>
+        <w:t xml:space="preserve"> </w:t>
+      </w:r>
+      <w:r>
+        <w:t xml:space="preserve">“</w:t>
+      </w:r>
+      <w:r>
+        <w:t xml:space="preserve">$html" || "$</w:t>
+      </w:r>
+      <w:r>
+        <w:t xml:space="preserve">md”</w:t>
+      </w:r>
+      <w:r>
+        <w:t xml:space="preserve"> </w:t>
+      </w:r>
+      <w:r>
+        <w:t xml:space="preserve">-nt</w:t>
+      </w:r>
+      <w:r>
+        <w:t xml:space="preserve"> </w:t>
+      </w:r>
+      <w:r>
+        <w:t xml:space="preserve">“$pdf”</w:t>
+      </w:r>
+      <w:r>
+        <w:t xml:space="preserve"> </w:t>
+      </w:r>
+      <w:r>
+        <w:t xml:space="preserve">]]), measured: a full export run AFTER docs_chain rewrote Status.html standalone did NOT revert it. So adding -s heals a file only when its .md is next touched — the corpus would heal silently, unevenly, over an unbounded period, with no point at which anyone can declare it done. Acceptance (c) therefore requires a FORCED regeneration pass, and HTML must be regenerated BEFORE the PDFs, since regenerating PDFs first re-bakes the same mojibake from the still-broken fragment.</w:t>
+      </w:r>
+    </w:p>
+    <w:p>
+      <w:pPr>
+        <w:pStyle w:val="BodyText"/>
+      </w:pPr>
+      <w:r>
+        <w:t xml:space="preserve">DELIBERATELY NOT FIXED IN THIS PASS. The flag is one character but the regeneration is ~286 HTML plus their PDFs in a single commit, and four subagent streams are live in this checkout. A 600-file rewrite during parallel dispatch is a §11.4.84 collision waiting to happen. This is scoped for a dedicated pass on a quiescent tree.</w:t>
+      </w:r>
+    </w:p>
     <w:bookmarkEnd w:id="173"/>
+    <w:bookmarkStart w:id="174" w:name="Xdd0ee01778cdd0beedeedde5af68edc2fd92d6b"/>
+    <w:p>
+      <w:pPr>
+        <w:pStyle w:val="Heading2"/>
+      </w:pPr>
+      <w:r>
+        <w:t xml:space="preserve">BOB-182 — Operator decision owed on the export-charset ratchet, plus an auto-lowering baseline</w:t>
+      </w:r>
+    </w:p>
+    <w:p>
+      <w:pPr>
+        <w:pStyle w:val="FirstParagraph"/>
+      </w:pPr>
+      <w:r>
+        <w:rPr>
+          <w:b/>
+          <w:bCs/>
+        </w:rPr>
+        <w:t xml:space="preserve">Status:</w:t>
+      </w:r>
+      <w:r>
+        <w:t xml:space="preserve"> </w:t>
+      </w:r>
+      <w:r>
+        <w:t xml:space="preserve">Fixed (→ Fixed.md)</w:t>
+      </w:r>
+      <w:r>
+        <w:t xml:space="preserve"> </w:t>
+      </w:r>
+      <w:r>
+        <w:rPr>
+          <w:b/>
+          <w:bCs/>
+        </w:rPr>
+        <w:t xml:space="preserve">Type:</w:t>
+      </w:r>
+      <w:r>
+        <w:t xml:space="preserve"> </w:t>
+      </w:r>
+      <w:r>
+        <w:t xml:space="preserve">Task</w:t>
+      </w:r>
+      <w:r>
+        <w:t xml:space="preserve"> </w:t>
+      </w:r>
+      <w:r>
+        <w:rPr>
+          <w:b/>
+          <w:bCs/>
+        </w:rPr>
+        <w:t xml:space="preserve">Evidence:</w:t>
+      </w:r>
+      <w:r>
+        <w:t xml:space="preserve"> </w:t>
+      </w:r>
+      <w:r>
+        <w:t xml:space="preserve">docs/qa/BOB-182/closure_evidence_20260923.md</w:t>
+      </w:r>
+      <w:r>
+        <w:t xml:space="preserve"> </w:t>
+      </w:r>
+      <w:r>
+        <w:rPr>
+          <w:b/>
+          <w:bCs/>
+        </w:rPr>
+        <w:t xml:space="preserve">Severity:</w:t>
+      </w:r>
+      <w:r>
+        <w:t xml:space="preserve"> </w:t>
+      </w:r>
+      <w:r>
+        <w:t xml:space="preserve">Medium</w:t>
+      </w:r>
+      <w:r>
+        <w:t xml:space="preserve"> </w:t>
+      </w:r>
+      <w:r>
+        <w:rPr>
+          <w:b/>
+          <w:bCs/>
+        </w:rPr>
+        <w:t xml:space="preserve">Created-By:</w:t>
+      </w:r>
+      <w:r>
+        <w:t xml:space="preserve"> </w:t>
+      </w:r>
+      <w:r>
+        <w:t xml:space="preserve">Claude</w:t>
+      </w:r>
+      <w:r>
+        <w:t xml:space="preserve"> </w:t>
+      </w:r>
+      <w:r>
+        <w:rPr>
+          <w:b/>
+          <w:bCs/>
+        </w:rPr>
+        <w:t xml:space="preserve">Assigned-To:</w:t>
+      </w:r>
+      <w:r>
+        <w:t xml:space="preserve"> </w:t>
+      </w:r>
+      <w:r>
+        <w:t xml:space="preserve">Claude</w:t>
+      </w:r>
+    </w:p>
+    <w:p>
+      <w:pPr>
+        <w:pStyle w:val="BodyText"/>
+      </w:pPr>
+      <w:r>
+        <w:rPr>
+          <w:b/>
+          <w:bCs/>
+        </w:rPr>
+        <w:t xml:space="preserve">OPERATOR DECISION (2026-08-26, §11.4.66 interactive clarification): KEEP THE MONOTONE RATCHET</w:t>
+      </w:r>
+    </w:p>
+    <w:p>
+      <w:pPr>
+        <w:pStyle w:val="BodyText"/>
+      </w:pPr>
+      <w:r>
+        <w:t xml:space="preserve">§11.4.224(E) brownfield adoption answer, recorded as consumer DATA: the adoption model for CM-EXPORT-CHARSET-VALID is the MONOTONE-DECREASE RATCHET. The count may only go down, never up. Immediate hard floor, changed-code-only-with-deadline, and per-corpus phase-in were all offered and NOT chosen. This closes half of BOB-182 — the half that was genuinely the operator’s. THE REMAINING HALF IS A REAL DEFECT STILL OWED: BASELINE is a hardcoded constant, so the ratchet does not actually ratchet — on improvement the gate PASSES and PRINTS the value to lower it to, but nothing lowers it, and the gate keeps permitting regression back to the original count after the corpus heals. The fix must NOT collapse §11.4.249 role separation: a gate that writes its own threshold during a pre-build run becomes a PRODUCER as well as a GATE. Acceptable shapes include a persisted baseline the gate READS but never writes with lowering via a separate explicitly-invoked command, or a gate that FAILS loudly when the live count is below baseline so drift becomes an actionable refusal.</w:t>
+      </w:r>
+    </w:p>
+    <w:p>
+      <w:pPr>
+        <w:pStyle w:val="BodyText"/>
+      </w:pPr>
+      <w:r>
+        <w:t xml:space="preserve">This answer is recorded as consumer DATA per §11.4.35 — it is the operator’s stated choice, not an agent inference, and supersedes any prior agent-chosen default on this question. Options not chosen are named above so a future reader does not re-litigate a settled call (§11.4.112(5) bounded-verdict discipline applied to decisions).</w:t>
+      </w:r>
+    </w:p>
+    <w:p>
+      <w:pPr>
+        <w:pStyle w:val="BodyText"/>
+      </w:pPr>
+      <w:r>
+        <w:t xml:space="preserve">— prior item text follows —</w:t>
+      </w:r>
+    </w:p>
+    <w:p>
+      <w:pPr>
+        <w:pStyle w:val="BodyText"/>
+      </w:pPr>
+      <w:r>
+        <w:t xml:space="preserve">WHAT: CM-EXPORT-CHARSET-VALID (pre-build invariant 50) adopts its 301 pre-existing violations via a monotone-decrease ratchet rather than a hard floor. Two things are owed.</w:t>
+      </w:r>
+    </w:p>
+    <w:p>
+      <w:pPr>
+        <w:numPr>
+          <w:ilvl w:val="0"/>
+          <w:numId w:val="1006"/>
+        </w:numPr>
+      </w:pPr>
+      <w:r>
+        <w:t xml:space="preserve">THE ADOPTION DECISION IS THE OPERATOR’S, NOT THE SCRIPT’S. 11.4.224(E) requires the brownfield adoption question be SURFACED to the operator and the answer recorded as consumer DATA – never an invented ratchet. What exists today is a header comment plus a BOBA_EXPORT_CHARSET_BASELINE override: that DOCUMENTS a decision the agent made, it does not RECORD an answer the operator gave. The independent reviewer judged the choice defensible and would not reverse it (a hard floor on 301 violations makes the build unreachable, which 11.4.234 forbids; 11.4.101 favours the reversible option) but correctly held that it is not yet compliant. Options for the operator: immediate hard floor (BASELINE=0) / keep the monotone ratchet / per-corpus phase-in / changed-code-only with a scheduled full-corpus deadline.</w:t>
+      </w:r>
+    </w:p>
+    <w:p>
+      <w:pPr>
+        <w:numPr>
+          <w:ilvl w:val="0"/>
+          <w:numId w:val="1006"/>
+        </w:numPr>
+      </w:pPr>
+      <w:r>
+        <w:t xml:space="preserve">THE RATCHET DOES NOT ACTUALLY RATCHET. BASELINE is a hardcoded constant. On improvement the gate PASSES and PRINTS the value to lower it to, but nothing lowers it, so the gate keeps permitting regression all the way back to 301 after the corpus heals. The header now says tightening is MANUAL rather than claiming automatic behaviour that does not exist (11.4.6), but the honest statement is a stopgap, not the fix.</w:t>
+      </w:r>
+    </w:p>
+    <w:p>
+      <w:pPr>
+        <w:pStyle w:val="FirstParagraph"/>
+      </w:pPr>
+      <w:r>
+        <w:t xml:space="preserve">WHY IT WAS NOT BUILT WITH THE FIX: a gate that writes its own threshold during a pre-build run becomes a PRODUCER as well as a GATE (11.4.249 role separation), and that is a design change the operator should approve rather than receive as a side effect.</w:t>
+      </w:r>
+    </w:p>
+    <w:p>
+      <w:pPr>
+        <w:pStyle w:val="BodyText"/>
+      </w:pPr>
+      <w:r>
+        <w:t xml:space="preserve">ACCEPTANCE: the operator’s adoption answer recorded as consumer DATA; and either a persisted baseline the gate lowers and never raises (with the role-separation question answered), or an explicit decision that manual tightening is acceptable.</w:t>
+      </w:r>
+    </w:p>
+    <w:bookmarkEnd w:id="174"/>
+    <w:bookmarkStart w:id="175" w:name="X2457d6f4246fec47602999e0cab6230885ba48b"/>
+    <w:p>
+      <w:pPr>
+        <w:pStyle w:val="Heading2"/>
+      </w:pPr>
+      <w:r>
+        <w:t xml:space="preserve">BOB-195 — CM-DANGEROUS-COMBINATION-FAIL-CLOSED cannot see contextlib.suppress, and ruff SIM105 pushes authors into that blind spot</w:t>
+      </w:r>
+    </w:p>
+    <w:p>
+      <w:pPr>
+        <w:pStyle w:val="FirstParagraph"/>
+      </w:pPr>
+      <w:r>
+        <w:rPr>
+          <w:b/>
+          <w:bCs/>
+        </w:rPr>
+        <w:t xml:space="preserve">Status:</w:t>
+      </w:r>
+      <w:r>
+        <w:t xml:space="preserve"> </w:t>
+      </w:r>
+      <w:r>
+        <w:t xml:space="preserve">Fixed (→ Fixed.md)</w:t>
+      </w:r>
+      <w:r>
+        <w:t xml:space="preserve"> </w:t>
+      </w:r>
+      <w:r>
+        <w:rPr>
+          <w:b/>
+          <w:bCs/>
+        </w:rPr>
+        <w:t xml:space="preserve">Type:</w:t>
+      </w:r>
+      <w:r>
+        <w:t xml:space="preserve"> </w:t>
+      </w:r>
+      <w:r>
+        <w:t xml:space="preserve">Bug</w:t>
+      </w:r>
+      <w:r>
+        <w:t xml:space="preserve"> </w:t>
+      </w:r>
+      <w:r>
+        <w:rPr>
+          <w:b/>
+          <w:bCs/>
+        </w:rPr>
+        <w:t xml:space="preserve">Evidence:</w:t>
+      </w:r>
+      <w:r>
+        <w:t xml:space="preserve"> </w:t>
+      </w:r>
+      <w:r>
+        <w:t xml:space="preserve">docs/qa/BOB-195/closure_evidence_20260923.md</w:t>
+      </w:r>
+    </w:p>
+    <w:p>
+      <w:pPr>
+        <w:pStyle w:val="BodyText"/>
+      </w:pPr>
+      <w:r>
+        <w:rPr>
+          <w:b/>
+          <w:bCs/>
+        </w:rPr>
+        <w:t xml:space="preserve">OPERATOR DECISION (2026-08-26, §11.4.66 interactive clarification): TEACH THE SCANNER With NODES — KEEP SIM105</w:t>
+      </w:r>
+    </w:p>
+    <w:p>
+      <w:pPr>
+        <w:pStyle w:val="BodyText"/>
+      </w:pPr>
+      <w:r>
+        <w:t xml:space="preserve">The §11.4.252 fail-open scanner is FIXED to see</w:t>
+      </w:r>
+      <w:r>
+        <w:t xml:space="preserve"> </w:t>
+      </w:r>
+      <w:r>
+        <w:rPr>
+          <w:rStyle w:val="VerbatimChar"/>
+        </w:rPr>
+        <w:t xml:space="preserve">contextlib.suppress</w:t>
+      </w:r>
+      <w:r>
+        <w:t xml:space="preserve">; ruff’s SIM105 rule STAYS ENABLED in pyproject.toml. Disabling SIM105, and the belt-and-braces both-at-once option, were offered and NOT chosen. Rationale carried with the decision: fixing the gate makes SIM105 harmless, whereas disabling SIM105 alone would leave the gate blind to any suppress written by hand, inherited from a dependency’s style, or already present in the tree. REQUIRED BEHAVIOUR:</w:t>
+      </w:r>
+      <w:r>
+        <w:t xml:space="preserve"> </w:t>
+      </w:r>
+      <w:r>
+        <w:rPr>
+          <w:rStyle w:val="VerbatimChar"/>
+        </w:rPr>
+        <w:t xml:space="preserve">with contextlib.suppress(...)</w:t>
+      </w:r>
+      <w:r>
+        <w:t xml:space="preserve"> </w:t>
+      </w:r>
+      <w:r>
+        <w:t xml:space="preserve">and</w:t>
+      </w:r>
+      <w:r>
+        <w:t xml:space="preserve"> </w:t>
+      </w:r>
+      <w:r>
+        <w:rPr>
+          <w:rStyle w:val="VerbatimChar"/>
+        </w:rPr>
+        <w:t xml:space="preserve">with suppress(...)</w:t>
+      </w:r>
+      <w:r>
+        <w:t xml:space="preserve"> </w:t>
+      </w:r>
+      <w:r>
+        <w:t xml:space="preserve">(the</w:t>
+      </w:r>
+      <w:r>
+        <w:t xml:space="preserve"> </w:t>
+      </w:r>
+      <w:r>
+        <w:rPr>
+          <w:rStyle w:val="VerbatimChar"/>
+        </w:rPr>
+        <w:t xml:space="preserve">from contextlib import suppress</w:t>
+      </w:r>
+      <w:r>
+        <w:t xml:space="preserve"> </w:t>
+      </w:r>
+      <w:r>
+        <w:t xml:space="preserve">binding) wrapping a dangerous-combination call are DETECTED with the same severity and message shape as the try/except/pass form; a narrow</w:t>
+      </w:r>
+      <w:r>
+        <w:t xml:space="preserve"> </w:t>
+      </w:r>
+      <w:r>
+        <w:rPr>
+          <w:rStyle w:val="VerbatimChar"/>
+        </w:rPr>
+        <w:t xml:space="preserve">suppress(SpecificError)</w:t>
+      </w:r>
+      <w:r>
+        <w:t xml:space="preserve"> </w:t>
+      </w:r>
+      <w:r>
+        <w:t xml:space="preserve">around a NON-dangerous call must NOT fire, since a false-positive refusal is a §11.4.201(1) FAIL-bluff of equal severity to a missed real one. CONSEQUENCE FOR THE NUMBER: once landed, the scanner’s finding count stops being a floor over try/except shapes and becomes a genuine census — any prior count citing completeness was scoped to try/except only.</w:t>
+      </w:r>
+    </w:p>
+    <w:p>
+      <w:pPr>
+        <w:pStyle w:val="BodyText"/>
+      </w:pPr>
+      <w:r>
+        <w:t xml:space="preserve">This answer is recorded as consumer DATA per §11.4.35 — it is the operator’s stated choice, not an agent inference, and supersedes any prior agent-chosen default on this question. Options not chosen are named above so a future reader does not re-litigate a settled call (§11.4.112(5) bounded-verdict discipline applied to decisions).</w:t>
+      </w:r>
+    </w:p>
+    <w:p>
+      <w:pPr>
+        <w:pStyle w:val="BodyText"/>
+      </w:pPr>
+      <w:r>
+        <w:t xml:space="preserve">— prior item text follows —</w:t>
+      </w:r>
+    </w:p>
+    <w:p>
+      <w:pPr>
+        <w:pStyle w:val="BodyText"/>
+      </w:pPr>
+      <w:r>
+        <w:t xml:space="preserve">WHAT: the §11.4.252 fail-open scanner matches Try-handler shapes (A1)/(A2). contextlib.suppress is a With node, so a swallow written that way is invisible. VERIFIED BY THE CONDUCTOR with a control needle through the same invocation path (§11.4.201(7)(b)), because a first attempt returned 0 for BOTH forms and was itself blind - the gate takes –root, not a positional, so a bare path exits on an unknown arg (§11.4.201(7)(c): the invocation path is part of the instrument). Correct run: try/except/pass around os.unlink(user_supplied_path) -&gt;</w:t>
+      </w:r>
+      <w:r>
+        <w:t xml:space="preserve"> </w:t>
+      </w:r>
+      <w:r>
+        <w:t xml:space="preserve">‘FAIL - swallowed exception … :5’</w:t>
+      </w:r>
+      <w:r>
+        <w:t xml:space="preserve">, the needle sees. contextlib.suppress(Exception) around the IDENTICAL call -&gt;</w:t>
+      </w:r>
+      <w:r>
+        <w:t xml:space="preserve"> </w:t>
+      </w:r>
+      <w:r>
+        <w:t xml:space="preserve">‘PASS - no swallowed-exception … anti-patterns found’</w:t>
+      </w:r>
+      <w:r>
+        <w:t xml:space="preserve">. Both combine untrusted input with an irreversible unlink; both swallow everything; one is caught and one is not. WHY IT IS WORSE THAN A PLAIN GAP: pyproject.toml enables ruff’s SIM ruleset, and SIM105 is</w:t>
+      </w:r>
+      <w:r>
+        <w:t xml:space="preserve"> </w:t>
+      </w:r>
+      <w:r>
+        <w:t xml:space="preserve">‘use contextlib.suppress instead of try-except-pass’</w:t>
+      </w:r>
+      <w:r>
+        <w:t xml:space="preserve">. Our own linter therefore instructs authors to rewrite the form this gate CAN see into the form it CANNOT. The two tools are pulling in opposite directions and the lint one runs more often. Every SIM105 autofix silently shrinks this gate’s coverage while the count goes down, which reads as progress. CONSEQUENCE FOR THE NUMBER: the scanner’s finding count is a FLOOR over try/except shapes, not a census of swallows. Any statement of the form</w:t>
+      </w:r>
+      <w:r>
+        <w:t xml:space="preserve"> </w:t>
+      </w:r>
+      <w:r>
+        <w:t xml:space="preserve">‘N fail-open sites remain’</w:t>
+      </w:r>
+      <w:r>
+        <w:t xml:space="preserve"> </w:t>
+      </w:r>
+      <w:r>
+        <w:t xml:space="preserve">must be read as</w:t>
+      </w:r>
+      <w:r>
+        <w:t xml:space="preserve"> </w:t>
+      </w:r>
+      <w:r>
+        <w:t xml:space="preserve">‘N among try/except shapes’</w:t>
+      </w:r>
+      <w:r>
+        <w:t xml:space="preserve">. ACCEPTANCE: the scanner recognises contextlib.suppress (a With whose items call contextlib.suppress with a broad exception type) and applies the same ≥2-capability test; a golden-TRUE fixture in suppress form; a golden-FALSE fixture where suppress wraps a single-capability diagnostic emitter and must NOT fire; and an explicit decision on the SIM105 tension - either exempt the shapes this gate governs, or accept suppress and teach the gate to read it. Discovered by the §11.4.252 remediation agent when its own MINOR-3 fix required using contextlib.suppress at three diagnostic-emitter sites; those three uses are legitimate and justified in-source.</w:t>
+      </w:r>
+    </w:p>
+    <w:bookmarkEnd w:id="175"/>
+    <w:bookmarkStart w:id="176" w:name="Xbc70a382de15d7419ef4d7a2ec87fadcb6d4ea0"/>
+    <w:p>
+      <w:pPr>
+        <w:pStyle w:val="Heading2"/>
+      </w:pPr>
+      <w:r>
+        <w:t xml:space="preserve">BOB-150 — pre_build_verification.sh invariant labels read N/50 but only 41 invariants are labelled</w:t>
+      </w:r>
+    </w:p>
+    <w:p>
+      <w:pPr>
+        <w:pStyle w:val="FirstParagraph"/>
+      </w:pPr>
+      <w:r>
+        <w:rPr>
+          <w:b/>
+          <w:bCs/>
+        </w:rPr>
+        <w:t xml:space="preserve">Status:</w:t>
+      </w:r>
+      <w:r>
+        <w:t xml:space="preserve"> </w:t>
+      </w:r>
+      <w:r>
+        <w:t xml:space="preserve">Fixed (→ Fixed.md)</w:t>
+      </w:r>
+      <w:r>
+        <w:t xml:space="preserve"> </w:t>
+      </w:r>
+      <w:r>
+        <w:rPr>
+          <w:b/>
+          <w:bCs/>
+        </w:rPr>
+        <w:t xml:space="preserve">Type:</w:t>
+      </w:r>
+      <w:r>
+        <w:t xml:space="preserve"> </w:t>
+      </w:r>
+      <w:r>
+        <w:t xml:space="preserve">Task</w:t>
+      </w:r>
+      <w:r>
+        <w:t xml:space="preserve"> </w:t>
+      </w:r>
+      <w:r>
+        <w:rPr>
+          <w:b/>
+          <w:bCs/>
+        </w:rPr>
+        <w:t xml:space="preserve">Evidence:</w:t>
+      </w:r>
+      <w:r>
+        <w:t xml:space="preserve"> </w:t>
+      </w:r>
+      <w:r>
+        <w:t xml:space="preserve">docs/qa/BOB-150/closure_evidence_20260923.md</w:t>
+      </w:r>
+      <w:r>
+        <w:t xml:space="preserve"> </w:t>
+      </w:r>
+      <w:r>
+        <w:rPr>
+          <w:b/>
+          <w:bCs/>
+        </w:rPr>
+        <w:t xml:space="preserve">Severity:</w:t>
+      </w:r>
+      <w:r>
+        <w:t xml:space="preserve"> </w:t>
+      </w:r>
+      <w:r>
+        <w:t xml:space="preserve">Low</w:t>
+      </w:r>
+      <w:r>
+        <w:t xml:space="preserve"> </w:t>
+      </w:r>
+      <w:r>
+        <w:rPr>
+          <w:b/>
+          <w:bCs/>
+        </w:rPr>
+        <w:t xml:space="preserve">Created-By:</w:t>
+      </w:r>
+      <w:r>
+        <w:t xml:space="preserve"> </w:t>
+      </w:r>
+      <w:r>
+        <w:t xml:space="preserve">AI</w:t>
+      </w:r>
+    </w:p>
+    <w:p>
+      <w:pPr>
+        <w:pStyle w:val="BodyText"/>
+      </w:pPr>
+      <w:r>
+        <w:t xml:space="preserve">pre_build_verification.sh invariant labels read N/44 but only 35 invariants are labelled</w:t>
+      </w:r>
+    </w:p>
+    <w:bookmarkEnd w:id="176"/>
+    <w:bookmarkStart w:id="177" w:name="X017ecc07d3925d281ee41edb70c49dccdf9f346"/>
+    <w:p>
+      <w:pPr>
+        <w:pStyle w:val="Heading2"/>
+      </w:pPr>
+      <w:r>
+        <w:t xml:space="preserve">BOB-168 — run_all_challenges.sh lists scaling_horizontal_challenge.sh which does not exist on disk, so the runner references a challenge that can never execute</w:t>
+      </w:r>
+    </w:p>
+    <w:p>
+      <w:pPr>
+        <w:pStyle w:val="FirstParagraph"/>
+      </w:pPr>
+      <w:r>
+        <w:rPr>
+          <w:b/>
+          <w:bCs/>
+        </w:rPr>
+        <w:t xml:space="preserve">Status:</w:t>
+      </w:r>
+      <w:r>
+        <w:t xml:space="preserve"> </w:t>
+      </w:r>
+      <w:r>
+        <w:t xml:space="preserve">Fixed (→ Fixed.md)</w:t>
+      </w:r>
+      <w:r>
+        <w:t xml:space="preserve"> </w:t>
+      </w:r>
+      <w:r>
+        <w:rPr>
+          <w:b/>
+          <w:bCs/>
+        </w:rPr>
+        <w:t xml:space="preserve">Type:</w:t>
+      </w:r>
+      <w:r>
+        <w:t xml:space="preserve"> </w:t>
+      </w:r>
+      <w:r>
+        <w:t xml:space="preserve">Task</w:t>
+      </w:r>
+      <w:r>
+        <w:t xml:space="preserve"> </w:t>
+      </w:r>
+      <w:r>
+        <w:rPr>
+          <w:b/>
+          <w:bCs/>
+        </w:rPr>
+        <w:t xml:space="preserve">Evidence:</w:t>
+      </w:r>
+      <w:r>
+        <w:t xml:space="preserve"> </w:t>
+      </w:r>
+      <w:r>
+        <w:t xml:space="preserve">docs/qa/BOB-168/closure_evidence_20260923.md</w:t>
+      </w:r>
+      <w:r>
+        <w:t xml:space="preserve"> </w:t>
+      </w:r>
+      <w:r>
+        <w:rPr>
+          <w:b/>
+          <w:bCs/>
+        </w:rPr>
+        <w:t xml:space="preserve">Severity:</w:t>
+      </w:r>
+      <w:r>
+        <w:t xml:space="preserve"> </w:t>
+      </w:r>
+      <w:r>
+        <w:t xml:space="preserve">Low</w:t>
+      </w:r>
+      <w:r>
+        <w:t xml:space="preserve"> </w:t>
+      </w:r>
+      <w:r>
+        <w:rPr>
+          <w:b/>
+          <w:bCs/>
+        </w:rPr>
+        <w:t xml:space="preserve">Created-By:</w:t>
+      </w:r>
+      <w:r>
+        <w:t xml:space="preserve"> </w:t>
+      </w:r>
+      <w:r>
+        <w:t xml:space="preserve">Claude</w:t>
+      </w:r>
+      <w:r>
+        <w:t xml:space="preserve"> </w:t>
+      </w:r>
+      <w:r>
+        <w:rPr>
+          <w:b/>
+          <w:bCs/>
+        </w:rPr>
+        <w:t xml:space="preserve">Assigned-To:</w:t>
+      </w:r>
+      <w:r>
+        <w:t xml:space="preserve"> </w:t>
+      </w:r>
+      <w:r>
+        <w:t xml:space="preserve">Claude</w:t>
+      </w:r>
+    </w:p>
+    <w:p>
+      <w:pPr>
+        <w:pStyle w:val="BodyText"/>
+      </w:pPr>
+      <w:r>
+        <w:t xml:space="preserve">WHAT. scripts/run_all_challenges.sh:66 lists</w:t>
+      </w:r>
+      <w:r>
+        <w:t xml:space="preserve"> </w:t>
+      </w:r>
+      <w:r>
+        <w:t xml:space="preserve">“scaling_horizontal_challenge.sh”</w:t>
+      </w:r>
+      <w:r>
+        <w:t xml:space="preserve"> </w:t>
+      </w:r>
+      <w:r>
+        <w:t xml:space="preserve">in its challenge set. challenges/scripts/scaling_horizontal_challenge.sh does not exist:</w:t>
+      </w:r>
+    </w:p>
+    <w:p>
+      <w:pPr>
+        <w:pStyle w:val="SourceCode"/>
+      </w:pPr>
+      <w:r>
+        <w:rPr>
+          <w:rStyle w:val="VerbatimChar"/>
+        </w:rPr>
+        <w:t xml:space="preserve">$ sed -n '66p' scripts/run_all_challenges.sh</w:t>
+      </w:r>
+      <w:r>
+        <w:br/>
+      </w:r>
+      <w:r>
+        <w:rPr>
+          <w:rStyle w:val="VerbatimChar"/>
+        </w:rPr>
+        <w:t xml:space="preserve">    "scaling_horizontal_challenge.sh"</w:t>
+      </w:r>
+      <w:r>
+        <w:br/>
+      </w:r>
+      <w:r>
+        <w:rPr>
+          <w:rStyle w:val="VerbatimChar"/>
+        </w:rPr>
+        <w:t xml:space="preserve">$ ls challenges/scripts/scaling_horizontal_challenge.sh</w:t>
+      </w:r>
+      <w:r>
+        <w:br/>
+      </w:r>
+      <w:r>
+        <w:rPr>
+          <w:rStyle w:val="VerbatimChar"/>
+        </w:rPr>
+        <w:t xml:space="preserve">  ls: cannot access ...: No such file or directory</w:t>
+      </w:r>
+    </w:p>
+    <w:p>
+      <w:pPr>
+        <w:pStyle w:val="FirstParagraph"/>
+      </w:pPr>
+      <w:r>
+        <w:t xml:space="preserve">VERIFIED independently, not taken on report — surfaced by the BOB-109 scaling agent and re-checked here by direct invocation.</w:t>
+      </w:r>
+    </w:p>
+    <w:p>
+      <w:pPr>
+        <w:pStyle w:val="BodyText"/>
+      </w:pPr>
+      <w:r>
+        <w:t xml:space="preserve">WHY IT MATTERS. Whether this is cosmetic or a §11.4.201 gate-honesty defect depends entirely on how the runner treats a missing entry, and that is the first thing to determine: if it SKIPs silently, the challenge bank advertises coverage it does not have (a §11.4.266 claim-vs-reality row with no passing challenge behind it); if it FAILs, the runner is permanently red for a reason unrelated to the system under test, which trains readers to ignore it. Neither outcome is acceptable; they need different fixes.</w:t>
+      </w:r>
+    </w:p>
+    <w:p>
+      <w:pPr>
+        <w:pStyle w:val="BodyText"/>
+      </w:pPr>
+      <w:r>
+        <w:t xml:space="preserve">ACCEPTANCE. (a) Determine and record the runner’s actual behaviour on the missing entry by invoking it, not by reading it. (b) EITHER author the challenge, OR remove the entry — with §11.4.124 discipline: check git history for whether it once existed and was deleted, since a silently-dropped challenge is the more interesting defect. (c) If the runner silently skips missing entries, that is its own finding: a missing challenge must be loud (§11.4.3 SKIP-with-reason at minimum), never absent-and-quiet.</w:t>
+      </w:r>
+    </w:p>
+    <w:p>
+      <w:pPr>
+        <w:pStyle w:val="BodyText"/>
+      </w:pPr>
+      <w:r>
+        <w:t xml:space="preserve">SEVERITY. Low as a defect, but it sits on the challenge-coverage seam, so (c) may deserve its own item.</w:t>
+      </w:r>
+    </w:p>
+    <w:p>
+      <w:pPr>
+        <w:pStyle w:val="BodyText"/>
+      </w:pPr>
+      <w:r>
+        <w:t xml:space="preserve">CORRECTION 2026-08-22 (§11.4.6) — THIS ITEM’S PREMISE WAS FALSE, and the error was mine. Recorded openly rather than quietly edited.</w:t>
+      </w:r>
+    </w:p>
+    <w:p>
+      <w:pPr>
+        <w:pStyle w:val="BodyText"/>
+      </w:pPr>
+      <w:r>
+        <w:t xml:space="preserve">scaling_horizontal_challenge.sh EXISTS. It is at submodules/challenges/challenges/scripts/scaling_horizontal_challenge.sh, executable, 3107 bytes, dated Aug 7. So do all 14 other entries and the meta-runner. It was never deleted: added to the roster at 1c959ba, the challenge itself added in the submodule at 873c0b1, and a pickaxe search across both repositories and all branches finds ZERO deletions.</w:t>
+      </w:r>
+    </w:p>
+    <w:p>
+      <w:pPr>
+        <w:pStyle w:val="BodyText"/>
+      </w:pPr>
+      <w:r>
+        <w:t xml:space="preserve">HOW I GOT IT WRONG. run_all_challenges.sh reads submodules/challenges/challenges/scripts/. I checked challenges/scripts/ — a DIFFERENT directory belonging to a DIFFERENT, glob-based runner. Two similarly-named directories; I measured the wrong one. That is a §11.4.201(9) field-identity error. Worse, I wrote that it was</w:t>
+      </w:r>
+      <w:r>
+        <w:t xml:space="preserve"> </w:t>
+      </w:r>
+      <w:r>
+        <w:t xml:space="preserve">“verified by invocation”</w:t>
+      </w:r>
+      <w:r>
+        <w:t xml:space="preserve">: I had listed a directory and never run the aggregator, so the claim overstated the evidence class as well as getting the answer wrong.</w:t>
+      </w:r>
+    </w:p>
+    <w:p>
+      <w:pPr>
+        <w:pStyle w:val="BodyText"/>
+      </w:pPr>
+      <w:r>
+        <w:t xml:space="preserve">THE LESSON, which generalises past this item. In the SAME commit I correctly caught a sibling agent making this exact class of error on BOB-167 — a zero-hit produced by searching one symbol name — and applied a control needle there. Then I omitted the needle one paragraph later on my own measurement. The distinction that would have caught it: A CONTROL NEEDLE PROVES THE INSTRUMENT CAN SEE; IT DOES NOT PROVE IT IS POINTED AT THE THING UNDER TEST. §11.4.201(7)(b) as commonly applied guards blindness; it does not guard mis-aiming. The needle for THIS query would have been to resolve the path the runner itself reads, not to confirm that some directory listing works.</w:t>
+      </w:r>
+    </w:p>
+    <w:p>
+      <w:pPr>
+        <w:pStyle w:val="BodyText"/>
+      </w:pPr>
+      <w:r>
+        <w:t xml:space="preserve">WHAT IS ACTUALLY WRONG, and it is worse than what I filed. The missing-entry path runs no challenges by definition, so it can be exercised safely. Run against a checkout where the submodule is absent — the ordinary state of a clone made without –recursive — the REAL runner (byte-identity sha-asserted, not a replica) reports:</w:t>
+      </w:r>
+    </w:p>
+    <w:p>
+      <w:pPr>
+        <w:pStyle w:val="SourceCode"/>
+      </w:pPr>
+      <w:r>
+        <w:rPr>
+          <w:rStyle w:val="VerbatimChar"/>
+        </w:rPr>
+        <w:t xml:space="preserve">PASS: 0   FAIL: 0   SKIP: 16   TOTAL: 16</w:t>
+      </w:r>
+      <w:r>
+        <w:br/>
+      </w:r>
+      <w:r>
+        <w:rPr>
+          <w:rStyle w:val="VerbatimChar"/>
+        </w:rPr>
+        <w:t xml:space="preserve">OBSERVED EXIT CODE: 0</w:t>
+      </w:r>
+    </w:p>
+    <w:p>
+      <w:pPr>
+        <w:pStyle w:val="FirstParagraph"/>
+      </w:pPr>
+      <w:r>
+        <w:t xml:space="preserve">An ENTIRELY UN-RUN BANK REPORTS SUCCESS. Not one dangling entry tolerated — the whole suite silently passes without executing anything. That is §11.4.201(6) false-null verbatim, and it is observed-reachable rather than constructed (§11.4.115(G)).</w:t>
+      </w:r>
+    </w:p>
+    <w:p>
+      <w:pPr>
+        <w:pStyle w:val="BodyText"/>
+      </w:pPr>
+      <w:r>
+        <w:t xml:space="preserve">REVISED ACCEPTANCE. (a) ANSWERED, though not as filed: the runner reports a loud, counted SKIP and then never blocks, because the exit expression reads only the FAIL count. (b) The dangling-entry half is VOID — nothing is dangling. (c) The real work is the exit contract: a roster entry the runner cannot execute must not be indistinguishable from a healthy run. See the decision recorded in docs/qa/BOB-168/decision_missing_vs_skip.md.</w:t>
+      </w:r>
+    </w:p>
+    <w:p>
+      <w:pPr>
+        <w:pStyle w:val="BodyText"/>
+      </w:pPr>
+      <w:r>
+        <w:t xml:space="preserve">RELATED, REPORTED NOT FIXED: scripts/pre_build_verification.sh:1792 carries the same SKIP/MISSING conflation one level up, for the other runner. Filed separately.</w:t>
+      </w:r>
+    </w:p>
+    <w:bookmarkEnd w:id="177"/>
+    <w:bookmarkStart w:id="178" w:name="Xc1496edb6ca961c63b0ec89302ef65e71839717"/>
+    <w:p>
+      <w:pPr>
+        <w:pStyle w:val="Heading2"/>
+      </w:pPr>
+      <w:r>
+        <w:t xml:space="preserve">BOB-154 — Host venv and production container run different starlette versions (1.4.1 vs 1.6.0)</w:t>
+      </w:r>
+    </w:p>
+    <w:p>
+      <w:pPr>
+        <w:pStyle w:val="FirstParagraph"/>
+      </w:pPr>
+      <w:r>
+        <w:rPr>
+          <w:b/>
+          <w:bCs/>
+        </w:rPr>
+        <w:t xml:space="preserve">Status:</w:t>
+      </w:r>
+      <w:r>
+        <w:t xml:space="preserve"> </w:t>
+      </w:r>
+      <w:r>
+        <w:t xml:space="preserve">Fixed (→ Fixed.md)</w:t>
+      </w:r>
+      <w:r>
+        <w:t xml:space="preserve"> </w:t>
+      </w:r>
+      <w:r>
+        <w:rPr>
+          <w:b/>
+          <w:bCs/>
+        </w:rPr>
+        <w:t xml:space="preserve">Type:</w:t>
+      </w:r>
+      <w:r>
+        <w:t xml:space="preserve"> </w:t>
+      </w:r>
+      <w:r>
+        <w:t xml:space="preserve">Bug</w:t>
+      </w:r>
+      <w:r>
+        <w:t xml:space="preserve"> </w:t>
+      </w:r>
+      <w:r>
+        <w:rPr>
+          <w:b/>
+          <w:bCs/>
+        </w:rPr>
+        <w:t xml:space="preserve">Evidence:</w:t>
+      </w:r>
+      <w:r>
+        <w:t xml:space="preserve"> </w:t>
+      </w:r>
+      <w:r>
+        <w:t xml:space="preserve">docs/qa/BOB-154/closure_evidence_20260923.md</w:t>
+      </w:r>
+      <w:r>
+        <w:t xml:space="preserve"> </w:t>
+      </w:r>
+      <w:r>
+        <w:rPr>
+          <w:b/>
+          <w:bCs/>
+        </w:rPr>
+        <w:t xml:space="preserve">Severity:</w:t>
+      </w:r>
+      <w:r>
+        <w:t xml:space="preserve"> </w:t>
+      </w:r>
+      <w:r>
+        <w:t xml:space="preserve">Medium</w:t>
+      </w:r>
+      <w:r>
+        <w:t xml:space="preserve"> </w:t>
+      </w:r>
+      <w:r>
+        <w:rPr>
+          <w:b/>
+          <w:bCs/>
+        </w:rPr>
+        <w:t xml:space="preserve">Created-By:</w:t>
+      </w:r>
+      <w:r>
+        <w:t xml:space="preserve"> </w:t>
+      </w:r>
+      <w:r>
+        <w:t xml:space="preserve">AI</w:t>
+      </w:r>
+    </w:p>
+    <w:p>
+      <w:pPr>
+        <w:pStyle w:val="BodyText"/>
+      </w:pPr>
+      <w:r>
+        <w:t xml:space="preserve">Host venv and production container run different starlette versions (1.4.1 vs 1.6.0)</w:t>
+      </w:r>
+    </w:p>
+    <w:bookmarkEnd w:id="178"/>
+    <w:bookmarkStart w:id="179" w:name="X06cd7e6960292c84b4e50a29b892446587b19eb"/>
+    <w:p>
+      <w:pPr>
+        <w:pStyle w:val="Heading2"/>
+      </w:pPr>
+      <w:r>
+        <w:t xml:space="preserve">BOB-189 — CM-NO-FAIL-OPEN-SKIP scanner flags fail-CLOSED SSRF guards as fail-open (§11.4.201(1) FAIL-bluff in our own gate)</w:t>
+      </w:r>
+    </w:p>
+    <w:p>
+      <w:pPr>
+        <w:pStyle w:val="FirstParagraph"/>
+      </w:pPr>
+      <w:r>
+        <w:rPr>
+          <w:b/>
+          <w:bCs/>
+        </w:rPr>
+        <w:t xml:space="preserve">Status:</w:t>
+      </w:r>
+      <w:r>
+        <w:t xml:space="preserve"> </w:t>
+      </w:r>
+      <w:r>
+        <w:t xml:space="preserve">Fixed (→ Fixed.md)</w:t>
+      </w:r>
+      <w:r>
+        <w:t xml:space="preserve"> </w:t>
+      </w:r>
+      <w:r>
+        <w:rPr>
+          <w:b/>
+          <w:bCs/>
+        </w:rPr>
+        <w:t xml:space="preserve">Type:</w:t>
+      </w:r>
+      <w:r>
+        <w:t xml:space="preserve"> </w:t>
+      </w:r>
+      <w:r>
+        <w:t xml:space="preserve">Bug</w:t>
+      </w:r>
+      <w:r>
+        <w:t xml:space="preserve"> </w:t>
+      </w:r>
+      <w:r>
+        <w:rPr>
+          <w:b/>
+          <w:bCs/>
+        </w:rPr>
+        <w:t xml:space="preserve">Evidence:</w:t>
+      </w:r>
+      <w:r>
+        <w:t xml:space="preserve"> </w:t>
+      </w:r>
+      <w:r>
+        <w:t xml:space="preserve">docs/qa/BOB-189/closure_evidence_20260923.md</w:t>
+      </w:r>
+    </w:p>
+    <w:p>
+      <w:pPr>
+        <w:pStyle w:val="BodyText"/>
+      </w:pPr>
+      <w:r>
+        <w:t xml:space="preserve">WHAT: the fail-open scanner’s shape-(A2) heuristic cannot distinguish</w:t>
+      </w:r>
+      <w:r>
+        <w:t xml:space="preserve"> </w:t>
+      </w:r>
+      <w:r>
+        <w:t xml:space="preserve">‘return False’</w:t>
+      </w:r>
+      <w:r>
+        <w:t xml:space="preserve"> </w:t>
+      </w:r>
+      <w:r>
+        <w:t xml:space="preserve">meaning PROCEED-AS-IF-FINE from</w:t>
+      </w:r>
+      <w:r>
+        <w:t xml:space="preserve"> </w:t>
+      </w:r>
+      <w:r>
+        <w:t xml:space="preserve">‘return False’</w:t>
+      </w:r>
+      <w:r>
+        <w:t xml:space="preserve"> </w:t>
+      </w:r>
+      <w:r>
+        <w:t xml:space="preserve">meaning REFUSE. It flags six textbook fail-CLOSED guards as fail-open defects: _is_safe_fetch_url (x3), _qbit_add_succeeded (x2), and the hooks path-boundary guard. INDEPENDENTLY VERIFIED 2026-08-25 by the conductor rather than taken on the triage agent’s word: download-proxy/src/api/routes.py:1122 defines _is_safe_fetch_url returning bool, and its only call site at :1476 reads ’if not _is_safe_fetch_url(url): logger.warning(Refusing SSRF-unsafe download URL (non-public target); skipping); continue’ - a False return REFUSES the URL. WHY THIS MATTERS: per §11.4.201(1) a false-positive refusal is a FAIL-bluff of equal severity to a false-negative pass, and here the consequence is worse than noise - acting on the finding would mean making the SSRF guard stop returning False, i.e. deleting an SSRF protection to satisfy a gate. A gate that instructs you to remove a security control is actively dangerous, not merely imprecise. REPRO: run the fail-open scan; observe six hits; read each call site. ACCEPTANCE: the scanner distinguishes refuse-shaped from proceed-shaped False returns (call-site-aware, or an audited waiver list with per-entry justification), the six drop out, AND a golden-FALSE fixture containing a real fail-closed guard is added so the discrimination is itself falsifiable per §1.1.</w:t>
+      </w:r>
+    </w:p>
+    <w:bookmarkEnd w:id="179"/>
+    <w:bookmarkStart w:id="180" w:name="Xbfda80761c63f79ac26bddd895b0b093114764e"/>
+    <w:p>
+      <w:pPr>
+        <w:pStyle w:val="Heading2"/>
+      </w:pPr>
+      <w:r>
+        <w:t xml:space="preserve">BOB-152 — Constitution sweep walks vendored third-party code: 82% of one gate’s 38,291 findings come from submodules/</w:t>
+      </w:r>
+    </w:p>
+    <w:p>
+      <w:pPr>
+        <w:pStyle w:val="FirstParagraph"/>
+      </w:pPr>
+      <w:r>
+        <w:rPr>
+          <w:b/>
+          <w:bCs/>
+        </w:rPr>
+        <w:t xml:space="preserve">Status:</w:t>
+      </w:r>
+      <w:r>
+        <w:t xml:space="preserve"> </w:t>
+      </w:r>
+      <w:r>
+        <w:t xml:space="preserve">Fixed (→ Fixed.md)</w:t>
+      </w:r>
+      <w:r>
+        <w:t xml:space="preserve"> </w:t>
+      </w:r>
+      <w:r>
+        <w:rPr>
+          <w:b/>
+          <w:bCs/>
+        </w:rPr>
+        <w:t xml:space="preserve">Type:</w:t>
+      </w:r>
+      <w:r>
+        <w:t xml:space="preserve"> </w:t>
+      </w:r>
+      <w:r>
+        <w:t xml:space="preserve">Bug</w:t>
+      </w:r>
+      <w:r>
+        <w:t xml:space="preserve"> </w:t>
+      </w:r>
+      <w:r>
+        <w:rPr>
+          <w:b/>
+          <w:bCs/>
+        </w:rPr>
+        <w:t xml:space="preserve">Evidence:</w:t>
+      </w:r>
+      <w:r>
+        <w:t xml:space="preserve"> </w:t>
+      </w:r>
+      <w:r>
+        <w:t xml:space="preserve">docs/qa/BOB-152/closure_evidence_20260923.md</w:t>
+      </w:r>
+      <w:r>
+        <w:t xml:space="preserve"> </w:t>
+      </w:r>
+      <w:r>
+        <w:rPr>
+          <w:b/>
+          <w:bCs/>
+        </w:rPr>
+        <w:t xml:space="preserve">Severity:</w:t>
+      </w:r>
+      <w:r>
+        <w:t xml:space="preserve"> </w:t>
+      </w:r>
+      <w:r>
+        <w:t xml:space="preserve">Medium</w:t>
+      </w:r>
+      <w:r>
+        <w:t xml:space="preserve"> </w:t>
+      </w:r>
+      <w:r>
+        <w:rPr>
+          <w:b/>
+          <w:bCs/>
+        </w:rPr>
+        <w:t xml:space="preserve">Created-By:</w:t>
+      </w:r>
+      <w:r>
+        <w:t xml:space="preserve"> </w:t>
+      </w:r>
+      <w:r>
+        <w:t xml:space="preserve">AI</w:t>
+      </w:r>
+    </w:p>
+    <w:p>
+      <w:pPr>
+        <w:pStyle w:val="BodyText"/>
+      </w:pPr>
+      <w:r>
+        <w:t xml:space="preserve">Constitution sweep walks vendored third-party code: 82% of one gate’s 38,291 findings come from submodules/</w:t>
+      </w:r>
+    </w:p>
+    <w:bookmarkEnd w:id="180"/>
+    <w:bookmarkStart w:id="181" w:name="Xa95d999866c3515d160d35e6f532f5b7227ec86"/>
+    <w:p>
+      <w:pPr>
+        <w:pStyle w:val="Heading2"/>
+      </w:pPr>
+      <w:r>
+        <w:t xml:space="preserve">BOB-197 — Auth is env-gated and OFF by default, so the LAN-bound merge service ships open — needs a boot-time invariant, not a static gate</w:t>
+      </w:r>
+    </w:p>
+    <w:p>
+      <w:pPr>
+        <w:pStyle w:val="FirstParagraph"/>
+      </w:pPr>
+      <w:r>
+        <w:rPr>
+          <w:b/>
+          <w:bCs/>
+        </w:rPr>
+        <w:t xml:space="preserve">Status:</w:t>
+      </w:r>
+      <w:r>
+        <w:t xml:space="preserve"> </w:t>
+      </w:r>
+      <w:r>
+        <w:t xml:space="preserve">Fixed (→ Fixed.md)</w:t>
+      </w:r>
+      <w:r>
+        <w:t xml:space="preserve"> </w:t>
+      </w:r>
+      <w:r>
+        <w:rPr>
+          <w:b/>
+          <w:bCs/>
+        </w:rPr>
+        <w:t xml:space="preserve">Type:</w:t>
+      </w:r>
+      <w:r>
+        <w:t xml:space="preserve"> </w:t>
+      </w:r>
+      <w:r>
+        <w:t xml:space="preserve">Bug</w:t>
+      </w:r>
+      <w:r>
+        <w:t xml:space="preserve"> </w:t>
+      </w:r>
+      <w:r>
+        <w:rPr>
+          <w:b/>
+          <w:bCs/>
+        </w:rPr>
+        <w:t xml:space="preserve">Evidence:</w:t>
+      </w:r>
+      <w:r>
+        <w:t xml:space="preserve"> </w:t>
+      </w:r>
+      <w:r>
+        <w:t xml:space="preserve">docs/qa/BOB-197/closure_evidence_20260923.md</w:t>
+      </w:r>
+      <w:r>
+        <w:t xml:space="preserve"> </w:t>
+      </w:r>
+      <w:r>
+        <w:rPr>
+          <w:b/>
+          <w:bCs/>
+        </w:rPr>
+        <w:t xml:space="preserve">Created-By:</w:t>
+      </w:r>
+      <w:r>
+        <w:t xml:space="preserve"> </w:t>
+      </w:r>
+      <w:r>
+        <w:t xml:space="preserve">Claude</w:t>
+      </w:r>
+      <w:r>
+        <w:t xml:space="preserve"> </w:t>
+      </w:r>
+      <w:r>
+        <w:rPr>
+          <w:b/>
+          <w:bCs/>
+        </w:rPr>
+        <w:t xml:space="preserve">Assigned-To:</w:t>
+      </w:r>
+      <w:r>
+        <w:t xml:space="preserve"> </w:t>
+      </w:r>
+      <w:r>
+        <w:t xml:space="preserve">milos85vasic</w:t>
+      </w:r>
+    </w:p>
+    <w:p>
+      <w:pPr>
+        <w:pStyle w:val="BodyText"/>
+      </w:pPr>
+      <w:r>
+        <w:rPr>
+          <w:b/>
+          <w:bCs/>
+        </w:rPr>
+        <w:t xml:space="preserve">OPERATOR DECISION (2026-08-26, §11.4.66): GENERATE THE TOKEN AND ARM IT</w:t>
+      </w:r>
+    </w:p>
+    <w:p>
+      <w:pPr>
+        <w:pStyle w:val="BodyText"/>
+      </w:pPr>
+      <w:r>
+        <w:t xml:space="preserve">The conductor generates a 32-byte random token and writes BOBA_API_TOKEN into .env; the operator configures clients with it. DONE 2026-08-26: token generated via secrets.token_hex(32), appended to .env with a comment naming BOB-197 and the routes.py:83 env-gating fact, chmod 600, value shown to the operator ONCE and never written to any other file. Safety verified BEFORE writing (§11.4.30/§11.4.10): .env matched .gitignore:27 ’*.env’ and was untracked (needle-proven — the same matcher confirmed docker-compose.yml IS tracked, so the negative is real); a §9.2 pre-op backup was taken and is itself ignored; post-write re-check confirmed .env still ignored and absent from git status. Pre-store audit found the only tracked BOBA_API_TOKEN= occurrences are the docker-compose passthrough ${BOBA_API_TOKEN:-} and prose in the leak-audit challenge — no literal value has ever been committed. STILL OWED, and the item stays open until it lands: the BOOT-TIME INVARIANT (§11.4.254) that refuses to start LAN-bound when the token is unset or empty. Without it the arming is a state fix, not a defect fix — §11.4.226(5) is explicit that a state-only repair cannot close a defect item. Options not chosen: operator sets it themselves with the invariant blocking until then; invariant warns first and blocks on a named date.</w:t>
+      </w:r>
+    </w:p>
+    <w:p>
+      <w:pPr>
+        <w:pStyle w:val="BodyText"/>
+      </w:pPr>
+      <w:r>
+        <w:t xml:space="preserve">Recorded as consumer DATA per §11.4.35 — the operator’s stated choice, not an agent inference. Options not chosen are named so a future reader does not re-litigate a settled call.</w:t>
+      </w:r>
+    </w:p>
+    <w:p>
+      <w:pPr>
+        <w:pStyle w:val="BodyText"/>
+      </w:pPr>
+      <w:r>
+        <w:t xml:space="preserve">— prior item text follows —</w:t>
+      </w:r>
+    </w:p>
+    <w:p>
+      <w:pPr>
+        <w:pStyle w:val="BodyText"/>
+      </w:pPr>
+      <w:r>
+        <w:t xml:space="preserve">OPERATOR DECISION (2026-08-26): arm BOBA_API_TOKEN and keep 0.0.0.0, backed by a BOOT-TIME invariant that refuses to start LAN-bound with the token unset. This item IS that invariant.</w:t>
+      </w:r>
+    </w:p>
+    <w:p>
+      <w:pPr>
+        <w:pStyle w:val="BodyText"/>
+      </w:pPr>
+      <w:r>
+        <w:t xml:space="preserve">MEASURED FACT, not inference. download-proxy/src/api/routes.py:83 require_api_token() reads BOBA_API_TOKEN at request time and returns immediately when unset or empty. Its own docstring states it plainly:</w:t>
+      </w:r>
+      <w:r>
+        <w:t xml:space="preserve"> </w:t>
+      </w:r>
+      <w:r>
+        <w:t xml:space="preserve">“BOBA_API_TOKEN unset/empty -&gt; return (OPEN). This is the DEFAULT and preserves the current no-auth contract + dev workflow”</w:t>
+      </w:r>
+      <w:r>
+        <w:t xml:space="preserve">. docker-compose.yml:237 passes BOBA_API_TOKEN=${BOBA_API_TOKEN:-}, so the container inherits empty unless the operator declares it. The operator .env does NOT declare it, needle-verified per 11.4.201(7)(b): the same matcher hit QBITTORRENT_DATA_DIR in the same file, so the miss is a real absence and not a blind read. The qbittorrent-proxy container was RUNNING and LAN-bound at measurement time. Consequence: the ten routes the BOB-102 guard resolves as auth-wired are open in practice on a default deploy.</w:t>
+      </w:r>
+    </w:p>
+    <w:p>
+      <w:pPr>
+        <w:pStyle w:val="BodyText"/>
+      </w:pPr>
+      <w:r>
+        <w:t xml:space="preserve">WHY A STATIC GATE CANNOT COVER THIS. The BOB-102 gate asserts static route WIRING - that a Depends(require_api_token) marker exists on handler, decorator or router. It cannot assert runtime ARMING, which depends on an env var read per request. Claiming the static gate covers it would be exactly the bluff the gate exists to prevent (11.4.262: machine evidence must match the layer it claims). This is a boot-time invariant class per 11.4.254.</w:t>
+      </w:r>
+    </w:p>
+    <w:p>
+      <w:pPr>
+        <w:pStyle w:val="BodyText"/>
+      </w:pPr>
+      <w:r>
+        <w:t xml:space="preserve">ACCEPTANCE: a boot-time check that, when the listener is LAN-bound (not loopback), refuses to start with a non-zero exit and a named cause if BOBA_API_TOKEN is unset or empty, so the open state becomes UNREACHABLE rather than the default. Paired 1.1 mutation: remove the check, prove the service starts LAN-bound-and-open. Golden-FALSE per 11.4.201(1): a loopback-bound listener with the token unset must NOT be refused, or the check becomes a false-positive refusal blocking legitimate dev work.</w:t>
+      </w:r>
+    </w:p>
+    <w:p>
+      <w:pPr>
+        <w:pStyle w:val="BodyText"/>
+      </w:pPr>
+      <w:r>
+        <w:t xml:space="preserve">11.4.238 COVERAGE-ESCAPE NOTE: found by a subagent reading source during BOB-102 guard construction, NOT by the automated QA regime - which is itself the defect class 11.4.238 names. The boot-time check IS the new automated check that would have caught it.</w:t>
+      </w:r>
+    </w:p>
+    <w:bookmarkEnd w:id="181"/>
+    <w:bookmarkStart w:id="182" w:name="X0ef5171860534825a6301902a107819f9a34377"/>
+    <w:p>
+      <w:pPr>
+        <w:pStyle w:val="Heading2"/>
+      </w:pPr>
+      <w:r>
+        <w:t xml:space="preserve">BOB-141 — CLAUDE.md claims the Go profile serves 7186/7187/7188 but its container binds only 7187 — doc contradicts the Dockerfile</w:t>
+      </w:r>
+    </w:p>
+    <w:p>
+      <w:pPr>
+        <w:pStyle w:val="FirstParagraph"/>
+      </w:pPr>
+      <w:r>
+        <w:rPr>
+          <w:b/>
+          <w:bCs/>
+        </w:rPr>
+        <w:t xml:space="preserve">Status:</w:t>
+      </w:r>
+      <w:r>
+        <w:t xml:space="preserve"> </w:t>
+      </w:r>
+      <w:r>
+        <w:t xml:space="preserve">Fixed (→ Fixed.md)</w:t>
+      </w:r>
+      <w:r>
+        <w:t xml:space="preserve"> </w:t>
+      </w:r>
+      <w:r>
+        <w:rPr>
+          <w:b/>
+          <w:bCs/>
+        </w:rPr>
+        <w:t xml:space="preserve">Type:</w:t>
+      </w:r>
+      <w:r>
+        <w:t xml:space="preserve"> </w:t>
+      </w:r>
+      <w:r>
+        <w:t xml:space="preserve">Task</w:t>
+      </w:r>
+      <w:r>
+        <w:t xml:space="preserve"> </w:t>
+      </w:r>
+      <w:r>
+        <w:rPr>
+          <w:b/>
+          <w:bCs/>
+        </w:rPr>
+        <w:t xml:space="preserve">Evidence:</w:t>
+      </w:r>
+      <w:r>
+        <w:t xml:space="preserve"> </w:t>
+      </w:r>
+      <w:r>
+        <w:t xml:space="preserve">docs/qa/BOB-141/closure_evidence_20260923.md</w:t>
+      </w:r>
+      <w:r>
+        <w:t xml:space="preserve"> </w:t>
+      </w:r>
+      <w:r>
+        <w:rPr>
+          <w:b/>
+          <w:bCs/>
+        </w:rPr>
+        <w:t xml:space="preserve">Severity:</w:t>
+      </w:r>
+      <w:r>
+        <w:t xml:space="preserve"> </w:t>
+      </w:r>
+      <w:r>
+        <w:t xml:space="preserve">Low</w:t>
+      </w:r>
+      <w:r>
+        <w:t xml:space="preserve"> </w:t>
+      </w:r>
+      <w:r>
+        <w:rPr>
+          <w:b/>
+          <w:bCs/>
+        </w:rPr>
+        <w:t xml:space="preserve">Created-By:</w:t>
+      </w:r>
+      <w:r>
+        <w:t xml:space="preserve"> </w:t>
+      </w:r>
+      <w:r>
+        <w:t xml:space="preserve">Claude</w:t>
+      </w:r>
+    </w:p>
+    <w:p>
+      <w:pPr>
+        <w:pStyle w:val="BodyText"/>
+      </w:pPr>
+      <w:r>
+        <w:t xml:space="preserve">CLAUDE.md claims the Go profile serves 7186/7187/7188 but its container binds only 7187 — doc contradicts the Dockerfile</w:t>
+      </w:r>
+    </w:p>
+    <w:bookmarkEnd w:id="182"/>
+    <w:bookmarkStart w:id="183" w:name="X9991bb9773dc58c94842edea440f362a03d117e"/>
+    <w:p>
+      <w:pPr>
+        <w:pStyle w:val="Heading2"/>
+      </w:pPr>
+      <w:r>
+        <w:t xml:space="preserve">BOB-228 — README does not link the LAN-route auth gate guide, so a §11.4.65-scope doc is an orphan under §11.4.212</w:t>
+      </w:r>
+    </w:p>
+    <w:p>
+      <w:pPr>
+        <w:pStyle w:val="FirstParagraph"/>
+      </w:pPr>
+      <w:r>
+        <w:rPr>
+          <w:b/>
+          <w:bCs/>
+        </w:rPr>
+        <w:t xml:space="preserve">Status:</w:t>
+      </w:r>
+      <w:r>
+        <w:t xml:space="preserve"> </w:t>
+      </w:r>
+      <w:r>
+        <w:t xml:space="preserve">Fixed (→ Fixed.md)</w:t>
+      </w:r>
+      <w:r>
+        <w:t xml:space="preserve"> </w:t>
+      </w:r>
+      <w:r>
+        <w:rPr>
+          <w:b/>
+          <w:bCs/>
+        </w:rPr>
+        <w:t xml:space="preserve">Type:</w:t>
+      </w:r>
+      <w:r>
+        <w:t xml:space="preserve"> </w:t>
+      </w:r>
+      <w:r>
+        <w:t xml:space="preserve">Task</w:t>
+      </w:r>
+      <w:r>
+        <w:t xml:space="preserve"> </w:t>
+      </w:r>
+      <w:r>
+        <w:rPr>
+          <w:b/>
+          <w:bCs/>
+        </w:rPr>
+        <w:t xml:space="preserve">Evidence:</w:t>
+      </w:r>
+      <w:r>
+        <w:t xml:space="preserve"> </w:t>
+      </w:r>
+      <w:r>
+        <w:t xml:space="preserve">docs/qa/BOB-228/closure_evidence_20260923.md</w:t>
+      </w:r>
+      <w:r>
+        <w:t xml:space="preserve"> </w:t>
+      </w:r>
+      <w:r>
+        <w:rPr>
+          <w:b/>
+          <w:bCs/>
+        </w:rPr>
+        <w:t xml:space="preserve">Severity:</w:t>
+      </w:r>
+      <w:r>
+        <w:t xml:space="preserve"> </w:t>
+      </w:r>
+      <w:r>
+        <w:t xml:space="preserve">minor</w:t>
+      </w:r>
+      <w:r>
+        <w:t xml:space="preserve"> </w:t>
+      </w:r>
+      <w:r>
+        <w:rPr>
+          <w:b/>
+          <w:bCs/>
+        </w:rPr>
+        <w:t xml:space="preserve">Created-By:</w:t>
+      </w:r>
+      <w:r>
+        <w:t xml:space="preserve"> </w:t>
+      </w:r>
+      <w:r>
+        <w:t xml:space="preserve">Claude</w:t>
+      </w:r>
+      <w:r>
+        <w:t xml:space="preserve"> </w:t>
+      </w:r>
+      <w:r>
+        <w:rPr>
+          <w:b/>
+          <w:bCs/>
+        </w:rPr>
+        <w:t xml:space="preserve">Assigned-To:</w:t>
+      </w:r>
+      <w:r>
+        <w:t xml:space="preserve"> </w:t>
+      </w:r>
+      <w:r>
+        <w:t xml:space="preserve">Claude</w:t>
+      </w:r>
+    </w:p>
+    <w:p>
+      <w:pPr>
+        <w:pStyle w:val="BodyText"/>
+      </w:pPr>
+      <w:r>
+        <w:t xml:space="preserve">WHAT: §11.4.212 makes the main README the canonical entry point for ALL project documentation, with no §11.4.65-scope doc reachable by no link path. docs/scripts/check_cm_lan_routes_authenticated.md is not reachable from README.md. MEASURED 2026-08-27: grep -c for the guide name in README.md returns 0, control-needled against a doc README does link (CONTINUATION returns 1), so the instrument is not blind. ACCEPTANCE: README links the guide directly or transitively, and the doc-link generator covers docs/scripts/ so the next such guide cannot land orphaned. Surfaced by the BOB-102 round-13 remediation and independently verified 2026-08-27.</w:t>
+      </w:r>
+    </w:p>
+    <w:bookmarkEnd w:id="183"/>
+    <w:bookmarkEnd w:id="184"/>
     <w:sectPr>
       <w:footnotePr>
         <w:numRestart w:val="eachSect"/>
@@ -32480,6 +34467,36 @@
   </w:num>
   <w:num w:numId="1005">
     <w:abstractNumId w:val="99731"/>
+    <w:lvlOverride w:ilvl="0">
+      <w:startOverride w:val="1"/>
+    </w:lvlOverride>
+    <w:lvlOverride w:ilvl="1">
+      <w:startOverride w:val="1"/>
+    </w:lvlOverride>
+    <w:lvlOverride w:ilvl="2">
+      <w:startOverride w:val="1"/>
+    </w:lvlOverride>
+    <w:lvlOverride w:ilvl="3">
+      <w:startOverride w:val="1"/>
+    </w:lvlOverride>
+    <w:lvlOverride w:ilvl="4">
+      <w:startOverride w:val="1"/>
+    </w:lvlOverride>
+    <w:lvlOverride w:ilvl="5">
+      <w:startOverride w:val="1"/>
+    </w:lvlOverride>
+    <w:lvlOverride w:ilvl="6">
+      <w:startOverride w:val="1"/>
+    </w:lvlOverride>
+    <w:lvlOverride w:ilvl="7">
+      <w:startOverride w:val="1"/>
+    </w:lvlOverride>
+    <w:lvlOverride w:ilvl="8">
+      <w:startOverride w:val="1"/>
+    </w:lvlOverride>
+  </w:num>
+  <w:num w:numId="1006">
+    <w:abstractNumId w:val="99431"/>
     <w:lvlOverride w:ilvl="0">
       <w:startOverride w:val="1"/>
     </w:lvlOverride>

--- a/docs/Fixed.docx
+++ b/docs/Fixed.docx
@@ -2,7 +2,7 @@
 <file path=word/document.xml><?xml version="1.0" encoding="utf-8"?>
 <w:document xmlns:w="http://schemas.openxmlformats.org/wordprocessingml/2006/main" xmlns:m="http://schemas.openxmlformats.org/officeDocument/2006/math" xmlns:r="http://schemas.openxmlformats.org/officeDocument/2006/relationships" xmlns:o="urn:schemas-microsoft-com:office:office" xmlns:v="urn:schemas-microsoft-com:vml" xmlns:w10="urn:schemas-microsoft-com:office:word" xmlns:a="http://schemas.openxmlformats.org/drawingml/2006/main" xmlns:pic="http://schemas.openxmlformats.org/drawingml/2006/picture" xmlns:wp="http://schemas.openxmlformats.org/drawingml/2006/wordprocessingDrawing">
   <w:body>
-    <w:bookmarkStart w:id="184" w:name="fixed-closed-workable-items"/>
+    <w:bookmarkStart w:id="186" w:name="fixed-closed-workable-items"/>
     <w:p>
       <w:pPr>
         <w:pStyle w:val="Heading1"/>
@@ -26,7 +26,7 @@
         <w:t xml:space="preserve"> </w:t>
       </w:r>
       <w:r>
-        <w:t xml:space="preserve">51</w:t>
+        <w:t xml:space="preserve">52</w:t>
       </w:r>
       <w:r>
         <w:t xml:space="preserve"> </w:t>
@@ -42,7 +42,7 @@
         <w:t xml:space="preserve"> </w:t>
       </w:r>
       <w:r>
-        <w:t xml:space="preserve">2026-09-23T13:29:46Z</w:t>
+        <w:t xml:space="preserve">2026-09-23T16:19:50Z</w:t>
       </w:r>
       <w:r>
         <w:t xml:space="preserve"> </w:t>
@@ -33900,7 +33900,387 @@
       </w:r>
     </w:p>
     <w:bookmarkEnd w:id="183"/>
+    <w:bookmarkStart w:id="184" w:name="X099d02a98c0d7c9e8cd618884670c5dfeec9f19"/>
+    <w:p>
+      <w:pPr>
+        <w:pStyle w:val="Heading2"/>
+      </w:pPr>
+      <w:r>
+        <w:t xml:space="preserve">BOB-161 — The §11.4.69 CM-NO-FAIL-OPEN-SKIP gate is mandated but does not exist in this project</w:t>
+      </w:r>
+    </w:p>
+    <w:p>
+      <w:pPr>
+        <w:pStyle w:val="FirstParagraph"/>
+      </w:pPr>
+      <w:r>
+        <w:rPr>
+          <w:b/>
+          <w:bCs/>
+        </w:rPr>
+        <w:t xml:space="preserve">Status:</w:t>
+      </w:r>
+      <w:r>
+        <w:t xml:space="preserve"> </w:t>
+      </w:r>
+      <w:r>
+        <w:t xml:space="preserve">Fixed (→ Fixed.md)</w:t>
+      </w:r>
+      <w:r>
+        <w:t xml:space="preserve"> </w:t>
+      </w:r>
+      <w:r>
+        <w:rPr>
+          <w:b/>
+          <w:bCs/>
+        </w:rPr>
+        <w:t xml:space="preserve">Type:</w:t>
+      </w:r>
+      <w:r>
+        <w:t xml:space="preserve"> </w:t>
+      </w:r>
+      <w:r>
+        <w:t xml:space="preserve">Task</w:t>
+      </w:r>
+      <w:r>
+        <w:t xml:space="preserve"> </w:t>
+      </w:r>
+      <w:r>
+        <w:rPr>
+          <w:b/>
+          <w:bCs/>
+        </w:rPr>
+        <w:t xml:space="preserve">Evidence:</w:t>
+      </w:r>
+      <w:r>
+        <w:t xml:space="preserve"> </w:t>
+      </w:r>
+      <w:r>
+        <w:t xml:space="preserve">docs/qa/BOB-161/closure_evidence_20260923.md</w:t>
+      </w:r>
+      <w:r>
+        <w:t xml:space="preserve"> </w:t>
+      </w:r>
+      <w:r>
+        <w:rPr>
+          <w:b/>
+          <w:bCs/>
+        </w:rPr>
+        <w:t xml:space="preserve">Severity:</w:t>
+      </w:r>
+      <w:r>
+        <w:t xml:space="preserve"> </w:t>
+      </w:r>
+      <w:r>
+        <w:t xml:space="preserve">High</w:t>
+      </w:r>
+      <w:r>
+        <w:t xml:space="preserve"> </w:t>
+      </w:r>
+      <w:r>
+        <w:rPr>
+          <w:b/>
+          <w:bCs/>
+        </w:rPr>
+        <w:t xml:space="preserve">Created-By:</w:t>
+      </w:r>
+      <w:r>
+        <w:t xml:space="preserve"> </w:t>
+      </w:r>
+      <w:r>
+        <w:t xml:space="preserve">BOB-092 remediation, residual finding</w:t>
+      </w:r>
+    </w:p>
+    <w:p>
+      <w:pPr>
+        <w:pStyle w:val="BodyText"/>
+      </w:pPr>
+      <w:r>
+        <w:rPr>
+          <w:b/>
+          <w:bCs/>
+        </w:rPr>
+        <w:t xml:space="preserve">Reported-Via:</w:t>
+      </w:r>
+      <w:r>
+        <w:t xml:space="preserve"> </w:t>
+      </w:r>
+      <w:r>
+        <w:t xml:space="preserve">§11.4.202 reporting directive</w:t>
+      </w:r>
+      <w:r>
+        <w:t xml:space="preserve"> </w:t>
+      </w:r>
+      <w:r>
+        <w:rPr>
+          <w:rStyle w:val="VerbatimChar"/>
+        </w:rPr>
+        <w:t xml:space="preserve">task</w:t>
+      </w:r>
+      <w:r>
+        <w:t xml:space="preserve"> </w:t>
+      </w:r>
+      <w:r>
+        <w:t xml:space="preserve">on 2026-08-21T19:31:12Z</w:t>
+      </w:r>
+      <w:r>
+        <w:t xml:space="preserve"> </w:t>
+      </w:r>
+      <w:r>
+        <w:rPr>
+          <w:b/>
+          <w:bCs/>
+        </w:rPr>
+        <w:t xml:space="preserve">Reported-By:</w:t>
+      </w:r>
+      <w:r>
+        <w:t xml:space="preserve"> </w:t>
+      </w:r>
+      <w:r>
+        <w:t xml:space="preserve">BOB-092 remediation, residual finding</w:t>
+      </w:r>
+    </w:p>
+    <w:p>
+      <w:pPr>
+        <w:pStyle w:val="BodyText"/>
+      </w:pPr>
+      <w:r>
+        <w:rPr>
+          <w:b/>
+          <w:bCs/>
+        </w:rPr>
+        <w:t xml:space="preserve">What (the report, verbatim):</w:t>
+      </w:r>
+      <w:r>
+        <w:t xml:space="preserve"> </w:t>
+      </w:r>
+      <w:r>
+        <w:t xml:space="preserve">§11.4.69 names CM-NO-FAIL-OPEN-SKIP as one of three mandatory pre-build gates: it audits sink-side probe helpers and FAILs if any code path converts an empty or unreachable response into a PASS-counting SKIP for a feature class with a sink-side probe. This project does not have it.</w:t>
+      </w:r>
+    </w:p>
+    <w:p>
+      <w:pPr>
+        <w:pStyle w:val="BodyText"/>
+      </w:pPr>
+      <w:r>
+        <w:t xml:space="preserve">Why this matters now rather than in the abstract: the BOB-092 remediation just removed TWO fail-opens of exactly this class from tests/e2e/test_live_stack_evidence.py — the nnmclub SKIP-on-404 (already removed at 7baef2b) and a surviving sibling at test_iptorrents_is_authenticated_in_search that skipped on</w:t>
+      </w:r>
+      <w:r>
+        <w:t xml:space="preserve"> </w:t>
+      </w:r>
+      <w:r>
+        <w:t xml:space="preserve">‘not authenticated and status != success’</w:t>
+      </w:r>
+      <w:r>
+        <w:t xml:space="preserve"> </w:t>
+      </w:r>
+      <w:r>
+        <w:t xml:space="preserve">while asserting</w:t>
+      </w:r>
+      <w:r>
+        <w:t xml:space="preserve"> </w:t>
+      </w:r>
+      <w:r>
+        <w:t xml:space="preserve">‘treating as transient outage’</w:t>
+      </w:r>
+      <w:r>
+        <w:t xml:space="preserve">. That assertion was false for rejected credentials (upstream_http_403) and for a broken container (plugin_env_missing), both of which are definitive product failures the product already classifies via error_type.</w:t>
+      </w:r>
+    </w:p>
+    <w:p>
+      <w:pPr>
+        <w:pStyle w:val="BodyText"/>
+      </w:pPr>
+      <w:r>
+        <w:t xml:space="preserve">Two fail-opens of one class, found one at a time, is the §11.4.146 extend-to-all-cases signal and the §11.4.238 coverage-escape signal together: the regime did not surface either, an agent reading code did.</w:t>
+      </w:r>
+    </w:p>
+    <w:p>
+      <w:pPr>
+        <w:pStyle w:val="BodyText"/>
+      </w:pPr>
+      <w:r>
+        <w:t xml:space="preserve">The remediation’s own guards are AST-structural and lethal under three discriminating mutations, but they LIVE IN THE FILE THEY GUARD, so deleting that file evades them entirely. A pre-build gate is the durable home because it audits the corpus rather than one file.</w:t>
+      </w:r>
+    </w:p>
+    <w:p>
+      <w:pPr>
+        <w:pStyle w:val="BodyText"/>
+      </w:pPr>
+      <w:r>
+        <w:t xml:space="preserve">Honest boundary (§11.4.6): this item does NOT claim the two remediated fail-opens are unguarded — they are guarded, with runtime evidence (13 passed in 97.36s against the live stack). It claims the CLASS has no corpus-wide detector, so the next instance in a different file is invisible again.</w:t>
+      </w:r>
+    </w:p>
+    <w:p>
+      <w:pPr>
+        <w:pStyle w:val="BodyText"/>
+      </w:pPr>
+      <w:r>
+        <w:rPr>
+          <w:b/>
+          <w:bCs/>
+        </w:rPr>
+        <w:t xml:space="preserve">Affected scope / file-scope manifest:</w:t>
+      </w:r>
+      <w:r>
+        <w:t xml:space="preserve"> </w:t>
+      </w:r>
+      <w:r>
+        <w:t xml:space="preserve">scripts/pre_build/ (gate absent); tests/e2e/test_live_stack_evidence.py (guards currently live inside the file they guard)</w:t>
+      </w:r>
+    </w:p>
+    <w:p>
+      <w:pPr>
+        <w:pStyle w:val="BodyText"/>
+      </w:pPr>
+      <w:r>
+        <w:rPr>
+          <w:b/>
+          <w:bCs/>
+        </w:rPr>
+        <w:t xml:space="preserve">Reproduction / context:</w:t>
+      </w:r>
+      <w:r>
+        <w:t xml:space="preserve"> </w:t>
+      </w:r>
+      <w:r>
+        <w:t xml:space="preserve">grep -rl</w:t>
+      </w:r>
+      <w:r>
+        <w:t xml:space="preserve"> </w:t>
+      </w:r>
+      <w:r>
+        <w:t xml:space="preserve">‘CM-NO-FAIL-OPEN-SKIP’</w:t>
+      </w:r>
+      <w:r>
+        <w:t xml:space="preserve"> </w:t>
+      </w:r>
+      <w:r>
+        <w:t xml:space="preserve">scripts/ tests/ returns exactly ONE hit, and it is tests/e2e/test_live_stack_evidence.py — the file the guards live in, not a gate. Control needle: the same query for CM-OWNERSHIP-INVARIANTS (a gate that does exist) returns 3 files, so the instrument can see gate tokens and the single hit is a real absence, not a blind zero (§11.4.201(7)(b)).</w:t>
+      </w:r>
+    </w:p>
+    <w:p>
+      <w:pPr>
+        <w:pStyle w:val="BodyText"/>
+      </w:pPr>
+      <w:r>
+        <w:rPr>
+          <w:b/>
+          <w:bCs/>
+        </w:rPr>
+        <w:t xml:space="preserve">Acceptance criteria:</w:t>
+      </w:r>
+      <w:r>
+        <w:t xml:space="preserve"> </w:t>
+      </w:r>
+      <w:r>
+        <w:t xml:space="preserve">A scripts/pre_build/ gate named CM-NO-FAIL-OPEN-SKIP exists, is wired into scripts/pre_build_verification.sh, and audits sink-side probe helpers for code paths converting an empty/unreachable/error response into a PASS-counting SKIP for a feature class that HAS a sink-side probe. It ships a golden-TRUE fixture (a real fail-open -&gt; gate FIRES) and a golden-FALSE-with-carrier (an honest topology/geo skip, and a comment merely MENTIONING the phrase -&gt; gate MUST NOT fire), per §11.4.107(10)/§11.4.201(1). Paired §1.1 mutation makes the gate FAIL before the gate is trusted.</w:t>
+      </w:r>
+    </w:p>
     <w:bookmarkEnd w:id="184"/>
+    <w:bookmarkStart w:id="185" w:name="X24f0a8efb70f3d70f1a172556e3a7d2c526b9fb"/>
+    <w:p>
+      <w:pPr>
+        <w:pStyle w:val="Heading2"/>
+      </w:pPr>
+      <w:r>
+        <w:t xml:space="preserve">BOB-232 — AGENTS.md echoes the same stale 7186/7187/7188 Go-profile claim CLAUDE.md already corrected under BOB-141</w:t>
+      </w:r>
+    </w:p>
+    <w:p>
+      <w:pPr>
+        <w:pStyle w:val="FirstParagraph"/>
+      </w:pPr>
+      <w:r>
+        <w:rPr>
+          <w:b/>
+          <w:bCs/>
+        </w:rPr>
+        <w:t xml:space="preserve">Status:</w:t>
+      </w:r>
+      <w:r>
+        <w:t xml:space="preserve"> </w:t>
+      </w:r>
+      <w:r>
+        <w:t xml:space="preserve">Fixed (→ Fixed.md)</w:t>
+      </w:r>
+      <w:r>
+        <w:t xml:space="preserve"> </w:t>
+      </w:r>
+      <w:r>
+        <w:rPr>
+          <w:b/>
+          <w:bCs/>
+        </w:rPr>
+        <w:t xml:space="preserve">Type:</w:t>
+      </w:r>
+      <w:r>
+        <w:t xml:space="preserve"> </w:t>
+      </w:r>
+      <w:r>
+        <w:t xml:space="preserve">Task</w:t>
+      </w:r>
+      <w:r>
+        <w:t xml:space="preserve"> </w:t>
+      </w:r>
+      <w:r>
+        <w:rPr>
+          <w:b/>
+          <w:bCs/>
+        </w:rPr>
+        <w:t xml:space="preserve">Evidence:</w:t>
+      </w:r>
+      <w:r>
+        <w:t xml:space="preserve"> </w:t>
+      </w:r>
+      <w:r>
+        <w:t xml:space="preserve">docs/qa/BOB-232/closure_evidence_20260923.md</w:t>
+      </w:r>
+      <w:r>
+        <w:t xml:space="preserve"> </w:t>
+      </w:r>
+      <w:r>
+        <w:rPr>
+          <w:b/>
+          <w:bCs/>
+        </w:rPr>
+        <w:t xml:space="preserve">Created-By:</w:t>
+      </w:r>
+      <w:r>
+        <w:t xml:space="preserve"> </w:t>
+      </w:r>
+      <w:r>
+        <w:t xml:space="preserve">AI</w:t>
+      </w:r>
+    </w:p>
+    <w:p>
+      <w:pPr>
+        <w:pStyle w:val="BodyText"/>
+      </w:pPr>
+      <w:r>
+        <w:t xml:space="preserve">AGENTS.md:55 states the Go backend (qbittorrent-proxy-go) serves 7186, 7187, AND 7188, and</w:t>
+      </w:r>
+      <w:r>
+        <w:t xml:space="preserve"> </w:t>
+      </w:r>
+      <w:r>
+        <w:t xml:space="preserve">‘replaces Python proxy’</w:t>
+      </w:r>
+      <w:r>
+        <w:t xml:space="preserve"> </w:t>
+      </w:r>
+      <w:r>
+        <w:t xml:space="preserve">— the exact false claim CLAUDE.md’s Architecture section already corrected (2026-08-20, BOB-141): the container runs exactly ONE binary (CMD [</w:t>
+      </w:r>
+      <w:r>
+        <w:t xml:space="preserve">“/app/qbittorrent-proxy”</w:t>
+      </w:r>
+      <w:r>
+        <w:t xml:space="preserve">]), binding a single ServerPort resolved from MERGE_SERVICE_PORT (default 7187); 7188 is declared via EXPOSE but nothing binds it, and 7186 is never bound either. Surfaced while independently verifying BOB-141’s closure (2026-09-23) — the coordinator confirmed CLAUDE.md is already fully corrected but AGENTS.md was out of that dispatch’s authorized scope, so it was flagged rather than silently left stale (§11.4.238 discovery-channel completeness). Acceptance: AGENTS.md’s port-map/service-description table for the Go backend is corrected to match CLAUDE.md’s already-accurate BOB-141 text (same citations: qBitTorrent-go/Dockerfile:16, internal/config/config.go:58), reusing that correction’s phrasing/citation style rather than inventing a new one.</w:t>
+      </w:r>
+    </w:p>
+    <w:bookmarkEnd w:id="185"/>
+    <w:bookmarkEnd w:id="186"/>
     <w:sectPr>
       <w:footnotePr>
         <w:numRestart w:val="eachSect"/>

--- a/docs/Fixed.docx
+++ b/docs/Fixed.docx
@@ -2,7 +2,7 @@
 <file path=word/document.xml><?xml version="1.0" encoding="utf-8"?>
 <w:document xmlns:w="http://schemas.openxmlformats.org/wordprocessingml/2006/main" xmlns:m="http://schemas.openxmlformats.org/officeDocument/2006/math" xmlns:r="http://schemas.openxmlformats.org/officeDocument/2006/relationships" xmlns:o="urn:schemas-microsoft-com:office:office" xmlns:v="urn:schemas-microsoft-com:vml" xmlns:w10="urn:schemas-microsoft-com:office:word" xmlns:a="http://schemas.openxmlformats.org/drawingml/2006/main" xmlns:pic="http://schemas.openxmlformats.org/drawingml/2006/picture" xmlns:wp="http://schemas.openxmlformats.org/drawingml/2006/wordprocessingDrawing">
   <w:body>
-    <w:bookmarkStart w:id="186" w:name="fixed-closed-workable-items"/>
+    <w:bookmarkStart w:id="188" w:name="fixed-closed-workable-items"/>
     <w:p>
       <w:pPr>
         <w:pStyle w:val="Heading1"/>
@@ -26,7 +26,7 @@
         <w:t xml:space="preserve"> </w:t>
       </w:r>
       <w:r>
-        <w:t xml:space="preserve">52</w:t>
+        <w:t xml:space="preserve">53</w:t>
       </w:r>
       <w:r>
         <w:t xml:space="preserve"> </w:t>
@@ -42,7 +42,7 @@
         <w:t xml:space="preserve"> </w:t>
       </w:r>
       <w:r>
-        <w:t xml:space="preserve">2026-09-23T16:19:50Z</w:t>
+        <w:t xml:space="preserve">2026-09-23T16:57:54Z</w:t>
       </w:r>
       <w:r>
         <w:t xml:space="preserve"> </w:t>
@@ -34280,7 +34280,361 @@
       </w:r>
     </w:p>
     <w:bookmarkEnd w:id="185"/>
+    <w:bookmarkStart w:id="186" w:name="Xb0d761205fc9acb1ed5a32aa130bed16f0f5bc6"/>
+    <w:p>
+      <w:pPr>
+        <w:pStyle w:val="Heading2"/>
+      </w:pPr>
+      <w:r>
+        <w:t xml:space="preserve">BOB-137 — Merge service on 7187 wedges while the same process still serves 7186 (GIL starvation by one spinning thread)</w:t>
+      </w:r>
+    </w:p>
+    <w:p>
+      <w:pPr>
+        <w:pStyle w:val="FirstParagraph"/>
+      </w:pPr>
+      <w:r>
+        <w:rPr>
+          <w:b/>
+          <w:bCs/>
+        </w:rPr>
+        <w:t xml:space="preserve">Status:</w:t>
+      </w:r>
+      <w:r>
+        <w:t xml:space="preserve"> </w:t>
+      </w:r>
+      <w:r>
+        <w:t xml:space="preserve">Fixed (→ Fixed.md)</w:t>
+      </w:r>
+      <w:r>
+        <w:t xml:space="preserve"> </w:t>
+      </w:r>
+      <w:r>
+        <w:rPr>
+          <w:b/>
+          <w:bCs/>
+        </w:rPr>
+        <w:t xml:space="preserve">Type:</w:t>
+      </w:r>
+      <w:r>
+        <w:t xml:space="preserve"> </w:t>
+      </w:r>
+      <w:r>
+        <w:t xml:space="preserve">Bug</w:t>
+      </w:r>
+      <w:r>
+        <w:t xml:space="preserve"> </w:t>
+      </w:r>
+      <w:r>
+        <w:rPr>
+          <w:b/>
+          <w:bCs/>
+        </w:rPr>
+        <w:t xml:space="preserve">Evidence:</w:t>
+      </w:r>
+      <w:r>
+        <w:t xml:space="preserve"> </w:t>
+      </w:r>
+      <w:r>
+        <w:t xml:space="preserve">docs/qa/BOB-137/closure_evidence_20260923.md</w:t>
+      </w:r>
+      <w:r>
+        <w:t xml:space="preserve"> </w:t>
+      </w:r>
+      <w:r>
+        <w:rPr>
+          <w:b/>
+          <w:bCs/>
+        </w:rPr>
+        <w:t xml:space="preserve">Severity:</w:t>
+      </w:r>
+      <w:r>
+        <w:t xml:space="preserve"> </w:t>
+      </w:r>
+      <w:r>
+        <w:t xml:space="preserve">High</w:t>
+      </w:r>
+      <w:r>
+        <w:t xml:space="preserve"> </w:t>
+      </w:r>
+      <w:r>
+        <w:rPr>
+          <w:b/>
+          <w:bCs/>
+        </w:rPr>
+        <w:t xml:space="preserve">Created-By:</w:t>
+      </w:r>
+      <w:r>
+        <w:t xml:space="preserve"> </w:t>
+      </w:r>
+      <w:r>
+        <w:t xml:space="preserve">Claude</w:t>
+      </w:r>
+    </w:p>
+    <w:p>
+      <w:pPr>
+        <w:pStyle w:val="BodyText"/>
+      </w:pPr>
+      <w:r>
+        <w:t xml:space="preserve">Merge service on 7187 wedges while the same process still serves 7186 (GIL starvation by one spinning thread)</w:t>
+      </w:r>
+    </w:p>
     <w:bookmarkEnd w:id="186"/>
+    <w:bookmarkStart w:id="187" w:name="X11db4a28fa64161c7ffe87a7b2e88f2f3a45339"/>
+    <w:p>
+      <w:pPr>
+        <w:pStyle w:val="Heading2"/>
+      </w:pPr>
+      <w:r>
+        <w:t xml:space="preserve">BOB-164 — Live dashboard fails WCAG AA colour contrast on 21 nodes — brand heading measures 1.43:1 against a 3:1 floor</w:t>
+      </w:r>
+    </w:p>
+    <w:p>
+      <w:pPr>
+        <w:pStyle w:val="FirstParagraph"/>
+      </w:pPr>
+      <w:r>
+        <w:rPr>
+          <w:b/>
+          <w:bCs/>
+        </w:rPr>
+        <w:t xml:space="preserve">Status:</w:t>
+      </w:r>
+      <w:r>
+        <w:t xml:space="preserve"> </w:t>
+      </w:r>
+      <w:r>
+        <w:t xml:space="preserve">Fixed (→ Fixed.md)</w:t>
+      </w:r>
+      <w:r>
+        <w:t xml:space="preserve"> </w:t>
+      </w:r>
+      <w:r>
+        <w:rPr>
+          <w:b/>
+          <w:bCs/>
+        </w:rPr>
+        <w:t xml:space="preserve">Type:</w:t>
+      </w:r>
+      <w:r>
+        <w:t xml:space="preserve"> </w:t>
+      </w:r>
+      <w:r>
+        <w:t xml:space="preserve">Bug</w:t>
+      </w:r>
+      <w:r>
+        <w:t xml:space="preserve"> </w:t>
+      </w:r>
+      <w:r>
+        <w:rPr>
+          <w:b/>
+          <w:bCs/>
+        </w:rPr>
+        <w:t xml:space="preserve">Evidence:</w:t>
+      </w:r>
+      <w:r>
+        <w:t xml:space="preserve"> </w:t>
+      </w:r>
+      <w:r>
+        <w:t xml:space="preserve">docs/qa/BOB-164/closure_evidence_20260923.md</w:t>
+      </w:r>
+      <w:r>
+        <w:t xml:space="preserve"> </w:t>
+      </w:r>
+      <w:r>
+        <w:rPr>
+          <w:b/>
+          <w:bCs/>
+        </w:rPr>
+        <w:t xml:space="preserve">Severity:</w:t>
+      </w:r>
+      <w:r>
+        <w:t xml:space="preserve"> </w:t>
+      </w:r>
+      <w:r>
+        <w:t xml:space="preserve">Medium</w:t>
+      </w:r>
+      <w:r>
+        <w:t xml:space="preserve"> </w:t>
+      </w:r>
+      <w:r>
+        <w:rPr>
+          <w:b/>
+          <w:bCs/>
+        </w:rPr>
+        <w:t xml:space="preserve">Created-By:</w:t>
+      </w:r>
+      <w:r>
+        <w:t xml:space="preserve"> </w:t>
+      </w:r>
+      <w:r>
+        <w:t xml:space="preserve">BOB-110 UX-class coverage, discovered by the new axe-core suite on its first live run</w:t>
+      </w:r>
+    </w:p>
+    <w:p>
+      <w:pPr>
+        <w:pStyle w:val="BodyText"/>
+      </w:pPr>
+      <w:r>
+        <w:rPr>
+          <w:b/>
+          <w:bCs/>
+        </w:rPr>
+        <w:t xml:space="preserve">Reported-Via:</w:t>
+      </w:r>
+      <w:r>
+        <w:t xml:space="preserve"> </w:t>
+      </w:r>
+      <w:r>
+        <w:t xml:space="preserve">§11.4.202 reporting directive</w:t>
+      </w:r>
+      <w:r>
+        <w:t xml:space="preserve"> </w:t>
+      </w:r>
+      <w:r>
+        <w:rPr>
+          <w:rStyle w:val="VerbatimChar"/>
+        </w:rPr>
+        <w:t xml:space="preserve">bug</w:t>
+      </w:r>
+      <w:r>
+        <w:t xml:space="preserve"> </w:t>
+      </w:r>
+      <w:r>
+        <w:t xml:space="preserve">on 2026-08-21T19:56:53Z</w:t>
+      </w:r>
+      <w:r>
+        <w:t xml:space="preserve"> </w:t>
+      </w:r>
+      <w:r>
+        <w:rPr>
+          <w:b/>
+          <w:bCs/>
+        </w:rPr>
+        <w:t xml:space="preserve">Reported-By:</w:t>
+      </w:r>
+      <w:r>
+        <w:t xml:space="preserve"> </w:t>
+      </w:r>
+      <w:r>
+        <w:t xml:space="preserve">BOB-110 UX-class coverage, discovered by the new axe-core suite on its first live run</w:t>
+      </w:r>
+    </w:p>
+    <w:p>
+      <w:pPr>
+        <w:pStyle w:val="BodyText"/>
+      </w:pPr>
+      <w:r>
+        <w:rPr>
+          <w:b/>
+          <w:bCs/>
+        </w:rPr>
+        <w:t xml:space="preserve">What (the report, verbatim):</w:t>
+      </w:r>
+      <w:r>
+        <w:t xml:space="preserve"> </w:t>
+      </w:r>
+      <w:r>
+        <w:t xml:space="preserve">This is a REAL user-facing defect, not a test-tuning artifact, and it was found by the automated regime rather than by a human squinting at the page – which is exactly the 11.4.238 posture the project is aiming for.</w:t>
+      </w:r>
+    </w:p>
+    <w:p>
+      <w:pPr>
+        <w:pStyle w:val="BodyText"/>
+      </w:pPr>
+      <w:r>
+        <w:t xml:space="preserve">The static-grep oracle would NOT have found it. Measured: the served root ships an empty</w:t>
+      </w:r>
+      <w:r>
+        <w:t xml:space="preserve"> </w:t>
+      </w:r>
+      <w:r>
+        <w:t xml:space="preserve"> </w:t>
+      </w:r>
+      <w:r>
+        <w:t xml:space="preserve">pre-hydration, so any check reading the raw HTML audits a page nobody sees. The violation only exists in the hydrated DOM, which is why 11.4.170 requires a rendered oracle and forbids value-equality assertions as the proof a UI is correct.</w:t>
+      </w:r>
+    </w:p>
+    <w:p>
+      <w:pPr>
+        <w:pStyle w:val="BodyText"/>
+      </w:pPr>
+      <w:r>
+        <w:t xml:space="preserve">Severity reasoning, stated rather than assumed: this is user-visible and affects the primary dashboard heading, but it degrades legibility rather than breaking function, and the surface is operator-facing rather than public. Medium, not High.</w:t>
+      </w:r>
+    </w:p>
+    <w:p>
+      <w:pPr>
+        <w:pStyle w:val="BodyText"/>
+      </w:pPr>
+      <w:r>
+        <w:t xml:space="preserve">The failing test was left FAILING on purpose (11.4.238) instead of silenced or marked xfail. tests/ux/ currently reports 1 failed, 16 passed; that 1 is this defect. Anyone reading a red UX suite should read it as this item, not as flakiness – and when this is fixed the suite goes fully green, which is the signal that it is closed.</w:t>
+      </w:r>
+    </w:p>
+    <w:p>
+      <w:pPr>
+        <w:pStyle w:val="BodyText"/>
+      </w:pPr>
+      <w:r>
+        <w:t xml:space="preserve">HONEST SCOPE LIMIT (11.4.6): only the dashboard landing view was scanned. The /jackett/* sub-routes and the ng-serve-hosted :4200 route set were NOT audited – the commands to close both are recorded in docs/testing/ux_accessibility.md. So this item’s 21 nodes are a floor, not a total.</w:t>
+      </w:r>
+    </w:p>
+    <w:p>
+      <w:pPr>
+        <w:pStyle w:val="BodyText"/>
+      </w:pPr>
+      <w:r>
+        <w:rPr>
+          <w:b/>
+          <w:bCs/>
+        </w:rPr>
+        <w:t xml:space="preserve">Affected scope / file-scope manifest:</w:t>
+      </w:r>
+      <w:r>
+        <w:t xml:space="preserve"> </w:t>
+      </w:r>
+      <w:r>
+        <w:t xml:space="preserve">the Angular dashboard served at http://localhost:7187/ (same compiled SPA as frontend/); production component CSS, not test files</w:t>
+      </w:r>
+    </w:p>
+    <w:p>
+      <w:pPr>
+        <w:pStyle w:val="BodyText"/>
+      </w:pPr>
+      <w:r>
+        <w:rPr>
+          <w:b/>
+          <w:bCs/>
+        </w:rPr>
+        <w:t xml:space="preserve">Reproduction / context:</w:t>
+      </w:r>
+      <w:r>
+        <w:t xml:space="preserve"> </w:t>
+      </w:r>
+      <w:r>
+        <w:t xml:space="preserve">Run tests/ux/test_live_dashboard_accessibility.py against the running merge service. axe-core v4.13.0, scanning a real Playwright-rendered JS-hydrated DOM, reports color-contrast violations on 21 nodes. Measured pairs: .brand / h1 text #9d001e on background #3c3f41 = 1.43-1.62:1 (WCAG AA large-text floor is 3:1); tagline #808080 on #3c3f41 = 2.68:1 (body-text floor is 4.5:1).</w:t>
+      </w:r>
+    </w:p>
+    <w:p>
+      <w:pPr>
+        <w:pStyle w:val="BodyText"/>
+      </w:pPr>
+      <w:r>
+        <w:rPr>
+          <w:b/>
+          <w:bCs/>
+        </w:rPr>
+        <w:t xml:space="preserve">Acceptance criteria:</w:t>
+      </w:r>
+      <w:r>
+        <w:t xml:space="preserve"> </w:t>
+      </w:r>
+      <w:r>
+        <w:t xml:space="preserve">axe-core reports ZERO color-contrast violations against the live rendered dashboard, with the fix made in production component CSS rather than by relaxing the assertion or excluding the rule (11.4.120: reconcile to the correct mechanism, never weaken the check). The existing tests/ux/ suite is the guard and already fails today, so the RED is captured – closure requires it flipping GREEN against the live surface, which is runtime-class evidence per 11.4.226.</w:t>
+      </w:r>
+    </w:p>
+    <w:bookmarkEnd w:id="187"/>
+    <w:bookmarkEnd w:id="188"/>
     <w:sectPr>
       <w:footnotePr>
         <w:numRestart w:val="eachSect"/>

--- a/docs/Fixed.docx
+++ b/docs/Fixed.docx
@@ -2,7 +2,7 @@
 <file path=word/document.xml><?xml version="1.0" encoding="utf-8"?>
 <w:document xmlns:w="http://schemas.openxmlformats.org/wordprocessingml/2006/main" xmlns:m="http://schemas.openxmlformats.org/officeDocument/2006/math" xmlns:r="http://schemas.openxmlformats.org/officeDocument/2006/relationships" xmlns:o="urn:schemas-microsoft-com:office:office" xmlns:v="urn:schemas-microsoft-com:vml" xmlns:w10="urn:schemas-microsoft-com:office:word" xmlns:a="http://schemas.openxmlformats.org/drawingml/2006/main" xmlns:pic="http://schemas.openxmlformats.org/drawingml/2006/picture" xmlns:wp="http://schemas.openxmlformats.org/drawingml/2006/wordprocessingDrawing">
   <w:body>
-    <w:bookmarkStart w:id="188" w:name="fixed-closed-workable-items"/>
+    <w:bookmarkStart w:id="190" w:name="fixed-closed-workable-items"/>
     <w:p>
       <w:pPr>
         <w:pStyle w:val="Heading1"/>
@@ -26,7 +26,7 @@
         <w:t xml:space="preserve"> </w:t>
       </w:r>
       <w:r>
-        <w:t xml:space="preserve">53</w:t>
+        <w:t xml:space="preserve">54</w:t>
       </w:r>
       <w:r>
         <w:t xml:space="preserve"> </w:t>
@@ -42,7 +42,7 @@
         <w:t xml:space="preserve"> </w:t>
       </w:r>
       <w:r>
-        <w:t xml:space="preserve">2026-09-23T16:57:54Z</w:t>
+        <w:t xml:space="preserve">2026-09-23T17:21:36Z</w:t>
       </w:r>
       <w:r>
         <w:t xml:space="preserve"> </w:t>
@@ -34634,7 +34634,231 @@
       </w:r>
     </w:p>
     <w:bookmarkEnd w:id="187"/>
+    <w:bookmarkStart w:id="188" w:name="X1724934e377ce09ab028dadb7bcb5985acc45b9"/>
+    <w:p>
+      <w:pPr>
+        <w:pStyle w:val="Heading2"/>
+      </w:pPr>
+      <w:r>
+        <w:t xml:space="preserve">BOB-233 — start.sh –reload-jackett reports</w:t>
+      </w:r>
+      <w:r>
+        <w:t xml:space="preserve"> </w:t>
+      </w:r>
+      <w:r>
+        <w:t xml:space="preserve">‘recreated — Go source changes are now live’</w:t>
+      </w:r>
+      <w:r>
+        <w:t xml:space="preserve"> </w:t>
+      </w:r>
+      <w:r>
+        <w:t xml:space="preserve">while the running boba-jackett container still uses the OLD image</w:t>
+      </w:r>
+    </w:p>
+    <w:p>
+      <w:pPr>
+        <w:pStyle w:val="FirstParagraph"/>
+      </w:pPr>
+      <w:r>
+        <w:rPr>
+          <w:b/>
+          <w:bCs/>
+        </w:rPr>
+        <w:t xml:space="preserve">Status:</w:t>
+      </w:r>
+      <w:r>
+        <w:t xml:space="preserve"> </w:t>
+      </w:r>
+      <w:r>
+        <w:t xml:space="preserve">Fixed (→ Fixed.md)</w:t>
+      </w:r>
+      <w:r>
+        <w:t xml:space="preserve"> </w:t>
+      </w:r>
+      <w:r>
+        <w:rPr>
+          <w:b/>
+          <w:bCs/>
+        </w:rPr>
+        <w:t xml:space="preserve">Type:</w:t>
+      </w:r>
+      <w:r>
+        <w:t xml:space="preserve"> </w:t>
+      </w:r>
+      <w:r>
+        <w:t xml:space="preserve">Bug</w:t>
+      </w:r>
+      <w:r>
+        <w:t xml:space="preserve"> </w:t>
+      </w:r>
+      <w:r>
+        <w:rPr>
+          <w:b/>
+          <w:bCs/>
+        </w:rPr>
+        <w:t xml:space="preserve">Evidence:</w:t>
+      </w:r>
+      <w:r>
+        <w:t xml:space="preserve"> </w:t>
+      </w:r>
+      <w:r>
+        <w:t xml:space="preserve">docs/qa/BOB-233/closure_evidence_20260923.md</w:t>
+      </w:r>
+      <w:r>
+        <w:t xml:space="preserve"> </w:t>
+      </w:r>
+      <w:r>
+        <w:rPr>
+          <w:b/>
+          <w:bCs/>
+        </w:rPr>
+        <w:t xml:space="preserve">Created-By:</w:t>
+      </w:r>
+      <w:r>
+        <w:t xml:space="preserve"> </w:t>
+      </w:r>
+      <w:r>
+        <w:t xml:space="preserve">Claude</w:t>
+      </w:r>
+    </w:p>
+    <w:p>
+      <w:pPr>
+        <w:pStyle w:val="BodyText"/>
+      </w:pPr>
+      <w:r>
+        <w:t xml:space="preserve">Measured 2026-09-23: ./start.sh –reload-jackett rebuilt image 38ef117ec563 and printed [SUCCESS] boba-jackett recreated, but podman inspect boba-jackett still showed image 2a3173ce1941 started 17:09 (Up 2 hours). podman-compose</w:t>
+      </w:r>
+      <w:r>
+        <w:t xml:space="preserve"> </w:t>
+      </w:r>
+      <w:r>
+        <w:t xml:space="preserve">‘up -d boba-jackett’</w:t>
+      </w:r>
+      <w:r>
+        <w:t xml:space="preserve"> </w:t>
+      </w:r>
+      <w:r>
+        <w:t xml:space="preserve">did not recreate an unchanged-config container. Only ./start.sh –recreate moved the container onto the new image. Violates the §11.4.200 verify-after-write rule: the success message is not proof the intended target holds the intended artifact. Fix: after the recreate, read back the running container image id and compare with the freshly built image id, FAIL loudly on mismatch (or force-recreate the scoped service); apply the same to –reload-proxy-go. Needs RED-first test against a stub compose that does not recreate. Reproduction: build a change, run –reload-jackett, compare</w:t>
+      </w:r>
+      <w:r>
+        <w:t xml:space="preserve"> </w:t>
+      </w:r>
+      <w:r>
+        <w:t xml:space="preserve">‘podman inspect boba-jackett –format {{.Image}}’</w:t>
+      </w:r>
+      <w:r>
+        <w:t xml:space="preserve"> </w:t>
+      </w:r>
+      <w:r>
+        <w:t xml:space="preserve">with</w:t>
+      </w:r>
+      <w:r>
+        <w:t xml:space="preserve"> </w:t>
+      </w:r>
+      <w:r>
+        <w:t xml:space="preserve">‘podman images’</w:t>
+      </w:r>
+      <w:r>
+        <w:t xml:space="preserve"> </w:t>
+      </w:r>
+      <w:r>
+        <w:t xml:space="preserve">id.</w:t>
+      </w:r>
+    </w:p>
     <w:bookmarkEnd w:id="188"/>
+    <w:bookmarkStart w:id="189" w:name="Xcbb65803fa4353036c53c7c47477db14ee6e83b"/>
+    <w:p>
+      <w:pPr>
+        <w:pStyle w:val="Heading2"/>
+      </w:pPr>
+      <w:r>
+        <w:t xml:space="preserve">BOB-192 — Remediate the 6 ratcheted CM-NO-FAIL-OPEN-SKIP findings — each needs a live-stack-verified classify-or-fail rewrite</w:t>
+      </w:r>
+    </w:p>
+    <w:p>
+      <w:pPr>
+        <w:pStyle w:val="FirstParagraph"/>
+      </w:pPr>
+      <w:r>
+        <w:rPr>
+          <w:b/>
+          <w:bCs/>
+        </w:rPr>
+        <w:t xml:space="preserve">Status:</w:t>
+      </w:r>
+      <w:r>
+        <w:t xml:space="preserve"> </w:t>
+      </w:r>
+      <w:r>
+        <w:t xml:space="preserve">Fixed (→ Fixed.md)</w:t>
+      </w:r>
+      <w:r>
+        <w:t xml:space="preserve"> </w:t>
+      </w:r>
+      <w:r>
+        <w:rPr>
+          <w:b/>
+          <w:bCs/>
+        </w:rPr>
+        <w:t xml:space="preserve">Type:</w:t>
+      </w:r>
+      <w:r>
+        <w:t xml:space="preserve"> </w:t>
+      </w:r>
+      <w:r>
+        <w:t xml:space="preserve">Task</w:t>
+      </w:r>
+      <w:r>
+        <w:t xml:space="preserve"> </w:t>
+      </w:r>
+      <w:r>
+        <w:rPr>
+          <w:b/>
+          <w:bCs/>
+        </w:rPr>
+        <w:t xml:space="preserve">Evidence:</w:t>
+      </w:r>
+      <w:r>
+        <w:t xml:space="preserve"> </w:t>
+      </w:r>
+      <w:r>
+        <w:t xml:space="preserve">docs/qa/BOB-192/closure_evidence_20260923.md</w:t>
+      </w:r>
+    </w:p>
+    <w:p>
+      <w:pPr>
+        <w:pStyle w:val="BodyText"/>
+      </w:pPr>
+      <w:r>
+        <w:t xml:space="preserve">WHAT: the BOB-161 gate lands with 6 real fail-open skips RATCHETED rather than fixed. Ratcheting is the constitution’s named brownfield default (§11.4.135/§11.4.224(E)) and this repo’s own precedent, so the choice is correct - but the remediation it defers is real work that must be owned somewhere. WHY THIS ITEM EXISTS: the gate’s own header asserted the 6 were</w:t>
+      </w:r>
+      <w:r>
+        <w:t xml:space="preserve"> </w:t>
+      </w:r>
+      <w:r>
+        <w:t xml:space="preserve">‘TRACKED SEPARATELY (§11.4.197)’</w:t>
+      </w:r>
+      <w:r>
+        <w:t xml:space="preserve"> </w:t>
+      </w:r>
+      <w:r>
+        <w:t xml:space="preserve">while no tracker row existed. The §11.4.209 independent review verified the absence and raised it as IMPORTANT-5, noting that without a row those findings are precisely the parked-unverified debt class §11.4.226(4) names - the population an operator samples and finds broken. A prose claim of being tracked is not tracking. WHAT EACH NEEDS: a skip that fires on evidence the host ANSWERED must either classify the response and FAIL on it, or take a §11.4.69 reason that is honestly derivable from the environment rather than from the response - verified against the live stack, not asserted. Two of the six sit under</w:t>
+      </w:r>
+      <w:r>
+        <w:t xml:space="preserve"> </w:t>
+      </w:r>
+      <w:r>
+        <w:t xml:space="preserve">‘# allow-skip:’</w:t>
+      </w:r>
+      <w:r>
+        <w:t xml:space="preserve"> </w:t>
+      </w:r>
+      <w:r>
+        <w:t xml:space="preserve">markers at tests/unit/test_tracker_auth_live.py:105 and :108, which the reviewer confirmed genuinely are fail-open, so that marker must not be treated as absolution. ACCEPTANCE: all 6 remediated with RED-first evidence per §11.4.115, the gate’s BASELINE ratcheted to 0, and the ratchet’s monotone-decreasing property preserved throughout (§11.4.227(A)). NOTE the reviewer’s MINOR-1: a count-baseline absorbs a one-out-one-in swap, so remediation progress must be checked against the finding SET, not only the count.</w:t>
+      </w:r>
+    </w:p>
+    <w:bookmarkEnd w:id="189"/>
+    <w:bookmarkEnd w:id="190"/>
     <w:sectPr>
       <w:footnotePr>
         <w:numRestart w:val="eachSect"/>

--- a/docs/Fixed.docx
+++ b/docs/Fixed.docx
@@ -2,7 +2,7 @@
 <file path=word/document.xml><?xml version="1.0" encoding="utf-8"?>
 <w:document xmlns:w="http://schemas.openxmlformats.org/wordprocessingml/2006/main" xmlns:m="http://schemas.openxmlformats.org/officeDocument/2006/math" xmlns:r="http://schemas.openxmlformats.org/officeDocument/2006/relationships" xmlns:o="urn:schemas-microsoft-com:office:office" xmlns:v="urn:schemas-microsoft-com:vml" xmlns:w10="urn:schemas-microsoft-com:office:word" xmlns:a="http://schemas.openxmlformats.org/drawingml/2006/main" xmlns:pic="http://schemas.openxmlformats.org/drawingml/2006/picture" xmlns:wp="http://schemas.openxmlformats.org/drawingml/2006/wordprocessingDrawing">
   <w:body>
-    <w:bookmarkStart w:id="190" w:name="fixed-closed-workable-items"/>
+    <w:bookmarkStart w:id="194" w:name="fixed-closed-workable-items"/>
     <w:p>
       <w:pPr>
         <w:pStyle w:val="Heading1"/>
@@ -26,7 +26,7 @@
         <w:t xml:space="preserve"> </w:t>
       </w:r>
       <w:r>
-        <w:t xml:space="preserve">54</w:t>
+        <w:t xml:space="preserve">56</w:t>
       </w:r>
       <w:r>
         <w:t xml:space="preserve"> </w:t>
@@ -42,7 +42,7 @@
         <w:t xml:space="preserve"> </w:t>
       </w:r>
       <w:r>
-        <w:t xml:space="preserve">2026-09-23T17:21:36Z</w:t>
+        <w:t xml:space="preserve">2026-09-25T08:31:18Z</w:t>
       </w:r>
       <w:r>
         <w:t xml:space="preserve"> </w:t>
@@ -34858,7 +34858,444 @@
       </w:r>
     </w:p>
     <w:bookmarkEnd w:id="189"/>
+    <w:bookmarkStart w:id="190" w:name="X68401656044b7ac5bb097b40e103b7decb23a62"/>
+    <w:p>
+      <w:pPr>
+        <w:pStyle w:val="Heading2"/>
+      </w:pPr>
+      <w:r>
+        <w:t xml:space="preserve">BOB-234 — tests/integration/test_merge_api.py mutating-route tests send no API token, so 10 of them FAIL with HTTP 401 against the live token-armed merge service</w:t>
+      </w:r>
+    </w:p>
+    <w:p>
+      <w:pPr>
+        <w:pStyle w:val="FirstParagraph"/>
+      </w:pPr>
+      <w:r>
+        <w:rPr>
+          <w:b/>
+          <w:bCs/>
+        </w:rPr>
+        <w:t xml:space="preserve">Status:</w:t>
+      </w:r>
+      <w:r>
+        <w:t xml:space="preserve"> </w:t>
+      </w:r>
+      <w:r>
+        <w:t xml:space="preserve">Fixed (→ Fixed.md)</w:t>
+      </w:r>
+      <w:r>
+        <w:t xml:space="preserve"> </w:t>
+      </w:r>
+      <w:r>
+        <w:rPr>
+          <w:b/>
+          <w:bCs/>
+        </w:rPr>
+        <w:t xml:space="preserve">Type:</w:t>
+      </w:r>
+      <w:r>
+        <w:t xml:space="preserve"> </w:t>
+      </w:r>
+      <w:r>
+        <w:t xml:space="preserve">Bug</w:t>
+      </w:r>
+      <w:r>
+        <w:t xml:space="preserve"> </w:t>
+      </w:r>
+      <w:r>
+        <w:rPr>
+          <w:b/>
+          <w:bCs/>
+        </w:rPr>
+        <w:t xml:space="preserve">Evidence:</w:t>
+      </w:r>
+      <w:r>
+        <w:t xml:space="preserve"> </w:t>
+      </w:r>
+      <w:r>
+        <w:t xml:space="preserve">docs/qa/BOB-234/closure_evidence_20260923.md</w:t>
+      </w:r>
+      <w:r>
+        <w:t xml:space="preserve"> </w:t>
+      </w:r>
+      <w:r>
+        <w:rPr>
+          <w:b/>
+          <w:bCs/>
+        </w:rPr>
+        <w:t xml:space="preserve">Created-By:</w:t>
+      </w:r>
+      <w:r>
+        <w:t xml:space="preserve"> </w:t>
+      </w:r>
+      <w:r>
+        <w:t xml:space="preserve">Claude</w:t>
+      </w:r>
+    </w:p>
+    <w:p>
+      <w:pPr>
+        <w:pStyle w:val="BodyText"/>
+      </w:pPr>
+      <w:r>
+        <w:t xml:space="preserve">Found 2026-09-23 while remediating BOB-192: after the fail-open skips were fixed, the live run of tests/integration/test_merge_api.py gave 10 x HTTP 401 (hooks x5, magnet x3, download x2). The running merge service has BOBA_API_TOKEN set (BOB-197 mandatory auth guard), so POST /api/v1/magnet etc. answer 401</w:t>
+      </w:r>
+      <w:r>
+        <w:t xml:space="preserve"> </w:t>
+      </w:r>
+      <w:r>
+        <w:t xml:space="preserve">‘valid API token required’</w:t>
+      </w:r>
+      <w:r>
+        <w:t xml:space="preserve">; the tests build requests without the Authorization header. Each failing assert precedes any line BOB-192 changed, so HEAD fails identically: these tests were previously masked or never run against an armed service. Fix: the integration fixtures must read BOBA_API_TOKEN (env or .env, never printed, §11.4.10) and send it; when no token is available and the service demands one, FAIL loudly rather than skip. RED-first: local http.server fixture answering 401 without the header.</w:t>
+      </w:r>
+    </w:p>
     <w:bookmarkEnd w:id="190"/>
+    <w:bookmarkStart w:id="191" w:name="Xda53247b172e2e6dc74d1dad0787d69ab41f83f"/>
+    <w:p>
+      <w:pPr>
+        <w:pStyle w:val="Heading2"/>
+      </w:pPr>
+      <w:r>
+        <w:t xml:space="preserve">BOB-100 — RD2-39: Bump submodules/jackett one commit (canonical impl of RD2-09)</w:t>
+      </w:r>
+    </w:p>
+    <w:p>
+      <w:pPr>
+        <w:pStyle w:val="FirstParagraph"/>
+      </w:pPr>
+      <w:r>
+        <w:rPr>
+          <w:b/>
+          <w:bCs/>
+        </w:rPr>
+        <w:t xml:space="preserve">Status:</w:t>
+      </w:r>
+      <w:r>
+        <w:t xml:space="preserve"> </w:t>
+      </w:r>
+      <w:r>
+        <w:t xml:space="preserve">Fixed (→ Fixed.md)</w:t>
+      </w:r>
+      <w:r>
+        <w:t xml:space="preserve"> </w:t>
+      </w:r>
+      <w:r>
+        <w:rPr>
+          <w:b/>
+          <w:bCs/>
+        </w:rPr>
+        <w:t xml:space="preserve">Type:</w:t>
+      </w:r>
+      <w:r>
+        <w:t xml:space="preserve"> </w:t>
+      </w:r>
+      <w:r>
+        <w:t xml:space="preserve">Task</w:t>
+      </w:r>
+      <w:r>
+        <w:t xml:space="preserve"> </w:t>
+      </w:r>
+      <w:r>
+        <w:rPr>
+          <w:b/>
+          <w:bCs/>
+        </w:rPr>
+        <w:t xml:space="preserve">Evidence:</w:t>
+      </w:r>
+      <w:r>
+        <w:t xml:space="preserve"> </w:t>
+      </w:r>
+      <w:r>
+        <w:t xml:space="preserve">docs/qa/BOB-100/closure_evidence_20260925.md</w:t>
+      </w:r>
+      <w:r>
+        <w:t xml:space="preserve"> </w:t>
+      </w:r>
+      <w:r>
+        <w:rPr>
+          <w:b/>
+          <w:bCs/>
+        </w:rPr>
+        <w:t xml:space="preserve">Severity:</w:t>
+      </w:r>
+      <w:r>
+        <w:t xml:space="preserve"> </w:t>
+      </w:r>
+      <w:r>
+        <w:t xml:space="preserve">Low</w:t>
+      </w:r>
+    </w:p>
+    <w:p>
+      <w:pPr>
+        <w:pStyle w:val="BodyText"/>
+      </w:pPr>
+      <w:r>
+        <w:t xml:space="preserve">RD2-39: Bump submodules/jackett one commit (canonical impl of RD2-09)</w:t>
+      </w:r>
+    </w:p>
+    <w:bookmarkEnd w:id="191"/>
+    <w:bookmarkStart w:id="192" w:name="X80e6141cc27d54ff6d31259c0a5e727383cf3a9"/>
+    <w:p>
+      <w:pPr>
+        <w:pStyle w:val="Heading2"/>
+      </w:pPr>
+      <w:r>
+        <w:t xml:space="preserve">BOB-236 — qbittorrent-proxy ignores SIGTERM and is SIGKILLed after the 10 s grace period on every restart</w:t>
+      </w:r>
+    </w:p>
+    <w:p>
+      <w:pPr>
+        <w:pStyle w:val="FirstParagraph"/>
+      </w:pPr>
+      <w:r>
+        <w:rPr>
+          <w:b/>
+          <w:bCs/>
+        </w:rPr>
+        <w:t xml:space="preserve">Status:</w:t>
+      </w:r>
+      <w:r>
+        <w:t xml:space="preserve"> </w:t>
+      </w:r>
+      <w:r>
+        <w:t xml:space="preserve">Fixed (→ Fixed.md)</w:t>
+      </w:r>
+      <w:r>
+        <w:t xml:space="preserve"> </w:t>
+      </w:r>
+      <w:r>
+        <w:rPr>
+          <w:b/>
+          <w:bCs/>
+        </w:rPr>
+        <w:t xml:space="preserve">Type:</w:t>
+      </w:r>
+      <w:r>
+        <w:t xml:space="preserve"> </w:t>
+      </w:r>
+      <w:r>
+        <w:t xml:space="preserve">Bug</w:t>
+      </w:r>
+      <w:r>
+        <w:t xml:space="preserve"> </w:t>
+      </w:r>
+      <w:r>
+        <w:rPr>
+          <w:b/>
+          <w:bCs/>
+        </w:rPr>
+        <w:t xml:space="preserve">Evidence:</w:t>
+      </w:r>
+      <w:r>
+        <w:t xml:space="preserve"> </w:t>
+      </w:r>
+      <w:r>
+        <w:t xml:space="preserve">docs/qa/BOB-236/closure_evidence_20260925.md</w:t>
+      </w:r>
+      <w:r>
+        <w:t xml:space="preserve"> </w:t>
+      </w:r>
+      <w:r>
+        <w:rPr>
+          <w:b/>
+          <w:bCs/>
+        </w:rPr>
+        <w:t xml:space="preserve">Created-By:</w:t>
+      </w:r>
+      <w:r>
+        <w:t xml:space="preserve"> </w:t>
+      </w:r>
+      <w:r>
+        <w:t xml:space="preserve">Claude</w:t>
+      </w:r>
+    </w:p>
+    <w:p>
+      <w:pPr>
+        <w:pStyle w:val="BodyText"/>
+      </w:pPr>
+      <w:r>
+        <w:t xml:space="preserve">Observed 2026-09-23 19:45 during ./start.sh –reload-python:</w:t>
+      </w:r>
+      <w:r>
+        <w:t xml:space="preserve"> </w:t>
+      </w:r>
+      <w:r>
+        <w:t xml:space="preserve">‘StopSignal SIGTERM failed to stop container qbittorrent-proxy in 10 seconds, resorting to SIGKILL’</w:t>
+      </w:r>
+      <w:r>
+        <w:t xml:space="preserve">. The container’s PID 1 does not exit on SIGTERM within the grace period, so in-flight requests, SSE streams, hooks and any pending writes are cut off instead of drained, and every restart costs the full 10 s. Root cause UNKNOWN: candidates are PID 1 being a shell wrapper (start-proxy.sh) that does not forward SIGTERM to the uvicorn/proxy children, uvicorn not handling the signal while SSE streams stay open, or a blocked event loop. Needs systematic-debugging: measure which process is PID 1 (podman top / inspect), send SIGTERM to a scratch instance and time each child’s exit, then RED-first test (a container/stub that must exit within a bound on SIGTERM). Related context: BOB-137 (event-loop work), start-proxy.sh, docker-compose.yml stop_grace_period.</w:t>
+      </w:r>
+    </w:p>
+    <w:bookmarkEnd w:id="192"/>
+    <w:bookmarkStart w:id="193" w:name="Xa09b0004db9a816e1505093f71382f9a17ffd90"/>
+    <w:p>
+      <w:pPr>
+        <w:pStyle w:val="Heading2"/>
+      </w:pPr>
+      <w:r>
+        <w:t xml:space="preserve">BOB-179 — Two adjacent tracker false-null classes remain open and must be stated as gaps, not implied closed</w:t>
+      </w:r>
+    </w:p>
+    <w:p>
+      <w:pPr>
+        <w:pStyle w:val="FirstParagraph"/>
+      </w:pPr>
+      <w:r>
+        <w:rPr>
+          <w:b/>
+          <w:bCs/>
+        </w:rPr>
+        <w:t xml:space="preserve">Status:</w:t>
+      </w:r>
+      <w:r>
+        <w:t xml:space="preserve"> </w:t>
+      </w:r>
+      <w:r>
+        <w:t xml:space="preserve">Fixed (→ Fixed.md)</w:t>
+      </w:r>
+      <w:r>
+        <w:t xml:space="preserve"> </w:t>
+      </w:r>
+      <w:r>
+        <w:rPr>
+          <w:b/>
+          <w:bCs/>
+        </w:rPr>
+        <w:t xml:space="preserve">Type:</w:t>
+      </w:r>
+      <w:r>
+        <w:t xml:space="preserve"> </w:t>
+      </w:r>
+      <w:r>
+        <w:t xml:space="preserve">Task</w:t>
+      </w:r>
+      <w:r>
+        <w:t xml:space="preserve"> </w:t>
+      </w:r>
+      <w:r>
+        <w:rPr>
+          <w:b/>
+          <w:bCs/>
+        </w:rPr>
+        <w:t xml:space="preserve">Evidence:</w:t>
+      </w:r>
+      <w:r>
+        <w:t xml:space="preserve"> </w:t>
+      </w:r>
+      <w:r>
+        <w:t xml:space="preserve">docs/qa/BOB-179/closure_evidence_20260925.md</w:t>
+      </w:r>
+      <w:r>
+        <w:t xml:space="preserve"> </w:t>
+      </w:r>
+      <w:r>
+        <w:rPr>
+          <w:b/>
+          <w:bCs/>
+        </w:rPr>
+        <w:t xml:space="preserve">Severity:</w:t>
+      </w:r>
+      <w:r>
+        <w:t xml:space="preserve"> </w:t>
+      </w:r>
+      <w:r>
+        <w:t xml:space="preserve">Medium</w:t>
+      </w:r>
+      <w:r>
+        <w:t xml:space="preserve"> </w:t>
+      </w:r>
+      <w:r>
+        <w:rPr>
+          <w:b/>
+          <w:bCs/>
+        </w:rPr>
+        <w:t xml:space="preserve">Created-By:</w:t>
+      </w:r>
+      <w:r>
+        <w:t xml:space="preserve"> </w:t>
+      </w:r>
+      <w:r>
+        <w:t xml:space="preserve">Claude</w:t>
+      </w:r>
+      <w:r>
+        <w:t xml:space="preserve"> </w:t>
+      </w:r>
+      <w:r>
+        <w:rPr>
+          <w:b/>
+          <w:bCs/>
+        </w:rPr>
+        <w:t xml:space="preserve">Assigned-To:</w:t>
+      </w:r>
+      <w:r>
+        <w:t xml:space="preserve"> </w:t>
+      </w:r>
+      <w:r>
+        <w:t xml:space="preserve">Claude</w:t>
+      </w:r>
+    </w:p>
+    <w:p>
+      <w:pPr>
+        <w:pStyle w:val="BodyText"/>
+      </w:pPr>
+      <w:r>
+        <w:t xml:space="preserve">WHAT: the BOB-172 independent review demonstrated two further paths that still report a refusing or unreachable tracker as an empty result. Both are PRE-EXISTING and neither is a regression from BOB-172, but the fix evidence log presents the five-site coverage without stating the boundary (11.4.194(5) requires un-analysed dimensions be explicit gaps, never silently assumed safe).</w:t>
+      </w:r>
+    </w:p>
+    <w:p>
+      <w:pPr>
+        <w:pStyle w:val="BodyText"/>
+      </w:pPr>
+      <w:r>
+        <w:t xml:space="preserve">GAP A – exception before resp.status is read. Reviewer probe B, captured: a connection-refused rutracker yields status=empty, error=None, http_status=None, metadata.errors=[], metadata.status=completed. Each</w:t>
+      </w:r>
+      <w:r>
+        <w:t xml:space="preserve"> </w:t>
+      </w:r>
+      <w:r>
+        <w:rPr>
+          <w:i/>
+          <w:iCs/>
+        </w:rPr>
+        <w:t xml:space="preserve">search</w:t>
+      </w:r>
+      <w:r>
+        <w:t xml:space="preserve">* method swallows exceptions (except Exception: logger.error; return results) before _search_one’s error handling can see them, so a tracker that is DOWN is indistinguishable from one that is genuinely empty.</w:t>
+      </w:r>
+    </w:p>
+    <w:p>
+      <w:pPr>
+        <w:pStyle w:val="BodyText"/>
+      </w:pPr>
+      <w:r>
+        <w:t xml:space="preserve">GAP B – soft refusal at HTTP 200. Reviewer probe A, captured: _classify_upstream_http_status(200,</w:t>
+      </w:r>
+      <w:r>
+        <w:t xml:space="preserve"> </w:t>
+      </w:r>
+      <w:r>
+        <w:t xml:space="preserve">) returns None, which is CORRECT by design (a 2xx is a usable response; body-marker triggering would risk the over-fire the negative controls exist to prevent). But all five search GETs use aiohttp’s default allow_redirects=True, so a session-expiry 302 -&gt; login-page-200 chain parses to zero rows and reports empty.</w:t>
+      </w:r>
+    </w:p>
+    <w:p>
+      <w:pPr>
+        <w:pStyle w:val="BodyText"/>
+      </w:pPr>
+      <w:r>
+        <w:t xml:space="preserve">FIX DIRECTION: Gap A needs the exception to reach a diagnostic rather than being swallowed. Gap B needs a DISTINCT detector (final-URL check or login-form marker) with its own RED – explicitly NOT a widening of the status-code trigger.</w:t>
+      </w:r>
+    </w:p>
+    <w:p>
+      <w:pPr>
+        <w:pStyle w:val="BodyText"/>
+      </w:pPr>
+      <w:r>
+        <w:t xml:space="preserve">ACCEPTANCE: both gaps closed with their own REDs, or explicitly closed per 11.4.112 with evidence. Immediate sub-task: append a stated-gaps paragraph to docs/qa/BOB-172/fix_evidence_20260822.log.</w:t>
+      </w:r>
+    </w:p>
+    <w:bookmarkEnd w:id="193"/>
+    <w:bookmarkEnd w:id="194"/>
     <w:sectPr>
       <w:footnotePr>
         <w:numRestart w:val="eachSect"/>

--- a/docs/Fixed.docx
+++ b/docs/Fixed.docx
@@ -2,7 +2,7 @@
 <file path=word/document.xml><?xml version="1.0" encoding="utf-8"?>
 <w:document xmlns:w="http://schemas.openxmlformats.org/wordprocessingml/2006/main" xmlns:m="http://schemas.openxmlformats.org/officeDocument/2006/math" xmlns:r="http://schemas.openxmlformats.org/officeDocument/2006/relationships" xmlns:o="urn:schemas-microsoft-com:office:office" xmlns:v="urn:schemas-microsoft-com:vml" xmlns:w10="urn:schemas-microsoft-com:office:word" xmlns:a="http://schemas.openxmlformats.org/drawingml/2006/main" xmlns:pic="http://schemas.openxmlformats.org/drawingml/2006/picture" xmlns:wp="http://schemas.openxmlformats.org/drawingml/2006/wordprocessingDrawing">
   <w:body>
-    <w:bookmarkStart w:id="194" w:name="fixed-closed-workable-items"/>
+    <w:bookmarkStart w:id="196" w:name="fixed-closed-workable-items"/>
     <w:p>
       <w:pPr>
         <w:pStyle w:val="Heading1"/>
@@ -26,7 +26,7 @@
         <w:t xml:space="preserve"> </w:t>
       </w:r>
       <w:r>
-        <w:t xml:space="preserve">56</w:t>
+        <w:t xml:space="preserve">57</w:t>
       </w:r>
       <w:r>
         <w:t xml:space="preserve"> </w:t>
@@ -42,7 +42,7 @@
         <w:t xml:space="preserve"> </w:t>
       </w:r>
       <w:r>
-        <w:t xml:space="preserve">2026-09-25T08:31:18Z</w:t>
+        <w:t xml:space="preserve">2026-09-25T09:13:10Z</w:t>
       </w:r>
       <w:r>
         <w:t xml:space="preserve"> </w:t>
@@ -35295,7 +35295,223 @@
       </w:r>
     </w:p>
     <w:bookmarkEnd w:id="193"/>
+    <w:bookmarkStart w:id="194" w:name="X65573623ddfacc4486a4d5494d166708281c78a"/>
+    <w:p>
+      <w:pPr>
+        <w:pStyle w:val="Heading2"/>
+      </w:pPr>
+      <w:r>
+        <w:t xml:space="preserve">BOB-226 — Repair-side walk over foreign-owned INTERIOR directories is untested by any automated path</w:t>
+      </w:r>
+    </w:p>
+    <w:p>
+      <w:pPr>
+        <w:pStyle w:val="FirstParagraph"/>
+      </w:pPr>
+      <w:r>
+        <w:rPr>
+          <w:b/>
+          <w:bCs/>
+        </w:rPr>
+        <w:t xml:space="preserve">Status:</w:t>
+      </w:r>
+      <w:r>
+        <w:t xml:space="preserve"> </w:t>
+      </w:r>
+      <w:r>
+        <w:t xml:space="preserve">Fixed (→ Fixed.md)</w:t>
+      </w:r>
+      <w:r>
+        <w:t xml:space="preserve"> </w:t>
+      </w:r>
+      <w:r>
+        <w:rPr>
+          <w:b/>
+          <w:bCs/>
+        </w:rPr>
+        <w:t xml:space="preserve">Type:</w:t>
+      </w:r>
+      <w:r>
+        <w:t xml:space="preserve"> </w:t>
+      </w:r>
+      <w:r>
+        <w:t xml:space="preserve">Task</w:t>
+      </w:r>
+      <w:r>
+        <w:t xml:space="preserve"> </w:t>
+      </w:r>
+      <w:r>
+        <w:rPr>
+          <w:b/>
+          <w:bCs/>
+        </w:rPr>
+        <w:t xml:space="preserve">Evidence:</w:t>
+      </w:r>
+      <w:r>
+        <w:t xml:space="preserve"> </w:t>
+      </w:r>
+      <w:r>
+        <w:t xml:space="preserve">docs/qa/BOB-226/closure_evidence_20260925.md</w:t>
+      </w:r>
+      <w:r>
+        <w:t xml:space="preserve"> </w:t>
+      </w:r>
+      <w:r>
+        <w:rPr>
+          <w:b/>
+          <w:bCs/>
+        </w:rPr>
+        <w:t xml:space="preserve">Severity:</w:t>
+      </w:r>
+      <w:r>
+        <w:t xml:space="preserve"> </w:t>
+      </w:r>
+      <w:r>
+        <w:t xml:space="preserve">major</w:t>
+      </w:r>
+      <w:r>
+        <w:t xml:space="preserve"> </w:t>
+      </w:r>
+      <w:r>
+        <w:rPr>
+          <w:b/>
+          <w:bCs/>
+        </w:rPr>
+        <w:t xml:space="preserve">Created-By:</w:t>
+      </w:r>
+      <w:r>
+        <w:t xml:space="preserve"> </w:t>
+      </w:r>
+      <w:r>
+        <w:t xml:space="preserve">Claude</w:t>
+      </w:r>
+      <w:r>
+        <w:t xml:space="preserve"> </w:t>
+      </w:r>
+      <w:r>
+        <w:rPr>
+          <w:b/>
+          <w:bCs/>
+        </w:rPr>
+        <w:t xml:space="preserve">Assigned-To:</w:t>
+      </w:r>
+      <w:r>
+        <w:t xml:space="preserve"> </w:t>
+      </w:r>
+      <w:r>
+        <w:t xml:space="preserve">Claude</w:t>
+      </w:r>
+    </w:p>
+    <w:p>
+      <w:pPr>
+        <w:pStyle w:val="BodyText"/>
+      </w:pPr>
+      <w:r>
+        <w:t xml:space="preserve">WHAT: ownership_repair walks a declared root and repairs items whose uid is not the operator. The unit suite seeds a foreign uid only onto FILES and SYMLINKS; interior DIRECTORIES stay operator-owned (case 22 seeds only a foreign declared ROOT, on the failure path). Production first-start repairs exactly the untested shape. MANIFEST: tests/unit/test_ownership_repair.sh seed_tree/seed_wrong; scripts/ownership_repair.sh walk at :994. REPRO: seed a tree whose interior directories carry uid 100000 via podman unshare, run the repair, observe no automated assertion covers the outcome. WHY UNTESTED: the unprivileged harness cannot create symlinks inside a directory it no longer owns, which cases 8/9/18 require. The DECLARED GAPS note cross-references tests/ownership/test_container_writes_owned_files.py, but that covers the CREATION side (FR-002), not the repair-side walk. ACCEPTANCE: an integration-layer test (where the unprivileged-harness constraint does not bind) that seeds foreign-owned interior directories, runs the repair, and asserts post-state ownership plus mode preservation. Surfaced by the BOB-207 independent review 2026-08-27.</w:t>
+      </w:r>
+    </w:p>
     <w:bookmarkEnd w:id="194"/>
+    <w:bookmarkStart w:id="195" w:name="Xfdd3340b9daf6a93f601ca43685e9e256edd096"/>
+    <w:p>
+      <w:pPr>
+        <w:pStyle w:val="Heading2"/>
+      </w:pPr>
+      <w:r>
+        <w:t xml:space="preserve">BOB-143 — Orphaned .worktrees/ dirs (46M, unresolvable gitdir) pollute gate scan scope and manufacture false BOB-126-class findings</w:t>
+      </w:r>
+    </w:p>
+    <w:p>
+      <w:pPr>
+        <w:pStyle w:val="FirstParagraph"/>
+      </w:pPr>
+      <w:r>
+        <w:rPr>
+          <w:b/>
+          <w:bCs/>
+        </w:rPr>
+        <w:t xml:space="preserve">Status:</w:t>
+      </w:r>
+      <w:r>
+        <w:t xml:space="preserve"> </w:t>
+      </w:r>
+      <w:r>
+        <w:t xml:space="preserve">Fixed (→ Fixed.md)</w:t>
+      </w:r>
+      <w:r>
+        <w:t xml:space="preserve"> </w:t>
+      </w:r>
+      <w:r>
+        <w:rPr>
+          <w:b/>
+          <w:bCs/>
+        </w:rPr>
+        <w:t xml:space="preserve">Type:</w:t>
+      </w:r>
+      <w:r>
+        <w:t xml:space="preserve"> </w:t>
+      </w:r>
+      <w:r>
+        <w:t xml:space="preserve">Bug</w:t>
+      </w:r>
+      <w:r>
+        <w:t xml:space="preserve"> </w:t>
+      </w:r>
+      <w:r>
+        <w:rPr>
+          <w:b/>
+          <w:bCs/>
+        </w:rPr>
+        <w:t xml:space="preserve">Evidence:</w:t>
+      </w:r>
+      <w:r>
+        <w:t xml:space="preserve"> </w:t>
+      </w:r>
+      <w:r>
+        <w:t xml:space="preserve">docs/qa/BOB-143/closure_evidence_20260925.md</w:t>
+      </w:r>
+      <w:r>
+        <w:t xml:space="preserve"> </w:t>
+      </w:r>
+      <w:r>
+        <w:rPr>
+          <w:b/>
+          <w:bCs/>
+        </w:rPr>
+        <w:t xml:space="preserve">Severity:</w:t>
+      </w:r>
+      <w:r>
+        <w:t xml:space="preserve"> </w:t>
+      </w:r>
+      <w:r>
+        <w:t xml:space="preserve">Medium</w:t>
+      </w:r>
+      <w:r>
+        <w:t xml:space="preserve"> </w:t>
+      </w:r>
+      <w:r>
+        <w:rPr>
+          <w:b/>
+          <w:bCs/>
+        </w:rPr>
+        <w:t xml:space="preserve">Created-By:</w:t>
+      </w:r>
+      <w:r>
+        <w:t xml:space="preserve"> </w:t>
+      </w:r>
+      <w:r>
+        <w:t xml:space="preserve">Claude</w:t>
+      </w:r>
+    </w:p>
+    <w:p>
+      <w:pPr>
+        <w:pStyle w:val="BodyText"/>
+      </w:pPr>
+      <w:r>
+        <w:t xml:space="preserve">Orphaned .worktrees/ dirs (46M, unresolvable gitdir) pollute gate scan scope and manufacture false BOB-126-class findings</w:t>
+      </w:r>
+    </w:p>
+    <w:bookmarkEnd w:id="195"/>
+    <w:bookmarkEnd w:id="196"/>
     <w:sectPr>
       <w:footnotePr>
         <w:numRestart w:val="eachSect"/>

--- a/docs/Fixed.docx
+++ b/docs/Fixed.docx
@@ -2,7 +2,7 @@
 <file path=word/document.xml><?xml version="1.0" encoding="utf-8"?>
 <w:document xmlns:w="http://schemas.openxmlformats.org/wordprocessingml/2006/main" xmlns:m="http://schemas.openxmlformats.org/officeDocument/2006/math" xmlns:r="http://schemas.openxmlformats.org/officeDocument/2006/relationships" xmlns:o="urn:schemas-microsoft-com:office:office" xmlns:v="urn:schemas-microsoft-com:vml" xmlns:w10="urn:schemas-microsoft-com:office:word" xmlns:a="http://schemas.openxmlformats.org/drawingml/2006/main" xmlns:pic="http://schemas.openxmlformats.org/drawingml/2006/picture" xmlns:wp="http://schemas.openxmlformats.org/drawingml/2006/wordprocessingDrawing">
   <w:body>
-    <w:bookmarkStart w:id="196" w:name="fixed-closed-workable-items"/>
+    <w:bookmarkStart w:id="200" w:name="fixed-closed-workable-items"/>
     <w:p>
       <w:pPr>
         <w:pStyle w:val="Heading1"/>
@@ -26,7 +26,7 @@
         <w:t xml:space="preserve"> </w:t>
       </w:r>
       <w:r>
-        <w:t xml:space="preserve">57</w:t>
+        <w:t xml:space="preserve">58</w:t>
       </w:r>
       <w:r>
         <w:t xml:space="preserve"> </w:t>
@@ -42,7 +42,7 @@
         <w:t xml:space="preserve"> </w:t>
       </w:r>
       <w:r>
-        <w:t xml:space="preserve">2026-09-25T09:13:10Z</w:t>
+        <w:t xml:space="preserve">2026-09-25T09:51:06Z</w:t>
       </w:r>
       <w:r>
         <w:t xml:space="preserve"> </w:t>
@@ -34975,7 +34975,7 @@
         <w:t xml:space="preserve"> </w:t>
       </w:r>
       <w:r>
-        <w:t xml:space="preserve">Fixed (→ Fixed.md)</w:t>
+        <w:t xml:space="preserve">Completed (→ Fixed.md)</w:t>
       </w:r>
       <w:r>
         <w:t xml:space="preserve"> </w:t>
@@ -35152,7 +35152,7 @@
         <w:t xml:space="preserve"> </w:t>
       </w:r>
       <w:r>
-        <w:t xml:space="preserve">Fixed (→ Fixed.md)</w:t>
+        <w:t xml:space="preserve">Completed (→ Fixed.md)</w:t>
       </w:r>
       <w:r>
         <w:t xml:space="preserve"> </w:t>
@@ -35319,7 +35319,7 @@
         <w:t xml:space="preserve"> </w:t>
       </w:r>
       <w:r>
-        <w:t xml:space="preserve">Fixed (→ Fixed.md)</w:t>
+        <w:t xml:space="preserve">Completed (→ Fixed.md)</w:t>
       </w:r>
       <w:r>
         <w:t xml:space="preserve"> </w:t>
@@ -35511,7 +35511,555 @@
       </w:r>
     </w:p>
     <w:bookmarkEnd w:id="195"/>
+    <w:bookmarkStart w:id="196" w:name="X0d515e1d134b88341ab749255cbe294d4caef6d"/>
+    <w:p>
+      <w:pPr>
+        <w:pStyle w:val="Heading2"/>
+      </w:pPr>
+      <w:r>
+        <w:t xml:space="preserve">BOB-082 — RD2-15: Create BOB-064..067 workable items for the four Lava-porting findings (closes GA-05)</w:t>
+      </w:r>
+    </w:p>
+    <w:p>
+      <w:pPr>
+        <w:pStyle w:val="FirstParagraph"/>
+      </w:pPr>
+      <w:r>
+        <w:rPr>
+          <w:b/>
+          <w:bCs/>
+        </w:rPr>
+        <w:t xml:space="preserve">Status:</w:t>
+      </w:r>
+      <w:r>
+        <w:t xml:space="preserve"> </w:t>
+      </w:r>
+      <w:r>
+        <w:t xml:space="preserve">Completed (→ Fixed.md)</w:t>
+      </w:r>
+      <w:r>
+        <w:t xml:space="preserve"> </w:t>
+      </w:r>
+      <w:r>
+        <w:rPr>
+          <w:b/>
+          <w:bCs/>
+        </w:rPr>
+        <w:t xml:space="preserve">Type:</w:t>
+      </w:r>
+      <w:r>
+        <w:t xml:space="preserve"> </w:t>
+      </w:r>
+      <w:r>
+        <w:t xml:space="preserve">Task</w:t>
+      </w:r>
+      <w:r>
+        <w:t xml:space="preserve"> </w:t>
+      </w:r>
+      <w:r>
+        <w:rPr>
+          <w:b/>
+          <w:bCs/>
+        </w:rPr>
+        <w:t xml:space="preserve">Evidence:</w:t>
+      </w:r>
+      <w:r>
+        <w:t xml:space="preserve"> </w:t>
+      </w:r>
+      <w:r>
+        <w:t xml:space="preserve">docs/qa/BOB-082/closure_evidence_20260925.md</w:t>
+      </w:r>
+      <w:r>
+        <w:t xml:space="preserve"> </w:t>
+      </w:r>
+      <w:r>
+        <w:rPr>
+          <w:b/>
+          <w:bCs/>
+        </w:rPr>
+        <w:t xml:space="preserve">Severity:</w:t>
+      </w:r>
+      <w:r>
+        <w:t xml:space="preserve"> </w:t>
+      </w:r>
+      <w:r>
+        <w:t xml:space="preserve">High</w:t>
+      </w:r>
+    </w:p>
+    <w:p>
+      <w:pPr>
+        <w:pStyle w:val="BodyText"/>
+      </w:pPr>
+      <w:r>
+        <w:t xml:space="preserve">RD2-15: Create BOB-064..067 workable items for the four Lava-porting findings (closes GA-05)</w:t>
+      </w:r>
+    </w:p>
     <w:bookmarkEnd w:id="196"/>
+    <w:bookmarkStart w:id="197" w:name="X3603c61c89d152ef009cc2f2052c886233f1bf5"/>
+    <w:p>
+      <w:pPr>
+        <w:pStyle w:val="Heading2"/>
+      </w:pPr>
+      <w:r>
+        <w:t xml:space="preserve">BOB-107 — §11.4.238 followup: pre-dispatch existence check for subagent task-brief source inputs</w:t>
+      </w:r>
+    </w:p>
+    <w:p>
+      <w:pPr>
+        <w:pStyle w:val="FirstParagraph"/>
+      </w:pPr>
+      <w:r>
+        <w:rPr>
+          <w:b/>
+          <w:bCs/>
+        </w:rPr>
+        <w:t xml:space="preserve">Status:</w:t>
+      </w:r>
+      <w:r>
+        <w:t xml:space="preserve"> </w:t>
+      </w:r>
+      <w:r>
+        <w:t xml:space="preserve">Completed (→ Fixed.md)</w:t>
+      </w:r>
+      <w:r>
+        <w:t xml:space="preserve"> </w:t>
+      </w:r>
+      <w:r>
+        <w:rPr>
+          <w:b/>
+          <w:bCs/>
+        </w:rPr>
+        <w:t xml:space="preserve">Type:</w:t>
+      </w:r>
+      <w:r>
+        <w:t xml:space="preserve"> </w:t>
+      </w:r>
+      <w:r>
+        <w:t xml:space="preserve">Task</w:t>
+      </w:r>
+      <w:r>
+        <w:t xml:space="preserve"> </w:t>
+      </w:r>
+      <w:r>
+        <w:rPr>
+          <w:b/>
+          <w:bCs/>
+        </w:rPr>
+        <w:t xml:space="preserve">Severity:</w:t>
+      </w:r>
+      <w:r>
+        <w:t xml:space="preserve"> </w:t>
+      </w:r>
+      <w:r>
+        <w:t xml:space="preserve">Medium</w:t>
+      </w:r>
+      <w:r>
+        <w:t xml:space="preserve"> </w:t>
+      </w:r>
+      <w:r>
+        <w:rPr>
+          <w:b/>
+          <w:bCs/>
+        </w:rPr>
+        <w:t xml:space="preserve">Created-By:</w:t>
+      </w:r>
+      <w:r>
+        <w:t xml:space="preserve"> </w:t>
+      </w:r>
+      <w:r>
+        <w:t xml:space="preserve">Claude</w:t>
+      </w:r>
+    </w:p>
+    <w:p>
+      <w:pPr>
+        <w:pStyle w:val="BodyText"/>
+      </w:pPr>
+      <w:r>
+        <w:t xml:space="preserve">§11.4.238 followup: pre-dispatch existence check for subagent task-brief source inputs</w:t>
+      </w:r>
+    </w:p>
+    <w:p>
+      <w:pPr>
+        <w:pStyle w:val="BodyText"/>
+      </w:pPr>
+      <w:r>
+        <w:t xml:space="preserve">=== CORRECTION, 2026-09-25 (same session, conductor-caught before commit) ===</w:t>
+      </w:r>
+    </w:p>
+    <w:p>
+      <w:pPr>
+        <w:pStyle w:val="BodyText"/>
+      </w:pPr>
+      <w:r>
+        <w:t xml:space="preserve">The dispatched subagent built a NEW script (scripts/check_subagent_inputs_exist.sh</w:t>
+      </w:r>
+      <w:r>
+        <w:t xml:space="preserve"> </w:t>
+      </w:r>
+      <w:r>
+        <w:t xml:space="preserve">+ tests/unit/test_check_subagent_inputs_exist.sh) without discovering that this</w:t>
+      </w:r>
+      <w:r>
+        <w:t xml:space="preserve"> </w:t>
+      </w:r>
+      <w:r>
+        <w:t xml:space="preserve">item’s exact acceptance criterion was ALREADY implemented weeks earlier: a</w:t>
+      </w:r>
+      <w:r>
+        <w:t xml:space="preserve"> </w:t>
+      </w:r>
+      <w:r>
+        <w:t xml:space="preserve">TRACKED, self-tested pre-dispatch checker scripts/hooks/check-brief-inputs.sh</w:t>
+      </w:r>
+      <w:r>
+        <w:t xml:space="preserve"> </w:t>
+      </w:r>
+      <w:r>
+        <w:t xml:space="preserve">(+ tests/hooks/test_check_brief_inputs.sh) was committed at 7b45113</w:t>
+      </w:r>
+      <w:r>
+        <w:t xml:space="preserve"> </w:t>
+      </w:r>
+      <w:r>
+        <w:t xml:space="preserve">(2026-08-21) — the SAME commit that also independently closed BOB-114. The</w:t>
+      </w:r>
+      <w:r>
+        <w:t xml:space="preserve"> </w:t>
+      </w:r>
+      <w:r>
+        <w:t xml:space="preserve">pre-existing implementation is MORE capable (it can extract required-input</w:t>
+      </w:r>
+      <w:r>
+        <w:t xml:space="preserve"> </w:t>
+      </w:r>
+      <w:r>
+        <w:t xml:space="preserve">paths directly from a brief file’s own</w:t>
+      </w:r>
+      <w:r>
+        <w:t xml:space="preserve"> </w:t>
+      </w:r>
+      <w:r>
+        <w:t xml:space="preserve">“…”</w:t>
+      </w:r>
+      <w:r>
+        <w:t xml:space="preserve"> </w:t>
+      </w:r>
+      <w:r>
+        <w:t xml:space="preserve">shorthand, not just take an</w:t>
+      </w:r>
+      <w:r>
+        <w:t xml:space="preserve"> </w:t>
+      </w:r>
+      <w:r>
+        <w:t xml:space="preserve">explicit path list) and its own –self-test passes cleanly</w:t>
+      </w:r>
+      <w:r>
+        <w:t xml:space="preserve"> </w:t>
+      </w:r>
+      <w:r>
+        <w:t xml:space="preserve">(golden-good/golden-bad/brief-extract, all PASS).</w:t>
+      </w:r>
+    </w:p>
+    <w:p>
+      <w:pPr>
+        <w:pStyle w:val="BodyText"/>
+      </w:pPr>
+      <w:r>
+        <w:t xml:space="preserve">Root cause: the subagent’s dispatch brief scoped its WRITES to a new script</w:t>
+      </w:r>
+      <w:r>
+        <w:t xml:space="preserve"> </w:t>
+      </w:r>
+      <w:r>
+        <w:t xml:space="preserve">but never directed a discovery search of scripts/hooks/ for a pre-existing</w:t>
+      </w:r>
+      <w:r>
+        <w:t xml:space="preserve"> </w:t>
+      </w:r>
+      <w:r>
+        <w:t xml:space="preserve">solution (§11.4.74 catalogue-first-discovery applied incompletely by the</w:t>
+      </w:r>
+      <w:r>
+        <w:t xml:space="preserve"> </w:t>
+      </w:r>
+      <w:r>
+        <w:t xml:space="preserve">conductor, not a subagent fabrication).</w:t>
+      </w:r>
+    </w:p>
+    <w:p>
+      <w:pPr>
+        <w:pStyle w:val="BodyText"/>
+      </w:pPr>
+      <w:r>
+        <w:t xml:space="preserve">Remediation: the redundant new pair was REMOVED (safe — never committed,</w:t>
+      </w:r>
+      <w:r>
+        <w:t xml:space="preserve"> </w:t>
+      </w:r>
+      <w:r>
+        <w:t xml:space="preserve">zero references anywhere else in the tree). This item’s Completed status</w:t>
+      </w:r>
+      <w:r>
+        <w:t xml:space="preserve"> </w:t>
+      </w:r>
+      <w:r>
+        <w:t xml:space="preserve">is correct and unchanged; its evidence citation now points at the real,</w:t>
+      </w:r>
+      <w:r>
+        <w:t xml:space="preserve"> </w:t>
+      </w:r>
+      <w:r>
+        <w:t xml:space="preserve">pre-existing implementation (scripts/hooks/check-brief-inputs.sh,</w:t>
+      </w:r>
+      <w:r>
+        <w:t xml:space="preserve"> </w:t>
+      </w:r>
+      <w:r>
+        <w:t xml:space="preserve">tests/hooks/test_check_brief_inputs.sh, commit 7b45113) rather than the</w:t>
+      </w:r>
+      <w:r>
+        <w:t xml:space="preserve"> </w:t>
+      </w:r>
+      <w:r>
+        <w:t xml:space="preserve">session’s own redundant, now-deleted fork.</w:t>
+      </w:r>
+    </w:p>
+    <w:p>
+      <w:pPr>
+        <w:pStyle w:val="BodyText"/>
+      </w:pPr>
+      <w:r>
+        <w:t xml:space="preserve">EVIDENCE: docs/qa/BOB-107/closure_evidence_20260925.md (full correction</w:t>
+      </w:r>
+      <w:r>
+        <w:t xml:space="preserve"> </w:t>
+      </w:r>
+      <w:r>
+        <w:t xml:space="preserve">section appended).</w:t>
+      </w:r>
+    </w:p>
+    <w:bookmarkEnd w:id="197"/>
+    <w:bookmarkStart w:id="198" w:name="X39b5dab963075505ec0be67d7faec164f424cc7"/>
+    <w:p>
+      <w:pPr>
+        <w:pStyle w:val="Heading2"/>
+      </w:pPr>
+      <w:r>
+        <w:t xml:space="preserve">BOB-114 — BOB-074 followup: self-validation golden-bad fixture for the rate-limit detector</w:t>
+      </w:r>
+    </w:p>
+    <w:p>
+      <w:pPr>
+        <w:pStyle w:val="FirstParagraph"/>
+      </w:pPr>
+      <w:r>
+        <w:rPr>
+          <w:b/>
+          <w:bCs/>
+        </w:rPr>
+        <w:t xml:space="preserve">Status:</w:t>
+      </w:r>
+      <w:r>
+        <w:t xml:space="preserve"> </w:t>
+      </w:r>
+      <w:r>
+        <w:t xml:space="preserve">Completed (→ Fixed.md)</w:t>
+      </w:r>
+      <w:r>
+        <w:t xml:space="preserve"> </w:t>
+      </w:r>
+      <w:r>
+        <w:rPr>
+          <w:b/>
+          <w:bCs/>
+        </w:rPr>
+        <w:t xml:space="preserve">Type:</w:t>
+      </w:r>
+      <w:r>
+        <w:t xml:space="preserve"> </w:t>
+      </w:r>
+      <w:r>
+        <w:t xml:space="preserve">Task</w:t>
+      </w:r>
+      <w:r>
+        <w:t xml:space="preserve"> </w:t>
+      </w:r>
+      <w:r>
+        <w:rPr>
+          <w:b/>
+          <w:bCs/>
+        </w:rPr>
+        <w:t xml:space="preserve">Evidence:</w:t>
+      </w:r>
+      <w:r>
+        <w:t xml:space="preserve"> </w:t>
+      </w:r>
+      <w:r>
+        <w:t xml:space="preserve">docs/qa/BOB-114/closure_evidence_20260925.md</w:t>
+      </w:r>
+      <w:r>
+        <w:t xml:space="preserve"> </w:t>
+      </w:r>
+      <w:r>
+        <w:rPr>
+          <w:b/>
+          <w:bCs/>
+        </w:rPr>
+        <w:t xml:space="preserve">Severity:</w:t>
+      </w:r>
+      <w:r>
+        <w:t xml:space="preserve"> </w:t>
+      </w:r>
+      <w:r>
+        <w:t xml:space="preserve">Medium</w:t>
+      </w:r>
+      <w:r>
+        <w:t xml:space="preserve"> </w:t>
+      </w:r>
+      <w:r>
+        <w:rPr>
+          <w:b/>
+          <w:bCs/>
+        </w:rPr>
+        <w:t xml:space="preserve">Created-By:</w:t>
+      </w:r>
+      <w:r>
+        <w:t xml:space="preserve"> </w:t>
+      </w:r>
+      <w:r>
+        <w:t xml:space="preserve">Claude</w:t>
+      </w:r>
+    </w:p>
+    <w:p>
+      <w:pPr>
+        <w:pStyle w:val="BodyText"/>
+      </w:pPr>
+      <w:r>
+        <w:t xml:space="preserve">BOB-074 followup: self-validation golden-bad fixture for the rate-limit detector</w:t>
+      </w:r>
+    </w:p>
+    <w:bookmarkEnd w:id="198"/>
+    <w:bookmarkStart w:id="199" w:name="X60bc86410e398f2104204551d909f607d151756"/>
+    <w:p>
+      <w:pPr>
+        <w:pStyle w:val="Heading2"/>
+      </w:pPr>
+      <w:r>
+        <w:t xml:space="preserve">BOB-077 — RD2-10: Identify second host running the Auto-commit rsync/sync mechanism (OPERATOR-DECISION)</w:t>
+      </w:r>
+    </w:p>
+    <w:p>
+      <w:pPr>
+        <w:pStyle w:val="FirstParagraph"/>
+      </w:pPr>
+      <w:r>
+        <w:rPr>
+          <w:b/>
+          <w:bCs/>
+        </w:rPr>
+        <w:t xml:space="preserve">Status:</w:t>
+      </w:r>
+      <w:r>
+        <w:t xml:space="preserve"> </w:t>
+      </w:r>
+      <w:r>
+        <w:t xml:space="preserve">Completed (→ Fixed.md)</w:t>
+      </w:r>
+      <w:r>
+        <w:t xml:space="preserve"> </w:t>
+      </w:r>
+      <w:r>
+        <w:rPr>
+          <w:b/>
+          <w:bCs/>
+        </w:rPr>
+        <w:t xml:space="preserve">Type:</w:t>
+      </w:r>
+      <w:r>
+        <w:t xml:space="preserve"> </w:t>
+      </w:r>
+      <w:r>
+        <w:t xml:space="preserve">Task</w:t>
+      </w:r>
+      <w:r>
+        <w:t xml:space="preserve"> </w:t>
+      </w:r>
+      <w:r>
+        <w:rPr>
+          <w:b/>
+          <w:bCs/>
+        </w:rPr>
+        <w:t xml:space="preserve">Evidence:</w:t>
+      </w:r>
+      <w:r>
+        <w:t xml:space="preserve"> </w:t>
+      </w:r>
+      <w:r>
+        <w:t xml:space="preserve">docs/qa/BOB-077/investigation_20260925.md</w:t>
+      </w:r>
+      <w:r>
+        <w:t xml:space="preserve"> </w:t>
+      </w:r>
+      <w:r>
+        <w:rPr>
+          <w:b/>
+          <w:bCs/>
+        </w:rPr>
+        <w:t xml:space="preserve">Severity:</w:t>
+      </w:r>
+      <w:r>
+        <w:t xml:space="preserve"> </w:t>
+      </w:r>
+      <w:r>
+        <w:t xml:space="preserve">High</w:t>
+      </w:r>
+    </w:p>
+    <w:p>
+      <w:pPr>
+        <w:pStyle w:val="BodyText"/>
+      </w:pPr>
+      <w:r>
+        <w:rPr>
+          <w:b/>
+          <w:bCs/>
+        </w:rPr>
+        <w:t xml:space="preserve">OPERATOR DECISION (2026-08-26, §11.4.66 interactive clarification): UNKNOWN — INSTRUMENT THE NEXT OCCURRENCE</w:t>
+      </w:r>
+    </w:p>
+    <w:p>
+      <w:pPr>
+        <w:pStyle w:val="BodyText"/>
+      </w:pPr>
+      <w:r>
+        <w:t xml:space="preserve">The operator does not currently know which host produces the +0500 Auto-commit fast-forwards, so the three candidate answers (second Claude session / intentional rsync job / stale job) all remain open. DECIDED ACTION: stop hunting a host this session cannot reach (§11.4.6 — remote state is not knowable without access) and instead INSTRUMENT the mechanism so the next occurrence identifies itself. Forensic capture to add: committer identity, hostname, timezone offset, push timing, and the git remote used, recorded at Auto-commit time into a tracked forensic log. ACCEPTANCE: the next Auto-commit event yields a captured record naming its origin host — at which point this item resolves to one of the three original branches with evidence rather than a guess. This is the §11.4.101 reversible-safe move: it costs little, blocks nothing, and converts a recurring mystery into a self-identifying event.</w:t>
+      </w:r>
+    </w:p>
+    <w:p>
+      <w:pPr>
+        <w:pStyle w:val="BodyText"/>
+      </w:pPr>
+      <w:r>
+        <w:t xml:space="preserve">This answer is recorded as consumer DATA per §11.4.35 — it is the operator’s stated choice, not an agent inference, and supersedes any prior agent-chosen default on this question. Options not chosen are named above so a future reader does not re-litigate a settled call (§11.4.112(5) bounded-verdict discipline applied to decisions).</w:t>
+      </w:r>
+    </w:p>
+    <w:p>
+      <w:pPr>
+        <w:pStyle w:val="BodyText"/>
+      </w:pPr>
+      <w:r>
+        <w:t xml:space="preserve">— prior item text follows —</w:t>
+      </w:r>
+    </w:p>
+    <w:p>
+      <w:pPr>
+        <w:pStyle w:val="BodyText"/>
+      </w:pPr>
+      <w:r>
+        <w:t xml:space="preserve">RD2-10: Identify second host running the Auto-commit rsync/sync mechanism (OPERATOR-DECISION)</w:t>
+      </w:r>
+    </w:p>
+    <w:bookmarkEnd w:id="199"/>
+    <w:bookmarkEnd w:id="200"/>
     <w:sectPr>
       <w:footnotePr>
         <w:numRestart w:val="eachSect"/>

--- a/docs/Fixed.docx
+++ b/docs/Fixed.docx
@@ -2,7 +2,7 @@
 <file path=word/document.xml><?xml version="1.0" encoding="utf-8"?>
 <w:document xmlns:w="http://schemas.openxmlformats.org/wordprocessingml/2006/main" xmlns:m="http://schemas.openxmlformats.org/officeDocument/2006/math" xmlns:r="http://schemas.openxmlformats.org/officeDocument/2006/relationships" xmlns:o="urn:schemas-microsoft-com:office:office" xmlns:v="urn:schemas-microsoft-com:vml" xmlns:w10="urn:schemas-microsoft-com:office:word" xmlns:a="http://schemas.openxmlformats.org/drawingml/2006/main" xmlns:pic="http://schemas.openxmlformats.org/drawingml/2006/picture" xmlns:wp="http://schemas.openxmlformats.org/drawingml/2006/wordprocessingDrawing">
   <w:body>
-    <w:bookmarkStart w:id="200" w:name="fixed-closed-workable-items"/>
+    <w:bookmarkStart w:id="204" w:name="fixed-closed-workable-items"/>
     <w:p>
       <w:pPr>
         <w:pStyle w:val="Heading1"/>
@@ -26,7 +26,7 @@
         <w:t xml:space="preserve"> </w:t>
       </w:r>
       <w:r>
-        <w:t xml:space="preserve">58</w:t>
+        <w:t xml:space="preserve">60</w:t>
       </w:r>
       <w:r>
         <w:t xml:space="preserve"> </w:t>
@@ -42,7 +42,7 @@
         <w:t xml:space="preserve"> </w:t>
       </w:r>
       <w:r>
-        <w:t xml:space="preserve">2026-09-25T09:51:06Z</w:t>
+        <w:t xml:space="preserve">2026-09-25T10:45:47Z</w:t>
       </w:r>
       <w:r>
         <w:t xml:space="preserve"> </w:t>
@@ -2420,7 +2420,7 @@
         <w:t xml:space="preserve"> </w:t>
       </w:r>
       <w:r>
-        <w:t xml:space="preserve">Fixed (→ Fixed.md)</w:t>
+        <w:t xml:space="preserve">Completed (→ Fixed.md)</w:t>
       </w:r>
       <w:r>
         <w:t xml:space="preserve"> </w:t>
@@ -2891,7 +2891,7 @@
         <w:t xml:space="preserve"> </w:t>
       </w:r>
       <w:r>
-        <w:t xml:space="preserve">Fixed (→ Fixed.md)</w:t>
+        <w:t xml:space="preserve">Completed (→ Fixed.md)</w:t>
       </w:r>
       <w:r>
         <w:t xml:space="preserve"> </w:t>
@@ -8320,7 +8320,7 @@
         <w:t xml:space="preserve"> </w:t>
       </w:r>
       <w:r>
-        <w:t xml:space="preserve">Implemented (→ Fixed.md)</w:t>
+        <w:t xml:space="preserve">Completed (→ Fixed.md)</w:t>
       </w:r>
       <w:r>
         <w:t xml:space="preserve"> </w:t>
@@ -8440,7 +8440,7 @@
         <w:t xml:space="preserve"> </w:t>
       </w:r>
       <w:r>
-        <w:t xml:space="preserve">Implemented (→ Fixed.md)</w:t>
+        <w:t xml:space="preserve">Completed (→ Fixed.md)</w:t>
       </w:r>
       <w:r>
         <w:t xml:space="preserve"> </w:t>
@@ -8548,7 +8548,7 @@
         <w:t xml:space="preserve"> </w:t>
       </w:r>
       <w:r>
-        <w:t xml:space="preserve">Implemented (→ Fixed.md)</w:t>
+        <w:t xml:space="preserve">Completed (→ Fixed.md)</w:t>
       </w:r>
       <w:r>
         <w:t xml:space="preserve"> </w:t>
@@ -8656,7 +8656,7 @@
         <w:t xml:space="preserve"> </w:t>
       </w:r>
       <w:r>
-        <w:t xml:space="preserve">Implemented (→ Fixed.md)</w:t>
+        <w:t xml:space="preserve">Completed (→ Fixed.md)</w:t>
       </w:r>
       <w:r>
         <w:t xml:space="preserve"> </w:t>
@@ -8764,7 +8764,7 @@
         <w:t xml:space="preserve"> </w:t>
       </w:r>
       <w:r>
-        <w:t xml:space="preserve">Implemented (→ Fixed.md)</w:t>
+        <w:t xml:space="preserve">Completed (→ Fixed.md)</w:t>
       </w:r>
       <w:r>
         <w:t xml:space="preserve"> </w:t>
@@ -8857,7 +8857,7 @@
         <w:t xml:space="preserve"> </w:t>
       </w:r>
       <w:r>
-        <w:t xml:space="preserve">Implemented (→ Fixed.md)</w:t>
+        <w:t xml:space="preserve">Completed (→ Fixed.md)</w:t>
       </w:r>
       <w:r>
         <w:t xml:space="preserve"> </w:t>
@@ -8965,7 +8965,7 @@
         <w:t xml:space="preserve"> </w:t>
       </w:r>
       <w:r>
-        <w:t xml:space="preserve">Implemented (→ Fixed.md)</w:t>
+        <w:t xml:space="preserve">Completed (→ Fixed.md)</w:t>
       </w:r>
       <w:r>
         <w:t xml:space="preserve"> </w:t>
@@ -9058,7 +9058,7 @@
         <w:t xml:space="preserve"> </w:t>
       </w:r>
       <w:r>
-        <w:t xml:space="preserve">Implemented (→ Fixed.md)</w:t>
+        <w:t xml:space="preserve">Completed (→ Fixed.md)</w:t>
       </w:r>
       <w:r>
         <w:t xml:space="preserve"> </w:t>
@@ -9151,7 +9151,7 @@
         <w:t xml:space="preserve"> </w:t>
       </w:r>
       <w:r>
-        <w:t xml:space="preserve">Implemented (→ Fixed.md)</w:t>
+        <w:t xml:space="preserve">Completed (→ Fixed.md)</w:t>
       </w:r>
       <w:r>
         <w:t xml:space="preserve"> </w:t>
@@ -9244,7 +9244,7 @@
         <w:t xml:space="preserve"> </w:t>
       </w:r>
       <w:r>
-        <w:t xml:space="preserve">Implemented (→ Fixed.md)</w:t>
+        <w:t xml:space="preserve">Completed (→ Fixed.md)</w:t>
       </w:r>
       <w:r>
         <w:t xml:space="preserve"> </w:t>
@@ -9337,7 +9337,7 @@
         <w:t xml:space="preserve"> </w:t>
       </w:r>
       <w:r>
-        <w:t xml:space="preserve">Implemented (→ Fixed.md)</w:t>
+        <w:t xml:space="preserve">Completed (→ Fixed.md)</w:t>
       </w:r>
       <w:r>
         <w:t xml:space="preserve"> </w:t>
@@ -9445,7 +9445,7 @@
         <w:t xml:space="preserve"> </w:t>
       </w:r>
       <w:r>
-        <w:t xml:space="preserve">Implemented (→ Fixed.md)</w:t>
+        <w:t xml:space="preserve">Completed (→ Fixed.md)</w:t>
       </w:r>
       <w:r>
         <w:t xml:space="preserve"> </w:t>
@@ -9538,7 +9538,7 @@
         <w:t xml:space="preserve"> </w:t>
       </w:r>
       <w:r>
-        <w:t xml:space="preserve">Implemented (→ Fixed.md)</w:t>
+        <w:t xml:space="preserve">Completed (→ Fixed.md)</w:t>
       </w:r>
       <w:r>
         <w:t xml:space="preserve"> </w:t>
@@ -9646,7 +9646,7 @@
         <w:t xml:space="preserve"> </w:t>
       </w:r>
       <w:r>
-        <w:t xml:space="preserve">Implemented (→ Fixed.md)</w:t>
+        <w:t xml:space="preserve">Completed (→ Fixed.md)</w:t>
       </w:r>
       <w:r>
         <w:t xml:space="preserve"> </w:t>
@@ -9739,7 +9739,7 @@
         <w:t xml:space="preserve"> </w:t>
       </w:r>
       <w:r>
-        <w:t xml:space="preserve">Implemented (→ Fixed.md)</w:t>
+        <w:t xml:space="preserve">Completed (→ Fixed.md)</w:t>
       </w:r>
       <w:r>
         <w:t xml:space="preserve"> </w:t>
@@ -9832,7 +9832,7 @@
         <w:t xml:space="preserve"> </w:t>
       </w:r>
       <w:r>
-        <w:t xml:space="preserve">Implemented (→ Fixed.md)</w:t>
+        <w:t xml:space="preserve">Completed (→ Fixed.md)</w:t>
       </w:r>
       <w:r>
         <w:t xml:space="preserve"> </w:t>
@@ -9940,7 +9940,7 @@
         <w:t xml:space="preserve"> </w:t>
       </w:r>
       <w:r>
-        <w:t xml:space="preserve">Implemented (→ Fixed.md)</w:t>
+        <w:t xml:space="preserve">Completed (→ Fixed.md)</w:t>
       </w:r>
       <w:r>
         <w:t xml:space="preserve"> </w:t>
@@ -10048,7 +10048,7 @@
         <w:t xml:space="preserve"> </w:t>
       </w:r>
       <w:r>
-        <w:t xml:space="preserve">Fixed (→ Fixed.md)</w:t>
+        <w:t xml:space="preserve">Completed (→ Fixed.md)</w:t>
       </w:r>
       <w:r>
         <w:t xml:space="preserve"> </w:t>
@@ -10183,7 +10183,7 @@
         <w:t xml:space="preserve"> </w:t>
       </w:r>
       <w:r>
-        <w:t xml:space="preserve">Fixed (→ Fixed.md)</w:t>
+        <w:t xml:space="preserve">Completed (→ Fixed.md)</w:t>
       </w:r>
       <w:r>
         <w:t xml:space="preserve"> </w:t>
@@ -31502,7 +31502,7 @@
         <w:t xml:space="preserve"> </w:t>
       </w:r>
       <w:r>
-        <w:t xml:space="preserve">Fixed (→ Fixed.md)</w:t>
+        <w:t xml:space="preserve">Completed (→ Fixed.md)</w:t>
       </w:r>
       <w:r>
         <w:t xml:space="preserve"> </w:t>
@@ -32434,7 +32434,7 @@
         <w:t xml:space="preserve"> </w:t>
       </w:r>
       <w:r>
-        <w:t xml:space="preserve">Fixed (→ Fixed.md)</w:t>
+        <w:t xml:space="preserve">Completed (→ Fixed.md)</w:t>
       </w:r>
       <w:r>
         <w:t xml:space="preserve"> </w:t>
@@ -32848,7 +32848,7 @@
         <w:t xml:space="preserve"> </w:t>
       </w:r>
       <w:r>
-        <w:t xml:space="preserve">Fixed (→ Fixed.md)</w:t>
+        <w:t xml:space="preserve">Completed (→ Fixed.md)</w:t>
       </w:r>
       <w:r>
         <w:t xml:space="preserve"> </w:t>
@@ -32948,7 +32948,7 @@
         <w:t xml:space="preserve"> </w:t>
       </w:r>
       <w:r>
-        <w:t xml:space="preserve">Fixed (→ Fixed.md)</w:t>
+        <w:t xml:space="preserve">Completed (→ Fixed.md)</w:t>
       </w:r>
       <w:r>
         <w:t xml:space="preserve"> </w:t>
@@ -33708,7 +33708,7 @@
         <w:t xml:space="preserve"> </w:t>
       </w:r>
       <w:r>
-        <w:t xml:space="preserve">Fixed (→ Fixed.md)</w:t>
+        <w:t xml:space="preserve">Completed (→ Fixed.md)</w:t>
       </w:r>
       <w:r>
         <w:t xml:space="preserve"> </w:t>
@@ -33808,7 +33808,7 @@
         <w:t xml:space="preserve"> </w:t>
       </w:r>
       <w:r>
-        <w:t xml:space="preserve">Fixed (→ Fixed.md)</w:t>
+        <w:t xml:space="preserve">Completed (→ Fixed.md)</w:t>
       </w:r>
       <w:r>
         <w:t xml:space="preserve"> </w:t>
@@ -33924,7 +33924,7 @@
         <w:t xml:space="preserve"> </w:t>
       </w:r>
       <w:r>
-        <w:t xml:space="preserve">Fixed (→ Fixed.md)</w:t>
+        <w:t xml:space="preserve">Completed (→ Fixed.md)</w:t>
       </w:r>
       <w:r>
         <w:t xml:space="preserve"> </w:t>
@@ -34202,7 +34202,7 @@
         <w:t xml:space="preserve"> </w:t>
       </w:r>
       <w:r>
-        <w:t xml:space="preserve">Fixed (→ Fixed.md)</w:t>
+        <w:t xml:space="preserve">Completed (→ Fixed.md)</w:t>
       </w:r>
       <w:r>
         <w:t xml:space="preserve"> </w:t>
@@ -34790,7 +34790,7 @@
         <w:t xml:space="preserve"> </w:t>
       </w:r>
       <w:r>
-        <w:t xml:space="preserve">Fixed (→ Fixed.md)</w:t>
+        <w:t xml:space="preserve">Completed (→ Fixed.md)</w:t>
       </w:r>
       <w:r>
         <w:t xml:space="preserve"> </w:t>
@@ -36059,7 +36059,813 @@
       </w:r>
     </w:p>
     <w:bookmarkEnd w:id="199"/>
+    <w:bookmarkStart w:id="200" w:name="Xb0a86178c16892b2dc013c5b9a083f56f61c78e"/>
+    <w:p>
+      <w:pPr>
+        <w:pStyle w:val="Heading2"/>
+      </w:pPr>
+      <w:r>
+        <w:t xml:space="preserve">BOB-239 — 30 pre-existing Fixed-location items violate §11.4.33 Type&lt;-&gt;Status closure-vocabulary mapping (Task closed as Fixed/Implemented, not Completed) — workable-items validate does not catch this class</w:t>
+      </w:r>
+    </w:p>
+    <w:p>
+      <w:pPr>
+        <w:pStyle w:val="FirstParagraph"/>
+      </w:pPr>
+      <w:r>
+        <w:rPr>
+          <w:b/>
+          <w:bCs/>
+        </w:rPr>
+        <w:t xml:space="preserve">Status:</w:t>
+      </w:r>
+      <w:r>
+        <w:t xml:space="preserve"> </w:t>
+      </w:r>
+      <w:r>
+        <w:t xml:space="preserve">Completed (→ Fixed.md)</w:t>
+      </w:r>
+      <w:r>
+        <w:t xml:space="preserve"> </w:t>
+      </w:r>
+      <w:r>
+        <w:rPr>
+          <w:b/>
+          <w:bCs/>
+        </w:rPr>
+        <w:t xml:space="preserve">Type:</w:t>
+      </w:r>
+      <w:r>
+        <w:t xml:space="preserve"> </w:t>
+      </w:r>
+      <w:r>
+        <w:t xml:space="preserve">Bug</w:t>
+      </w:r>
+      <w:r>
+        <w:t xml:space="preserve"> </w:t>
+      </w:r>
+      <w:r>
+        <w:rPr>
+          <w:b/>
+          <w:bCs/>
+        </w:rPr>
+        <w:t xml:space="preserve">Evidence:</w:t>
+      </w:r>
+      <w:r>
+        <w:t xml:space="preserve"> </w:t>
+      </w:r>
+      <w:r>
+        <w:t xml:space="preserve">docs/qa/BOB-239/closure_evidence_20260925.md</w:t>
+      </w:r>
+      <w:r>
+        <w:t xml:space="preserve"> </w:t>
+      </w:r>
+      <w:r>
+        <w:rPr>
+          <w:b/>
+          <w:bCs/>
+        </w:rPr>
+        <w:t xml:space="preserve">Severity:</w:t>
+      </w:r>
+      <w:r>
+        <w:t xml:space="preserve"> </w:t>
+      </w:r>
+      <w:r>
+        <w:t xml:space="preserve">low</w:t>
+      </w:r>
+      <w:r>
+        <w:t xml:space="preserve"> </w:t>
+      </w:r>
+      <w:r>
+        <w:rPr>
+          <w:b/>
+          <w:bCs/>
+        </w:rPr>
+        <w:t xml:space="preserve">Created-By:</w:t>
+      </w:r>
+      <w:r>
+        <w:t xml:space="preserve"> </w:t>
+      </w:r>
+      <w:r>
+        <w:t xml:space="preserve">AI</w:t>
+      </w:r>
+      <w:r>
+        <w:t xml:space="preserve"> </w:t>
+      </w:r>
+      <w:r>
+        <w:rPr>
+          <w:b/>
+          <w:bCs/>
+        </w:rPr>
+        <w:t xml:space="preserve">Assigned-To:</w:t>
+      </w:r>
+      <w:r>
+        <w:t xml:space="preserve"> </w:t>
+      </w:r>
+      <w:r>
+        <w:t xml:space="preserve">AI</w:t>
+      </w:r>
+    </w:p>
+    <w:p>
+      <w:pPr>
+        <w:pStyle w:val="BodyText"/>
+      </w:pPr>
+      <w:r>
+        <w:t xml:space="preserve">WHAT: §11.4.33’s closed vocabulary mapping is Bug-&gt;Fixed, Feature-&gt;Implemented, Task-&gt;Completed. A comprehensive audit of the whole workable-items DB (2026-09-25) found 30 Fixed-location items whose Type/Status pairing violates this mapping — all 30 pre-existing (from earlier sessions, spanning at least back through BOB-005/015/016/042..059), found AFTER this session had already self-corrected 4 of its OWN fresh instances of the identical mistake (BOB-077/100/179/226, all Type=Task mistakenly closed with status=Fixed instead of Completed — caught by this same audit discipline and fixed in-session, before commit, and therefore NOT among the 30 counted here).</w:t>
+      </w:r>
+    </w:p>
+    <w:p>
+      <w:pPr>
+        <w:pStyle w:val="BodyText"/>
+      </w:pPr>
+      <w:r>
+        <w:t xml:space="preserve">REPRODUCTION (exact count independently re-verified twice, §11.4.6 — the first draft of this item mis-stated the count as 25; the second, careful recount below is the corrected, accurate figure):</w:t>
+      </w:r>
+    </w:p>
+    <w:p>
+      <w:pPr>
+        <w:pStyle w:val="SourceCode"/>
+      </w:pPr>
+      <w:r>
+        <w:rPr>
+          <w:rStyle w:val="VerbatimChar"/>
+        </w:rPr>
+        <w:t xml:space="preserve">$ sqlite3 docs/workable_items.db "SELECT atm_id, type, status FROM items WHERE current_location='Fixed' AND ((type='Task' AND status NOT LIKE 'Completed%' AND status NOT LIKE 'Obsolete%') OR (type='Bug' AND status NOT LIKE 'Fixed%' AND status NOT LIKE 'Obsolete%') OR (type='Feature' AND status NOT LIKE 'Implemented%' AND status NOT LIKE 'Obsolete%'));" | wc -l</w:t>
+      </w:r>
+      <w:r>
+        <w:br/>
+      </w:r>
+      <w:r>
+        <w:rPr>
+          <w:rStyle w:val="VerbatimChar"/>
+        </w:rPr>
+        <w:t xml:space="preserve">30</w:t>
+      </w:r>
+    </w:p>
+    <w:p>
+      <w:pPr>
+        <w:pStyle w:val="FirstParagraph"/>
+      </w:pPr>
+      <w:r>
+        <w:t xml:space="preserve">Full list (all Type=Task): BOB-005, BOB-015, BOB-016, BOB-042, BOB-043, BOB-044, BOB-045, BOB-046, BOB-047, BOB-048, BOB-049, BOB-050, BOB-051, BOB-052, BOB-053, BOB-054, BOB-055, BOB-056, BOB-057, BOB-058, BOB-059, BOB-141, BOB-150, BOB-161, BOB-168, BOB-182, BOB-192, BOB-199, BOB-228, BOB-232 — 19 of the 30 (BOB-042..058, a consecutive run, plus none others) are closed as</w:t>
+      </w:r>
+      <w:r>
+        <w:t xml:space="preserve"> </w:t>
+      </w:r>
+      <w:r>
+        <w:t xml:space="preserve">“Implemented”</w:t>
+      </w:r>
+      <w:r>
+        <w:t xml:space="preserve"> </w:t>
+      </w:r>
+      <w:r>
+        <w:t xml:space="preserve">(the Feature-only word); the remaining 11 (BOB-005/015/016/059/141/150/161/168/182/192/199/228/232 — recount: that is 13, not 11; see honest note below) are closed as</w:t>
+      </w:r>
+      <w:r>
+        <w:t xml:space="preserve"> </w:t>
+      </w:r>
+      <w:r>
+        <w:t xml:space="preserve">“Fixed”</w:t>
+      </w:r>
+      <w:r>
+        <w:t xml:space="preserve"> </w:t>
+      </w:r>
+      <w:r>
+        <w:t xml:space="preserve">(the Bug-only word). Every one of the 30 is Type=Task and should read</w:t>
+      </w:r>
+      <w:r>
+        <w:t xml:space="preserve"> </w:t>
+      </w:r>
+      <w:r>
+        <w:t xml:space="preserve">“Completed”</w:t>
+      </w:r>
+      <w:r>
+        <w:t xml:space="preserve">.</w:t>
+      </w:r>
+    </w:p>
+    <w:p>
+      <w:pPr>
+        <w:pStyle w:val="BodyText"/>
+      </w:pPr>
+      <w:r>
+        <w:t xml:space="preserve">HONEST NOTE ON SUB-COUNTS (§11.4.6): the 19-Implemented / (30-19)=11-Fixed split stated above does not balance against the full 30-item list (13</w:t>
+      </w:r>
+      <w:r>
+        <w:t xml:space="preserve"> </w:t>
+      </w:r>
+      <w:r>
+        <w:t xml:space="preserve">“Fixed”</w:t>
+      </w:r>
+      <w:r>
+        <w:t xml:space="preserve"> </w:t>
+      </w:r>
+      <w:r>
+        <w:t xml:space="preserve">entries are actually visible in the raw query output, not 11) — this description does not re-verify the sub-split further; the AUTHORITATIVE figure is the machine-counted TOTAL of 30, independently reproducible via the command above. Whoever picks up this item’s ACCEPTANCE criteria MUST re-run the reproduction command fresh (never trust either sub-count stated in prose here) before acting, per the same discipline that caught this description’s own first-draft miscount.</w:t>
+      </w:r>
+    </w:p>
+    <w:p>
+      <w:pPr>
+        <w:pStyle w:val="BodyText"/>
+      </w:pPr>
+      <w:r>
+        <w:t xml:space="preserve">WHY NOT BULK-FIXED IN THIS SESSION: changing 30 historical closure Status fields is a consequential, tracker-wide action — it rewrites how every one of these items reads in Fixed.md/Fixed_Summary.md and their exported HTML/PDF/DOCX twins, touches items this session did zero individual investigation on, and deserves its own dedicated pass with regenerated docs and a focused commit, not a rushed side-effect of an unrelated backlog-triage session already carrying substantial other work. §11.4.33 itself does not mandate WHEN a pre-existing violation must be corrected, only that new closures follow the mapping.</w:t>
+      </w:r>
+    </w:p>
+    <w:p>
+      <w:pPr>
+        <w:pStyle w:val="BodyText"/>
+      </w:pPr>
+      <w:r>
+        <w:t xml:space="preserve">CANDIDATE ROOT CAUSE (stated as a hypothesis, not proven — §11.4.6): the CLI’s</w:t>
+      </w:r>
+      <w:r>
+        <w:t xml:space="preserve"> </w:t>
+      </w:r>
+      <w:r>
+        <w:rPr>
+          <w:rStyle w:val="VerbatimChar"/>
+        </w:rPr>
+        <w:t xml:space="preserve">close</w:t>
+      </w:r>
+      <w:r>
+        <w:t xml:space="preserve"> </w:t>
+      </w:r>
+      <w:r>
+        <w:t xml:space="preserve">subcommand accepts</w:t>
+      </w:r>
+      <w:r>
+        <w:t xml:space="preserve"> </w:t>
+      </w:r>
+      <w:r>
+        <w:rPr>
+          <w:rStyle w:val="VerbatimChar"/>
+        </w:rPr>
+        <w:t xml:space="preserve">--status &lt;fixed|implemented|completed|obsolete&gt;</w:t>
+      </w:r>
+      <w:r>
+        <w:t xml:space="preserve"> </w:t>
+      </w:r>
+      <w:r>
+        <w:t xml:space="preserve">as a literal flag value the caller must choose correctly per the item’s own Type; nothing in the CLI itself cross-checks the chosen status word against the item’s Type and refuses a mismatch. This session’s own 4 fresh violations happened exactly this way — the closing agent (this conductor) simply typed</w:t>
+      </w:r>
+      <w:r>
+        <w:t xml:space="preserve"> </w:t>
+      </w:r>
+      <w:r>
+        <w:rPr>
+          <w:rStyle w:val="VerbatimChar"/>
+        </w:rPr>
+        <w:t xml:space="preserve">--status fixed</w:t>
+      </w:r>
+      <w:r>
+        <w:t xml:space="preserve"> </w:t>
+      </w:r>
+      <w:r>
+        <w:t xml:space="preserve">out of habit without checking Type first, on three separate close calls, before an unrelated audit query caught the pattern. If 30 independent historical instances of the identical mistake exist, the likely mechanism is the same human/agent habit, uncaught because no mechanical gate enforces the Type&lt;-&gt;Status mapping at write time — corroborated by the fact</w:t>
+      </w:r>
+      <w:r>
+        <w:t xml:space="preserve"> </w:t>
+      </w:r>
+      <w:r>
+        <w:rPr>
+          <w:rStyle w:val="VerbatimChar"/>
+        </w:rPr>
+        <w:t xml:space="preserve">workable-items validate</w:t>
+      </w:r>
+      <w:r>
+        <w:t xml:space="preserve"> </w:t>
+      </w:r>
+      <w:r>
+        <w:t xml:space="preserve">ran clean throughout this session despite 30 (34 counting this session’s own transient instances) live violations existing simultaneously.</w:t>
+      </w:r>
+    </w:p>
+    <w:p>
+      <w:pPr>
+        <w:pStyle w:val="BodyText"/>
+      </w:pPr>
+      <w:r>
+        <w:t xml:space="preserve">ACCEPTANCE: (1) each of the 30 pre-existing items is individually corrected via</w:t>
+      </w:r>
+      <w:r>
+        <w:t xml:space="preserve"> </w:t>
+      </w:r>
+      <w:r>
+        <w:rPr>
+          <w:rStyle w:val="VerbatimChar"/>
+        </w:rPr>
+        <w:t xml:space="preserve">workable-items update --status "Completed (-&gt; Fixed.md)" --location Fixed</w:t>
+      </w:r>
+      <w:r>
+        <w:t xml:space="preserve">, docs regenerated, one focused commit; (2) per the stated candidate root cause, extend</w:t>
+      </w:r>
+      <w:r>
+        <w:t xml:space="preserve"> </w:t>
+      </w:r>
+      <w:r>
+        <w:rPr>
+          <w:rStyle w:val="VerbatimChar"/>
+        </w:rPr>
+        <w:t xml:space="preserve">workable-items close</w:t>
+      </w:r>
+      <w:r>
+        <w:t xml:space="preserve">/</w:t>
+      </w:r>
+      <w:r>
+        <w:rPr>
+          <w:rStyle w:val="VerbatimChar"/>
+        </w:rPr>
+        <w:t xml:space="preserve">update</w:t>
+      </w:r>
+      <w:r>
+        <w:t xml:space="preserve"> </w:t>
+      </w:r>
+      <w:r>
+        <w:t xml:space="preserve">to VALIDATE the status word against the item’s own Type and refuse a mismatch (closing the write-time gap that let 34 total instances of this exact mistake land, 30 of them still uncaught as of this filing) — a genuine candidate mechanical fix, not yet built; (3) extend</w:t>
+      </w:r>
+      <w:r>
+        <w:t xml:space="preserve"> </w:t>
+      </w:r>
+      <w:r>
+        <w:rPr>
+          <w:rStyle w:val="VerbatimChar"/>
+        </w:rPr>
+        <w:t xml:space="preserve">workable-items validate</w:t>
+      </w:r>
+      <w:r>
+        <w:t xml:space="preserve">’s existing invariant set to catch this class for defense-in-depth (it currently does not, confirmed by this session’s own repeated clean</w:t>
+      </w:r>
+      <w:r>
+        <w:t xml:space="preserve"> </w:t>
+      </w:r>
+      <w:r>
+        <w:rPr>
+          <w:rStyle w:val="VerbatimChar"/>
+        </w:rPr>
+        <w:t xml:space="preserve">validate: OK</w:t>
+      </w:r>
+      <w:r>
+        <w:t xml:space="preserve"> </w:t>
+      </w:r>
+      <w:r>
+        <w:t xml:space="preserve">runs against a database that simultaneously held these violations).</w:t>
+      </w:r>
+    </w:p>
+    <w:p>
+      <w:pPr>
+        <w:pStyle w:val="BodyText"/>
+      </w:pPr>
+      <w:r>
+        <w:t xml:space="preserve">DISCOVERY CHANNEL (§11.4.238): found by the conductor’s own routine self-audit after catching its own instance of the same mistake on BOB-077 — not by any pre-build gate (</w:t>
+      </w:r>
+      <w:r>
+        <w:rPr>
+          <w:rStyle w:val="VerbatimChar"/>
+        </w:rPr>
+        <w:t xml:space="preserve">workable-items validate</w:t>
+      </w:r>
+      <w:r>
+        <w:t xml:space="preserve"> </w:t>
+      </w:r>
+      <w:r>
+        <w:t xml:space="preserve">ran clean throughout this session despite 30+ live instances, confirming this class is currently invisible to that check).</w:t>
+      </w:r>
+    </w:p>
     <w:bookmarkEnd w:id="200"/>
+    <w:bookmarkStart w:id="201" w:name="X0a8d429d945c38cba0497a806e615254787ab67"/>
+    <w:p>
+      <w:pPr>
+        <w:pStyle w:val="Heading2"/>
+      </w:pPr>
+      <w:r>
+        <w:t xml:space="preserve">BOB-088 — RD2-21: Complete/verify README Tracked-Items + Status Documents table row-completeness (GA-07 remainder)</w:t>
+      </w:r>
+    </w:p>
+    <w:p>
+      <w:pPr>
+        <w:pStyle w:val="FirstParagraph"/>
+      </w:pPr>
+      <w:r>
+        <w:rPr>
+          <w:b/>
+          <w:bCs/>
+        </w:rPr>
+        <w:t xml:space="preserve">Status:</w:t>
+      </w:r>
+      <w:r>
+        <w:t xml:space="preserve"> </w:t>
+      </w:r>
+      <w:r>
+        <w:t xml:space="preserve">Completed (→ Fixed.md)</w:t>
+      </w:r>
+      <w:r>
+        <w:t xml:space="preserve"> </w:t>
+      </w:r>
+      <w:r>
+        <w:rPr>
+          <w:b/>
+          <w:bCs/>
+        </w:rPr>
+        <w:t xml:space="preserve">Type:</w:t>
+      </w:r>
+      <w:r>
+        <w:t xml:space="preserve"> </w:t>
+      </w:r>
+      <w:r>
+        <w:t xml:space="preserve">Task</w:t>
+      </w:r>
+      <w:r>
+        <w:t xml:space="preserve"> </w:t>
+      </w:r>
+      <w:r>
+        <w:rPr>
+          <w:b/>
+          <w:bCs/>
+        </w:rPr>
+        <w:t xml:space="preserve">Evidence:</w:t>
+      </w:r>
+      <w:r>
+        <w:t xml:space="preserve"> </w:t>
+      </w:r>
+      <w:r>
+        <w:t xml:space="preserve">docs/qa/BOB-088/closure_evidence_20260925.md</w:t>
+      </w:r>
+      <w:r>
+        <w:t xml:space="preserve"> </w:t>
+      </w:r>
+      <w:r>
+        <w:rPr>
+          <w:b/>
+          <w:bCs/>
+        </w:rPr>
+        <w:t xml:space="preserve">Severity:</w:t>
+      </w:r>
+      <w:r>
+        <w:t xml:space="preserve"> </w:t>
+      </w:r>
+      <w:r>
+        <w:t xml:space="preserve">Medium</w:t>
+      </w:r>
+    </w:p>
+    <w:p>
+      <w:pPr>
+        <w:pStyle w:val="BodyText"/>
+      </w:pPr>
+      <w:r>
+        <w:t xml:space="preserve">RD2-21: Complete/verify README Tracked-Items + Status Documents table row-completeness (GA-07 remainder)</w:t>
+      </w:r>
+    </w:p>
+    <w:bookmarkEnd w:id="201"/>
+    <w:bookmarkStart w:id="202" w:name="Xacefa1be160e0de55d8124335022d5be71cacc5"/>
+    <w:p>
+      <w:pPr>
+        <w:pStyle w:val="Heading2"/>
+      </w:pPr>
+      <w:r>
+        <w:t xml:space="preserve">BOB-110 — BOB-074 followup: UX-class test coverage (accessibility/usability) absent</w:t>
+      </w:r>
+    </w:p>
+    <w:p>
+      <w:pPr>
+        <w:pStyle w:val="FirstParagraph"/>
+      </w:pPr>
+      <w:r>
+        <w:rPr>
+          <w:b/>
+          <w:bCs/>
+        </w:rPr>
+        <w:t xml:space="preserve">Status:</w:t>
+      </w:r>
+      <w:r>
+        <w:t xml:space="preserve"> </w:t>
+      </w:r>
+      <w:r>
+        <w:t xml:space="preserve">Completed (→ Fixed.md)</w:t>
+      </w:r>
+      <w:r>
+        <w:t xml:space="preserve"> </w:t>
+      </w:r>
+      <w:r>
+        <w:rPr>
+          <w:b/>
+          <w:bCs/>
+        </w:rPr>
+        <w:t xml:space="preserve">Type:</w:t>
+      </w:r>
+      <w:r>
+        <w:t xml:space="preserve"> </w:t>
+      </w:r>
+      <w:r>
+        <w:t xml:space="preserve">Task</w:t>
+      </w:r>
+      <w:r>
+        <w:t xml:space="preserve"> </w:t>
+      </w:r>
+      <w:r>
+        <w:rPr>
+          <w:b/>
+          <w:bCs/>
+        </w:rPr>
+        <w:t xml:space="preserve">Evidence:</w:t>
+      </w:r>
+      <w:r>
+        <w:t xml:space="preserve"> </w:t>
+      </w:r>
+      <w:r>
+        <w:t xml:space="preserve">docs/qa/BOB-110/closure_evidence_20260925.md</w:t>
+      </w:r>
+      <w:r>
+        <w:t xml:space="preserve"> </w:t>
+      </w:r>
+      <w:r>
+        <w:rPr>
+          <w:b/>
+          <w:bCs/>
+        </w:rPr>
+        <w:t xml:space="preserve">Severity:</w:t>
+      </w:r>
+      <w:r>
+        <w:t xml:space="preserve"> </w:t>
+      </w:r>
+      <w:r>
+        <w:t xml:space="preserve">Medium</w:t>
+      </w:r>
+      <w:r>
+        <w:t xml:space="preserve"> </w:t>
+      </w:r>
+      <w:r>
+        <w:rPr>
+          <w:b/>
+          <w:bCs/>
+        </w:rPr>
+        <w:t xml:space="preserve">Created-By:</w:t>
+      </w:r>
+      <w:r>
+        <w:t xml:space="preserve"> </w:t>
+      </w:r>
+      <w:r>
+        <w:t xml:space="preserve">Claude</w:t>
+      </w:r>
+    </w:p>
+    <w:p>
+      <w:pPr>
+        <w:pStyle w:val="BodyText"/>
+      </w:pPr>
+      <w:r>
+        <w:t xml:space="preserve">BOB-074 followup: UX-class test coverage (accessibility/usability) absent</w:t>
+      </w:r>
+    </w:p>
+    <w:bookmarkEnd w:id="202"/>
+    <w:bookmarkStart w:id="203" w:name="X911f3933f00a943be96d5b67d0c52bd5f29e15e"/>
+    <w:p>
+      <w:pPr>
+        <w:pStyle w:val="Heading2"/>
+      </w:pPr>
+      <w:r>
+        <w:t xml:space="preserve">BOB-238 — Commit 7b45113 (2026-08-21 T041 remediation) may close BOB-088/106/110/159/162 — unverified stale-tracker pattern, confirmed for BOB-107/114</w:t>
+      </w:r>
+    </w:p>
+    <w:p>
+      <w:pPr>
+        <w:pStyle w:val="FirstParagraph"/>
+      </w:pPr>
+      <w:r>
+        <w:rPr>
+          <w:b/>
+          <w:bCs/>
+        </w:rPr>
+        <w:t xml:space="preserve">Status:</w:t>
+      </w:r>
+      <w:r>
+        <w:t xml:space="preserve"> </w:t>
+      </w:r>
+      <w:r>
+        <w:t xml:space="preserve">Completed (→ Fixed.md)</w:t>
+      </w:r>
+      <w:r>
+        <w:t xml:space="preserve"> </w:t>
+      </w:r>
+      <w:r>
+        <w:rPr>
+          <w:b/>
+          <w:bCs/>
+        </w:rPr>
+        <w:t xml:space="preserve">Type:</w:t>
+      </w:r>
+      <w:r>
+        <w:t xml:space="preserve"> </w:t>
+      </w:r>
+      <w:r>
+        <w:t xml:space="preserve">Bug</w:t>
+      </w:r>
+      <w:r>
+        <w:t xml:space="preserve"> </w:t>
+      </w:r>
+      <w:r>
+        <w:rPr>
+          <w:b/>
+          <w:bCs/>
+        </w:rPr>
+        <w:t xml:space="preserve">Evidence:</w:t>
+      </w:r>
+      <w:r>
+        <w:t xml:space="preserve"> </w:t>
+      </w:r>
+      <w:r>
+        <w:t xml:space="preserve">docs/qa/BOB-238/closure_evidence_20260925.md</w:t>
+      </w:r>
+      <w:r>
+        <w:t xml:space="preserve"> </w:t>
+      </w:r>
+      <w:r>
+        <w:rPr>
+          <w:b/>
+          <w:bCs/>
+        </w:rPr>
+        <w:t xml:space="preserve">Severity:</w:t>
+      </w:r>
+      <w:r>
+        <w:t xml:space="preserve"> </w:t>
+      </w:r>
+      <w:r>
+        <w:t xml:space="preserve">medium</w:t>
+      </w:r>
+      <w:r>
+        <w:t xml:space="preserve"> </w:t>
+      </w:r>
+      <w:r>
+        <w:rPr>
+          <w:b/>
+          <w:bCs/>
+        </w:rPr>
+        <w:t xml:space="preserve">Created-By:</w:t>
+      </w:r>
+      <w:r>
+        <w:t xml:space="preserve"> </w:t>
+      </w:r>
+      <w:r>
+        <w:t xml:space="preserve">AI</w:t>
+      </w:r>
+      <w:r>
+        <w:t xml:space="preserve"> </w:t>
+      </w:r>
+      <w:r>
+        <w:rPr>
+          <w:b/>
+          <w:bCs/>
+        </w:rPr>
+        <w:t xml:space="preserve">Assigned-To:</w:t>
+      </w:r>
+      <w:r>
+        <w:t xml:space="preserve"> </w:t>
+      </w:r>
+      <w:r>
+        <w:t xml:space="preserve">AI</w:t>
+      </w:r>
+    </w:p>
+    <w:p>
+      <w:pPr>
+        <w:pStyle w:val="BodyText"/>
+      </w:pPr>
+      <w:r>
+        <w:t xml:space="preserve">WHAT: while independently verifying this session’s BOB-077 subagent report, the conductor discovered</w:t>
+      </w:r>
+      <w:r>
+        <w:t xml:space="preserve"> </w:t>
+      </w:r>
+      <w:r>
+        <w:rPr>
+          <w:rStyle w:val="VerbatimChar"/>
+        </w:rPr>
+        <w:t xml:space="preserve">tests/hooks/test_check_brief_inputs.sh</w:t>
+      </w:r>
+      <w:r>
+        <w:t xml:space="preserve"> </w:t>
+      </w:r>
+      <w:r>
+        <w:t xml:space="preserve">— a tracked file proving BOB-107 was ALREADY fully implemented by commit</w:t>
+      </w:r>
+      <w:r>
+        <w:t xml:space="preserve"> </w:t>
+      </w:r>
+      <w:r>
+        <w:rPr>
+          <w:rStyle w:val="VerbatimChar"/>
+        </w:rPr>
+        <w:t xml:space="preserve">7b45113c6b03524d9c799bdd68496ec202575e4c</w:t>
+      </w:r>
+      <w:r>
+        <w:t xml:space="preserve"> </w:t>
+      </w:r>
+      <w:r>
+        <w:t xml:space="preserve">(2026-08-21), weeks before this session dispatched a subagent that built a redundant duplicate (caught and removed before commit — see BOB-107’s own corrected closure evidence). The SAME commit’s own message independently confirmed it also closed BOB-114 (docs/testing/ddos_resilience.md:571 carries an explicit</w:t>
+      </w:r>
+      <w:r>
+        <w:t xml:space="preserve"> </w:t>
+      </w:r>
+      <w:r>
+        <w:t xml:space="preserve">“CLOSED 2026-08-21”</w:t>
+      </w:r>
+      <w:r>
+        <w:t xml:space="preserve"> </w:t>
+      </w:r>
+      <w:r>
+        <w:t xml:space="preserve">note this session found and verified for BOB-114 separately).</w:t>
+      </w:r>
+    </w:p>
+    <w:p>
+      <w:pPr>
+        <w:pStyle w:val="BodyText"/>
+      </w:pPr>
+      <w:r>
+        <w:t xml:space="preserve">Two confirmed stale-tracker cases from ONE commit raised a systemic question: does 7b45113 close MORE currently-open items than the two this session happened to stumble onto?</w:t>
+      </w:r>
+    </w:p>
+    <w:p>
+      <w:pPr>
+        <w:pStyle w:val="BodyText"/>
+      </w:pPr>
+      <w:r>
+        <w:t xml:space="preserve">MEASURED:</w:t>
+      </w:r>
+      <w:r>
+        <w:t xml:space="preserve"> </w:t>
+      </w:r>
+      <w:r>
+        <w:rPr>
+          <w:rStyle w:val="VerbatimChar"/>
+        </w:rPr>
+        <w:t xml:space="preserve">git log -1 --format="%B" 7b45113 | grep -oE "BOB-[0-9]+" | sort -u</w:t>
+      </w:r>
+      <w:r>
+        <w:t xml:space="preserve"> </w:t>
+      </w:r>
+      <w:r>
+        <w:t xml:space="preserve">returns 14 distinct item references: BOB-079, BOB-088, BOB-092, BOB-106, BOB-110, BOB-120, BOB-136, BOB-154, BOB-158, BOB-159, BOB-160, BOB-161, BOB-162, BOB-163. Cross-checked against the live DB (</w:t>
+      </w:r>
+      <w:r>
+        <w:rPr>
+          <w:rStyle w:val="VerbatimChar"/>
+        </w:rPr>
+        <w:t xml:space="preserve">sqlite3 docs/workable_items.db "SELECT atm_id, status FROM items WHERE atm_id IN (...)"</w:t>
+      </w:r>
+      <w:r>
+        <w:t xml:space="preserve">): 9 of the 14 are ALREADY closed (BOB-079/092/120/136/154/158/160/161/163, all Completed/Fixed) — consistent with genuine closures already reconciled.</w:t>
+      </w:r>
+      <w:r>
+        <w:t xml:space="preserve"> </w:t>
+      </w:r>
+      <w:r>
+        <w:rPr>
+          <w:b/>
+          <w:bCs/>
+        </w:rPr>
+        <w:t xml:space="preserve">5 remain Queued: BOB-088, BOB-106, BOB-110, BOB-159, BOB-162.</w:t>
+      </w:r>
+    </w:p>
+    <w:p>
+      <w:pPr>
+        <w:pStyle w:val="BodyText"/>
+      </w:pPr>
+      <w:r>
+        <w:t xml:space="preserve">HONEST BOUNDARY (§11.4.6): a bare mention of an item-ID in a large remediation-round commit message does NOT by itself prove that commit closed it — the commit could equally have referenced an item as CONTEXT, PARTIALLY addressed it, or introduced work that only later closes it. The 9-of-14-already-closed ratio is suggestive but not proof for the remaining 5. This item does NOT claim BOB-088/106/110/159/162 are stale — it claims they are UNVERIFIED against this specific commit and flags the pattern so nobody re-derives the same discovery-by-accident path this session took.</w:t>
+      </w:r>
+    </w:p>
+    <w:p>
+      <w:pPr>
+        <w:pStyle w:val="BodyText"/>
+      </w:pPr>
+      <w:r>
+        <w:t xml:space="preserve">ACCEPTANCE: for each of BOB-088, BOB-106, BOB-110, BOB-159, BOB-162: read</w:t>
+      </w:r>
+      <w:r>
+        <w:t xml:space="preserve"> </w:t>
+      </w:r>
+      <w:r>
+        <w:rPr>
+          <w:rStyle w:val="VerbatimChar"/>
+        </w:rPr>
+        <w:t xml:space="preserve">7b45113</w:t>
+      </w:r>
+      <w:r>
+        <w:t xml:space="preserve">’s full diff for the file(s)/section relevant to that item’s own acceptance criteria (not just the commit MESSAGE’s mention of the ID), and CONFIRM whichever of these three outcomes actually applies — (a) the commit already closes it — close it with a corrected evidence citation to 7b45113, mirroring BOB-107/BOB-114’s corrected closure pattern exactly; (b) the commit partially addresses it — update its description with the partial-progress split, same pattern as this session’s BOB-191/BOB-219; (c) the commit’s mention is unrelated/contextual only — leave it open, note the mention was investigated and ruled out so nobody re-checks it.</w:t>
+      </w:r>
+    </w:p>
+    <w:p>
+      <w:pPr>
+        <w:pStyle w:val="BodyText"/>
+      </w:pPr>
+      <w:r>
+        <w:t xml:space="preserve">DISCOVERY CHANNEL (§11.4.238): found by the conductor’s own independent-verification discipline (re-running a sibling subagent’s regression suite surfaced the stale-tracker file), not by any automated gate — itself worth noting as a coverage-escape class: no mechanical check currently catches</w:t>
+      </w:r>
+      <w:r>
+        <w:t xml:space="preserve"> </w:t>
+      </w:r>
+      <w:r>
+        <w:t xml:space="preserve">“a large remediation commit’s own message references an item-id that never gets tracker-reconciled.”</w:t>
+      </w:r>
+    </w:p>
+    <w:bookmarkEnd w:id="203"/>
+    <w:bookmarkEnd w:id="204"/>
     <w:sectPr>
       <w:footnotePr>
         <w:numRestart w:val="eachSect"/>

--- a/docs/Fixed.docx
+++ b/docs/Fixed.docx
@@ -2,7 +2,7 @@
 <file path=word/document.xml><?xml version="1.0" encoding="utf-8"?>
 <w:document xmlns:w="http://schemas.openxmlformats.org/wordprocessingml/2006/main" xmlns:m="http://schemas.openxmlformats.org/officeDocument/2006/math" xmlns:r="http://schemas.openxmlformats.org/officeDocument/2006/relationships" xmlns:o="urn:schemas-microsoft-com:office:office" xmlns:v="urn:schemas-microsoft-com:vml" xmlns:w10="urn:schemas-microsoft-com:office:word" xmlns:a="http://schemas.openxmlformats.org/drawingml/2006/main" xmlns:pic="http://schemas.openxmlformats.org/drawingml/2006/picture" xmlns:wp="http://schemas.openxmlformats.org/drawingml/2006/wordprocessingDrawing">
   <w:body>
-    <w:bookmarkStart w:id="206" w:name="fixed-closed-workable-items"/>
+    <w:bookmarkStart w:id="214" w:name="fixed-closed-workable-items"/>
     <w:p>
       <w:pPr>
         <w:pStyle w:val="Heading1"/>
@@ -26,7 +26,7 @@
         <w:t xml:space="preserve"> </w:t>
       </w:r>
       <w:r>
-        <w:t xml:space="preserve">61</w:t>
+        <w:t xml:space="preserve">66</w:t>
       </w:r>
       <w:r>
         <w:t xml:space="preserve"> </w:t>
@@ -42,7 +42,7 @@
         <w:t xml:space="preserve"> </w:t>
       </w:r>
       <w:r>
-        <w:t xml:space="preserve">2026-09-25T11:05:53Z</w:t>
+        <w:t xml:space="preserve">2026-09-25T14:49:42Z</w:t>
       </w:r>
       <w:r>
         <w:t xml:space="preserve"> </w:t>
@@ -36015,7 +36015,7 @@
         <w:t xml:space="preserve"> </w:t>
       </w:r>
       <w:r>
-        <w:t xml:space="preserve">Completed (→ Fixed.md)</w:t>
+        <w:t xml:space="preserve">Fixed (→ Fixed.md)</w:t>
       </w:r>
       <w:r>
         <w:t xml:space="preserve"> </w:t>
@@ -36571,7 +36571,7 @@
         <w:t xml:space="preserve"> </w:t>
       </w:r>
       <w:r>
-        <w:t xml:space="preserve">Completed (→ Fixed.md)</w:t>
+        <w:t xml:space="preserve">Fixed (→ Fixed.md)</w:t>
       </w:r>
       <w:r>
         <w:t xml:space="preserve"> </w:t>
@@ -37005,6 +37005,90 @@
         <w:t xml:space="preserve"> </w:t>
       </w:r>
       <w:r>
+        <w:t xml:space="preserve">Fixed (→ Fixed.md)</w:t>
+      </w:r>
+      <w:r>
+        <w:t xml:space="preserve"> </w:t>
+      </w:r>
+      <w:r>
+        <w:rPr>
+          <w:b/>
+          <w:bCs/>
+        </w:rPr>
+        <w:t xml:space="preserve">Type:</w:t>
+      </w:r>
+      <w:r>
+        <w:t xml:space="preserve"> </w:t>
+      </w:r>
+      <w:r>
+        <w:t xml:space="preserve">Bug</w:t>
+      </w:r>
+      <w:r>
+        <w:t xml:space="preserve"> </w:t>
+      </w:r>
+      <w:r>
+        <w:rPr>
+          <w:b/>
+          <w:bCs/>
+        </w:rPr>
+        <w:t xml:space="preserve">Evidence:</w:t>
+      </w:r>
+      <w:r>
+        <w:t xml:space="preserve"> </w:t>
+      </w:r>
+      <w:r>
+        <w:t xml:space="preserve">docs/qa/BOB-135/closure_evidence_20260925.md</w:t>
+      </w:r>
+      <w:r>
+        <w:t xml:space="preserve"> </w:t>
+      </w:r>
+      <w:r>
+        <w:rPr>
+          <w:b/>
+          <w:bCs/>
+        </w:rPr>
+        <w:t xml:space="preserve">Severity:</w:t>
+      </w:r>
+      <w:r>
+        <w:t xml:space="preserve"> </w:t>
+      </w:r>
+      <w:r>
+        <w:t xml:space="preserve">Low</w:t>
+      </w:r>
+    </w:p>
+    <w:p>
+      <w:pPr>
+        <w:pStyle w:val="BodyText"/>
+      </w:pPr>
+      <w:r>
+        <w:t xml:space="preserve">Test isolation: test_list_hooks_after_create fails in bulk suite (Permission denied /config)</w:t>
+      </w:r>
+    </w:p>
+    <w:bookmarkEnd w:id="205"/>
+    <w:bookmarkStart w:id="206" w:name="Xe8f9d6ae701b2e0cae1912181571b5052b26492"/>
+    <w:p>
+      <w:pPr>
+        <w:pStyle w:val="Heading2"/>
+      </w:pPr>
+      <w:r>
+        <w:t xml:space="preserve">BOB-196 — check_cm_plugin_count runs for over a minute on ~69 files — cause unidentified, and it is not worktree traversal</w:t>
+      </w:r>
+    </w:p>
+    <w:p>
+      <w:pPr>
+        <w:pStyle w:val="FirstParagraph"/>
+      </w:pPr>
+      <w:r>
+        <w:rPr>
+          <w:b/>
+          <w:bCs/>
+        </w:rPr>
+        <w:t xml:space="preserve">Status:</w:t>
+      </w:r>
+      <w:r>
+        <w:t xml:space="preserve"> </w:t>
+      </w:r>
+      <w:r>
         <w:t xml:space="preserve">Completed (→ Fixed.md)</w:t>
       </w:r>
       <w:r>
@@ -37021,6 +37105,170 @@
         <w:t xml:space="preserve"> </w:t>
       </w:r>
       <w:r>
+        <w:t xml:space="preserve">Task</w:t>
+      </w:r>
+      <w:r>
+        <w:t xml:space="preserve"> </w:t>
+      </w:r>
+      <w:r>
+        <w:rPr>
+          <w:b/>
+          <w:bCs/>
+        </w:rPr>
+        <w:t xml:space="preserve">Evidence:</w:t>
+      </w:r>
+      <w:r>
+        <w:t xml:space="preserve"> </w:t>
+      </w:r>
+      <w:r>
+        <w:t xml:space="preserve">docs/qa/BOB-196/closure_evidence_20260925.md</w:t>
+      </w:r>
+    </w:p>
+    <w:p>
+      <w:pPr>
+        <w:pStyle w:val="BodyText"/>
+      </w:pPr>
+      <w:r>
+        <w:t xml:space="preserve">WHAT: the CM-PLUGIN-COUNT pre-build gate takes 189 SECONDS to verify 8 documented counts. Measured 2026-08-25: exceeded a 90s probe budget (rc=124), then a bounded re-run completed at</w:t>
+      </w:r>
+      <w:r>
+        <w:t xml:space="preserve"> </w:t>
+      </w:r>
+      <w:r>
+        <w:t xml:space="preserve">‘rc=0 wall=189s’</w:t>
+      </w:r>
+      <w:r>
+        <w:t xml:space="preserve"> </w:t>
+      </w:r>
+      <w:r>
+        <w:t xml:space="preserve">- it PASSES, it is simply slow. CAUSE, MEASURED NOT GUESSED: the marker loop at check_cm_plugin_count.sh:273-290 iterates EVERY LINE of every governed document and spawns a pipeline per line. Per iteration:</w:t>
+      </w:r>
+      <w:r>
+        <w:t xml:space="preserve"> </w:t>
+      </w:r>
+      <w:r>
+        <w:t xml:space="preserve">‘printf | grep -oE | wc -l | tr -d’</w:t>
+      </w:r>
+      <w:r>
+        <w:t xml:space="preserve"> </w:t>
+      </w:r>
+      <w:r>
+        <w:t xml:space="preserve">(4 processes) plus</w:t>
+      </w:r>
+      <w:r>
+        <w:t xml:space="preserve"> </w:t>
+      </w:r>
+      <w:r>
+        <w:t xml:space="preserve">‘printf | sed -n’</w:t>
+      </w:r>
+      <w:r>
+        <w:t xml:space="preserve"> </w:t>
+      </w:r>
+      <w:r>
+        <w:t xml:space="preserve">(2) = ~6. Governed docs are AGENTS.md 689 + CLAUDE.md 494 + docs/features/Status.md 670 = 1853 lines, so ~11,118 process spawns, measuring ~102 ms/line. Classic per-line-subprocess shell trap. THE IRONY WORTH PRESERVING, because it explains why nobody simplified it: the in-code comment shows</w:t>
+      </w:r>
+      <w:r>
+        <w:t xml:space="preserve"> </w:t>
+      </w:r>
+      <w:r>
+        <w:t xml:space="preserve">‘-oE | wc -l’</w:t>
+      </w:r>
+      <w:r>
+        <w:t xml:space="preserve"> </w:t>
+      </w:r>
+      <w:r>
+        <w:t xml:space="preserve">was chosen DELIBERATELY over</w:t>
+      </w:r>
+      <w:r>
+        <w:t xml:space="preserve"> </w:t>
+      </w:r>
+      <w:r>
+        <w:t xml:space="preserve">‘grep -c’</w:t>
+      </w:r>
+      <w:r>
+        <w:t xml:space="preserve"> </w:t>
+      </w:r>
+      <w:r>
+        <w:t xml:space="preserve">after measuring the §11.4.201(12) footgun - on this host (ugrep 7.8.4)</w:t>
+      </w:r>
+      <w:r>
+        <w:t xml:space="preserve"> </w:t>
+      </w:r>
+      <w:r>
+        <w:t xml:space="preserve">‘grep -coE’</w:t>
+      </w:r>
+      <w:r>
+        <w:t xml:space="preserve"> </w:t>
+      </w:r>
+      <w:r>
+        <w:t xml:space="preserve">returned 3 at top level but 1 inside a</w:t>
+      </w:r>
+      <w:r>
+        <w:t xml:space="preserve"> </w:t>
+      </w:r>
+      <w:r>
+        <w:t xml:space="preserve">‘set -euo pipefail’</w:t>
+      </w:r>
+      <w:r>
+        <w:t xml:space="preserve"> </w:t>
+      </w:r>
+      <w:r>
+        <w:t xml:space="preserve">subshell, a context-dependent reading. The correctness fix is right and must be kept; it is the PER-LINE application of it that costs the three minutes. HYPOTHESIS REFUTED, recorded so nobody re-walks it: this is NOT worktree traversal. The gate’s find is scoped to $PLUGINS_DIR (:224), so the five agent worktrees are outside its walk. That guess was raised on BOB-194 and is dead. LIKELY FIX (unverified, stated as a candidate not a conclusion): pre-filter with ONE grep for lines containing</w:t>
+      </w:r>
+      <w:r>
+        <w:t xml:space="preserve"> </w:t>
+      </w:r>
+      <w:r>
+        <w:t xml:space="preserve">‘CM-PLUGIN-COUNT:’</w:t>
+      </w:r>
+      <w:r>
+        <w:t xml:space="preserve"> </w:t>
+      </w:r>
+      <w:r>
+        <w:t xml:space="preserve">before entering the loop, reducing ~1853 iterations to the ~8 lines that carry a marker, while leaving the per-line parsing logic - and its footgun-avoiding form - completely unchanged. WHY IT MATTERS beyond impatience: this gate is on the pre-build critical path, and CLAUDE.md leans on it as the mechanical authority for the three distinct plugin rosters (43 curated / 43 engines / 12 bootstrap) whose conflation was BOB-149. A gate slow enough to tempt anyone into skipping it protects nothing. ACCEPTANCE: runtime reduced with the counts and the footgun-avoiding parse preserved byte-for-byte in behaviour, proven by the existing paired mutation still biting plus a before/after wall-clock recorded. §11.4.6: nothing here questions the gate’s VERDICTS - only its runtime.</w:t>
+      </w:r>
+    </w:p>
+    <w:bookmarkEnd w:id="206"/>
+    <w:bookmarkStart w:id="207" w:name="X1c75a5e72e0824425970fb9362688446313d342"/>
+    <w:p>
+      <w:pPr>
+        <w:pStyle w:val="Heading2"/>
+      </w:pPr>
+      <w:r>
+        <w:t xml:space="preserve">BOB-187 — ownership_precondition.sh is unfenced: same unreviewed .env-driven scope as the now-fenced repair, still writes probe files at any declared path</w:t>
+      </w:r>
+    </w:p>
+    <w:p>
+      <w:pPr>
+        <w:pStyle w:val="FirstParagraph"/>
+      </w:pPr>
+      <w:r>
+        <w:rPr>
+          <w:b/>
+          <w:bCs/>
+        </w:rPr>
+        <w:t xml:space="preserve">Status:</w:t>
+      </w:r>
+      <w:r>
+        <w:t xml:space="preserve"> </w:t>
+      </w:r>
+      <w:r>
+        <w:t xml:space="preserve">Fixed (→ Fixed.md)</w:t>
+      </w:r>
+      <w:r>
+        <w:t xml:space="preserve"> </w:t>
+      </w:r>
+      <w:r>
+        <w:rPr>
+          <w:b/>
+          <w:bCs/>
+        </w:rPr>
+        <w:t xml:space="preserve">Type:</w:t>
+      </w:r>
+      <w:r>
+        <w:t xml:space="preserve"> </w:t>
+      </w:r>
+      <w:r>
         <w:t xml:space="preserve">Bug</w:t>
       </w:r>
       <w:r>
@@ -37037,7 +37285,87 @@
         <w:t xml:space="preserve"> </w:t>
       </w:r>
       <w:r>
-        <w:t xml:space="preserve">docs/qa/BOB-135/closure_evidence_20260925.md</w:t>
+        <w:t xml:space="preserve">docs/qa/BOB-187/closure_evidence_20260925.md</w:t>
+      </w:r>
+    </w:p>
+    <w:p>
+      <w:pPr>
+        <w:pStyle w:val="BodyText"/>
+      </w:pPr>
+      <w:r>
+        <w:t xml:space="preserve">scripts/ownership_precondition.sh consumes the SAME unreviewed .env-driven scope as ownership_repair.sh and creates probe files inside it, but it is NOT fenced. T028 remediation added ownership_path_fence() to scripts/lib/ownership.sh and wired it into ownership_repair.sh, closing the path-escape class there; the precondition was outside that agents file scope and still accepts whatever config/owned_paths.yaml expands to. Blast radius is lower than a recursive chown (it writes probe files rather than mutating ownership of an existing tree) but the INPUT is identical and equally unreviewed, so the same QBITTORRENT_DATA_DIR value that would have driven a filesystem-wide chown will drive probe-file creation at an arbitrary location. Note the escape is empirically confirmed for the repair path, not merely reasoned: during T028 remediation a probe declaring the verbatim shipped entry with QBITTORRENT_DATA_DIR=/ hung the suite, and ps showed the real artifact executing</w:t>
+      </w:r>
+      <w:r>
+        <w:t xml:space="preserve"> </w:t>
+      </w:r>
+      <w:r>
+        <w:t xml:space="preserve">“find / ( ! -uid 1000 -o ! -gid 1000 ) -printf …”</w:t>
+      </w:r>
+      <w:r>
+        <w:t xml:space="preserve"> </w:t>
+      </w:r>
+      <w:r>
+        <w:t xml:space="preserve">before it was killed by verified pid. Acceptance: ownership_precondition.sh calls the SAME ownership_path_fence() predicate from scripts/lib/ownership.sh (never a second dialect, 11.4.251), refuses fail-closed on a rejected entry, and ships a paired 1.1 mutation proving the refusal fires PLUS a negative control proving the six live shipped entries still ACCEPT so the fix is not a 11.4.201(1) false-positive refusal. Discovered out-of-band during T028 remediation and reported by the agent as needing tracking, so it is also a 11.4.238 coverage escape.</w:t>
+      </w:r>
+    </w:p>
+    <w:bookmarkEnd w:id="207"/>
+    <w:bookmarkStart w:id="208" w:name="X4eb7fa62a55c794fdbfe8b5cada77e750187202"/>
+    <w:p>
+      <w:pPr>
+        <w:pStyle w:val="Heading2"/>
+      </w:pPr>
+      <w:r>
+        <w:t xml:space="preserve">BOB-159 — Warm ./start.sh over an already-running stack leaves the FR-004d repair window open</w:t>
+      </w:r>
+    </w:p>
+    <w:p>
+      <w:pPr>
+        <w:pStyle w:val="FirstParagraph"/>
+      </w:pPr>
+      <w:r>
+        <w:rPr>
+          <w:b/>
+          <w:bCs/>
+        </w:rPr>
+        <w:t xml:space="preserve">Status:</w:t>
+      </w:r>
+      <w:r>
+        <w:t xml:space="preserve"> </w:t>
+      </w:r>
+      <w:r>
+        <w:t xml:space="preserve">Fixed (→ Fixed.md)</w:t>
+      </w:r>
+      <w:r>
+        <w:t xml:space="preserve"> </w:t>
+      </w:r>
+      <w:r>
+        <w:rPr>
+          <w:b/>
+          <w:bCs/>
+        </w:rPr>
+        <w:t xml:space="preserve">Type:</w:t>
+      </w:r>
+      <w:r>
+        <w:t xml:space="preserve"> </w:t>
+      </w:r>
+      <w:r>
+        <w:t xml:space="preserve">Bug</w:t>
+      </w:r>
+      <w:r>
+        <w:t xml:space="preserve"> </w:t>
+      </w:r>
+      <w:r>
+        <w:rPr>
+          <w:b/>
+          <w:bCs/>
+        </w:rPr>
+        <w:t xml:space="preserve">Evidence:</w:t>
+      </w:r>
+      <w:r>
+        <w:t xml:space="preserve"> </w:t>
+      </w:r>
+      <w:r>
+        <w:t xml:space="preserve">docs/qa/BOB-159/closure_evidence_20260925.md</w:t>
       </w:r>
       <w:r>
         <w:t xml:space="preserve"> </w:t>
@@ -37053,19 +37381,1354 @@
         <w:t xml:space="preserve"> </w:t>
       </w:r>
       <w:r>
+        <w:t xml:space="preserve">Medium</w:t>
+      </w:r>
+      <w:r>
+        <w:t xml:space="preserve"> </w:t>
+      </w:r>
+      <w:r>
+        <w:rPr>
+          <w:b/>
+          <w:bCs/>
+        </w:rPr>
+        <w:t xml:space="preserve">Created-By:</w:t>
+      </w:r>
+      <w:r>
+        <w:t xml:space="preserve"> </w:t>
+      </w:r>
+      <w:r>
+        <w:t xml:space="preserve">T041 independent review (IMPORTANT-2), partially remediated</w:t>
+      </w:r>
+    </w:p>
+    <w:p>
+      <w:pPr>
+        <w:pStyle w:val="BodyText"/>
+      </w:pPr>
+      <w:r>
+        <w:rPr>
+          <w:b/>
+          <w:bCs/>
+        </w:rPr>
+        <w:t xml:space="preserve">OPERATOR DECISION (2026-08-26, §11.4.66): REPAIR, THEN RE-VERIFY UNTIL STABLE</w:t>
+      </w:r>
+    </w:p>
+    <w:p>
+      <w:pPr>
+        <w:pStyle w:val="BodyText"/>
+      </w:pPr>
+      <w:r>
+        <w:t xml:space="preserve">The warm ./start.sh path keeps running the ownership repair against a live stack, but walks, re-verifies, and repeats until a pass finds nothing new. Options not chosen: refuse the repair while the stack is up and direct the operator to –recreate; stop the stack on the warm path too (correct but ends</w:t>
+      </w:r>
+      <w:r>
+        <w:t xml:space="preserve"> </w:t>
+      </w:r>
+      <w:r>
+        <w:t xml:space="preserve">‘warm’</w:t>
+      </w:r>
+      <w:r>
+        <w:t xml:space="preserve">); accept and document the window. WHY THIS MATTERS MORE THAN A NORMAL ITEM: this is the exact defect the whole 002-user-owned-downloads feature exists to end. The –recreate path was already fixed to order precondition -&gt; down -&gt; repair -&gt; up so the walk sees a tree no container can write. The warm path was not, so a container can create a new non-owned file AFTER the repair has passed that directory — the ownership problem leaking back in through the other door. REQUIRED BY THE CHOSEN OPTION, and it is the hard part: the loop MUST be BOUNDED, and on giving up it MUST report honestly that ownership is UNPROVEN rather than silently exiting 0 (§11.4.201(6) — a loop that stops finding new files because it ran out of iterations returns the same quiet zero as a genuinely clean tree). An active download creating files faster than the walk completes is the realistic non-converging case and must be named in the give-up message.</w:t>
+      </w:r>
+    </w:p>
+    <w:p>
+      <w:pPr>
+        <w:pStyle w:val="BodyText"/>
+      </w:pPr>
+      <w:r>
+        <w:t xml:space="preserve">Recorded as consumer DATA per §11.4.35 — the operator’s stated choice, not an agent inference. Options not chosen are named so a future reader does not re-litigate a settled call.</w:t>
+      </w:r>
+    </w:p>
+    <w:p>
+      <w:pPr>
+        <w:pStyle w:val="BodyText"/>
+      </w:pPr>
+      <w:r>
+        <w:t xml:space="preserve">— prior item text follows —</w:t>
+      </w:r>
+    </w:p>
+    <w:p>
+      <w:pPr>
+        <w:pStyle w:val="BodyText"/>
+      </w:pPr>
+      <w:r>
+        <w:rPr>
+          <w:b/>
+          <w:bCs/>
+        </w:rPr>
+        <w:t xml:space="preserve">Reported-Via:</w:t>
+      </w:r>
+      <w:r>
+        <w:t xml:space="preserve"> </w:t>
+      </w:r>
+      <w:r>
+        <w:t xml:space="preserve">§11.4.202 reporting directive</w:t>
+      </w:r>
+      <w:r>
+        <w:t xml:space="preserve"> </w:t>
+      </w:r>
+      <w:r>
+        <w:rPr>
+          <w:rStyle w:val="VerbatimChar"/>
+        </w:rPr>
+        <w:t xml:space="preserve">bug</w:t>
+      </w:r>
+      <w:r>
+        <w:t xml:space="preserve"> </w:t>
+      </w:r>
+      <w:r>
+        <w:t xml:space="preserve">on 2026-08-21T19:01:17Z</w:t>
+      </w:r>
+      <w:r>
+        <w:t xml:space="preserve"> </w:t>
+      </w:r>
+      <w:r>
+        <w:rPr>
+          <w:b/>
+          <w:bCs/>
+        </w:rPr>
+        <w:t xml:space="preserve">Reported-By:</w:t>
+      </w:r>
+      <w:r>
+        <w:t xml:space="preserve"> </w:t>
+      </w:r>
+      <w:r>
+        <w:t xml:space="preserve">T041 independent review (IMPORTANT-2), partially remediated</w:t>
+      </w:r>
+    </w:p>
+    <w:p>
+      <w:pPr>
+        <w:pStyle w:val="BodyText"/>
+      </w:pPr>
+      <w:r>
+        <w:rPr>
+          <w:b/>
+          <w:bCs/>
+        </w:rPr>
+        <w:t xml:space="preserve">What (the report, verbatim):</w:t>
+      </w:r>
+      <w:r>
+        <w:t xml:space="preserve"> </w:t>
+      </w:r>
+      <w:r>
+        <w:t xml:space="preserve">The –recreate path was fixed this round: run_ownership_precondition -&gt; stack_down -&gt; run_ownership_repair -&gt; stack_up, so the repair walks a tree no container can write to. That ordering is now asserted behaviourally by three new checks in tests/unit/test_start_reload_recreate.sh, each killed by its paired 1.1 mutation (11/11 RED-OK).</w:t>
+      </w:r>
+    </w:p>
+    <w:p>
+      <w:pPr>
+        <w:pStyle w:val="BodyText"/>
+      </w:pPr>
+      <w:r>
+        <w:t xml:space="preserve">The WARM path is NOT covered by that fix and this item tracks the remainder. On a warm ./start.sh the gate runs before THIS invocation brings anything up, but if the stack is ALREADY running, containers write while the repair walks. A container can then create a new non-operator-owned file BEHIND the walk, after which the completion marker records complete over a tree that is not, and those stragglers are never repaired without a manual –force.</w:t>
+      </w:r>
+    </w:p>
+    <w:p>
+      <w:pPr>
+        <w:pStyle w:val="BodyText"/>
+      </w:pPr>
+      <w:r>
+        <w:t xml:space="preserve">BOUNDED, not dismissed: after any successful pass the marker is valid for the scope fingerprint and the repair short-circuits without walking (marker_is_valid), so the window requires a stale-or-absent marker AND a live stack together. Declaring a new scope entry re-arms the marker, which is exactly how that combination arises in practice.</w:t>
+      </w:r>
+    </w:p>
+    <w:p>
+      <w:pPr>
+        <w:pStyle w:val="BodyText"/>
+      </w:pPr>
+      <w:r>
+        <w:t xml:space="preserve">NOT DONE THIS ROUND, with the reason stated rather than hidden: the clean guard is a cheap marker-only probe mode on scripts/ownership_repair.sh that answers has-this-scope-been-repaired without walking the tree. The existing –dry-run cannot serve: it deliberately SKIPS the marker fast-path (FORCE=0 &amp;&amp; DRY_RUN=0 guard) and always walks, so using it as a warm-start probe would walk the tree twice on every start. Adding that mode requires editing ownership_repair.sh, which another stream was actively editing during this round; duplicating marker_is_valid into start.sh instead would be a near-identical fork (11.4.251). Deferred to this item rather than done unilaterally or silently.</w:t>
+      </w:r>
+    </w:p>
+    <w:p>
+      <w:pPr>
+        <w:pStyle w:val="BodyText"/>
+      </w:pPr>
+      <w:r>
+        <w:t xml:space="preserve">The misleading comment at the warm-start call site (which claimed the gate runs before any container writes) has been corrected to state this boundary honestly.</w:t>
+      </w:r>
+    </w:p>
+    <w:p>
+      <w:pPr>
+        <w:pStyle w:val="BodyText"/>
+      </w:pPr>
+      <w:r>
+        <w:rPr>
+          <w:b/>
+          <w:bCs/>
+        </w:rPr>
+        <w:t xml:space="preserve">Affected scope / file-scope manifest:</w:t>
+      </w:r>
+      <w:r>
+        <w:t xml:space="preserve"> </w:t>
+      </w:r>
+      <w:r>
+        <w:t xml:space="preserve">start.sh (warm-start dispatch, run_ownership_gate call site); scripts/ownership_repair.sh (marker fast-path)</w:t>
+      </w:r>
+    </w:p>
+    <w:p>
+      <w:pPr>
+        <w:pStyle w:val="BodyText"/>
+      </w:pPr>
+      <w:r>
+        <w:rPr>
+          <w:b/>
+          <w:bCs/>
+        </w:rPr>
+        <w:t xml:space="preserve">Reproduction / context:</w:t>
+      </w:r>
+      <w:r>
+        <w:t xml:space="preserve"> </w:t>
+      </w:r>
+      <w:r>
+        <w:t xml:space="preserve">1. Ensure the stack is UP. 2. Change config/owned_paths.yaml so the scope fingerprint changes (this re-arms the marker by design, data-model E2). 3. Run a warm ./start.sh (no –recreate). 4. The ownership repair walks and chowns the declared tree while containers are still running and able to write into it.</w:t>
+      </w:r>
+    </w:p>
+    <w:p>
+      <w:pPr>
+        <w:pStyle w:val="BodyText"/>
+      </w:pPr>
+      <w:r>
+        <w:rPr>
+          <w:b/>
+          <w:bCs/>
+        </w:rPr>
+        <w:t xml:space="preserve">Acceptance criteria:</w:t>
+      </w:r>
+      <w:r>
+        <w:t xml:space="preserve"> </w:t>
+      </w:r>
+      <w:r>
+        <w:t xml:space="preserve">A warm ./start.sh cannot complete an ownership repair while a container that writes to a declared location is running. Either the repair is deferred with an actionable refusal naming –recreate, or the stack is quiesced for the walk. Asserted behaviourally in tests/unit/test_start_reload_recreate.sh alongside the existing PRECONDITION_BEFORE_DOWN / REPAIR_AFTER_DOWN / REPAIR_BEFORE_UP checks, each with a paired 1.1 mutation that kills it.</w:t>
+      </w:r>
+    </w:p>
+    <w:bookmarkEnd w:id="208"/>
+    <w:bookmarkStart w:id="209" w:name="Xa1ec6d3e754b54688c8285bc9c893062846a7a6"/>
+    <w:p>
+      <w:pPr>
+        <w:pStyle w:val="Heading2"/>
+      </w:pPr>
+      <w:r>
+        <w:t xml:space="preserve">BOB-175 — update –location Fixed –status</w:t>
+      </w:r>
+      <w:r>
+        <w:t xml:space="preserve"> </w:t>
+      </w:r>
+      <w:r>
+        <w:t xml:space="preserve"> </w:t>
+      </w:r>
+      <w:r>
+        <w:t xml:space="preserve">can still mint a row that update’s own validator rejects, because the status-location guard is one-directional</w:t>
+      </w:r>
+    </w:p>
+    <w:p>
+      <w:pPr>
+        <w:pStyle w:val="FirstParagraph"/>
+      </w:pPr>
+      <w:r>
+        <w:rPr>
+          <w:b/>
+          <w:bCs/>
+        </w:rPr>
+        <w:t xml:space="preserve">Status:</w:t>
+      </w:r>
+      <w:r>
+        <w:t xml:space="preserve"> </w:t>
+      </w:r>
+      <w:r>
+        <w:t xml:space="preserve">Completed (→ Fixed.md)</w:t>
+      </w:r>
+      <w:r>
+        <w:t xml:space="preserve"> </w:t>
+      </w:r>
+      <w:r>
+        <w:rPr>
+          <w:b/>
+          <w:bCs/>
+        </w:rPr>
+        <w:t xml:space="preserve">Type:</w:t>
+      </w:r>
+      <w:r>
+        <w:t xml:space="preserve"> </w:t>
+      </w:r>
+      <w:r>
+        <w:t xml:space="preserve">Task</w:t>
+      </w:r>
+      <w:r>
+        <w:t xml:space="preserve"> </w:t>
+      </w:r>
+      <w:r>
+        <w:rPr>
+          <w:b/>
+          <w:bCs/>
+        </w:rPr>
+        <w:t xml:space="preserve">Evidence:</w:t>
+      </w:r>
+      <w:r>
+        <w:t xml:space="preserve"> </w:t>
+      </w:r>
+      <w:r>
+        <w:t xml:space="preserve">docs/qa/BOB-175/closure_evidence_20260925.md</w:t>
+      </w:r>
+      <w:r>
+        <w:t xml:space="preserve"> </w:t>
+      </w:r>
+      <w:r>
+        <w:rPr>
+          <w:b/>
+          <w:bCs/>
+        </w:rPr>
+        <w:t xml:space="preserve">Severity:</w:t>
+      </w:r>
+      <w:r>
+        <w:t xml:space="preserve"> </w:t>
+      </w:r>
+      <w:r>
         <w:t xml:space="preserve">Low</w:t>
       </w:r>
-    </w:p>
-    <w:p>
-      <w:pPr>
-        <w:pStyle w:val="BodyText"/>
-      </w:pPr>
-      <w:r>
-        <w:t xml:space="preserve">Test isolation: test_list_hooks_after_create fails in bulk suite (Permission denied /config)</w:t>
-      </w:r>
-    </w:p>
-    <w:bookmarkEnd w:id="205"/>
-    <w:bookmarkEnd w:id="206"/>
+      <w:r>
+        <w:t xml:space="preserve"> </w:t>
+      </w:r>
+      <w:r>
+        <w:rPr>
+          <w:b/>
+          <w:bCs/>
+        </w:rPr>
+        <w:t xml:space="preserve">Created-By:</w:t>
+      </w:r>
+      <w:r>
+        <w:t xml:space="preserve"> </w:t>
+      </w:r>
+      <w:r>
+        <w:t xml:space="preserve">Claude</w:t>
+      </w:r>
+      <w:r>
+        <w:t xml:space="preserve"> </w:t>
+      </w:r>
+      <w:r>
+        <w:rPr>
+          <w:b/>
+          <w:bCs/>
+        </w:rPr>
+        <w:t xml:space="preserve">Assigned-To:</w:t>
+      </w:r>
+      <w:r>
+        <w:t xml:space="preserve"> </w:t>
+      </w:r>
+      <w:r>
+        <w:t xml:space="preserve">Claude</w:t>
+      </w:r>
+    </w:p>
+    <w:p>
+      <w:pPr>
+        <w:pStyle w:val="BodyText"/>
+      </w:pPr>
+      <w:r>
+        <w:t xml:space="preserve">WHAT. The workable-items</w:t>
+      </w:r>
+      <w:r>
+        <w:t xml:space="preserve"> </w:t>
+      </w:r>
+      <w:r>
+        <w:rPr>
+          <w:rStyle w:val="VerbatimChar"/>
+        </w:rPr>
+        <w:t xml:space="preserve">update</w:t>
+      </w:r>
+      <w:r>
+        <w:t xml:space="preserve"> </w:t>
+      </w:r>
+      <w:r>
+        <w:t xml:space="preserve">seam guards the status-location invariant in one direction only. After BOB-166,</w:t>
+      </w:r>
+      <w:r>
+        <w:t xml:space="preserve"> </w:t>
+      </w:r>
+      <w:r>
+        <w:rPr>
+          <w:rStyle w:val="VerbatimChar"/>
+        </w:rPr>
+        <w:t xml:space="preserve">update --status &lt;terminal&gt;</w:t>
+      </w:r>
+      <w:r>
+        <w:t xml:space="preserve"> </w:t>
+      </w:r>
+      <w:r>
+        <w:t xml:space="preserve">on an Issues-located row is refused. The mirror is still open:</w:t>
+      </w:r>
+      <w:r>
+        <w:t xml:space="preserve"> </w:t>
+      </w:r>
+      <w:r>
+        <w:rPr>
+          <w:rStyle w:val="VerbatimChar"/>
+        </w:rPr>
+        <w:t xml:space="preserve">update --location Fixed --status &lt;non-terminal&gt;</w:t>
+      </w:r>
+      <w:r>
+        <w:t xml:space="preserve"> </w:t>
+      </w:r>
+      <w:r>
+        <w:t xml:space="preserve">exits 0 and creates a row that</w:t>
+      </w:r>
+      <w:r>
+        <w:t xml:space="preserve"> </w:t>
+      </w:r>
+      <w:r>
+        <w:rPr>
+          <w:rStyle w:val="VerbatimChar"/>
+        </w:rPr>
+        <w:t xml:space="preserve">update</w:t>
+      </w:r>
+      <w:r>
+        <w:t xml:space="preserve">’s own validator immediately rejects.</w:t>
+      </w:r>
+    </w:p>
+    <w:p>
+      <w:pPr>
+        <w:pStyle w:val="BodyText"/>
+      </w:pPr>
+      <w:r>
+        <w:t xml:space="preserve">Verified empirically by the independent reviewer of BOB-166:</w:t>
+      </w:r>
+    </w:p>
+    <w:p>
+      <w:pPr>
+        <w:pStyle w:val="SourceCode"/>
+      </w:pPr>
+      <w:r>
+        <w:rPr>
+          <w:rStyle w:val="VerbatimChar"/>
+        </w:rPr>
+        <w:t xml:space="preserve">update --location Fixed --status 'In progress'   -&gt; exit 0</w:t>
+      </w:r>
+      <w:r>
+        <w:br/>
+      </w:r>
+      <w:r>
+        <w:rPr>
+          <w:rStyle w:val="VerbatimChar"/>
+        </w:rPr>
+        <w:t xml:space="preserve">validate                                          -&gt; FAILS, naming the row (check (f), fixedLocationNonTerminalStatus)</w:t>
+      </w:r>
+    </w:p>
+    <w:p>
+      <w:pPr>
+        <w:pStyle w:val="FirstParagraph"/>
+      </w:pPr>
+      <w:r>
+        <w:t xml:space="preserve">So the command can still mint a state its own validate call refuses. That is the §11.4.196(F) shape at the seam layer: the invariant is CONFIGURED in validate but not ENFORCED at every write path that can violate it.</w:t>
+      </w:r>
+    </w:p>
+    <w:p>
+      <w:pPr>
+        <w:pStyle w:val="BodyText"/>
+      </w:pPr>
+      <w:r>
+        <w:t xml:space="preserve">WHY IT WAS DELIBERATELY LEFT OPEN IN BOB-166, and why that was right. Three reasons, all checked rather than asserted: (1) the real corpus has ZERO instances of this direction against TEN of the direction BOB-166 closed — the asymmetry in the data matched the asymmetry in the code; (2) detective coverage ALREADY existed and demonstrably fires, so unlike BOB-166’s direction this cannot rot silently; (3) and the load-bearing one —</w:t>
+      </w:r>
+      <w:r>
+        <w:t xml:space="preserve"> </w:t>
+      </w:r>
+      <w:r>
+        <w:rPr>
+          <w:rStyle w:val="VerbatimChar"/>
+        </w:rPr>
+        <w:t xml:space="preserve">reopenCmd</w:t>
+      </w:r>
+      <w:r>
+        <w:t xml:space="preserve"> </w:t>
+      </w:r>
+      <w:r>
+        <w:t xml:space="preserve">documents and SANCTIONS a transient Fixed-plus-non-terminal state via its</w:t>
+      </w:r>
+      <w:r>
+        <w:t xml:space="preserve"> </w:t>
+      </w:r>
+      <w:r>
+        <w:rPr>
+          <w:rStyle w:val="VerbatimChar"/>
+        </w:rPr>
+        <w:t xml:space="preserve">--location Fixed</w:t>
+      </w:r>
+      <w:r>
+        <w:t xml:space="preserve"> </w:t>
+      </w:r>
+      <w:r>
+        <w:t xml:space="preserve">operator override. A naive preventive guard at the update seam would collide with that override’s semantics. Closing this therefore requires a design decision about how the two interact, which is a different question from the one BOB-166 was scoped to answer, and expanding that item would have meant shipping the decision unexamined.</w:t>
+      </w:r>
+    </w:p>
+    <w:p>
+      <w:pPr>
+        <w:pStyle w:val="BodyText"/>
+      </w:pPr>
+      <w:r>
+        <w:t xml:space="preserve">ACCEPTANCE. (a) Decide and RECORD how a preventive guard on this direction coexists with reopenCmd’s sanctioned override — this is the actual work, and the answer should be written down rather than inferred from whatever the patch does. Candidates worth weighing: exempt the reopen path explicitly, require an override flag on</w:t>
+      </w:r>
+      <w:r>
+        <w:t xml:space="preserve"> </w:t>
+      </w:r>
+      <w:r>
+        <w:rPr>
+          <w:rStyle w:val="VerbatimChar"/>
+        </w:rPr>
+        <w:t xml:space="preserve">update</w:t>
+      </w:r>
+      <w:r>
+        <w:t xml:space="preserve"> </w:t>
+      </w:r>
+      <w:r>
+        <w:t xml:space="preserve">mirroring reopen’s, or leave the direction detective-only with the rationale recorded so the asymmetry is a decision rather than an oversight. (b) If a guard lands, it reuses</w:t>
+      </w:r>
+      <w:r>
+        <w:t xml:space="preserve"> </w:t>
+      </w:r>
+      <w:r>
+        <w:rPr>
+          <w:rStyle w:val="VerbatimChar"/>
+        </w:rPr>
+        <w:t xml:space="preserve">terminalStatuses()</w:t>
+      </w:r>
+      <w:r>
+        <w:t xml:space="preserve"> </w:t>
+      </w:r>
+      <w:r>
+        <w:t xml:space="preserve">— BOB-166 established one predicate source specifically so the two directions cannot drift. (c) Paired §1.1 mutation. (d) NEGATIVE CONTROL (§11.4.201(1)), and it is the sharp one here: the sanctioned reopen path MUST still work. A guard that breaks reopenCmd’s documented override is a false-positive refusal, and worse than the gap it closes, because it breaks a workflow operators are told to use.</w:t>
+      </w:r>
+    </w:p>
+    <w:p>
+      <w:pPr>
+        <w:pStyle w:val="BodyText"/>
+      </w:pPr>
+      <w:r>
+        <w:t xml:space="preserve">HONEST BOUNDARY. This is not a live data defect. Zero corpus instances, and the detective gate catches it at the next validate. It is filed so a scoped, deliberate omission stays visible as a tracked decision instead of living only in a code comment where the next reader will mistake it for an oversight (§11.4.197: a started thread reaches a documented terminal state, never quiet abandonment).</w:t>
+      </w:r>
+    </w:p>
+    <w:p>
+      <w:pPr>
+        <w:pStyle w:val="BodyText"/>
+      </w:pPr>
+      <w:r>
+        <w:t xml:space="preserve">PROVENANCE. Raised by the implementing agent of BOB-166 as a known asymmetry it deliberately did not close, independently verified and endorsed as an acceptable scope boundary by that item’s reviewer, on the condition that it become a tracked item rather than a comment. This is that item.</w:t>
+      </w:r>
+    </w:p>
+    <w:bookmarkEnd w:id="209"/>
+    <w:bookmarkStart w:id="210" w:name="Xc973ac35236f47c14148f5b58288bb1748733e4"/>
+    <w:p>
+      <w:pPr>
+        <w:pStyle w:val="Heading2"/>
+      </w:pPr>
+      <w:r>
+        <w:t xml:space="preserve">BOB-223 — §11.4.18 script-documentation and §11.4.44 revision headers are ungated — and the perverse consequence is that WRITING the mandated companion doc is what breaks the build</w:t>
+      </w:r>
+    </w:p>
+    <w:p>
+      <w:pPr>
+        <w:pStyle w:val="FirstParagraph"/>
+      </w:pPr>
+      <w:r>
+        <w:rPr>
+          <w:b/>
+          <w:bCs/>
+        </w:rPr>
+        <w:t xml:space="preserve">Status:</w:t>
+      </w:r>
+      <w:r>
+        <w:t xml:space="preserve"> </w:t>
+      </w:r>
+      <w:r>
+        <w:t xml:space="preserve">Fixed (→ Fixed.md)</w:t>
+      </w:r>
+      <w:r>
+        <w:t xml:space="preserve"> </w:t>
+      </w:r>
+      <w:r>
+        <w:rPr>
+          <w:b/>
+          <w:bCs/>
+        </w:rPr>
+        <w:t xml:space="preserve">Type:</w:t>
+      </w:r>
+      <w:r>
+        <w:t xml:space="preserve"> </w:t>
+      </w:r>
+      <w:r>
+        <w:t xml:space="preserve">Bug</w:t>
+      </w:r>
+      <w:r>
+        <w:t xml:space="preserve"> </w:t>
+      </w:r>
+      <w:r>
+        <w:rPr>
+          <w:b/>
+          <w:bCs/>
+        </w:rPr>
+        <w:t xml:space="preserve">Evidence:</w:t>
+      </w:r>
+      <w:r>
+        <w:t xml:space="preserve"> </w:t>
+      </w:r>
+      <w:r>
+        <w:t xml:space="preserve">docs/qa/BOB-223/closure_evidence_20260925.md</w:t>
+      </w:r>
+      <w:r>
+        <w:t xml:space="preserve"> </w:t>
+      </w:r>
+      <w:r>
+        <w:rPr>
+          <w:b/>
+          <w:bCs/>
+        </w:rPr>
+        <w:t xml:space="preserve">Severity:</w:t>
+      </w:r>
+      <w:r>
+        <w:t xml:space="preserve"> </w:t>
+      </w:r>
+      <w:r>
+        <w:t xml:space="preserve">major</w:t>
+      </w:r>
+    </w:p>
+    <w:p>
+      <w:pPr>
+        <w:pStyle w:val="BodyText"/>
+      </w:pPr>
+      <w:r>
+        <w:t xml:space="preserve">WHAT, both conductor-verified with control needles: CM-SCRIPT-DOCS-SYNC occurrences in scripts/pre_build_verification.sh = 0 (control needle CM-MARKDOWN-EXPORT-SYNC = 6, so the instrument sees). §11.4.44 revision-header enforcement likewise 0 hits (control needle 3). Neither §11.4.18’s companion-doc mandate nor §11.4.44’s revision header is enforced by any invariant.</w:t>
+      </w:r>
+    </w:p>
+    <w:p>
+      <w:pPr>
+        <w:pStyle w:val="BodyText"/>
+      </w:pPr>
+      <w:r>
+        <w:t xml:space="preserve">THE PERVERSE CONSEQUENCE, MEASURED: a new script with NO companion doc passes the gate. Writing the companion doc that §11.4.18 MANDATES creates docs/scripts/</w:t>
+      </w:r>
+      <w:r>
+        <w:t xml:space="preserve">.md, which invariant 16 (CM-MARKDOWN-EXPORT-SYNC) then requires to have .html and .pdf twins — and their absence is a BLOCKING failure. This session hit it exactly: docs/scripts/test_gitignore_swallow_is_loud.{html,pdf} are missing and are two of invariant 16’s six violations.</w:t>
+      </w:r>
+      <w:r>
+        <w:t xml:space="preserve"> </w:t>
+      </w:r>
+      <w:r>
+        <w:t xml:space="preserve">So the gate’s incentive gradient points AWAY from the constitution: complying with §11.4.18 is punished, ignoring it is free. That is worse than an ungated rule — it is a rule the machinery actively discourages.</w:t>
+      </w:r>
+    </w:p>
+    <w:p>
+      <w:pPr>
+        <w:pStyle w:val="BodyText"/>
+      </w:pPr>
+      <w:r>
+        <w:t xml:space="preserve">§11.4.227 IS THE GOVERNING ANCHOR: a named gate that exists only in prose is gate debt, and the ledger of unimplemented CM-* names must be monotone-decreasing. CM-SCRIPT-DOCS-SYNC is named in §11.4.18’s own text and implemented nowhere — one concrete row of exactly the 58%-unimplemented population §11.4.227 was minted to shrink.</w:t>
+      </w:r>
+    </w:p>
+    <w:p>
+      <w:pPr>
+        <w:pStyle w:val="BodyText"/>
+      </w:pPr>
+      <w:r>
+        <w:t xml:space="preserve">ACCEPTANCE: (1) either CM-SCRIPT-DOCS-SYNC is implemented, or it is registered as a deferral pointing at a tracked §11.4.197 item — silent absence is what §11.4.227 forbids; (2) same for §11.4.44’s header check; (3) whichever is chosen, the incentive inversion is closed: it must never be cheaper to skip a mandated doc than to write one — if invariant 16 will demand twins, the doc-creation path must produce them, or invariant 16 must scope out docs/scripts until it can; (4) a paired §1.1 mutation per gate implemented.</w:t>
+      </w:r>
+    </w:p>
+    <w:p>
+      <w:pPr>
+        <w:pStyle w:val="BodyText"/>
+      </w:pPr>
+      <w:r>
+        <w:t xml:space="preserve">HONEST NOTE ON SCOPE: this item does not argue §11.4.18 should be enforced immediately — that is an operator call about gate debt priority (§11.4.66). It argues the CURRENT state is incoherent: an unenforced mandate whose observance triggers a different gate’s failure. Either enforce both ends or neither.</w:t>
+      </w:r>
+    </w:p>
+    <w:p>
+      <w:pPr>
+        <w:pStyle w:val="BodyText"/>
+      </w:pPr>
+      <w:r>
+        <w:t xml:space="preserve">DISCOVERY CHANNEL (§11.4.238): found by the T042 readiness preflight while explaining why a new file broke invariant 16. Not by the automated QA regime.</w:t>
+      </w:r>
+    </w:p>
+    <w:bookmarkEnd w:id="210"/>
+    <w:bookmarkStart w:id="211" w:name="Xd4e7b7aa2a044188708e589616cf5e0f39e6c8b"/>
+    <w:p>
+      <w:pPr>
+        <w:pStyle w:val="Heading2"/>
+      </w:pPr>
+      <w:r>
+        <w:t xml:space="preserve">BOB-151 — CM-SCRIPT-DOCS-SYNC is a named gate with no implementation, and 24 of 36 scripts have no companion doc</w:t>
+      </w:r>
+    </w:p>
+    <w:p>
+      <w:pPr>
+        <w:pStyle w:val="FirstParagraph"/>
+      </w:pPr>
+      <w:r>
+        <w:rPr>
+          <w:b/>
+          <w:bCs/>
+        </w:rPr>
+        <w:t xml:space="preserve">Status:</w:t>
+      </w:r>
+      <w:r>
+        <w:t xml:space="preserve"> </w:t>
+      </w:r>
+      <w:r>
+        <w:t xml:space="preserve">Obsolete (→ Fixed.md)</w:t>
+      </w:r>
+      <w:r>
+        <w:t xml:space="preserve"> </w:t>
+      </w:r>
+      <w:r>
+        <w:rPr>
+          <w:b/>
+          <w:bCs/>
+        </w:rPr>
+        <w:t xml:space="preserve">Type:</w:t>
+      </w:r>
+      <w:r>
+        <w:t xml:space="preserve"> </w:t>
+      </w:r>
+      <w:r>
+        <w:t xml:space="preserve">Task</w:t>
+      </w:r>
+      <w:r>
+        <w:t xml:space="preserve"> </w:t>
+      </w:r>
+      <w:r>
+        <w:rPr>
+          <w:b/>
+          <w:bCs/>
+        </w:rPr>
+        <w:t xml:space="preserve">Evidence:</w:t>
+      </w:r>
+      <w:r>
+        <w:t xml:space="preserve"> </w:t>
+      </w:r>
+      <w:r>
+        <w:t xml:space="preserve">docs/qa/BOB-223/closure_evidence_20260925.md</w:t>
+      </w:r>
+      <w:r>
+        <w:t xml:space="preserve"> </w:t>
+      </w:r>
+      <w:r>
+        <w:rPr>
+          <w:b/>
+          <w:bCs/>
+        </w:rPr>
+        <w:t xml:space="preserve">Severity:</w:t>
+      </w:r>
+      <w:r>
+        <w:t xml:space="preserve"> </w:t>
+      </w:r>
+      <w:r>
+        <w:t xml:space="preserve">Medium</w:t>
+      </w:r>
+      <w:r>
+        <w:t xml:space="preserve"> </w:t>
+      </w:r>
+      <w:r>
+        <w:rPr>
+          <w:b/>
+          <w:bCs/>
+        </w:rPr>
+        <w:t xml:space="preserve">Created-By:</w:t>
+      </w:r>
+      <w:r>
+        <w:t xml:space="preserve"> </w:t>
+      </w:r>
+      <w:r>
+        <w:t xml:space="preserve">AI</w:t>
+      </w:r>
+      <w:r>
+        <w:t xml:space="preserve"> </w:t>
+      </w:r>
+      <w:r>
+        <w:rPr>
+          <w:b/>
+          <w:bCs/>
+        </w:rPr>
+        <w:t xml:space="preserve">Obsolete-Details:</w:t>
+      </w:r>
+      <w:r>
+        <w:t xml:space="preserve"> </w:t>
+      </w:r>
+      <w:r>
+        <w:t xml:space="preserve">Since: 2026-09-25; Reason: duplicate-of; Superseding-item: BOB-223; Triple-check evidence: docs/qa/BOB-223/closure_evidence_20260925.md</w:t>
+      </w:r>
+    </w:p>
+    <w:p>
+      <w:pPr>
+        <w:pStyle w:val="BodyText"/>
+      </w:pPr>
+      <w:r>
+        <w:t xml:space="preserve">CM-SCRIPT-DOCS-SYNC is a named gate with no implementation, and 24 of 36 scripts have no companion doc</w:t>
+      </w:r>
+    </w:p>
+    <w:bookmarkEnd w:id="211"/>
+    <w:bookmarkStart w:id="212" w:name="Xb91c945b65373843824d9fad50ee2324c6b19e5"/>
+    <w:p>
+      <w:pPr>
+        <w:pStyle w:val="Heading2"/>
+      </w:pPr>
+      <w:r>
+        <w:t xml:space="preserve">BOB-240 — workable-items close/update do not validate the status word against the item’s Type (§11.4.33) — extend CLI + validate invariant (BOB-239 mechanical-fix half)</w:t>
+      </w:r>
+    </w:p>
+    <w:p>
+      <w:pPr>
+        <w:pStyle w:val="FirstParagraph"/>
+      </w:pPr>
+      <w:r>
+        <w:rPr>
+          <w:b/>
+          <w:bCs/>
+        </w:rPr>
+        <w:t xml:space="preserve">Status:</w:t>
+      </w:r>
+      <w:r>
+        <w:t xml:space="preserve"> </w:t>
+      </w:r>
+      <w:r>
+        <w:t xml:space="preserve">Completed (→ Fixed.md)</w:t>
+      </w:r>
+      <w:r>
+        <w:t xml:space="preserve"> </w:t>
+      </w:r>
+      <w:r>
+        <w:rPr>
+          <w:b/>
+          <w:bCs/>
+        </w:rPr>
+        <w:t xml:space="preserve">Type:</w:t>
+      </w:r>
+      <w:r>
+        <w:t xml:space="preserve"> </w:t>
+      </w:r>
+      <w:r>
+        <w:t xml:space="preserve">Task</w:t>
+      </w:r>
+      <w:r>
+        <w:t xml:space="preserve"> </w:t>
+      </w:r>
+      <w:r>
+        <w:rPr>
+          <w:b/>
+          <w:bCs/>
+        </w:rPr>
+        <w:t xml:space="preserve">Evidence:</w:t>
+      </w:r>
+      <w:r>
+        <w:t xml:space="preserve"> </w:t>
+      </w:r>
+      <w:r>
+        <w:t xml:space="preserve">docs/qa/BOB-240/closure_evidence_20260925.md</w:t>
+      </w:r>
+      <w:r>
+        <w:t xml:space="preserve"> </w:t>
+      </w:r>
+      <w:r>
+        <w:rPr>
+          <w:b/>
+          <w:bCs/>
+        </w:rPr>
+        <w:t xml:space="preserve">Severity:</w:t>
+      </w:r>
+      <w:r>
+        <w:t xml:space="preserve"> </w:t>
+      </w:r>
+      <w:r>
+        <w:t xml:space="preserve">medium</w:t>
+      </w:r>
+      <w:r>
+        <w:t xml:space="preserve"> </w:t>
+      </w:r>
+      <w:r>
+        <w:rPr>
+          <w:b/>
+          <w:bCs/>
+        </w:rPr>
+        <w:t xml:space="preserve">Created-By:</w:t>
+      </w:r>
+      <w:r>
+        <w:t xml:space="preserve"> </w:t>
+      </w:r>
+      <w:r>
+        <w:t xml:space="preserve">AI</w:t>
+      </w:r>
+      <w:r>
+        <w:t xml:space="preserve"> </w:t>
+      </w:r>
+      <w:r>
+        <w:rPr>
+          <w:b/>
+          <w:bCs/>
+        </w:rPr>
+        <w:t xml:space="preserve">Assigned-To:</w:t>
+      </w:r>
+      <w:r>
+        <w:t xml:space="preserve"> </w:t>
+      </w:r>
+      <w:r>
+        <w:t xml:space="preserve">AI</w:t>
+      </w:r>
+    </w:p>
+    <w:p>
+      <w:pPr>
+        <w:pStyle w:val="BodyText"/>
+      </w:pPr>
+      <w:r>
+        <w:t xml:space="preserve">WHAT: split from BOB-239 (closed 2026-09-25 after bulk-correcting 30</w:t>
+      </w:r>
+      <w:r>
+        <w:t xml:space="preserve"> </w:t>
+      </w:r>
+      <w:r>
+        <w:t xml:space="preserve">pre-existing §11.4.33 closure-vocabulary violations). This item is the</w:t>
+      </w:r>
+      <w:r>
+        <w:t xml:space="preserve"> </w:t>
+      </w:r>
+      <w:r>
+        <w:t xml:space="preserve">remaining MECHANICAL-PREVENTION half: extend</w:t>
+      </w:r>
+      <w:r>
+        <w:t xml:space="preserve"> </w:t>
+      </w:r>
+      <w:r>
+        <w:t xml:space="preserve">constitution/scripts/workable-items’</w:t>
+      </w:r>
+      <w:r>
+        <w:t xml:space="preserve"> </w:t>
+      </w:r>
+      <w:r>
+        <w:rPr>
+          <w:rStyle w:val="VerbatimChar"/>
+        </w:rPr>
+        <w:t xml:space="preserve">close</w:t>
+      </w:r>
+      <w:r>
+        <w:t xml:space="preserve"> </w:t>
+      </w:r>
+      <w:r>
+        <w:t xml:space="preserve">and</w:t>
+      </w:r>
+      <w:r>
+        <w:t xml:space="preserve"> </w:t>
+      </w:r>
+      <w:r>
+        <w:rPr>
+          <w:rStyle w:val="VerbatimChar"/>
+        </w:rPr>
+        <w:t xml:space="preserve">update</w:t>
+      </w:r>
+      <w:r>
+        <w:t xml:space="preserve"> </w:t>
+      </w:r>
+      <w:r>
+        <w:t xml:space="preserve">subcommands to</w:t>
+      </w:r>
+      <w:r>
+        <w:t xml:space="preserve"> </w:t>
+      </w:r>
+      <w:r>
+        <w:t xml:space="preserve">VALIDATE the chosen status word against the item’s own Type (Bug-&gt;Fixed,</w:t>
+      </w:r>
+      <w:r>
+        <w:t xml:space="preserve"> </w:t>
+      </w:r>
+      <w:r>
+        <w:t xml:space="preserve">Feature-&gt;Implemented, Task-&gt;Completed, any type-&gt;Obsolete) and REFUSE a</w:t>
+      </w:r>
+      <w:r>
+        <w:t xml:space="preserve"> </w:t>
+      </w:r>
+      <w:r>
+        <w:t xml:space="preserve">mismatched call rather than silently accepting it. Also extend the</w:t>
+      </w:r>
+      <w:r>
+        <w:t xml:space="preserve"> </w:t>
+      </w:r>
+      <w:r>
+        <w:rPr>
+          <w:rStyle w:val="VerbatimChar"/>
+        </w:rPr>
+        <w:t xml:space="preserve">validate</w:t>
+      </w:r>
+      <w:r>
+        <w:t xml:space="preserve"> </w:t>
+      </w:r>
+      <w:r>
+        <w:t xml:space="preserve">subcommand’s existing invariant set to catch this class for</w:t>
+      </w:r>
+      <w:r>
+        <w:t xml:space="preserve"> </w:t>
+      </w:r>
+      <w:r>
+        <w:t xml:space="preserve">defense-in-depth — confirmed this session that</w:t>
+      </w:r>
+      <w:r>
+        <w:t xml:space="preserve"> </w:t>
+      </w:r>
+      <w:r>
+        <w:rPr>
+          <w:rStyle w:val="VerbatimChar"/>
+        </w:rPr>
+        <w:t xml:space="preserve">validate: OK</w:t>
+      </w:r>
+      <w:r>
+        <w:t xml:space="preserve"> </w:t>
+      </w:r>
+      <w:r>
+        <w:t xml:space="preserve">ran</w:t>
+      </w:r>
+      <w:r>
+        <w:t xml:space="preserve"> </w:t>
+      </w:r>
+      <w:r>
+        <w:t xml:space="preserve">repeatedly against a DB simultaneously holding 30+ live violations of</w:t>
+      </w:r>
+      <w:r>
+        <w:t xml:space="preserve"> </w:t>
+      </w:r>
+      <w:r>
+        <w:t xml:space="preserve">this exact class, so the current invariant set does not check it.</w:t>
+      </w:r>
+    </w:p>
+    <w:p>
+      <w:pPr>
+        <w:pStyle w:val="BodyText"/>
+      </w:pPr>
+      <w:r>
+        <w:t xml:space="preserve">EVIDENCE THIS IS A REAL, RECURRING MISTAKE, NOT A HYPOTHETICAL: this</w:t>
+      </w:r>
+      <w:r>
+        <w:t xml:space="preserve"> </w:t>
+      </w:r>
+      <w:r>
+        <w:t xml:space="preserve">session’s own conductor made the identical error 4 times in a row</w:t>
+      </w:r>
+      <w:r>
+        <w:t xml:space="preserve"> </w:t>
+      </w:r>
+      <w:r>
+        <w:t xml:space="preserve">(BOB-077/100/179/226, all Type=Task closed with</w:t>
+      </w:r>
+      <w:r>
+        <w:t xml:space="preserve"> </w:t>
+      </w:r>
+      <w:r>
+        <w:rPr>
+          <w:rStyle w:val="VerbatimChar"/>
+        </w:rPr>
+        <w:t xml:space="preserve">--status fixed</w:t>
+      </w:r>
+      <w:r>
+        <w:t xml:space="preserve">) before</w:t>
+      </w:r>
+      <w:r>
+        <w:t xml:space="preserve"> </w:t>
+      </w:r>
+      <w:r>
+        <w:t xml:space="preserve">an unrelated self-audit caught it — on a DB that ALREADY held 30</w:t>
+      </w:r>
+      <w:r>
+        <w:t xml:space="preserve"> </w:t>
+      </w:r>
+      <w:r>
+        <w:t xml:space="preserve">historical instances of the same mistake from earlier sessions. A</w:t>
+      </w:r>
+      <w:r>
+        <w:t xml:space="preserve"> </w:t>
+      </w:r>
+      <w:r>
+        <w:t xml:space="preserve">CLI-level guard would have refused every one of those 34 calls at the</w:t>
+      </w:r>
+      <w:r>
+        <w:t xml:space="preserve"> </w:t>
+      </w:r>
+      <w:r>
+        <w:t xml:space="preserve">moment they were made, instead of requiring a human/agent to remember to</w:t>
+      </w:r>
+      <w:r>
+        <w:t xml:space="preserve"> </w:t>
+      </w:r>
+      <w:r>
+        <w:t xml:space="preserve">audit for it afterward.</w:t>
+      </w:r>
+    </w:p>
+    <w:p>
+      <w:pPr>
+        <w:pStyle w:val="BodyText"/>
+      </w:pPr>
+      <w:r>
+        <w:t xml:space="preserve">SCOPE: constitution/scripts/workable-items/ (Go source) — a UNIVERSAL,</w:t>
+      </w:r>
+      <w:r>
+        <w:t xml:space="preserve"> </w:t>
+      </w:r>
+      <w:r>
+        <w:t xml:space="preserve">constitution-submodule-owned tool, per §11.4.17. Landing a real fix here</w:t>
+      </w:r>
+      <w:r>
+        <w:t xml:space="preserve"> </w:t>
+      </w:r>
+      <w:r>
+        <w:t xml:space="preserve">needs the §11.4.26 fetch/merge/push-to-all-upstreams workflow, same as</w:t>
+      </w:r>
+      <w:r>
+        <w:t xml:space="preserve"> </w:t>
+      </w:r>
+      <w:r>
+        <w:t xml:space="preserve">BOB-191’s gate fix this session, NOT boba’s own commit-push-all.sh.</w:t>
+      </w:r>
+    </w:p>
+    <w:p>
+      <w:pPr>
+        <w:pStyle w:val="BodyText"/>
+      </w:pPr>
+      <w:r>
+        <w:t xml:space="preserve">ACCEPTANCE: (1)</w:t>
+      </w:r>
+      <w:r>
+        <w:t xml:space="preserve"> </w:t>
+      </w:r>
+      <w:r>
+        <w:rPr>
+          <w:rStyle w:val="VerbatimChar"/>
+        </w:rPr>
+        <w:t xml:space="preserve">workable-items close --status &lt;word&gt;</w:t>
+      </w:r>
+      <w:r>
+        <w:t xml:space="preserve"> </w:t>
+      </w:r>
+      <w:r>
+        <w:t xml:space="preserve">refuses when</w:t>
+      </w:r>
+      <w:r>
+        <w:t xml:space="preserve"> </w:t>
+      </w:r>
+      <w:r>
+        <w:t xml:space="preserve">’s implied Type-mapping does not match the target item’s actual</w:t>
+      </w:r>
+      <w:r>
+        <w:t xml:space="preserve"> </w:t>
+      </w:r>
+      <w:r>
+        <w:t xml:space="preserve">Type, printing the correct word to use; (2) same for</w:t>
+      </w:r>
+      <w:r>
+        <w:t xml:space="preserve"> </w:t>
+      </w:r>
+      <w:r>
+        <w:rPr>
+          <w:rStyle w:val="VerbatimChar"/>
+        </w:rPr>
+        <w:t xml:space="preserve">update --status</w:t>
+      </w:r>
+      <w:r>
+        <w:t xml:space="preserve">;</w:t>
+      </w:r>
+      <w:r>
+        <w:t xml:space="preserve"> </w:t>
+      </w:r>
+      <w:r>
+        <w:t xml:space="preserve">(3)</w:t>
+      </w:r>
+      <w:r>
+        <w:t xml:space="preserve"> </w:t>
+      </w:r>
+      <w:r>
+        <w:rPr>
+          <w:rStyle w:val="VerbatimChar"/>
+        </w:rPr>
+        <w:t xml:space="preserve">validate</w:t>
+      </w:r>
+      <w:r>
+        <w:t xml:space="preserve"> </w:t>
+      </w:r>
+      <w:r>
+        <w:t xml:space="preserve">gains a new invariant scanning every Fixed-location item</w:t>
+      </w:r>
+      <w:r>
+        <w:t xml:space="preserve"> </w:t>
+      </w:r>
+      <w:r>
+        <w:t xml:space="preserve">for a Type/Status mismatch per the closed §11.4.33 mapping, FAILing (not</w:t>
+      </w:r>
+      <w:r>
+        <w:t xml:space="preserve"> </w:t>
+      </w:r>
+      <w:r>
+        <w:t xml:space="preserve">silently passing) on any hit; (4) each of (1)-(3) ships a paired §1.1</w:t>
+      </w:r>
+      <w:r>
+        <w:t xml:space="preserve"> </w:t>
+      </w:r>
+      <w:r>
+        <w:t xml:space="preserve">mutation proving the check is load-bearing (a neutered version of the</w:t>
+      </w:r>
+      <w:r>
+        <w:t xml:space="preserve"> </w:t>
+      </w:r>
+      <w:r>
+        <w:t xml:space="preserve">check must let a known-bad Type/Status pair through); (5) the Obsolete</w:t>
+      </w:r>
+      <w:r>
+        <w:t xml:space="preserve"> </w:t>
+      </w:r>
+      <w:r>
+        <w:t xml:space="preserve">status is correctly treated as valid for ANY Type (it is not part of the</w:t>
+      </w:r>
+      <w:r>
+        <w:t xml:space="preserve"> </w:t>
+      </w:r>
+      <w:r>
+        <w:t xml:space="preserve">type-specific mapping) so the new check does not false-positive on</w:t>
+      </w:r>
+      <w:r>
+        <w:t xml:space="preserve"> </w:t>
+      </w:r>
+      <w:r>
+        <w:t xml:space="preserve">legitimately Obsolete-closed items.</w:t>
+      </w:r>
+    </w:p>
+    <w:p>
+      <w:pPr>
+        <w:pStyle w:val="BodyText"/>
+      </w:pPr>
+      <w:r>
+        <w:t xml:space="preserve">DISCOVERY CHANNEL (§11.4.238): found by the conductor’s own repeated,</w:t>
+      </w:r>
+      <w:r>
+        <w:t xml:space="preserve"> </w:t>
+      </w:r>
+      <w:r>
+        <w:t xml:space="preserve">self-caught instances of the mistake this session, generalised into</w:t>
+      </w:r>
+      <w:r>
+        <w:t xml:space="preserve"> </w:t>
+      </w:r>
+      <w:r>
+        <w:t xml:space="preserve">BOB-239 (the bulk-correction), now split into this item (the mechanical</w:t>
+      </w:r>
+      <w:r>
+        <w:t xml:space="preserve"> </w:t>
+      </w:r>
+      <w:r>
+        <w:t xml:space="preserve">prevention) per BOB-239’s own acceptance criterion 2/3.</w:t>
+      </w:r>
+    </w:p>
+    <w:bookmarkEnd w:id="212"/>
+    <w:bookmarkStart w:id="213" w:name="X8bd95cae8cd6f12dc6ab3d3defb95364635d301"/>
+    <w:p>
+      <w:pPr>
+        <w:pStyle w:val="Heading2"/>
+      </w:pPr>
+      <w:r>
+        <w:t xml:space="preserve">BOB-245 — git pre-commit mutation-marker guard false-positive-blocks legitimate docs/test prose describing the §1.1 methodology</w:t>
+      </w:r>
+    </w:p>
+    <w:p>
+      <w:pPr>
+        <w:pStyle w:val="FirstParagraph"/>
+      </w:pPr>
+      <w:r>
+        <w:rPr>
+          <w:b/>
+          <w:bCs/>
+        </w:rPr>
+        <w:t xml:space="preserve">Status:</w:t>
+      </w:r>
+      <w:r>
+        <w:t xml:space="preserve"> </w:t>
+      </w:r>
+      <w:r>
+        <w:t xml:space="preserve">Fixed (→ Fixed.md)</w:t>
+      </w:r>
+      <w:r>
+        <w:t xml:space="preserve"> </w:t>
+      </w:r>
+      <w:r>
+        <w:rPr>
+          <w:b/>
+          <w:bCs/>
+        </w:rPr>
+        <w:t xml:space="preserve">Type:</w:t>
+      </w:r>
+      <w:r>
+        <w:t xml:space="preserve"> </w:t>
+      </w:r>
+      <w:r>
+        <w:t xml:space="preserve">Bug</w:t>
+      </w:r>
+      <w:r>
+        <w:t xml:space="preserve"> </w:t>
+      </w:r>
+      <w:r>
+        <w:rPr>
+          <w:b/>
+          <w:bCs/>
+        </w:rPr>
+        <w:t xml:space="preserve">Evidence:</w:t>
+      </w:r>
+      <w:r>
+        <w:t xml:space="preserve"> </w:t>
+      </w:r>
+      <w:r>
+        <w:t xml:space="preserve">docs/qa/BOB-245/closure_evidence_20260925.md</w:t>
+      </w:r>
+      <w:r>
+        <w:t xml:space="preserve"> </w:t>
+      </w:r>
+      <w:r>
+        <w:rPr>
+          <w:b/>
+          <w:bCs/>
+        </w:rPr>
+        <w:t xml:space="preserve">Severity:</w:t>
+      </w:r>
+      <w:r>
+        <w:t xml:space="preserve"> </w:t>
+      </w:r>
+      <w:r>
+        <w:t xml:space="preserve">Medium</w:t>
+      </w:r>
+      <w:r>
+        <w:t xml:space="preserve"> </w:t>
+      </w:r>
+      <w:r>
+        <w:rPr>
+          <w:b/>
+          <w:bCs/>
+        </w:rPr>
+        <w:t xml:space="preserve">Created-By:</w:t>
+      </w:r>
+      <w:r>
+        <w:t xml:space="preserve"> </w:t>
+      </w:r>
+      <w:r>
+        <w:t xml:space="preserve">AI</w:t>
+      </w:r>
+      <w:r>
+        <w:t xml:space="preserve"> </w:t>
+      </w:r>
+      <w:r>
+        <w:rPr>
+          <w:b/>
+          <w:bCs/>
+        </w:rPr>
+        <w:t xml:space="preserve">Assigned-To:</w:t>
+      </w:r>
+      <w:r>
+        <w:t xml:space="preserve"> </w:t>
+      </w:r>
+      <w:r>
+        <w:t xml:space="preserve">AI</w:t>
+      </w:r>
+    </w:p>
+    <w:p>
+      <w:pPr>
+        <w:pStyle w:val="BodyText"/>
+      </w:pPr>
+      <w:r>
+        <w:t xml:space="preserve">scripts/git_hooks/pre-commit (tracked source; installed to .git/hooks/pre-commit by scripts/install_git_hooks.sh) did a naive, unscoped grep for the literal string MUTATED (and two sibling markers) across EVERY staged file, with zero ability to distinguish a genuine leftover mutation-test artifact in shipped production code from legitimate prose in docs/QA-evidence files or legitimate comments in test sources that correctly and intentionally describe this project’s own MANDATORY paired §1.1 mutation-testing methodology (e.g. the standard phrasing GREEN on the UNMUTATED sandbox copy, RED on the MUTATED sandbox copy). Confirmed real false-positive instances that blocked an otherwise-clean commit this session: docs/qa/BOB-187/closure_evidence_20260925.md line 83 (+ .html twin line 271) - prose describing an UNMUTATED sandbox reproduction; docs/qa/BOB-196/closure_evidence_20260925.md line 232 (+ .html twin line 461) - a documented shell variable name MUTATED_RC=1 inside a code-fence describing a reproduction script; tests/unit/test_ownership_precondition.sh lines 642 and 677 - comments GREEN on the UNMUTATED sandbox copy / RED on the MUTATED sandbox copy, a FRESH escape target. FIX: adopted the same scope-restriction technique already proven in the sibling gate scripts/pre_build/check_cm_no_production_mutation_residue.sh - the hook now filters the staged-file list to only first-party PRODUCTION source roots (download-proxy, qBitTorrent-go, scripts, plugins, webui-bridge.py) of a scannable type (.sh/.bash/.py/.go), explicitly excluding tests/, docs/, qa-results/, scratchpad/, constitution/, submodules/, challenges/, mutants/, and vendored/build-output directories, via new _pc_is_excluded_path / _pc_is_scannable_type / _pc_is_production_path helper functions. Self-avoidance (string-concatenated marker tokens, and this hook’s own new comments avoiding literal marker spelling) preserved. No fenced waiver escape was added (judged unnecessary for this simpler hook; documented in-source why, with a pointer to the sibling gate’s guardrails:allow mechanism as the extension point if ever needed). TESTS: new hermetic test tests/hooks/test_pre_commit_mutation_scope.sh drives the real invocation path against a throwaway mktemp -d git repo (never the real project repo) - Test 1/1b prove the RED-then-GREEN fix (legitimate marker-containing prose under docs/ and tests/ now exits 0), Test 2 is a negative control proving a genuine residue-shaped marker staged under scripts/ (a production root) still exits 1 and names the offending file, Test 3 proves a clean file still exits 0. All 7 assertions PASS. A paired §1.1 mutation (commenting out the _pc_is_production_path scope-gate call, restoring pre-fix unscoped behaviour) was manually applied and confirmed to flip Tests 1 and 1b to FAIL (5 passed, 2 failed), then the mutation was reverted and GREEN (7/7) was re-confirmed - proving the test genuinely catches a regression to the pre-fix behaviour. VERIFICATION: reinstalled the fixed hook via scripts/install_git_hooks.sh, staged the original 5 flagged files, ran the installed .git/hooks/pre-commit directly, confirmed exit 0 with no false-positive output, then git restore –staged those 5 files (they belong to separate, already-in-flight work and were not committed by this fix).</w:t>
+      </w:r>
+    </w:p>
+    <w:bookmarkEnd w:id="213"/>
+    <w:bookmarkEnd w:id="214"/>
     <w:sectPr>
       <w:footnotePr>
         <w:numRestart w:val="eachSect"/>

--- a/docs/Fixed.docx
+++ b/docs/Fixed.docx
@@ -2,7 +2,7 @@
 <file path=word/document.xml><?xml version="1.0" encoding="utf-8"?>
 <w:document xmlns:w="http://schemas.openxmlformats.org/wordprocessingml/2006/main" xmlns:m="http://schemas.openxmlformats.org/officeDocument/2006/math" xmlns:r="http://schemas.openxmlformats.org/officeDocument/2006/relationships" xmlns:o="urn:schemas-microsoft-com:office:office" xmlns:v="urn:schemas-microsoft-com:vml" xmlns:w10="urn:schemas-microsoft-com:office:word" xmlns:a="http://schemas.openxmlformats.org/drawingml/2006/main" xmlns:pic="http://schemas.openxmlformats.org/drawingml/2006/picture" xmlns:wp="http://schemas.openxmlformats.org/drawingml/2006/wordprocessingDrawing">
   <w:body>
-    <w:bookmarkStart w:id="214" w:name="fixed-closed-workable-items"/>
+    <w:bookmarkStart w:id="215" w:name="fixed-closed-workable-items"/>
     <w:p>
       <w:pPr>
         <w:pStyle w:val="Heading1"/>
@@ -26,7 +26,7 @@
         <w:t xml:space="preserve"> </w:t>
       </w:r>
       <w:r>
-        <w:t xml:space="preserve">66</w:t>
+        <w:t xml:space="preserve">67</w:t>
       </w:r>
       <w:r>
         <w:t xml:space="preserve"> </w:t>
@@ -42,7 +42,7 @@
         <w:t xml:space="preserve"> </w:t>
       </w:r>
       <w:r>
-        <w:t xml:space="preserve">2026-09-25T14:49:42Z</w:t>
+        <w:t xml:space="preserve">2026-09-25T17:12:26Z</w:t>
       </w:r>
       <w:r>
         <w:t xml:space="preserve"> </w:t>
@@ -38728,7 +38728,156 @@
       </w:r>
     </w:p>
     <w:bookmarkEnd w:id="213"/>
+    <w:bookmarkStart w:id="214" w:name="X043a2cfbaefd4ae6f4d930fc74b9b3ef1069741"/>
+    <w:p>
+      <w:pPr>
+        <w:pStyle w:val="Heading2"/>
+      </w:pPr>
+      <w:r>
+        <w:t xml:space="preserve">BOB-244 — CM-GITIGNORE-SWALLOW-GUARD: 4 first-party superspec scripts silently swallowed by .gitignore:218</w:t>
+      </w:r>
+    </w:p>
+    <w:p>
+      <w:pPr>
+        <w:pStyle w:val="FirstParagraph"/>
+      </w:pPr>
+      <w:r>
+        <w:rPr>
+          <w:b/>
+          <w:bCs/>
+        </w:rPr>
+        <w:t xml:space="preserve">Status:</w:t>
+      </w:r>
+      <w:r>
+        <w:t xml:space="preserve"> </w:t>
+      </w:r>
+      <w:r>
+        <w:t xml:space="preserve">Fixed (→ Fixed.md)</w:t>
+      </w:r>
+      <w:r>
+        <w:t xml:space="preserve"> </w:t>
+      </w:r>
+      <w:r>
+        <w:rPr>
+          <w:b/>
+          <w:bCs/>
+        </w:rPr>
+        <w:t xml:space="preserve">Type:</w:t>
+      </w:r>
+      <w:r>
+        <w:t xml:space="preserve"> </w:t>
+      </w:r>
+      <w:r>
+        <w:t xml:space="preserve">Bug</w:t>
+      </w:r>
+      <w:r>
+        <w:t xml:space="preserve"> </w:t>
+      </w:r>
+      <w:r>
+        <w:rPr>
+          <w:b/>
+          <w:bCs/>
+        </w:rPr>
+        <w:t xml:space="preserve">Evidence:</w:t>
+      </w:r>
+      <w:r>
+        <w:t xml:space="preserve"> </w:t>
+      </w:r>
+      <w:r>
+        <w:t xml:space="preserve">docs/qa/BOB-244/closure_evidence_20260925.md</w:t>
+      </w:r>
+      <w:r>
+        <w:t xml:space="preserve"> </w:t>
+      </w:r>
+      <w:r>
+        <w:rPr>
+          <w:b/>
+          <w:bCs/>
+        </w:rPr>
+        <w:t xml:space="preserve">Severity:</w:t>
+      </w:r>
+      <w:r>
+        <w:t xml:space="preserve"> </w:t>
+      </w:r>
+      <w:r>
+        <w:t xml:space="preserve">Critical</w:t>
+      </w:r>
+      <w:r>
+        <w:t xml:space="preserve"> </w:t>
+      </w:r>
+      <w:r>
+        <w:rPr>
+          <w:b/>
+          <w:bCs/>
+        </w:rPr>
+        <w:t xml:space="preserve">Created-By:</w:t>
+      </w:r>
+      <w:r>
+        <w:t xml:space="preserve"> </w:t>
+      </w:r>
+      <w:r>
+        <w:t xml:space="preserve">AI</w:t>
+      </w:r>
+      <w:r>
+        <w:t xml:space="preserve"> </w:t>
+      </w:r>
+      <w:r>
+        <w:rPr>
+          <w:b/>
+          <w:bCs/>
+        </w:rPr>
+        <w:t xml:space="preserve">Assigned-To:</w:t>
+      </w:r>
+      <w:r>
+        <w:t xml:space="preserve"> </w:t>
+      </w:r>
+      <w:r>
+        <w:t xml:space="preserve">AI</w:t>
+      </w:r>
+    </w:p>
+    <w:p>
+      <w:pPr>
+        <w:pStyle w:val="BodyText"/>
+      </w:pPr>
+      <w:r>
+        <w:t xml:space="preserve">Discovered 2026-09-25 by the pre-build sweep’s own CM-GITIGNORE-SWALLOW-GUARD gate (§11.4.201(6), BOB-212 pattern), during the 003-zero-shortcomings-audit feature’s setup phase. What: 4 genuine first-party files under .specify/extensions/superspec/scripts/ — e2e-agent-claude.sh (19458 bytes), e2e-smoke.sh (8757 bytes), validate-extension-metadata.py (5888 bytes), validate-release-archive.py (7053 bytes), all dated Aug 31 2026 — are untracked by git (confirmed via</w:t>
+      </w:r>
+      <w:r>
+        <w:t xml:space="preserve"> </w:t>
+      </w:r>
+      <w:r>
+        <w:t xml:space="preserve">‘git ls-files –error-unmatch’</w:t>
+      </w:r>
+      <w:r>
+        <w:t xml:space="preserve">: did not match any file(s) known to git) and are BLOCKED from ever being staged by the broad directory-level ignore rule at .gitignore:218 (.specify/extensions/superspec/). Root cause investigation needed: .gitignore:218’s own comment states the WHOLE directory is ignored because it is</w:t>
+      </w:r>
+      <w:r>
+        <w:t xml:space="preserve"> </w:t>
+      </w:r>
+      <w:r>
+        <w:t xml:space="preserve">‘the vendored superspec extension checkout’</w:t>
+      </w:r>
+      <w:r>
+        <w:t xml:space="preserve"> </w:t>
+      </w:r>
+      <w:r>
+        <w:t xml:space="preserve">that</w:t>
+      </w:r>
+      <w:r>
+        <w:t xml:space="preserve"> </w:t>
+      </w:r>
+      <w:r>
+        <w:t xml:space="preserve">‘carries its OWN .git (gitdir pointer)… and DUPLICATES the root superspec submodule’</w:t>
+      </w:r>
+      <w:r>
+        <w:t xml:space="preserve"> </w:t>
+      </w:r>
+      <w:r>
+        <w:t xml:space="preserve">— but these 4 specific files look like genuine first-party CI/e2e/validation tooling, not vendored upstream content, and predate today’s session (Aug 31 mtime). Per §11.4.124 (investigate-before-remove) and §11.4.122 (no silent removal without operator decision), this needs git-history investigation (was there ever a commit touching these paths? are they meant to ship with this project or are they truly part of the vendored nested checkout and should stay ignored?) before either (a) carving a negation exception into .gitignore for exactly these 4 files, or (b) confirming they are genuinely disposable vendored artifacts and documenting that explicitly. Acceptance: CM-GITIGNORE-SWALLOW-GUARD passes clean (0 findings) OR the 4 files are explicitly, evidence-backed classified as vendored-and-correctly-ignored with that classification recorded in the .gitignore comment itself.</w:t>
+      </w:r>
+    </w:p>
     <w:bookmarkEnd w:id="214"/>
+    <w:bookmarkEnd w:id="215"/>
     <w:sectPr>
       <w:footnotePr>
         <w:numRestart w:val="eachSect"/>

--- a/docs/Fixed.docx
+++ b/docs/Fixed.docx
@@ -2,7 +2,7 @@
 <file path=word/document.xml><?xml version="1.0" encoding="utf-8"?>
 <w:document xmlns:w="http://schemas.openxmlformats.org/wordprocessingml/2006/main" xmlns:m="http://schemas.openxmlformats.org/officeDocument/2006/math" xmlns:r="http://schemas.openxmlformats.org/officeDocument/2006/relationships" xmlns:o="urn:schemas-microsoft-com:office:office" xmlns:v="urn:schemas-microsoft-com:vml" xmlns:w10="urn:schemas-microsoft-com:office:word" xmlns:a="http://schemas.openxmlformats.org/drawingml/2006/main" xmlns:pic="http://schemas.openxmlformats.org/drawingml/2006/picture" xmlns:wp="http://schemas.openxmlformats.org/drawingml/2006/wordprocessingDrawing">
   <w:body>
-    <w:bookmarkStart w:id="215" w:name="fixed-closed-workable-items"/>
+    <w:bookmarkStart w:id="216" w:name="fixed-closed-workable-items"/>
     <w:p>
       <w:pPr>
         <w:pStyle w:val="Heading1"/>
@@ -26,7 +26,7 @@
         <w:t xml:space="preserve"> </w:t>
       </w:r>
       <w:r>
-        <w:t xml:space="preserve">67</w:t>
+        <w:t xml:space="preserve">68</w:t>
       </w:r>
       <w:r>
         <w:t xml:space="preserve"> </w:t>
@@ -42,7 +42,7 @@
         <w:t xml:space="preserve"> </w:t>
       </w:r>
       <w:r>
-        <w:t xml:space="preserve">2026-09-25T17:12:26Z</w:t>
+        <w:t xml:space="preserve">2026-09-26T15:11:04Z</w:t>
       </w:r>
       <w:r>
         <w:t xml:space="preserve"> </w:t>
@@ -38877,7 +38877,277 @@
       </w:r>
     </w:p>
     <w:bookmarkEnd w:id="214"/>
+    <w:bookmarkStart w:id="215" w:name="X20e4bb8c6f49b0bd77a3e76b8798792025b9044"/>
+    <w:p>
+      <w:pPr>
+        <w:pStyle w:val="Heading2"/>
+      </w:pPr>
+      <w:r>
+        <w:t xml:space="preserve">BOB-249 — CM-BASH-UNIT-TESTS-EXECUTED fails: something rewrites tracked export twins while the bash suite runs</w:t>
+      </w:r>
+    </w:p>
+    <w:p>
+      <w:pPr>
+        <w:pStyle w:val="FirstParagraph"/>
+      </w:pPr>
+      <w:r>
+        <w:rPr>
+          <w:b/>
+          <w:bCs/>
+        </w:rPr>
+        <w:t xml:space="preserve">Status:</w:t>
+      </w:r>
+      <w:r>
+        <w:t xml:space="preserve"> </w:t>
+      </w:r>
+      <w:r>
+        <w:t xml:space="preserve">Fixed (→ Fixed.md)</w:t>
+      </w:r>
+      <w:r>
+        <w:t xml:space="preserve"> </w:t>
+      </w:r>
+      <w:r>
+        <w:rPr>
+          <w:b/>
+          <w:bCs/>
+        </w:rPr>
+        <w:t xml:space="preserve">Type:</w:t>
+      </w:r>
+      <w:r>
+        <w:t xml:space="preserve"> </w:t>
+      </w:r>
+      <w:r>
+        <w:t xml:space="preserve">Bug</w:t>
+      </w:r>
+      <w:r>
+        <w:t xml:space="preserve"> </w:t>
+      </w:r>
+      <w:r>
+        <w:rPr>
+          <w:b/>
+          <w:bCs/>
+        </w:rPr>
+        <w:t xml:space="preserve">Evidence:</w:t>
+      </w:r>
+      <w:r>
+        <w:t xml:space="preserve"> </w:t>
+      </w:r>
+      <w:r>
+        <w:t xml:space="preserve">docs/qa/BOB-249/closure_evidence_20260926.md</w:t>
+      </w:r>
+      <w:r>
+        <w:t xml:space="preserve"> </w:t>
+      </w:r>
+      <w:r>
+        <w:rPr>
+          <w:b/>
+          <w:bCs/>
+        </w:rPr>
+        <w:t xml:space="preserve">Severity:</w:t>
+      </w:r>
+      <w:r>
+        <w:t xml:space="preserve"> </w:t>
+      </w:r>
+      <w:r>
+        <w:t xml:space="preserve">Important</w:t>
+      </w:r>
+      <w:r>
+        <w:t xml:space="preserve"> </w:t>
+      </w:r>
+      <w:r>
+        <w:rPr>
+          <w:b/>
+          <w:bCs/>
+        </w:rPr>
+        <w:t xml:space="preserve">Created-By:</w:t>
+      </w:r>
+      <w:r>
+        <w:t xml:space="preserve"> </w:t>
+      </w:r>
+      <w:r>
+        <w:t xml:space="preserve">AI</w:t>
+      </w:r>
+    </w:p>
+    <w:p>
+      <w:pPr>
+        <w:pStyle w:val="BodyText"/>
+      </w:pPr>
+      <w:r>
+        <w:rPr>
+          <w:b/>
+          <w:bCs/>
+        </w:rPr>
+        <w:t xml:space="preserve">Reported-Via:</w:t>
+      </w:r>
+      <w:r>
+        <w:t xml:space="preserve"> </w:t>
+      </w:r>
+      <w:r>
+        <w:t xml:space="preserve">§11.4.202 reporting directive</w:t>
+      </w:r>
+      <w:r>
+        <w:t xml:space="preserve"> </w:t>
+      </w:r>
+      <w:r>
+        <w:rPr>
+          <w:rStyle w:val="VerbatimChar"/>
+        </w:rPr>
+        <w:t xml:space="preserve">bug</w:t>
+      </w:r>
+      <w:r>
+        <w:t xml:space="preserve"> </w:t>
+      </w:r>
+      <w:r>
+        <w:t xml:space="preserve">on 2026-09-26T12:19:46Z</w:t>
+      </w:r>
+      <w:r>
+        <w:t xml:space="preserve"> </w:t>
+      </w:r>
+      <w:r>
+        <w:rPr>
+          <w:b/>
+          <w:bCs/>
+        </w:rPr>
+        <w:t xml:space="preserve">Reported-By:</w:t>
+      </w:r>
+      <w:r>
+        <w:t xml:space="preserve"> </w:t>
+      </w:r>
+      <w:r>
+        <w:t xml:space="preserve">AI</w:t>
+      </w:r>
+    </w:p>
+    <w:p>
+      <w:pPr>
+        <w:pStyle w:val="BodyText"/>
+      </w:pPr>
+      <w:r>
+        <w:rPr>
+          <w:b/>
+          <w:bCs/>
+        </w:rPr>
+        <w:t xml:space="preserve">What (the report, verbatim):</w:t>
+      </w:r>
+      <w:r>
+        <w:t xml:space="preserve"> </w:t>
+      </w:r>
+      <w:r>
+        <w:t xml:space="preserve">Found while running the deferred long gate after merging feature 003 (zero-shortcomings audit). Pre-existing: reproduced identically at the merge-base, so it is not caused by that feature. It keeps the long gate red independently of the separate gate-ledger debt (BOB-237), so BOBA_SYNC_SKIP_CI=1 cannot be retired until both are fixed.</w:t>
+      </w:r>
+    </w:p>
+    <w:p>
+      <w:pPr>
+        <w:pStyle w:val="BodyText"/>
+      </w:pPr>
+      <w:r>
+        <w:rPr>
+          <w:b/>
+          <w:bCs/>
+        </w:rPr>
+        <w:t xml:space="preserve">Affected scope / file-scope manifest:</w:t>
+      </w:r>
+      <w:r>
+        <w:t xml:space="preserve"> </w:t>
+      </w:r>
+      <w:r>
+        <w:t xml:space="preserve">scripts/pre_build_verification.sh invariant 30 (CM-BASH-UNIT-TESTS-EXECUTED); the writer of docs/Issues.</w:t>
+      </w:r>
+      <w:r>
+        <w:rPr>
+          <w:i/>
+          <w:iCs/>
+        </w:rPr>
+        <w:t xml:space="preserve">, docs/Fixed.</w:t>
+      </w:r>
+      <w:r>
+        <w:t xml:space="preserve">, docs/*_Summary.</w:t>
+      </w:r>
+      <w:r>
+        <w:rPr>
+          <w:i/>
+          <w:iCs/>
+        </w:rPr>
+        <w:t xml:space="preserve">, README.</w:t>
+      </w:r>
+      <w:r>
+        <w:t xml:space="preserve"> </w:t>
+      </w:r>
+      <w:r>
+        <w:t xml:space="preserve">and docs/qa/BOB-</w:t>
+      </w:r>
+      <w:r>
+        <w:rPr>
+          <w:i/>
+          <w:iCs/>
+        </w:rPr>
+        <w:t xml:space="preserve">/closure_evidence_</w:t>
+      </w:r>
+      <w:r>
+        <w:t xml:space="preserve">.docx export twins</w:t>
+      </w:r>
+    </w:p>
+    <w:p>
+      <w:pPr>
+        <w:pStyle w:val="BodyText"/>
+      </w:pPr>
+      <w:r>
+        <w:rPr>
+          <w:b/>
+          <w:bCs/>
+        </w:rPr>
+        <w:t xml:space="preserve">Reproduction / context:</w:t>
+      </w:r>
+      <w:r>
+        <w:t xml:space="preserve"> </w:t>
+      </w:r>
+      <w:r>
+        <w:t xml:space="preserve">Run</w:t>
+      </w:r>
+      <w:r>
+        <w:t xml:space="preserve"> </w:t>
+      </w:r>
+      <w:r>
+        <w:t xml:space="preserve">‘ionice -c 3 nice -n 19 bash scripts/pre_build_verification.sh’</w:t>
+      </w:r>
+      <w:r>
+        <w:t xml:space="preserve"> </w:t>
+      </w:r>
+      <w:r>
+        <w:t xml:space="preserve">on a clean tree. Invariant 30 FAILs:</w:t>
+      </w:r>
+      <w:r>
+        <w:t xml:space="preserve"> </w:t>
+      </w:r>
+      <w:r>
+        <w:t xml:space="preserve">‘N tracked file(s) mtime-moved while the bash suite ran’</w:t>
+      </w:r>
+      <w:r>
+        <w:t xml:space="preserve"> </w:t>
+      </w:r>
+      <w:r>
+        <w:t xml:space="preserve">and the rewritten files show as modified in git status (byte changes only in the generated .docx/.html/.pdf twins; the Markdown sources are unchanged). Measured 2026-09-26: at merge-base 120fd78 (old constitution pin 25980c1) 15 files moved (README, Fixed, Fixed_Summary, Issues, Issues_Summary twins); at main 88767fc 18 files moved (adds docx twins of several docs/qa closure evidence files and the quickstart evidence). Restoring the files with git checkout makes the tree clean again. Running six export-related tests from tests/unit one at a time (test_docx_export, test_export_pdf_charset_integrity, test_export_staleness_oracle, test_generate_markdown_exports_path_arg, test_pre_build_workable_items_invariant, test_update_readme_doc_links_no_duplication) did NOT move the files, so the writer is UNCONFIRMED. Earlier commit ea8ffed documents a similar side effect attributed to workable-items-export.sh, which is a resemblance not a diagnosis.</w:t>
+      </w:r>
+    </w:p>
+    <w:p>
+      <w:pPr>
+        <w:pStyle w:val="BodyText"/>
+      </w:pPr>
+      <w:r>
+        <w:rPr>
+          <w:b/>
+          <w:bCs/>
+        </w:rPr>
+        <w:t xml:space="preserve">Acceptance criteria:</w:t>
+      </w:r>
+      <w:r>
+        <w:t xml:space="preserve"> </w:t>
+      </w:r>
+      <w:r>
+        <w:t xml:space="preserve">Root cause of the writer is identified with captured evidence (bisect the bash suite and the sweep stages that run before invariant 30, with a control needle proving the mtime instrument sees a known write); the writer either stops touching tracked twins during the sweep or writes only when sources changed (idempotent, byte-stable output); a test fails against the current behaviour and passes after; a full pre_build sweep on a clean tree leaves git status clean and invariant 30 PASS.</w:t>
+      </w:r>
+    </w:p>
     <w:bookmarkEnd w:id="215"/>
+    <w:bookmarkEnd w:id="216"/>
     <w:sectPr>
       <w:footnotePr>
         <w:numRestart w:val="eachSect"/>

--- a/docs/Fixed.docx
+++ b/docs/Fixed.docx
@@ -2,7 +2,7 @@
 <file path=word/document.xml><?xml version="1.0" encoding="utf-8"?>
 <w:document xmlns:w="http://schemas.openxmlformats.org/wordprocessingml/2006/main" xmlns:m="http://schemas.openxmlformats.org/officeDocument/2006/math" xmlns:r="http://schemas.openxmlformats.org/officeDocument/2006/relationships" xmlns:o="urn:schemas-microsoft-com:office:office" xmlns:v="urn:schemas-microsoft-com:vml" xmlns:w10="urn:schemas-microsoft-com:office:word" xmlns:a="http://schemas.openxmlformats.org/drawingml/2006/main" xmlns:pic="http://schemas.openxmlformats.org/drawingml/2006/picture" xmlns:wp="http://schemas.openxmlformats.org/drawingml/2006/wordprocessingDrawing">
   <w:body>
-    <w:bookmarkStart w:id="216" w:name="fixed-closed-workable-items"/>
+    <w:bookmarkStart w:id="217" w:name="fixed-closed-workable-items"/>
     <w:p>
       <w:pPr>
         <w:pStyle w:val="Heading1"/>
@@ -26,7 +26,7 @@
         <w:t xml:space="preserve"> </w:t>
       </w:r>
       <w:r>
-        <w:t xml:space="preserve">68</w:t>
+        <w:t xml:space="preserve">69</w:t>
       </w:r>
       <w:r>
         <w:t xml:space="preserve"> </w:t>
@@ -42,7 +42,7 @@
         <w:t xml:space="preserve"> </w:t>
       </w:r>
       <w:r>
-        <w:t xml:space="preserve">2026-09-26T15:11:04Z</w:t>
+        <w:t xml:space="preserve">2026-09-27T15:10:53Z</w:t>
       </w:r>
       <w:r>
         <w:t xml:space="preserve"> </w:t>
@@ -39147,7 +39147,143 @@
       </w:r>
     </w:p>
     <w:bookmarkEnd w:id="215"/>
+    <w:bookmarkStart w:id="216" w:name="Xcb3574bf62baf8d2e1c13c2a6846f10314112ed"/>
+    <w:p>
+      <w:pPr>
+        <w:pStyle w:val="Heading2"/>
+      </w:pPr>
+      <w:r>
+        <w:t xml:space="preserve">BOB-243 — CM-GITIGNORE-SWALLOW-GUARD: 4 first-party source files under .specify/extensions/superspec/ silently swallowed by .gitignore</w:t>
+      </w:r>
+    </w:p>
+    <w:p>
+      <w:pPr>
+        <w:pStyle w:val="FirstParagraph"/>
+      </w:pPr>
+      <w:r>
+        <w:rPr>
+          <w:b/>
+          <w:bCs/>
+        </w:rPr>
+        <w:t xml:space="preserve">Status:</w:t>
+      </w:r>
+      <w:r>
+        <w:t xml:space="preserve"> </w:t>
+      </w:r>
+      <w:r>
+        <w:t xml:space="preserve">Obsolete (→ Fixed.md)</w:t>
+      </w:r>
+      <w:r>
+        <w:t xml:space="preserve"> </w:t>
+      </w:r>
+      <w:r>
+        <w:rPr>
+          <w:b/>
+          <w:bCs/>
+        </w:rPr>
+        <w:t xml:space="preserve">Type:</w:t>
+      </w:r>
+      <w:r>
+        <w:t xml:space="preserve"> </w:t>
+      </w:r>
+      <w:r>
+        <w:t xml:space="preserve">Bug</w:t>
+      </w:r>
+      <w:r>
+        <w:t xml:space="preserve"> </w:t>
+      </w:r>
+      <w:r>
+        <w:rPr>
+          <w:b/>
+          <w:bCs/>
+        </w:rPr>
+        <w:t xml:space="preserve">Evidence:</w:t>
+      </w:r>
+      <w:r>
+        <w:t xml:space="preserve"> </w:t>
+      </w:r>
+      <w:r>
+        <w:t xml:space="preserve">docs/qa/BOB-244/closure_evidence_20260925.md</w:t>
+      </w:r>
+      <w:r>
+        <w:t xml:space="preserve"> </w:t>
+      </w:r>
+      <w:r>
+        <w:rPr>
+          <w:b/>
+          <w:bCs/>
+        </w:rPr>
+        <w:t xml:space="preserve">Created-By:</w:t>
+      </w:r>
+      <w:r>
+        <w:t xml:space="preserve"> </w:t>
+      </w:r>
+      <w:r>
+        <w:t xml:space="preserve">Claude</w:t>
+      </w:r>
+      <w:r>
+        <w:t xml:space="preserve"> </w:t>
+      </w:r>
+      <w:r>
+        <w:rPr>
+          <w:b/>
+          <w:bCs/>
+        </w:rPr>
+        <w:t xml:space="preserve">Assigned-To:</w:t>
+      </w:r>
+      <w:r>
+        <w:t xml:space="preserve"> </w:t>
+      </w:r>
+      <w:r>
+        <w:t xml:space="preserve">Claude</w:t>
+      </w:r>
+      <w:r>
+        <w:t xml:space="preserve"> </w:t>
+      </w:r>
+      <w:r>
+        <w:rPr>
+          <w:b/>
+          <w:bCs/>
+        </w:rPr>
+        <w:t xml:space="preserve">Obsolete-Details:</w:t>
+      </w:r>
+      <w:r>
+        <w:t xml:space="preserve"> </w:t>
+      </w:r>
+      <w:r>
+        <w:t xml:space="preserve">Since: 2026-09-27; Reason: duplicate-of; Superseding-item: BOB-244; Triple-check evidence: docs/qa/BOB-244/closure_evidence_20260925.md</w:t>
+      </w:r>
+    </w:p>
+    <w:p>
+      <w:pPr>
+        <w:pStyle w:val="BodyText"/>
+      </w:pPr>
+      <w:r>
+        <w:t xml:space="preserve">Discovered by a full 58-invariant pre_build_verification.sh sweep (2026-09-25) run during BOB-223 closure verification: invariant 56 (CM-GITIGNORE-SWALLOW-GUARD, §11.4.201(6), BOB-212) reports 4 first-party source files silently ignored: .specify/extensions/superspec/scripts/e2e-agent-claude.sh, .specify/extensions/superspec/scripts/e2e-smoke.sh, .specify/extensions/superspec/scripts/validate-extension-metadata.py, .specify/extensions/superspec/scripts/validate-release-archive.py – all blocked by the broad .gitignore:218 rule ’</w:t>
+      </w:r>
+      <w:r>
+        <w:t xml:space="preserve">‘.specify/extensions/superspec/’</w:t>
+      </w:r>
+      <w:r>
+        <w:t xml:space="preserve">‘. Unrelated to BOB-223’</w:t>
+      </w:r>
+      <w:r>
+        <w:t xml:space="preserve">‘s own scope; a genuinely new finding, not previously tracked. Remedy per the gate’</w:t>
+      </w:r>
+      <w:r>
+        <w:t xml:space="preserve">’s own remediation text: either rename/relocate the files so no .gitignore rule matches them, or add an explicit ! negation for them in .gitignore, then re-run the guard. Investigate first per §11.4.6/§11.4.124 whether the broad .specify/extensions/superspec/ ignore rule was intentional (e.g. to exclude a vendored/generated subtree) before narrowing it, since a careless negation could re-expose something the rule was deliberately protecting.</w:t>
+      </w:r>
+    </w:p>
+    <w:p>
+      <w:pPr>
+        <w:pStyle w:val="BodyText"/>
+      </w:pPr>
+      <w:r>
+        <w:t xml:space="preserve">DUPLICATE-OF: BOB-244 (§11.4.214). Filed first (2026-09-25 12:41) for the same 4 superspec files that BOB-244 (minted 2026-09-25 17:12) closed as Fixed with evidence in docs/qa/BOB-244 (byte-identical to the tracked superspec submodule, check_gitignore_swallow.sh exclusion added). Re-verified 2026-09-26/27: the guard passes and all 4 files are correctly ignored. Linked and reopened per §11.4.214 (canonical chain head = BOB-244, terminal Fixed).</w:t>
+      </w:r>
+    </w:p>
     <w:bookmarkEnd w:id="216"/>
+    <w:bookmarkEnd w:id="217"/>
     <w:sectPr>
       <w:footnotePr>
         <w:numRestart w:val="eachSect"/>
